--- a/MANUSCRIPT_01.docx
+++ b/MANUSCRIPT_01.docx
@@ -1,6 +1,6 @@
 
 <file path=word/document.xml><?xml version="1.0" encoding="utf-8"?>
-<w:document xmlns:wpc="http://schemas.microsoft.com/office/word/2010/wordprocessingCanvas" xmlns:cx="http://schemas.microsoft.com/office/drawing/2014/chartex" xmlns:cx1="http://schemas.microsoft.com/office/drawing/2015/9/8/chartex" xmlns:cx2="http://schemas.microsoft.com/office/drawing/2015/10/21/chartex" xmlns:cx3="http://schemas.microsoft.com/office/drawing/2016/5/9/chartex" xmlns:cx4="http://schemas.microsoft.com/office/drawing/2016/5/10/chartex" xmlns:cx5="http://schemas.microsoft.com/office/drawing/2016/5/11/chartex" xmlns:cx6="http://schemas.microsoft.com/office/drawing/2016/5/12/chartex" xmlns:cx7="http://schemas.microsoft.com/office/drawing/2016/5/13/chartex" xmlns:cx8="http://schemas.microsoft.com/office/drawing/2016/5/14/chartex" xmlns:mc="http://schemas.openxmlformats.org/markup-compatibility/2006" xmlns:aink="http://schemas.microsoft.com/office/drawing/2016/ink" xmlns:am3d="http://schemas.microsoft.com/office/drawing/2017/model3d" xmlns:o="urn:schemas-microsoft-com:office:office" xmlns:oel="http://schemas.microsoft.com/office/2019/extlst" xmlns:r="http://schemas.openxmlformats.org/officeDocument/2006/relationships" xmlns:m="http://schemas.openxmlformats.org/officeDocument/2006/math" xmlns:v="urn:schemas-microsoft-com:vml" xmlns:wp14="http://schemas.microsoft.com/office/word/2010/wordprocessingDrawing" xmlns:wp="http://schemas.openxmlformats.org/drawingml/2006/wordprocessingDrawing" xmlns:w10="urn:schemas-microsoft-com:office:word" xmlns:w="http://schemas.openxmlformats.org/wordprocessingml/2006/main" xmlns:w14="http://schemas.microsoft.com/office/word/2010/wordml" xmlns:w15="http://schemas.microsoft.com/office/word/2012/wordml" xmlns:w16cex="http://schemas.microsoft.com/office/word/2018/wordml/cex" xmlns:w16cid="http://schemas.microsoft.com/office/word/2016/wordml/cid" xmlns:w16="http://schemas.microsoft.com/office/word/2018/wordml" xmlns:w16du="http://schemas.microsoft.com/office/word/2023/wordml/word16du" xmlns:w16sdtdh="http://schemas.microsoft.com/office/word/2020/wordml/sdtdatahash" xmlns:w16sdtfl="http://schemas.microsoft.com/office/word/2024/wordml/sdtformatlock" xmlns:w16se="http://schemas.microsoft.com/office/word/2015/wordml/symex" xmlns:wpg="http://schemas.microsoft.com/office/word/2010/wordprocessingGroup" xmlns:wpi="http://schemas.microsoft.com/office/word/2010/wordprocessingInk" xmlns:wne="http://schemas.microsoft.com/office/word/2006/wordml" xmlns:wps="http://schemas.microsoft.com/office/word/2010/wordprocessingShape" mc:Ignorable="w14 w15 w16se w16cid w16 w16cex w16sdtdh w16sdtfl w16du wp14">
+<w:document xmlns:wpc="http://schemas.microsoft.com/office/word/2010/wordprocessingCanvas" xmlns:cx="http://schemas.microsoft.com/office/drawing/2014/chartex" xmlns:mc="http://schemas.openxmlformats.org/markup-compatibility/2006" xmlns:o="urn:schemas-microsoft-com:office:office" xmlns:r="http://schemas.openxmlformats.org/officeDocument/2006/relationships" xmlns:m="http://schemas.openxmlformats.org/officeDocument/2006/math" xmlns:v="urn:schemas-microsoft-com:vml" xmlns:wp14="http://schemas.microsoft.com/office/word/2010/wordprocessingDrawing" xmlns:wp="http://schemas.openxmlformats.org/drawingml/2006/wordprocessingDrawing" xmlns:w10="urn:schemas-microsoft-com:office:word" xmlns:w="http://schemas.openxmlformats.org/wordprocessingml/2006/main" xmlns:w14="http://schemas.microsoft.com/office/word/2010/wordml" xmlns:w15="http://schemas.microsoft.com/office/word/2012/wordml" xmlns:w16se="http://schemas.microsoft.com/office/word/2015/wordml/symex" xmlns:wpg="http://schemas.microsoft.com/office/word/2010/wordprocessingGroup" xmlns:wpi="http://schemas.microsoft.com/office/word/2010/wordprocessingInk" xmlns:wne="http://schemas.microsoft.com/office/word/2006/wordml" xmlns:wps="http://schemas.microsoft.com/office/word/2010/wordprocessingShape" mc:Ignorable="w14 w15 w16se wp14">
   <w:body>
     <w:p>
       <w:r>
@@ -283,19 +283,11 @@
         <w:ind w:right="60"/>
         <w:jc w:val="center"/>
       </w:pPr>
-      <w:proofErr w:type="spellStart"/>
       <w:r>
         <w:rPr>
           <w:color w:val="000000"/>
         </w:rPr>
-        <w:t>Catanduanes</w:t>
-      </w:r>
-      <w:proofErr w:type="spellEnd"/>
-      <w:r>
-        <w:rPr>
-          <w:color w:val="000000"/>
-        </w:rPr>
-        <w:t xml:space="preserve"> State University </w:t>
+        <w:t xml:space="preserve">Catanduanes State University </w:t>
       </w:r>
     </w:p>
     <w:p>
@@ -308,21 +300,7 @@
         <w:rPr>
           <w:color w:val="000000"/>
         </w:rPr>
-        <w:t xml:space="preserve">Virac, </w:t>
-      </w:r>
-      <w:proofErr w:type="spellStart"/>
-      <w:r>
-        <w:rPr>
-          <w:color w:val="000000"/>
-        </w:rPr>
-        <w:t>Catanduanes</w:t>
-      </w:r>
-      <w:proofErr w:type="spellEnd"/>
-      <w:r>
-        <w:rPr>
-          <w:color w:val="000000"/>
-        </w:rPr>
-        <w:t xml:space="preserve"> </w:t>
+        <w:t xml:space="preserve">Virac, Catanduanes </w:t>
       </w:r>
     </w:p>
     <w:p>
@@ -1812,6 +1790,7 @@
             <w:tabs>
               <w:tab w:val="right" w:leader="dot" w:pos="8690"/>
             </w:tabs>
+            <w:ind w:firstLine="0"/>
             <w:rPr>
               <w:rFonts w:asciiTheme="minorHAnsi" w:eastAsiaTheme="minorEastAsia" w:hAnsiTheme="minorHAnsi" w:cstheme="minorBidi"/>
               <w:noProof/>
@@ -2429,7 +2408,6 @@
         <w:rPr>
           <w:color w:val="000000"/>
         </w:rPr>
-        <w:lastRenderedPageBreak/>
         <w:t xml:space="preserve"> </w:t>
       </w:r>
       <w:r>
@@ -3778,7 +3756,6 @@
         <w:rPr>
           <w:color w:val="000000" w:themeColor="text1"/>
         </w:rPr>
-        <w:lastRenderedPageBreak/>
         <w:fldChar w:fldCharType="end"/>
       </w:r>
       <w:r>
@@ -4539,7 +4516,6 @@
         <w:rPr>
           <w:color w:val="000000"/>
         </w:rPr>
-        <w:lastRenderedPageBreak/>
         <w:t xml:space="preserve"> </w:t>
       </w:r>
       <w:r>
@@ -4643,21 +4619,7 @@
         <w:rPr>
           <w:color w:val="auto"/>
         </w:rPr>
-        <w:t xml:space="preserve">However, in many municipalities across the Philippines, including Virac, </w:t>
-      </w:r>
-      <w:proofErr w:type="spellStart"/>
-      <w:r>
-        <w:rPr>
-          <w:color w:val="auto"/>
-        </w:rPr>
-        <w:t>Catanduanes</w:t>
-      </w:r>
-      <w:proofErr w:type="spellEnd"/>
-      <w:r>
-        <w:rPr>
-          <w:color w:val="auto"/>
-        </w:rPr>
-        <w:t>, the Bureau of Fire Protection (BFP) still uses manual, paper-based systems to manage these tasks. This outdated method presents challenges such as slow data retrieval, disorganized records, and limited a</w:t>
+        <w:t>However, in many municipalities across the Philippines, including Virac, Catanduanes, the Bureau of Fire Protection (BFP) still uses manual, paper-based systems to manage these tasks. This outdated method presents challenges such as slow data retrieval, disorganized records, and limited a</w:t>
       </w:r>
       <w:r>
         <w:rPr>
@@ -4688,14 +4650,7 @@
         <w:rPr>
           <w:color w:val="auto"/>
         </w:rPr>
-        <w:t xml:space="preserve">In a consultation with Mr. Sherwin Gainan, a BFP officer assigned in Virac, it was revealed that establishment records, inspection logs, and fire code fee documents are stored </w:t>
-      </w:r>
-      <w:r>
-        <w:rPr>
-          <w:color w:val="auto"/>
-        </w:rPr>
-        <w:lastRenderedPageBreak/>
-        <w:t>in filing cabinets and updated manually. This leads to issues such as loss or damage of physical files, difficulty in identifying which establishments are compliant or delinquent, and confusion in tax tracking. These inefficiencies compromise the ability of BFP personnel to enforce fire safety regulations effectively and respond quickly dur</w:t>
+        <w:t>In a consultation with Mr. Sherwin Gainan, a BFP officer assigned in Virac, it was revealed that establishment records, inspection logs, and fire code fee documents are stored in filing cabinets and updated manually. This leads to issues such as loss or damage of physical files, difficulty in identifying which establishments are compliant or delinquent, and confusion in tax tracking. These inefficiencies compromise the ability of BFP personnel to enforce fire safety regulations effectively and respond quickly dur</w:t>
       </w:r>
       <w:r>
         <w:rPr>
@@ -4751,35 +4706,7 @@
         <w:rPr>
           <w:color w:val="auto"/>
         </w:rPr>
-        <w:t xml:space="preserve">To address these limitations, the proposed capstone project titled BFP </w:t>
-      </w:r>
-      <w:proofErr w:type="spellStart"/>
-      <w:r>
-        <w:rPr>
-          <w:color w:val="auto"/>
-        </w:rPr>
-        <w:t>SiteProfiler</w:t>
-      </w:r>
-      <w:proofErr w:type="spellEnd"/>
-      <w:r>
-        <w:rPr>
-          <w:color w:val="auto"/>
-        </w:rPr>
-        <w:t xml:space="preserve">: A Web-Based GIS-Integrated System for Managing Establishments in Virac, </w:t>
-      </w:r>
-      <w:proofErr w:type="spellStart"/>
-      <w:r>
-        <w:rPr>
-          <w:color w:val="auto"/>
-        </w:rPr>
-        <w:t>Catanduanes</w:t>
-      </w:r>
-      <w:proofErr w:type="spellEnd"/>
-      <w:r>
-        <w:rPr>
-          <w:color w:val="auto"/>
-        </w:rPr>
-        <w:t>, seeks to digitize the entire profiling process. The system will enable BFP personnel to register establishments, schedule inspections, monitor compliance, manage fire code tax records, and map building locations using Geographic Information Systems (GIS). By providing centralized access to real-time data, the system enhances organizational workflow and supports data-driven decision-making.</w:t>
+        <w:t>To address these limitations, the proposed capstone project titled BFP SiteProfiler: A Web-Based GIS-Integrated System for Managing Establishments in Virac, Catanduanes, seeks to digitize the entire profiling process. The system will enable BFP personnel to register establishments, schedule inspections, monitor compliance, manage fire code tax records, and map building locations using Geographic Information Systems (GIS). By providing centralized access to real-time data, the system enhances organizational workflow and supports data-driven decision-making.</w:t>
       </w:r>
     </w:p>
     <w:p>
@@ -4811,14 +4738,7 @@
         <w:rPr>
           <w:color w:val="auto"/>
         </w:rPr>
-        <w:t xml:space="preserve">GIS integration, in particular, offers a powerful feature for fire safety monitoring. As supported by studies on smart urban planning and emergency response, GIS tools help visualize risk patterns, track incidents, and optimize inspection coverage (Esri, 2023). By </w:t>
-      </w:r>
-      <w:r>
-        <w:rPr>
-          <w:color w:val="auto"/>
-        </w:rPr>
-        <w:lastRenderedPageBreak/>
-        <w:t>incorporating Leaflet.js, the proposed system will allow BFP officers to identify clusters of non-compliant establishments and prioritize inspections based on risk level. This spatial awareness improves operational readiness and supports proactive fire prevention strategies.</w:t>
+        <w:t>GIS integration, in particular, offers a powerful feature for fire safety monitoring. As supported by studies on smart urban planning and emergency response, GIS tools help visualize risk patterns, track incidents, and optimize inspection coverage (Esri, 2023). By incorporating Leaflet.js, the proposed system will allow BFP officers to identify clusters of non-compliant establishments and prioritize inspections based on risk level. This spatial awareness improves operational readiness and supports proactive fire prevention strategies.</w:t>
       </w:r>
     </w:p>
     <w:p>
@@ -4843,21 +4763,7 @@
         <w:rPr>
           <w:color w:val="auto"/>
         </w:rPr>
-        <w:t xml:space="preserve">Ultimately, the BFP </w:t>
-      </w:r>
-      <w:proofErr w:type="spellStart"/>
-      <w:r>
-        <w:rPr>
-          <w:color w:val="auto"/>
-        </w:rPr>
-        <w:t>SiteProfiler</w:t>
-      </w:r>
-      <w:proofErr w:type="spellEnd"/>
-      <w:r>
-        <w:rPr>
-          <w:color w:val="auto"/>
-        </w:rPr>
-        <w:t xml:space="preserve"> addresses not only operational gaps but also contributes to broader goals of public safety and digital governance. By transitioning from manual to digital records management, the Bureau of Fire Protection in Virac will be better equipped to safeguard lives and properties, enforce compliance, and fulfill its mandate as mandated by the Fire Code of the Philippines. This project is t</w:t>
+        <w:t>Ultimately, the BFP SiteProfiler addresses not only operational gaps but also contributes to broader goals of public safety and digital governance. By transitioning from manual to digital records management, the Bureau of Fire Protection in Virac will be better equipped to safeguard lives and properties, enforce compliance, and fulfill its mandate as mandated by the Fire Code of the Philippines. This project is t</w:t>
       </w:r>
       <w:r>
         <w:rPr>
@@ -4918,35 +4824,7 @@
         <w:rPr>
           <w:color w:val="auto"/>
         </w:rPr>
-        <w:t xml:space="preserve">The purpose of the BFP </w:t>
-      </w:r>
-      <w:proofErr w:type="spellStart"/>
-      <w:r>
-        <w:rPr>
-          <w:color w:val="auto"/>
-        </w:rPr>
-        <w:t>SiteProfiler</w:t>
-      </w:r>
-      <w:proofErr w:type="spellEnd"/>
-      <w:r>
-        <w:rPr>
-          <w:color w:val="auto"/>
-        </w:rPr>
-        <w:t xml:space="preserve"> is to develop a centralized, web-based platform that will support the Bureau of Fire Protection (BFP) in Virac, </w:t>
-      </w:r>
-      <w:proofErr w:type="spellStart"/>
-      <w:r>
-        <w:rPr>
-          <w:color w:val="auto"/>
-        </w:rPr>
-        <w:t>Catanduanes</w:t>
-      </w:r>
-      <w:proofErr w:type="spellEnd"/>
-      <w:r>
-        <w:rPr>
-          <w:color w:val="auto"/>
-        </w:rPr>
-        <w:t xml:space="preserve"> in digitally managing establishment records, inspection schedules, fire safety compliance monitoring, and fire code tax tracking. The system is designed to replace the current paper-based process, which has proven inefficient and prone to errors. By implementing a GIS-</w:t>
+        <w:t>The purpose of the BFP SiteProfiler is to develop a centralized, web-based platform that will support the Bureau of Fire Protection (BFP) in Virac, Catanduanes in digitally managing establishment records, inspection schedules, fire safety compliance monitoring, and fire code tax tracking. The system is designed to replace the current paper-based process, which has proven inefficient and prone to errors. By implementing a GIS-</w:t>
       </w:r>
       <w:r>
         <w:rPr>
@@ -4977,14 +4855,7 @@
         <w:rPr>
           <w:color w:val="auto"/>
         </w:rPr>
-        <w:t xml:space="preserve">The system will provide key functionalities including establishment registration, inspection scheduling and logging, compliance monitoring, and an interactive geolocation map powered by Leaflet.js. These features aim to improve operational efficiency by </w:t>
-      </w:r>
-      <w:r>
-        <w:rPr>
-          <w:color w:val="auto"/>
-        </w:rPr>
-        <w:lastRenderedPageBreak/>
-        <w:t>minimizing paperwork, reducing delays in inspection reporting, and ensuring accurate documentation of fire code payments. Furthermore, the platform’s user-friendly interface will help BFP staff manage data more effectively, make informed decisions, and enhance communication with other agencies and stakeholders. This digital solution not only supports daily BFP operations but also contributes to the broader goals of public safety, transparency, and disaster risk reduction.</w:t>
+        <w:t>The system will provide key functionalities including establishment registration, inspection scheduling and logging, compliance monitoring, and an interactive geolocation map powered by Leaflet.js. These features aim to improve operational efficiency by minimizing paperwork, reducing delays in inspection reporting, and ensuring accurate documentation of fire code payments. Furthermore, the platform’s user-friendly interface will help BFP staff manage data more effectively, make informed decisions, and enhance communication with other agencies and stakeholders. This digital solution not only supports daily BFP operations but also contributes to the broader goals of public safety, transparency, and disaster risk reduction.</w:t>
       </w:r>
     </w:p>
     <w:p>
@@ -5036,23 +4907,7 @@
           <w:color w:val="000000" w:themeColor="text1"/>
           <w:highlight w:val="white"/>
         </w:rPr>
-        <w:t xml:space="preserve">The main objective of this project is to design and develop a GIS-integrated, web-based system that will help the Bureau of Fire Protection (BFP) in Virac, </w:t>
-      </w:r>
-      <w:proofErr w:type="spellStart"/>
-      <w:r>
-        <w:rPr>
-          <w:color w:val="000000" w:themeColor="text1"/>
-          <w:highlight w:val="white"/>
-        </w:rPr>
-        <w:t>Catanduanes</w:t>
-      </w:r>
-      <w:proofErr w:type="spellEnd"/>
-      <w:r>
-        <w:rPr>
-          <w:color w:val="000000" w:themeColor="text1"/>
-          <w:highlight w:val="white"/>
-        </w:rPr>
-        <w:t xml:space="preserve"> efficiently manage and monitor building and establishment profiles, fire safety compliance, and fire code tax records, while ensuring effective communication with establishment owners.</w:t>
+        <w:t>The main objective of this project is to design and develop a GIS-integrated, web-based system that will help the Bureau of Fire Protection (BFP) in Virac, Catanduanes efficiently manage and monitor building and establishment profiles, fire safety compliance, and fire code tax records, while ensuring effective communication with establishment owners.</w:t>
       </w:r>
     </w:p>
     <w:p>
@@ -5105,29 +4960,7 @@
           <w:highlight w:val="white"/>
           <w:lang w:val="en-US"/>
         </w:rPr>
-        <w:t xml:space="preserve"> web-based system for managing establishments in Virac, </w:t>
-      </w:r>
-      <w:proofErr w:type="spellStart"/>
-      <w:r>
-        <w:rPr>
-          <w:rFonts w:ascii="Times New Roman" w:eastAsia="Times New Roman" w:hAnsi="Times New Roman" w:cs="Times New Roman"/>
-          <w:sz w:val="24"/>
-          <w:szCs w:val="24"/>
-          <w:highlight w:val="white"/>
-          <w:lang w:val="en-US"/>
-        </w:rPr>
-        <w:t>Catanduanes</w:t>
-      </w:r>
-      <w:proofErr w:type="spellEnd"/>
-      <w:r>
-        <w:rPr>
-          <w:rFonts w:ascii="Times New Roman" w:eastAsia="Times New Roman" w:hAnsi="Times New Roman" w:cs="Times New Roman"/>
-          <w:sz w:val="24"/>
-          <w:szCs w:val="24"/>
-          <w:highlight w:val="white"/>
-          <w:lang w:val="en-US"/>
-        </w:rPr>
-        <w:t xml:space="preserve"> that will enable BFP personnel and Establishment owner to register establishment, schedule inspection, monitor compliance, and manage fire code tax records.</w:t>
+        <w:t xml:space="preserve"> web-based system for managing establishments in Virac, Catanduanes that will enable BFP personnel and Establishment owner to register establishment, schedule inspection, monitor compliance, and manage fire code tax records.</w:t>
       </w:r>
     </w:p>
     <w:p>
@@ -5182,9 +5015,8 @@
           <w:highlight w:val="white"/>
           <w:lang w:val="en-US"/>
         </w:rPr>
-        <w:t xml:space="preserve">To evaluate the BFP </w:t>
-      </w:r>
-      <w:proofErr w:type="spellStart"/>
+        <w:t>To evaluate the BFP SiteProfiler system using the ISO/IEC 25010 standard, with assessments conducted by technical experts and selected BFP personnel, based on the following quality characteristics:</w:t>
+      </w:r>
       <w:r>
         <w:rPr>
           <w:rFonts w:ascii="Times New Roman" w:eastAsia="Times New Roman" w:hAnsi="Times New Roman" w:cs="Times New Roman"/>
@@ -5193,9 +5025,9 @@
           <w:highlight w:val="white"/>
           <w:lang w:val="en-US"/>
         </w:rPr>
-        <w:t>SiteProfiler</w:t>
-      </w:r>
-      <w:proofErr w:type="spellEnd"/>
+        <w:br/>
+        <w:t>a) Functional Suitability</w:t>
+      </w:r>
       <w:r>
         <w:rPr>
           <w:rFonts w:ascii="Times New Roman" w:eastAsia="Times New Roman" w:hAnsi="Times New Roman" w:cs="Times New Roman"/>
@@ -5204,38 +5036,7 @@
           <w:highlight w:val="white"/>
           <w:lang w:val="en-US"/>
         </w:rPr>
-        <w:t xml:space="preserve"> system using the ISO/IEC 25010 standard, with assessments conducted by technical experts and selected BFP personnel, based on the following quality characteristics:</w:t>
-      </w:r>
-      <w:r>
-        <w:rPr>
-          <w:rFonts w:ascii="Times New Roman" w:eastAsia="Times New Roman" w:hAnsi="Times New Roman" w:cs="Times New Roman"/>
-          <w:sz w:val="24"/>
-          <w:szCs w:val="24"/>
-          <w:highlight w:val="white"/>
-          <w:lang w:val="en-US"/>
-        </w:rPr>
         <w:br/>
-        <w:t>a) Functional Suitability</w:t>
-      </w:r>
-      <w:r>
-        <w:rPr>
-          <w:rFonts w:ascii="Times New Roman" w:eastAsia="Times New Roman" w:hAnsi="Times New Roman" w:cs="Times New Roman"/>
-          <w:sz w:val="24"/>
-          <w:szCs w:val="24"/>
-          <w:highlight w:val="white"/>
-          <w:lang w:val="en-US"/>
-        </w:rPr>
-        <w:br/>
-      </w:r>
-      <w:r>
-        <w:rPr>
-          <w:rFonts w:ascii="Times New Roman" w:eastAsia="Times New Roman" w:hAnsi="Times New Roman" w:cs="Times New Roman"/>
-          <w:sz w:val="24"/>
-          <w:szCs w:val="24"/>
-          <w:highlight w:val="white"/>
-          <w:lang w:val="en-US"/>
-        </w:rPr>
-        <w:lastRenderedPageBreak/>
         <w:t>b) Performance Efficiency</w:t>
       </w:r>
       <w:r>
@@ -5334,35 +5135,7 @@
         <w:rPr>
           <w:color w:val="auto"/>
         </w:rPr>
-        <w:t xml:space="preserve">The BFP </w:t>
-      </w:r>
-      <w:proofErr w:type="spellStart"/>
-      <w:r>
-        <w:rPr>
-          <w:color w:val="auto"/>
-        </w:rPr>
-        <w:t>SiteProfiler</w:t>
-      </w:r>
-      <w:proofErr w:type="spellEnd"/>
-      <w:r>
-        <w:rPr>
-          <w:color w:val="auto"/>
-        </w:rPr>
-        <w:t xml:space="preserve"> is designed to help the Bureau of Fire Protection in Virac, </w:t>
-      </w:r>
-      <w:proofErr w:type="spellStart"/>
-      <w:r>
-        <w:rPr>
-          <w:color w:val="auto"/>
-        </w:rPr>
-        <w:t>Catanduanes</w:t>
-      </w:r>
-      <w:proofErr w:type="spellEnd"/>
-      <w:r>
-        <w:rPr>
-          <w:color w:val="auto"/>
-        </w:rPr>
-        <w:t xml:space="preserve">, manage establishment data and fire safety inspections more efficiently. It offers a centralized, web-based platform where BFP personnel can register establishments, track inspections, monitor compliance, and issue fire safety certificates. A key feature is the integration of GIS, which </w:t>
+        <w:t xml:space="preserve">The BFP SiteProfiler is designed to help the Bureau of Fire Protection in Virac, Catanduanes, manage establishment data and fire safety inspections more efficiently. It offers a centralized, web-based platform where BFP personnel can register establishments, track inspections, monitor compliance, and issue fire safety certificates. A key feature is the integration of GIS, which </w:t>
       </w:r>
       <w:r>
         <w:rPr>
@@ -5395,21 +5168,7 @@
         <w:rPr>
           <w:color w:val="auto"/>
         </w:rPr>
-        <w:t xml:space="preserve">he system offers many improvements over manual </w:t>
-      </w:r>
-      <w:proofErr w:type="gramStart"/>
-      <w:r>
-        <w:rPr>
-          <w:color w:val="auto"/>
-        </w:rPr>
-        <w:t>processes,</w:t>
-      </w:r>
-      <w:proofErr w:type="gramEnd"/>
-      <w:r>
-        <w:rPr>
-          <w:color w:val="auto"/>
-        </w:rPr>
-        <w:t xml:space="preserve"> it does have a few limitations. It works through a web browser but </w:t>
+        <w:t xml:space="preserve">he system offers many improvements over manual processes, it does have a few limitations. It works through a web browser but </w:t>
       </w:r>
       <w:r>
         <w:rPr>
@@ -5421,14 +5180,7 @@
         <w:rPr>
           <w:color w:val="auto"/>
         </w:rPr>
-        <w:t xml:space="preserve"> convenience for some users. It also doesn’t connect with other government databases like those of the DTI or the Treasurer’s Office, which could have made data sharing easier. Since this is a student-developed project, it's being tested only in a limited environment, so its performance on a larger scale hasn’t been fully evaluated yet. Also, the system doesn't </w:t>
-      </w:r>
-      <w:r>
-        <w:rPr>
-          <w:color w:val="auto"/>
-        </w:rPr>
-        <w:lastRenderedPageBreak/>
-        <w:t>include emergency dispatch features, and its security testing is basic due to limited resources.</w:t>
+        <w:t xml:space="preserve"> convenience for some users. It also doesn’t connect with other government databases like those of the DTI or the Treasurer’s Office, which could have made data sharing easier. Since this is a student-developed project, it's being tested only in a limited environment, so its performance on a larger scale hasn’t been fully evaluated yet. Also, the system doesn't include emergency dispatch features, and its security testing is basic due to limited resources.</w:t>
       </w:r>
     </w:p>
     <w:p>
@@ -5580,28 +5332,13 @@
           <w:bCs/>
           <w:color w:val="auto"/>
         </w:rPr>
-        <w:lastRenderedPageBreak/>
         <w:t>Establishment</w:t>
       </w:r>
       <w:r>
         <w:rPr>
           <w:color w:val="auto"/>
         </w:rPr>
-        <w:t xml:space="preserve"> refers to any commercial, institutional, or public building within Virac, </w:t>
-      </w:r>
-      <w:proofErr w:type="spellStart"/>
-      <w:r>
-        <w:rPr>
-          <w:color w:val="auto"/>
-        </w:rPr>
-        <w:t>Catanduanes</w:t>
-      </w:r>
-      <w:proofErr w:type="spellEnd"/>
-      <w:r>
-        <w:rPr>
-          <w:color w:val="auto"/>
-        </w:rPr>
-        <w:t>, that falls under the jurisdiction of the BFP for fire safety inspections and monitoring.</w:t>
+        <w:t xml:space="preserve"> refers to any commercial, institutional, or public building within Virac, Catanduanes, that falls under the jurisdiction of the BFP for fire safety inspections and monitoring.</w:t>
       </w:r>
     </w:p>
     <w:p>
@@ -5670,21 +5407,7 @@
         <w:rPr>
           <w:color w:val="auto"/>
         </w:rPr>
-        <w:t xml:space="preserve"> is the standardized evaluation conducted by BFP inspectors to assess whether an establishment adheres to fire safety protocols. The BFP </w:t>
-      </w:r>
-      <w:proofErr w:type="spellStart"/>
-      <w:r>
-        <w:rPr>
-          <w:color w:val="auto"/>
-        </w:rPr>
-        <w:t>SiteProfiler</w:t>
-      </w:r>
-      <w:proofErr w:type="spellEnd"/>
-      <w:r>
-        <w:rPr>
-          <w:color w:val="auto"/>
-        </w:rPr>
-        <w:t xml:space="preserve"> system facilitates digital logging and tracking of these inspections.</w:t>
+        <w:t xml:space="preserve"> is the standardized evaluation conducted by BFP inspectors to assess whether an establishment adheres to fire safety protocols. The BFP SiteProfiler system facilitates digital logging and tracking of these inspections.</w:t>
       </w:r>
     </w:p>
     <w:p>
@@ -5770,7 +5493,6 @@
           <w:bCs/>
           <w:color w:val="auto"/>
         </w:rPr>
-        <w:lastRenderedPageBreak/>
         <w:t>Inspection Logging</w:t>
       </w:r>
       <w:r>
@@ -5823,21 +5545,7 @@
         <w:rPr>
           <w:color w:val="auto"/>
         </w:rPr>
-        <w:t xml:space="preserve"> is a software quality evaluation standard used in this study to assess the BFP </w:t>
-      </w:r>
-      <w:proofErr w:type="spellStart"/>
-      <w:r>
-        <w:rPr>
-          <w:color w:val="auto"/>
-        </w:rPr>
-        <w:t>SiteProfiler</w:t>
-      </w:r>
-      <w:proofErr w:type="spellEnd"/>
-      <w:r>
-        <w:rPr>
-          <w:color w:val="auto"/>
-        </w:rPr>
-        <w:t xml:space="preserve"> system based on key parameters such as functionality, interaction capability, reliability, performance efficiency, maintainability, security, compatibility, and portability.</w:t>
+        <w:t xml:space="preserve"> is a software quality evaluation standard used in this study to assess the BFP SiteProfiler system based on key parameters such as functionality, interaction capability, reliability, performance efficiency, maintainability, security, compatibility, and portability.</w:t>
       </w:r>
     </w:p>
     <w:p>
@@ -5860,21 +5568,7 @@
         <w:rPr>
           <w:color w:val="auto"/>
         </w:rPr>
-        <w:t xml:space="preserve"> defines how easily the BFP </w:t>
-      </w:r>
-      <w:proofErr w:type="spellStart"/>
-      <w:r>
-        <w:rPr>
-          <w:color w:val="auto"/>
-        </w:rPr>
-        <w:t>SiteProfiler</w:t>
-      </w:r>
-      <w:proofErr w:type="spellEnd"/>
-      <w:r>
-        <w:rPr>
-          <w:color w:val="auto"/>
-        </w:rPr>
-        <w:t xml:space="preserve"> can be modified, debugged, or improved by developers to address future needs of the BFP, including updates to inspection workflows or data handling.</w:t>
+        <w:t xml:space="preserve"> defines how easily the BFP SiteProfiler can be modified, debugged, or improved by developers to address future needs of the BFP, including updates to inspection workflows or data handling.</w:t>
       </w:r>
     </w:p>
     <w:p>
@@ -5960,7 +5654,6 @@
           <w:bCs/>
           <w:color w:val="auto"/>
         </w:rPr>
-        <w:lastRenderedPageBreak/>
         <w:t>Role-Based Access Control (RBAC)</w:t>
       </w:r>
       <w:r>
@@ -6105,7 +5798,6 @@
       </w:pPr>
       <w:bookmarkStart w:id="4" w:name="_Toc201068463"/>
       <w:r>
-        <w:lastRenderedPageBreak/>
         <w:t>Conceptual Framework</w:t>
       </w:r>
       <w:bookmarkEnd w:id="4"/>
@@ -6249,39 +5941,7 @@
           <w:color w:val="000000" w:themeColor="text1"/>
           <w:highlight w:val="white"/>
         </w:rPr>
-        <w:t xml:space="preserve">The development of the BFP </w:t>
-      </w:r>
-      <w:proofErr w:type="spellStart"/>
-      <w:r>
-        <w:rPr>
-          <w:color w:val="000000" w:themeColor="text1"/>
-          <w:highlight w:val="white"/>
-        </w:rPr>
-        <w:t>SiteProfiler</w:t>
-      </w:r>
-      <w:proofErr w:type="spellEnd"/>
-      <w:r>
-        <w:rPr>
-          <w:color w:val="000000" w:themeColor="text1"/>
-          <w:highlight w:val="white"/>
-        </w:rPr>
-        <w:t xml:space="preserve">, a GIS-integrated web-based system for managing fire safety inspection and establishment data in </w:t>
-      </w:r>
-      <w:proofErr w:type="spellStart"/>
-      <w:r>
-        <w:rPr>
-          <w:color w:val="000000" w:themeColor="text1"/>
-          <w:highlight w:val="white"/>
-        </w:rPr>
-        <w:t>Catanduanes</w:t>
-      </w:r>
-      <w:proofErr w:type="spellEnd"/>
-      <w:r>
-        <w:rPr>
-          <w:color w:val="000000" w:themeColor="text1"/>
-          <w:highlight w:val="white"/>
-        </w:rPr>
-        <w:t>, follows an Input-Process-Output (IPO) model integrated with the Rapid Application Development (RAD) methodology. This conceptual framework outlines the essential components that contribute to the successful planning, development, and deployment of the system. The model begins with clearly defined inputs—comprising data, hardware, and software requirements—which serve as the foundation for building the system.</w:t>
+        <w:t>The development of the BFP SiteProfiler, a GIS-integrated web-based system for managing fire safety inspection and establishment data in Catanduanes, follows an Input-Process-Output (IPO) model integrated with the Rapid Application Development (RAD) methodology. This conceptual framework outlines the essential components that contribute to the successful planning, development, and deployment of the system. The model begins with clearly defined inputs—comprising data, hardware, and software requirements—which serve as the foundation for building the system.</w:t>
       </w:r>
     </w:p>
     <w:p>
@@ -6298,15 +5958,7 @@
           <w:color w:val="000000" w:themeColor="text1"/>
           <w:highlight w:val="white"/>
         </w:rPr>
-        <w:t xml:space="preserve">The input phase includes key data requirements such as building information, inspection records, and location data. These datasets are essential for profiling establishments, monitoring compliance, and mapping their exact locations using GPS. </w:t>
-      </w:r>
-      <w:r>
-        <w:rPr>
-          <w:color w:val="000000" w:themeColor="text1"/>
-          <w:highlight w:val="white"/>
-        </w:rPr>
-        <w:lastRenderedPageBreak/>
-        <w:t>Hardware requirements include laptops and workstations, which are used by BFP personnel to access and operate the system, whether in administrative offices or during field inspections. The software requirements comprise tools and platforms that enable both development and usage of the system. These include Visual Studio Code for source code editing, XAMPP for setting up a local web server environment, Leaflet.js for GIS integration, and browsers like Google Chrome and Microsoft Edge for accessing the application. Additionally, Geolocation APIs are used for capturing location data, GitHub is utilized for version control and collaboration, and HTTPS via SSL certificates ensures secure access and enables browser-based geolocation features.</w:t>
+        <w:t>The input phase includes key data requirements such as building information, inspection records, and location data. These datasets are essential for profiling establishments, monitoring compliance, and mapping their exact locations using GPS. Hardware requirements include laptops and workstations, which are used by BFP personnel to access and operate the system, whether in administrative offices or during field inspections. The software requirements comprise tools and platforms that enable both development and usage of the system. These include Visual Studio Code for source code editing, XAMPP for setting up a local web server environment, Leaflet.js for GIS integration, and browsers like Google Chrome and Microsoft Edge for accessing the application. Additionally, Geolocation APIs are used for capturing location data, GitHub is utilized for version control and collaboration, and HTTPS via SSL certificates ensures secure access and enables browser-based geolocation features.</w:t>
       </w:r>
     </w:p>
     <w:p>
@@ -6340,7 +5992,6 @@
           <w:color w:val="000000" w:themeColor="text1"/>
           <w:highlight w:val="white"/>
         </w:rPr>
-        <w:lastRenderedPageBreak/>
         <w:t>The output phase highlights the deliverables of the project. These include a fully working GIS-integrated web-based establishment management system, which provides functionalities such as establishment profiling, inspection monitoring, risk zone visualization through maps, and compliance tracking. An additional feature is the automatic generation and download of fire safety certificates for compliant establishments, streamlining documentation. A comprehensive user manual is also developed to guide BFP personnel in using the system effectively.</w:t>
       </w:r>
     </w:p>
@@ -6375,39 +6026,7 @@
           <w:color w:val="000000" w:themeColor="text1"/>
           <w:highlight w:val="white"/>
         </w:rPr>
-        <w:t xml:space="preserve">In summary, the conceptual framework of the BFP </w:t>
-      </w:r>
-      <w:proofErr w:type="spellStart"/>
-      <w:r>
-        <w:rPr>
-          <w:color w:val="000000" w:themeColor="text1"/>
-          <w:highlight w:val="white"/>
-        </w:rPr>
-        <w:t>SiteProfiler</w:t>
-      </w:r>
-      <w:proofErr w:type="spellEnd"/>
-      <w:r>
-        <w:rPr>
-          <w:color w:val="000000" w:themeColor="text1"/>
-          <w:highlight w:val="white"/>
-        </w:rPr>
-        <w:t xml:space="preserve"> demonstrates a structured and iterative approach to system development. It ensures that technical requirements, end-user feedback, and organizational objectives are cohesively addressed. As a result, the output is a secure, reliable, and user-friendly system that enhances the Bureau of Fire Protection’s capacity to manage establishments, conduct inspections, and enforce fire safety compliance across </w:t>
-      </w:r>
-      <w:proofErr w:type="spellStart"/>
-      <w:r>
-        <w:rPr>
-          <w:color w:val="000000" w:themeColor="text1"/>
-          <w:highlight w:val="white"/>
-        </w:rPr>
-        <w:t>Catanduanes</w:t>
-      </w:r>
-      <w:proofErr w:type="spellEnd"/>
-      <w:r>
-        <w:rPr>
-          <w:color w:val="000000" w:themeColor="text1"/>
-          <w:highlight w:val="white"/>
-        </w:rPr>
-        <w:t>.</w:t>
+        <w:t>In summary, the conceptual framework of the BFP SiteProfiler demonstrates a structured and iterative approach to system development. It ensures that technical requirements, end-user feedback, and organizational objectives are cohesively addressed. As a result, the output is a secure, reliable, and user-friendly system that enhances the Bureau of Fire Protection’s capacity to manage establishments, conduct inspections, and enforce fire safety compliance across Catanduanes.</w:t>
       </w:r>
     </w:p>
     <w:p>
@@ -6436,7 +6055,6 @@
         <w:rPr>
           <w:noProof/>
         </w:rPr>
-        <w:lastRenderedPageBreak/>
         <w:drawing>
           <wp:anchor distT="0" distB="0" distL="114300" distR="114300" simplePos="0" relativeHeight="251671040" behindDoc="0" locked="0" layoutInCell="1" allowOverlap="1" wp14:anchorId="3CA804D4" wp14:editId="6010B6AB">
             <wp:simplePos x="0" y="0"/>
@@ -6575,21 +6193,7 @@
         <w:rPr>
           <w:color w:val="000000" w:themeColor="text1"/>
         </w:rPr>
-        <w:t xml:space="preserve">Figure 2 illustrates the data flow framework for the GIS integration component of the BFP </w:t>
-      </w:r>
-      <w:proofErr w:type="spellStart"/>
-      <w:r>
-        <w:rPr>
-          <w:color w:val="000000" w:themeColor="text1"/>
-        </w:rPr>
-        <w:t>SiteProfiler</w:t>
-      </w:r>
-      <w:proofErr w:type="spellEnd"/>
-      <w:r>
-        <w:rPr>
-          <w:color w:val="000000" w:themeColor="text1"/>
-        </w:rPr>
-        <w:t xml:space="preserve"> system, which combines Leaflet.js and the browser-based Geolocation API to support real-time mapping of establishments and inspection data. This framework outlines the digital process that captures geolocation data, plots it on an interactive map, stores it in a centralized database, and uses it to enhance fire safety operations through spatial visualization and planning.</w:t>
+        <w:t>Figure 2 illustrates the data flow framework for the GIS integration component of the BFP SiteProfiler system, which combines Leaflet.js and the browser-based Geolocation API to support real-time mapping of establishments and inspection data. This framework outlines the digital process that captures geolocation data, plots it on an interactive map, stores it in a centralized database, and uses it to enhance fire safety operations through spatial visualization and planning.</w:t>
       </w:r>
     </w:p>
     <w:p>
@@ -6603,23 +6207,7 @@
         <w:rPr>
           <w:color w:val="000000" w:themeColor="text1"/>
         </w:rPr>
-        <w:t xml:space="preserve">The process begins when either the Establishment Owner or the assigned Inspector initiates a system interaction that requires the input of location data. This occurs during establishment registration or while logging inspection details. The user can either allow the browser to automatically capture their current location via the Geolocation API or manually pin their position on the map. When GPS is enabled, the system prompts the browser to access the device’s geographic coordinates, typically latitude and longitude, through the </w:t>
-      </w:r>
-      <w:proofErr w:type="spellStart"/>
-      <w:proofErr w:type="gramStart"/>
-      <w:r>
-        <w:rPr>
-          <w:color w:val="000000" w:themeColor="text1"/>
-        </w:rPr>
-        <w:t>navigator.geolocation</w:t>
-      </w:r>
-      <w:proofErr w:type="spellEnd"/>
-      <w:proofErr w:type="gramEnd"/>
-      <w:r>
-        <w:rPr>
-          <w:color w:val="000000" w:themeColor="text1"/>
-        </w:rPr>
-        <w:t xml:space="preserve"> function. Once permission is granted, the coordinates are retrieved and used to identify the precise location of the establishment.</w:t>
+        <w:t>The process begins when either the Establishment Owner or the assigned Inspector initiates a system interaction that requires the input of location data. This occurs during establishment registration or while logging inspection details. The user can either allow the browser to automatically capture their current location via the Geolocation API or manually pin their position on the map. When GPS is enabled, the system prompts the browser to access the device’s geographic coordinates, typically latitude and longitude, through the navigator.geolocation function. Once permission is granted, the coordinates are retrieved and used to identify the precise location of the establishment.</w:t>
       </w:r>
     </w:p>
     <w:p>
@@ -6633,7 +6221,6 @@
         <w:rPr>
           <w:color w:val="000000" w:themeColor="text1"/>
         </w:rPr>
-        <w:lastRenderedPageBreak/>
         <w:t>Following location capture, the coordinates are processed and displayed on the system’s embedded Leaflet.js map. This interactive map renders the data visually, allowing users to view the marked establishment in its actual position. Through Leaflet’s features such as custom markers and zoom controls, users can confirm the location or make necessary adjustments. This step ensures spatial accuracy and provides a visual interface for both inspectors and administrators to assess establishment distribution and monitor compliance status directly from the map.</w:t>
       </w:r>
     </w:p>
@@ -6676,7 +6263,6 @@
         <w:rPr>
           <w:color w:val="000000" w:themeColor="text1"/>
         </w:rPr>
-        <w:lastRenderedPageBreak/>
         <w:t>Throughout the process, the system ensures data security and integrity. Geolocation data is accessed only over secure HTTPS connections, and users must explicitly grant permission for GPS tracking. All submitted coordinates are validated before storage, and manual fallback options are available in case geolocation is blocked or unsupported on the user’s device.</w:t>
       </w:r>
     </w:p>
@@ -6705,7 +6291,6 @@
         <w:rPr>
           <w:color w:val="000000"/>
         </w:rPr>
-        <w:lastRenderedPageBreak/>
         <w:t xml:space="preserve"> </w:t>
       </w:r>
     </w:p>
@@ -6753,35 +6338,7 @@
         <w:rPr>
           <w:color w:val="000000" w:themeColor="text1"/>
         </w:rPr>
-        <w:t xml:space="preserve">This chapter presents a collection of relevant literature and systems that support the development of the BFP </w:t>
-      </w:r>
-      <w:proofErr w:type="spellStart"/>
-      <w:r>
-        <w:rPr>
-          <w:color w:val="000000" w:themeColor="text1"/>
-        </w:rPr>
-        <w:t>SiteProfiler</w:t>
-      </w:r>
-      <w:proofErr w:type="spellEnd"/>
-      <w:r>
-        <w:rPr>
-          <w:color w:val="000000" w:themeColor="text1"/>
-        </w:rPr>
-        <w:t xml:space="preserve">: A GIS-Integrated Web-Based System for Managing Establishments in </w:t>
-      </w:r>
-      <w:proofErr w:type="spellStart"/>
-      <w:r>
-        <w:rPr>
-          <w:color w:val="000000" w:themeColor="text1"/>
-        </w:rPr>
-        <w:t>Catanduanes</w:t>
-      </w:r>
-      <w:proofErr w:type="spellEnd"/>
-      <w:r>
-        <w:rPr>
-          <w:color w:val="000000" w:themeColor="text1"/>
-        </w:rPr>
-        <w:t>. The discussion is organized thematically in alignment with the project's objectives, focusing on digital profiling, GIS integration, fire risk assessment, compliance monitoring, and software quality evaluation.</w:t>
+        <w:t>This chapter presents a collection of relevant literature and systems that support the development of the BFP SiteProfiler: A GIS-Integrated Web-Based System for Managing Establishments in Catanduanes. The discussion is organized thematically in alignment with the project's objectives, focusing on digital profiling, GIS integration, fire risk assessment, compliance monitoring, and software quality evaluation.</w:t>
       </w:r>
     </w:p>
     <w:p>
@@ -6817,21 +6374,7 @@
         <w:rPr>
           <w:color w:val="000000" w:themeColor="text1"/>
         </w:rPr>
-        <w:t xml:space="preserve">The transition from traditional, paper-based systems to structured building profiling in public service sectors—particularly in fire safety management—aims to enhance data accuracy, operational efficiency, and regulatory compliance. By implementing centralized platforms for managing building information, agencies like the Bureau of Fire Protection (BFP) can conduct timely inspections, monitor safety standards, and maintain well-organized records. This section presents studies that highlight the value of standardized building data and automated compliance tracking—core functions that are built into the BFP </w:t>
-      </w:r>
-      <w:proofErr w:type="spellStart"/>
-      <w:r>
-        <w:rPr>
-          <w:color w:val="000000" w:themeColor="text1"/>
-        </w:rPr>
-        <w:t>SiteProfiler</w:t>
-      </w:r>
-      <w:proofErr w:type="spellEnd"/>
-      <w:r>
-        <w:rPr>
-          <w:color w:val="000000" w:themeColor="text1"/>
-        </w:rPr>
-        <w:t xml:space="preserve"> system.</w:t>
+        <w:t>The transition from traditional, paper-based systems to structured building profiling in public service sectors—particularly in fire safety management—aims to enhance data accuracy, operational efficiency, and regulatory compliance. By implementing centralized platforms for managing building information, agencies like the Bureau of Fire Protection (BFP) can conduct timely inspections, monitor safety standards, and maintain well-organized records. This section presents studies that highlight the value of standardized building data and automated compliance tracking—core functions that are built into the BFP SiteProfiler system.</w:t>
       </w:r>
     </w:p>
     <w:p>
@@ -6841,54 +6384,11 @@
           <w:color w:val="000000" w:themeColor="text1"/>
         </w:rPr>
       </w:pPr>
-      <w:proofErr w:type="spellStart"/>
-      <w:r>
-        <w:rPr>
-          <w:color w:val="000000" w:themeColor="text1"/>
-        </w:rPr>
-        <w:t>Astrero</w:t>
-      </w:r>
-      <w:proofErr w:type="spellEnd"/>
-      <w:r>
-        <w:rPr>
-          <w:color w:val="000000" w:themeColor="text1"/>
-        </w:rPr>
-        <w:t xml:space="preserve"> and </w:t>
-      </w:r>
-      <w:proofErr w:type="spellStart"/>
-      <w:r>
-        <w:rPr>
-          <w:color w:val="000000" w:themeColor="text1"/>
-        </w:rPr>
-        <w:t>Bitonio</w:t>
-      </w:r>
-      <w:proofErr w:type="spellEnd"/>
-      <w:r>
-        <w:rPr>
-          <w:color w:val="000000" w:themeColor="text1"/>
-        </w:rPr>
-        <w:t xml:space="preserve"> (2022) looked into how records were being managed at the Bureau of Fire Protection (BFP) in Rizal and found several problems. They pointed out that documents were often poorly organized, stored in overcrowded filing cabinets, and hard to retrieve when needed. This made it difficult for staff to keep track of inspections and compliance records. They recommended setting up a digital records management system to make things more efficient and reliable. Their findings support the need for </w:t>
-      </w:r>
-      <w:r>
-        <w:rPr>
-          <w:color w:val="000000" w:themeColor="text1"/>
-        </w:rPr>
-        <w:lastRenderedPageBreak/>
-        <w:t xml:space="preserve">systems like the BFP </w:t>
-      </w:r>
-      <w:proofErr w:type="spellStart"/>
-      <w:r>
-        <w:rPr>
-          <w:color w:val="000000" w:themeColor="text1"/>
-        </w:rPr>
-        <w:t>SiteProfiler</w:t>
-      </w:r>
-      <w:proofErr w:type="spellEnd"/>
-      <w:r>
-        <w:rPr>
-          <w:color w:val="000000" w:themeColor="text1"/>
-        </w:rPr>
-        <w:t>, which offers a more organized and accessible way to handle establishment profiles and inspection data.</w:t>
+      <w:r>
+        <w:rPr>
+          <w:color w:val="000000" w:themeColor="text1"/>
+        </w:rPr>
+        <w:t>Astrero and Bitonio (2022) looked into how records were being managed at the Bureau of Fire Protection (BFP) in Rizal and found several problems. They pointed out that documents were often poorly organized, stored in overcrowded filing cabinets, and hard to retrieve when needed. This made it difficult for staff to keep track of inspections and compliance records. They recommended setting up a digital records management system to make things more efficient and reliable. Their findings support the need for systems like the BFP SiteProfiler, which offers a more organized and accessible way to handle establishment profiles and inspection data.</w:t>
       </w:r>
     </w:p>
     <w:p>
@@ -6902,21 +6402,7 @@
         <w:rPr>
           <w:color w:val="000000" w:themeColor="text1"/>
         </w:rPr>
-        <w:t xml:space="preserve">Similarly, Malimban (2025) explored how the BFP and the Bureau of Jail Management and Penology (BJMP) have started shifting from manual to digital systems. The study highlighted how this transition helped improve day-to-day operations, especially in areas like computing fire code fees, issuing certificates, and accessing important records. By digitizing these tasks, the agencies were able to reduce delays, minimize errors, and make their services more efficient. These improvements reflect the same goals behind the BFP </w:t>
-      </w:r>
-      <w:proofErr w:type="spellStart"/>
-      <w:r>
-        <w:rPr>
-          <w:color w:val="000000" w:themeColor="text1"/>
-        </w:rPr>
-        <w:t>SiteProfiler</w:t>
-      </w:r>
-      <w:proofErr w:type="spellEnd"/>
-      <w:r>
-        <w:rPr>
-          <w:color w:val="000000" w:themeColor="text1"/>
-        </w:rPr>
-        <w:t>, which aims to simplify and modernize fire safety management through a centralized digital platform.</w:t>
+        <w:t>Similarly, Malimban (2025) explored how the BFP and the Bureau of Jail Management and Penology (BJMP) have started shifting from manual to digital systems. The study highlighted how this transition helped improve day-to-day operations, especially in areas like computing fire code fees, issuing certificates, and accessing important records. By digitizing these tasks, the agencies were able to reduce delays, minimize errors, and make their services more efficient. These improvements reflect the same goals behind the BFP SiteProfiler, which aims to simplify and modernize fire safety management through a centralized digital platform.</w:t>
       </w:r>
     </w:p>
     <w:p>
@@ -6930,21 +6416,7 @@
         <w:rPr>
           <w:color w:val="000000" w:themeColor="text1"/>
         </w:rPr>
-        <w:t xml:space="preserve">Wallace et al. (2025) offered a broader societal perspective by examining digital risk-profiling in England’s private rented sector. Their research revealed how digital profiling is increasingly used to assess individuals and properties based on pre-determined risk factors. The study raised important concerns about transparency, data fairness, and algorithmic bias, particularly when profiling systems are used to make decisions that affect access to housing or services. While the BFP </w:t>
-      </w:r>
-      <w:proofErr w:type="spellStart"/>
-      <w:r>
-        <w:rPr>
-          <w:color w:val="000000" w:themeColor="text1"/>
-        </w:rPr>
-        <w:t>SiteProfiler</w:t>
-      </w:r>
-      <w:proofErr w:type="spellEnd"/>
-      <w:r>
-        <w:rPr>
-          <w:color w:val="000000" w:themeColor="text1"/>
-        </w:rPr>
-        <w:t xml:space="preserve"> does not operate in a housing market context, this study underscores the need for responsible data handling, clear criteria in compliance scoring, and safeguards against unintended consequences when using digital profiling in public systems. It reinforces the importance of ethical design, especially when profiling affects service delivery or public safety enforcement.</w:t>
+        <w:t>Wallace et al. (2025) offered a broader societal perspective by examining digital risk-profiling in England’s private rented sector. Their research revealed how digital profiling is increasingly used to assess individuals and properties based on pre-determined risk factors. The study raised important concerns about transparency, data fairness, and algorithmic bias, particularly when profiling systems are used to make decisions that affect access to housing or services. While the BFP SiteProfiler does not operate in a housing market context, this study underscores the need for responsible data handling, clear criteria in compliance scoring, and safeguards against unintended consequences when using digital profiling in public systems. It reinforces the importance of ethical design, especially when profiling affects service delivery or public safety enforcement.</w:t>
       </w:r>
     </w:p>
     <w:p>
@@ -6958,42 +6430,7 @@
         <w:rPr>
           <w:color w:val="000000" w:themeColor="text1"/>
         </w:rPr>
-        <w:t xml:space="preserve">Complementing this, </w:t>
-      </w:r>
-      <w:proofErr w:type="spellStart"/>
-      <w:r>
-        <w:rPr>
-          <w:color w:val="000000" w:themeColor="text1"/>
-        </w:rPr>
-        <w:t>Morichetta</w:t>
-      </w:r>
-      <w:proofErr w:type="spellEnd"/>
-      <w:r>
-        <w:rPr>
-          <w:color w:val="000000" w:themeColor="text1"/>
-        </w:rPr>
-        <w:t xml:space="preserve"> et al. (2025) presented a technical perspective on profiling in their study They proposed a framework that uses metadata and historical execution traces to efficiently predict resource demands in distributed computing </w:t>
-      </w:r>
-      <w:r>
-        <w:rPr>
-          <w:color w:val="000000" w:themeColor="text1"/>
-        </w:rPr>
-        <w:lastRenderedPageBreak/>
-        <w:t xml:space="preserve">environments. Their profiling method enables more informed decision-making through accurate workload classification and system responsiveness. While their research focuses on cloud and edge computing, the principles behind metadata-based profiling—such as pattern recognition, predictive modeling, and resource optimization—align with the goals of the BFP </w:t>
-      </w:r>
-      <w:proofErr w:type="spellStart"/>
-      <w:r>
-        <w:rPr>
-          <w:color w:val="000000" w:themeColor="text1"/>
-        </w:rPr>
-        <w:t>SiteProfiler</w:t>
-      </w:r>
-      <w:proofErr w:type="spellEnd"/>
-      <w:r>
-        <w:rPr>
-          <w:color w:val="000000" w:themeColor="text1"/>
-        </w:rPr>
-        <w:t>. By tracking inspection histories and compliance patterns, the system can prioritize high-risk establishments and support more efficient planning and deployment of fire safety resources.</w:t>
+        <w:t>Complementing this, Morichetta et al. (2025) presented a technical perspective on profiling in their study They proposed a framework that uses metadata and historical execution traces to efficiently predict resource demands in distributed computing environments. Their profiling method enables more informed decision-making through accurate workload classification and system responsiveness. While their research focuses on cloud and edge computing, the principles behind metadata-based profiling—such as pattern recognition, predictive modeling, and resource optimization—align with the goals of the BFP SiteProfiler. By tracking inspection histories and compliance patterns, the system can prioritize high-risk establishments and support more efficient planning and deployment of fire safety resources.</w:t>
       </w:r>
     </w:p>
     <w:p>
@@ -7007,35 +6444,7 @@
         <w:rPr>
           <w:color w:val="000000" w:themeColor="text1"/>
         </w:rPr>
-        <w:t xml:space="preserve">Additionally, the Department of the Interior and Local Government–NCR (2024) launched the integration of the Bureau of Fire Protection’s e-Fire Safety Inspection System (e-FSIS) into the </w:t>
-      </w:r>
-      <w:proofErr w:type="spellStart"/>
-      <w:r>
-        <w:rPr>
-          <w:color w:val="000000" w:themeColor="text1"/>
-        </w:rPr>
-        <w:t>eLGU</w:t>
-      </w:r>
-      <w:proofErr w:type="spellEnd"/>
-      <w:r>
-        <w:rPr>
-          <w:color w:val="000000" w:themeColor="text1"/>
-        </w:rPr>
-        <w:t xml:space="preserve"> portal in Pateros. This initiative enables business owners to apply for Fire Safety Inspection Certificates online, reducing manual processing and improving transparency. It highlights a growing trend in digital transformation within government agencies, showing how online systems can support faster service delivery and better compliance monitoring—goals that align directly with the features of the proposed BFP </w:t>
-      </w:r>
-      <w:proofErr w:type="spellStart"/>
-      <w:r>
-        <w:rPr>
-          <w:color w:val="000000" w:themeColor="text1"/>
-        </w:rPr>
-        <w:t>SiteProfiler</w:t>
-      </w:r>
-      <w:proofErr w:type="spellEnd"/>
-      <w:r>
-        <w:rPr>
-          <w:color w:val="000000" w:themeColor="text1"/>
-        </w:rPr>
-        <w:t>.</w:t>
+        <w:t>Additionally, the Department of the Interior and Local Government–NCR (2024) launched the integration of the Bureau of Fire Protection’s e-Fire Safety Inspection System (e-FSIS) into the eLGU portal in Pateros. This initiative enables business owners to apply for Fire Safety Inspection Certificates online, reducing manual processing and improving transparency. It highlights a growing trend in digital transformation within government agencies, showing how online systems can support faster service delivery and better compliance monitoring—goals that align directly with the features of the proposed BFP SiteProfiler.</w:t>
       </w:r>
     </w:p>
     <w:p>
@@ -7051,56 +6460,7 @@
         <w:rPr>
           <w:color w:val="000000" w:themeColor="text1"/>
         </w:rPr>
-        <w:t xml:space="preserve">The reviewed studies clearly emphasize the growing importance of digital profiling and compliance monitoring in public safety services. Shifting from manual to digital systems, as seen in the experiences of the BFP, BJMP, and e-FSIS integration, leads to more accurate records, faster processes, and better service delivery. Research by </w:t>
-      </w:r>
-      <w:proofErr w:type="spellStart"/>
-      <w:r>
-        <w:rPr>
-          <w:color w:val="000000" w:themeColor="text1"/>
-        </w:rPr>
-        <w:t>Astrero</w:t>
-      </w:r>
-      <w:proofErr w:type="spellEnd"/>
-      <w:r>
-        <w:rPr>
-          <w:color w:val="000000" w:themeColor="text1"/>
-        </w:rPr>
-        <w:t xml:space="preserve">, Malimban, and the DILG-NCR supports this transition by showcasing real operational benefits. At the same time, works by Wallace and </w:t>
-      </w:r>
-      <w:proofErr w:type="spellStart"/>
-      <w:r>
-        <w:rPr>
-          <w:color w:val="000000" w:themeColor="text1"/>
-        </w:rPr>
-        <w:t>Morichetta</w:t>
-      </w:r>
-      <w:proofErr w:type="spellEnd"/>
-      <w:r>
-        <w:rPr>
-          <w:color w:val="000000" w:themeColor="text1"/>
-        </w:rPr>
-        <w:t xml:space="preserve"> offer deeper insights into the technical and ethical aspects of digital profiling, reminding system developers to be mindful of data fairness, transparency, and resource efficiency. Altogether, these studies </w:t>
-      </w:r>
-      <w:r>
-        <w:rPr>
-          <w:color w:val="000000" w:themeColor="text1"/>
-        </w:rPr>
-        <w:lastRenderedPageBreak/>
-        <w:t xml:space="preserve">support the development of the BFP </w:t>
-      </w:r>
-      <w:proofErr w:type="spellStart"/>
-      <w:r>
-        <w:rPr>
-          <w:color w:val="000000" w:themeColor="text1"/>
-        </w:rPr>
-        <w:t>SiteProfiler</w:t>
-      </w:r>
-      <w:proofErr w:type="spellEnd"/>
-      <w:r>
-        <w:rPr>
-          <w:color w:val="000000" w:themeColor="text1"/>
-        </w:rPr>
-        <w:t xml:space="preserve"> as a centralized digital platform designed to enhance inspection workflows, improve compliance tracking, and promote responsible use of technology in fire safety management</w:t>
+        <w:t>The reviewed studies clearly emphasize the growing importance of digital profiling and compliance monitoring in public safety services. Shifting from manual to digital systems, as seen in the experiences of the BFP, BJMP, and e-FSIS integration, leads to more accurate records, faster processes, and better service delivery. Research by Astrero, Malimban, and the DILG-NCR supports this transition by showcasing real operational benefits. At the same time, works by Wallace and Morichetta offer deeper insights into the technical and ethical aspects of digital profiling, reminding system developers to be mindful of data fairness, transparency, and resource efficiency. Altogether, these studies support the development of the BFP SiteProfiler as a centralized digital platform designed to enhance inspection workflows, improve compliance tracking, and promote responsible use of technology in fire safety management</w:t>
       </w:r>
       <w:r>
         <w:rPr>
@@ -7122,21 +6482,7 @@
         <w:rPr>
           <w:color w:val="000000" w:themeColor="text1"/>
         </w:rPr>
-        <w:t xml:space="preserve">The transition from traditional, paper-based systems to structured building profiling in public service sectors particularly in fire safety management aims to enhance data accuracy, operational efficiency, and regulatory compliance. By implementing centralized platforms for managing building information, agencies like the Bureau of Fire Protection (BFP) can conduct timely inspections, monitor safety standards, and maintain well-organized records. This section presents studies that highlight the value of standardized building data and automated compliance tracking—core functions that are built into the BFP </w:t>
-      </w:r>
-      <w:proofErr w:type="spellStart"/>
-      <w:r>
-        <w:rPr>
-          <w:color w:val="000000" w:themeColor="text1"/>
-        </w:rPr>
-        <w:t>SiteProfiler</w:t>
-      </w:r>
-      <w:proofErr w:type="spellEnd"/>
-      <w:r>
-        <w:rPr>
-          <w:color w:val="000000" w:themeColor="text1"/>
-        </w:rPr>
-        <w:t xml:space="preserve"> system.</w:t>
+        <w:t>The transition from traditional, paper-based systems to structured building profiling in public service sectors particularly in fire safety management aims to enhance data accuracy, operational efficiency, and regulatory compliance. By implementing centralized platforms for managing building information, agencies like the Bureau of Fire Protection (BFP) can conduct timely inspections, monitor safety standards, and maintain well-organized records. This section presents studies that highlight the value of standardized building data and automated compliance tracking—core functions that are built into the BFP SiteProfiler system.</w:t>
       </w:r>
     </w:p>
     <w:p>
@@ -7184,21 +6530,7 @@
         <w:rPr>
           <w:color w:val="000000" w:themeColor="text1"/>
         </w:rPr>
-        <w:t xml:space="preserve">Geographic Information System (GIS) technology has become a vital asset in modern fire safety management, particularly in mapping and monitoring building data across different locations. Through spatial visualization, GIS enables agencies to create accurate, interactive maps of establishments, which supports more efficient planning of inspections and resource deployment. By integrating location-based data with building profiles, GIS enhances overall coordination, situational awareness, and emergency response. This section explores studies that illustrate the value of GIS in building mapping an approach that plays a central role in the BFP </w:t>
-      </w:r>
-      <w:proofErr w:type="spellStart"/>
-      <w:r>
-        <w:rPr>
-          <w:color w:val="000000" w:themeColor="text1"/>
-        </w:rPr>
-        <w:t>SiteProfiler’s</w:t>
-      </w:r>
-      <w:proofErr w:type="spellEnd"/>
-      <w:r>
-        <w:rPr>
-          <w:color w:val="000000" w:themeColor="text1"/>
-        </w:rPr>
-        <w:t xml:space="preserve"> ability to organize and display establishment data geographically.</w:t>
+        <w:t>Geographic Information System (GIS) technology has become a vital asset in modern fire safety management, particularly in mapping and monitoring building data across different locations. Through spatial visualization, GIS enables agencies to create accurate, interactive maps of establishments, which supports more efficient planning of inspections and resource deployment. By integrating location-based data with building profiles, GIS enhances overall coordination, situational awareness, and emergency response. This section explores studies that illustrate the value of GIS in building mapping an approach that plays a central role in the BFP SiteProfiler’s ability to organize and display establishment data geographically.</w:t>
       </w:r>
     </w:p>
     <w:p>
@@ -7212,64 +6544,13 @@
         <w:rPr>
           <w:color w:val="000000" w:themeColor="text1"/>
         </w:rPr>
-        <w:lastRenderedPageBreak/>
         <w:tab/>
       </w:r>
-      <w:proofErr w:type="spellStart"/>
-      <w:r>
-        <w:rPr>
-          <w:color w:val="000000" w:themeColor="text1"/>
-        </w:rPr>
-        <w:t>Sivrikaya</w:t>
-      </w:r>
-      <w:proofErr w:type="spellEnd"/>
-      <w:r>
-        <w:rPr>
-          <w:color w:val="000000" w:themeColor="text1"/>
-        </w:rPr>
-        <w:t xml:space="preserve"> and </w:t>
-      </w:r>
-      <w:proofErr w:type="spellStart"/>
-      <w:r>
-        <w:rPr>
-          <w:color w:val="000000" w:themeColor="text1"/>
-        </w:rPr>
-        <w:t>Küçük</w:t>
-      </w:r>
-      <w:proofErr w:type="spellEnd"/>
-      <w:r>
-        <w:rPr>
-          <w:color w:val="000000" w:themeColor="text1"/>
-        </w:rPr>
-        <w:t xml:space="preserve"> (2022) developed a fire risk assessment model using GIS combined with the Analytical Hierarchy Process (AHP) and statistical analysis to map forest fire risks in the Mediterranean region of Turkey. Their model considered multiple environmental factors—including forest structure, topography, and climate—to produce highly accurate fire risk maps. With a validation accuracy of 77.5%, the study showed how GIS, when integrated with decision-making tools like AHP, can effectively identify areas at high risk for fire incidents. Although focused on natural landscapes, the approach demonstrates how structured, data-driven GIS models can be adapted for urban environments to improve fire safety planning and resource deployment—similar to how the BFP </w:t>
-      </w:r>
-      <w:proofErr w:type="spellStart"/>
-      <w:r>
-        <w:rPr>
-          <w:color w:val="000000" w:themeColor="text1"/>
-        </w:rPr>
-        <w:t>SiteProfiler</w:t>
-      </w:r>
-      <w:proofErr w:type="spellEnd"/>
-      <w:r>
-        <w:rPr>
-          <w:color w:val="000000" w:themeColor="text1"/>
-        </w:rPr>
-        <w:t xml:space="preserve"> aims to visualize risk-prone zones in </w:t>
-      </w:r>
-      <w:proofErr w:type="spellStart"/>
-      <w:r>
-        <w:rPr>
-          <w:color w:val="000000" w:themeColor="text1"/>
-        </w:rPr>
-        <w:t>Catanduanes</w:t>
-      </w:r>
-      <w:proofErr w:type="spellEnd"/>
-      <w:r>
-        <w:rPr>
-          <w:color w:val="000000" w:themeColor="text1"/>
-        </w:rPr>
-        <w:t>.</w:t>
+      <w:r>
+        <w:rPr>
+          <w:color w:val="000000" w:themeColor="text1"/>
+        </w:rPr>
+        <w:t>Sivrikaya and Küçük (2022) developed a fire risk assessment model using GIS combined with the Analytical Hierarchy Process (AHP) and statistical analysis to map forest fire risks in the Mediterranean region of Turkey. Their model considered multiple environmental factors—including forest structure, topography, and climate—to produce highly accurate fire risk maps. With a validation accuracy of 77.5%, the study showed how GIS, when integrated with decision-making tools like AHP, can effectively identify areas at high risk for fire incidents. Although focused on natural landscapes, the approach demonstrates how structured, data-driven GIS models can be adapted for urban environments to improve fire safety planning and resource deployment—similar to how the BFP SiteProfiler aims to visualize risk-prone zones in Catanduanes.</w:t>
       </w:r>
     </w:p>
     <w:p>
@@ -7289,35 +6570,7 @@
         <w:rPr>
           <w:color w:val="000000" w:themeColor="text1"/>
         </w:rPr>
-        <w:t xml:space="preserve">Urbina et al. (2023) conducted a study in Guimarães, Portugal, using GIS technology to assess the fire risk and spatial vulnerability of critical infrastructure in historic urban areas. Their model created detailed maps showing how fire hazards can affect both individual buildings and surrounding zones, helping authorities prioritize areas that need the most attention. The research highlighted the value of GIS in identifying interdependencies between infrastructure components, allowing for better emergency planning and targeted risk mitigation. This approach supports the idea that GIS can be a powerful tool not only for visualizing risks but also for enhancing long-term fire safety strategies—an idea that directly aligns with the purpose of the BFP </w:t>
-      </w:r>
-      <w:proofErr w:type="spellStart"/>
-      <w:r>
-        <w:rPr>
-          <w:color w:val="000000" w:themeColor="text1"/>
-        </w:rPr>
-        <w:t>SiteProfiler</w:t>
-      </w:r>
-      <w:proofErr w:type="spellEnd"/>
-      <w:r>
-        <w:rPr>
-          <w:color w:val="000000" w:themeColor="text1"/>
-        </w:rPr>
-        <w:t xml:space="preserve"> in monitoring and managing high-risk zones in </w:t>
-      </w:r>
-      <w:proofErr w:type="spellStart"/>
-      <w:r>
-        <w:rPr>
-          <w:color w:val="000000" w:themeColor="text1"/>
-        </w:rPr>
-        <w:t>Catanduanes</w:t>
-      </w:r>
-      <w:proofErr w:type="spellEnd"/>
-      <w:r>
-        <w:rPr>
-          <w:color w:val="000000" w:themeColor="text1"/>
-        </w:rPr>
-        <w:t>.</w:t>
+        <w:t>Urbina et al. (2023) conducted a study in Guimarães, Portugal, using GIS technology to assess the fire risk and spatial vulnerability of critical infrastructure in historic urban areas. Their model created detailed maps showing how fire hazards can affect both individual buildings and surrounding zones, helping authorities prioritize areas that need the most attention. The research highlighted the value of GIS in identifying interdependencies between infrastructure components, allowing for better emergency planning and targeted risk mitigation. This approach supports the idea that GIS can be a powerful tool not only for visualizing risks but also for enhancing long-term fire safety strategies—an idea that directly aligns with the purpose of the BFP SiteProfiler in monitoring and managing high-risk zones in Catanduanes.</w:t>
       </w:r>
     </w:p>
     <w:p>
@@ -7333,68 +6586,11 @@
         </w:rPr>
         <w:tab/>
       </w:r>
-      <w:proofErr w:type="spellStart"/>
-      <w:r>
-        <w:rPr>
-          <w:color w:val="000000" w:themeColor="text1"/>
-        </w:rPr>
-        <w:t>Pongsin</w:t>
-      </w:r>
-      <w:proofErr w:type="spellEnd"/>
-      <w:r>
-        <w:rPr>
-          <w:color w:val="000000" w:themeColor="text1"/>
-        </w:rPr>
-        <w:t xml:space="preserve">, </w:t>
-      </w:r>
-      <w:proofErr w:type="spellStart"/>
-      <w:r>
-        <w:rPr>
-          <w:color w:val="000000" w:themeColor="text1"/>
-        </w:rPr>
-        <w:t>Ruenwicha</w:t>
-      </w:r>
-      <w:proofErr w:type="spellEnd"/>
-      <w:r>
-        <w:rPr>
-          <w:color w:val="000000" w:themeColor="text1"/>
-        </w:rPr>
-        <w:t xml:space="preserve">, and </w:t>
-      </w:r>
-      <w:proofErr w:type="spellStart"/>
-      <w:r>
-        <w:rPr>
-          <w:color w:val="000000" w:themeColor="text1"/>
-        </w:rPr>
-        <w:t>Nontasawatsri</w:t>
-      </w:r>
-      <w:proofErr w:type="spellEnd"/>
-      <w:r>
-        <w:rPr>
-          <w:color w:val="000000" w:themeColor="text1"/>
-        </w:rPr>
-        <w:t xml:space="preserve"> (2024) developed a structured fire risk assessment model tailored for hospital buildings in urban areas, guided by NFPA 551 and OHSAS 18001 standards. Their model evaluated four key areas: hazard identification, fire </w:t>
-      </w:r>
-      <w:r>
-        <w:rPr>
-          <w:color w:val="000000" w:themeColor="text1"/>
-        </w:rPr>
-        <w:lastRenderedPageBreak/>
-        <w:t xml:space="preserve">opportunity assessment, fire severity, and risk management. Using input from experts and simulated scenarios, the study found that certain hospital zones had significantly higher fire risk levels, particularly in areas with dense equipment and high occupancy. Although the model was designed specifically for healthcare facilities, it demonstrates how structured, criteria-based assessment can be used in public safety planning. This methodology reinforces the importance of risk-based inspection, a principle that is integrated into the BFP </w:t>
-      </w:r>
-      <w:proofErr w:type="spellStart"/>
-      <w:r>
-        <w:rPr>
-          <w:color w:val="000000" w:themeColor="text1"/>
-        </w:rPr>
-        <w:t>SiteProfiler</w:t>
-      </w:r>
-      <w:proofErr w:type="spellEnd"/>
-      <w:r>
-        <w:rPr>
-          <w:color w:val="000000" w:themeColor="text1"/>
-        </w:rPr>
-        <w:t xml:space="preserve"> through its use of GIS for mapping and prioritizing high-risk establishments.</w:t>
+      <w:r>
+        <w:rPr>
+          <w:color w:val="000000" w:themeColor="text1"/>
+        </w:rPr>
+        <w:t>Pongsin, Ruenwicha, and Nontasawatsri (2024) developed a structured fire risk assessment model tailored for hospital buildings in urban areas, guided by NFPA 551 and OHSAS 18001 standards. Their model evaluated four key areas: hazard identification, fire opportunity assessment, fire severity, and risk management. Using input from experts and simulated scenarios, the study found that certain hospital zones had significantly higher fire risk levels, particularly in areas with dense equipment and high occupancy. Although the model was designed specifically for healthcare facilities, it demonstrates how structured, criteria-based assessment can be used in public safety planning. This methodology reinforces the importance of risk-based inspection, a principle that is integrated into the BFP SiteProfiler through its use of GIS for mapping and prioritizing high-risk establishments.</w:t>
       </w:r>
     </w:p>
     <w:p>
@@ -7410,61 +6606,11 @@
         </w:rPr>
         <w:tab/>
       </w:r>
-      <w:proofErr w:type="spellStart"/>
-      <w:r>
-        <w:rPr>
-          <w:color w:val="000000" w:themeColor="text1"/>
-        </w:rPr>
-        <w:t>Manun-og</w:t>
-      </w:r>
-      <w:proofErr w:type="spellEnd"/>
-      <w:r>
-        <w:rPr>
-          <w:color w:val="000000" w:themeColor="text1"/>
-        </w:rPr>
-        <w:t xml:space="preserve"> et al. (2022) developed a records management system integrated with GIS technology to support the Bureau of Fire Protection (BFP) in </w:t>
-      </w:r>
-      <w:proofErr w:type="spellStart"/>
-      <w:r>
-        <w:rPr>
-          <w:color w:val="000000" w:themeColor="text1"/>
-        </w:rPr>
-        <w:t>Hinunangan</w:t>
-      </w:r>
-      <w:proofErr w:type="spellEnd"/>
-      <w:r>
-        <w:rPr>
-          <w:color w:val="000000" w:themeColor="text1"/>
-        </w:rPr>
-        <w:t xml:space="preserve">, Southern Leyte. The system was designed to streamline the monitoring of business and building compliance records, with GIS features enabling precise location mapping and improved response planning. Evaluated using the ISO 9126-1 software quality model, the system received positive feedback for its functionality, usability, and efficiency. This study shows how GIS can enhance transparency and operational coordination in fire safety enforcement, aligning directly with the goals of the BFP </w:t>
-      </w:r>
-      <w:proofErr w:type="spellStart"/>
-      <w:r>
-        <w:rPr>
-          <w:color w:val="000000" w:themeColor="text1"/>
-        </w:rPr>
-        <w:t>SiteProfiler</w:t>
-      </w:r>
-      <w:proofErr w:type="spellEnd"/>
-      <w:r>
-        <w:rPr>
-          <w:color w:val="000000" w:themeColor="text1"/>
-        </w:rPr>
-        <w:t xml:space="preserve"> in managing establishment data and visualizing fire risk zones in </w:t>
-      </w:r>
-      <w:proofErr w:type="spellStart"/>
-      <w:r>
-        <w:rPr>
-          <w:color w:val="000000" w:themeColor="text1"/>
-        </w:rPr>
-        <w:t>Catanduanes</w:t>
-      </w:r>
-      <w:proofErr w:type="spellEnd"/>
-      <w:r>
-        <w:rPr>
-          <w:color w:val="000000" w:themeColor="text1"/>
-        </w:rPr>
-        <w:t>.</w:t>
+      <w:r>
+        <w:rPr>
+          <w:color w:val="000000" w:themeColor="text1"/>
+        </w:rPr>
+        <w:t>Manun-og et al. (2022) developed a records management system integrated with GIS technology to support the Bureau of Fire Protection (BFP) in Hinunangan, Southern Leyte. The system was designed to streamline the monitoring of business and building compliance records, with GIS features enabling precise location mapping and improved response planning. Evaluated using the ISO 9126-1 software quality model, the system received positive feedback for its functionality, usability, and efficiency. This study shows how GIS can enhance transparency and operational coordination in fire safety enforcement, aligning directly with the goals of the BFP SiteProfiler in managing establishment data and visualizing fire risk zones in Catanduanes.</w:t>
       </w:r>
     </w:p>
     <w:p>
@@ -7484,28 +6630,7 @@
         <w:rPr>
           <w:color w:val="000000" w:themeColor="text1"/>
         </w:rPr>
-        <w:t xml:space="preserve">Salman, Karouni, Hamadeh, and Rachid (2023) proposed a comprehensive approach to forest fire risk mapping by combining the Analytical Hierarchy Process (AHP), Geographic Information System (GIS), and remote sensing. Their study emphasized the use of environmental factors—such as vegetation type, slope, and proximity to human activity—to identify and prioritize high-risk areas in Lebanon. The integration of remote sensing allowed for dynamic data collection, while GIS visualized risk zones with high </w:t>
-      </w:r>
-      <w:r>
-        <w:rPr>
-          <w:color w:val="000000" w:themeColor="text1"/>
-        </w:rPr>
-        <w:lastRenderedPageBreak/>
-        <w:t xml:space="preserve">spatial accuracy. Although their focus was on forest environments, the methodology demonstrates how multi-layered data analysis and spatial tools can be applied to urban fire safety systems. This aligns with the BFP </w:t>
-      </w:r>
-      <w:proofErr w:type="spellStart"/>
-      <w:r>
-        <w:rPr>
-          <w:color w:val="000000" w:themeColor="text1"/>
-        </w:rPr>
-        <w:t>SiteProfiler's</w:t>
-      </w:r>
-      <w:proofErr w:type="spellEnd"/>
-      <w:r>
-        <w:rPr>
-          <w:color w:val="000000" w:themeColor="text1"/>
-        </w:rPr>
-        <w:t xml:space="preserve"> goal of using GIS to visualize compliance levels and identify fire-prone establishments based on multiple risk indicators.</w:t>
+        <w:t>Salman, Karouni, Hamadeh, and Rachid (2023) proposed a comprehensive approach to forest fire risk mapping by combining the Analytical Hierarchy Process (AHP), Geographic Information System (GIS), and remote sensing. Their study emphasized the use of environmental factors—such as vegetation type, slope, and proximity to human activity—to identify and prioritize high-risk areas in Lebanon. The integration of remote sensing allowed for dynamic data collection, while GIS visualized risk zones with high spatial accuracy. Although their focus was on forest environments, the methodology demonstrates how multi-layered data analysis and spatial tools can be applied to urban fire safety systems. This aligns with the BFP SiteProfiler's goal of using GIS to visualize compliance levels and identify fire-prone establishments based on multiple risk indicators.</w:t>
       </w:r>
     </w:p>
     <w:p>
@@ -7525,49 +6650,7 @@
         <w:rPr>
           <w:color w:val="000000" w:themeColor="text1"/>
         </w:rPr>
-        <w:t xml:space="preserve">The reviewed studies emphasize the valuable role of GIS in building accurate, data-driven maps that support strategic decision-making in public safety. From urban centers in Portugal and Lebanon to forest regions in Turkey, GIS has been effectively used to visualize spatial data, identify critical zones, and support organized planning efforts. In particular, the GIS-integrated system implemented in BFP </w:t>
-      </w:r>
-      <w:proofErr w:type="spellStart"/>
-      <w:r>
-        <w:rPr>
-          <w:color w:val="000000" w:themeColor="text1"/>
-        </w:rPr>
-        <w:t>Hinunangan</w:t>
-      </w:r>
-      <w:proofErr w:type="spellEnd"/>
-      <w:r>
-        <w:rPr>
-          <w:color w:val="000000" w:themeColor="text1"/>
-        </w:rPr>
-        <w:t xml:space="preserve"> illustrates how map-based tools can enhance transparency, operational efficiency, and disaster readiness. These examples affirm the importance of GIS in the BFP </w:t>
-      </w:r>
-      <w:proofErr w:type="spellStart"/>
-      <w:r>
-        <w:rPr>
-          <w:color w:val="000000" w:themeColor="text1"/>
-        </w:rPr>
-        <w:t>SiteProfiler</w:t>
-      </w:r>
-      <w:proofErr w:type="spellEnd"/>
-      <w:r>
-        <w:rPr>
-          <w:color w:val="000000" w:themeColor="text1"/>
-        </w:rPr>
-        <w:t xml:space="preserve">, which uses map building to help fire departments in </w:t>
-      </w:r>
-      <w:proofErr w:type="spellStart"/>
-      <w:r>
-        <w:rPr>
-          <w:color w:val="000000" w:themeColor="text1"/>
-        </w:rPr>
-        <w:t>Catanduanes</w:t>
-      </w:r>
-      <w:proofErr w:type="spellEnd"/>
-      <w:r>
-        <w:rPr>
-          <w:color w:val="000000" w:themeColor="text1"/>
-        </w:rPr>
-        <w:t xml:space="preserve"> manage establishment data, monitor compliance, and coordinate inspection activities through geographic visualization.</w:t>
+        <w:t>The reviewed studies emphasize the valuable role of GIS in building accurate, data-driven maps that support strategic decision-making in public safety. From urban centers in Portugal and Lebanon to forest regions in Turkey, GIS has been effectively used to visualize spatial data, identify critical zones, and support organized planning efforts. In particular, the GIS-integrated system implemented in BFP Hinunangan illustrates how map-based tools can enhance transparency, operational efficiency, and disaster readiness. These examples affirm the importance of GIS in the BFP SiteProfiler, which uses map building to help fire departments in Catanduanes manage establishment data, monitor compliance, and coordinate inspection activities through geographic visualization.</w:t>
       </w:r>
     </w:p>
     <w:p>
@@ -7615,28 +6698,7 @@
         <w:rPr>
           <w:color w:val="000000" w:themeColor="text1"/>
         </w:rPr>
-        <w:t xml:space="preserve">Evaluating software quality is essential, especially for systems that manage sensitive data and support public services. One widely accepted framework for assessing software is ISO/IEC 25010, which outlines key quality characteristics such as functionality, reliability, usability, efficiency, security, and maintainability. These criteria help ensure that a system performs well, is easy to use, and protects user information. In the case of the BFP </w:t>
-      </w:r>
-      <w:proofErr w:type="spellStart"/>
-      <w:r>
-        <w:rPr>
-          <w:color w:val="000000" w:themeColor="text1"/>
-        </w:rPr>
-        <w:t>SiteProfiler</w:t>
-      </w:r>
-      <w:proofErr w:type="spellEnd"/>
-      <w:r>
-        <w:rPr>
-          <w:color w:val="000000" w:themeColor="text1"/>
-        </w:rPr>
-        <w:t xml:space="preserve">, applying ISO/IEC 25010 provides a structured way to measure whether the system meets its intended goals and satisfies user expectations. This section reviews studies </w:t>
-      </w:r>
-      <w:r>
-        <w:rPr>
-          <w:color w:val="000000" w:themeColor="text1"/>
-        </w:rPr>
-        <w:lastRenderedPageBreak/>
-        <w:t>that used the ISO/IEC 25010 standard to evaluate various software systems, providing useful insights that guide the evaluation approach for the proposed system.</w:t>
+        <w:t>Evaluating software quality is essential, especially for systems that manage sensitive data and support public services. One widely accepted framework for assessing software is ISO/IEC 25010, which outlines key quality characteristics such as functionality, reliability, usability, efficiency, security, and maintainability. These criteria help ensure that a system performs well, is easy to use, and protects user information. In the case of the BFP SiteProfiler, applying ISO/IEC 25010 provides a structured way to measure whether the system meets its intended goals and satisfies user expectations. This section reviews studies that used the ISO/IEC 25010 standard to evaluate various software systems, providing useful insights that guide the evaluation approach for the proposed system.</w:t>
       </w:r>
     </w:p>
     <w:p>
@@ -7656,30 +6718,48 @@
         <w:rPr>
           <w:color w:val="000000" w:themeColor="text1"/>
         </w:rPr>
-        <w:t xml:space="preserve">Canlas, </w:t>
-      </w:r>
-      <w:proofErr w:type="spellStart"/>
-      <w:r>
-        <w:rPr>
-          <w:color w:val="000000" w:themeColor="text1"/>
-        </w:rPr>
-        <w:t>Piad</w:t>
-      </w:r>
-      <w:proofErr w:type="spellEnd"/>
-      <w:r>
-        <w:rPr>
-          <w:color w:val="000000" w:themeColor="text1"/>
-        </w:rPr>
-        <w:t xml:space="preserve">, and Lagman (2021) developed a faculty research productivity monitoring and prediction system and evaluated it using ISO/IEC 25010 standards. Their assessment—conducted with IT experts and administrators—focused on eight quality characteristics including functionality, performance efficiency, usability, reliability, security, and maintainability. The evaluation confirmed that the system met high software quality standards and was ready for deployment. This study reinforces the importance of ISO/IEC 25010 as a practical tool for assessing software performance in real-world public and academic information systems and supports its adoption in evaluating the BFP </w:t>
-      </w:r>
-      <w:proofErr w:type="spellStart"/>
-      <w:r>
-        <w:rPr>
-          <w:color w:val="000000" w:themeColor="text1"/>
-        </w:rPr>
-        <w:t>SiteProfiler</w:t>
-      </w:r>
-      <w:proofErr w:type="spellEnd"/>
+        <w:t>Canlas, Piad, and Lagman (2021) developed a faculty research productivity monitoring and prediction system and evaluated it using ISO/IEC 25010 standards. Their assessment—conducted with IT experts and administrators—focused on eight quality characteristics including functionality, performance efficiency, usability, reliability, security, and maintainability. The evaluation confirmed that the system met high software quality standards and was ready for deployment. This study reinforces the importance of ISO/IEC 25010 as a practical tool for assessing software performance in real-world public and academic information systems and supports its adoption in evaluating the BFP SiteProfiler.</w:t>
+      </w:r>
+    </w:p>
+    <w:p>
+      <w:pPr>
+        <w:ind w:left="0" w:firstLine="0"/>
+        <w:rPr>
+          <w:color w:val="000000" w:themeColor="text1"/>
+        </w:rPr>
+      </w:pPr>
+      <w:r>
+        <w:rPr>
+          <w:color w:val="000000" w:themeColor="text1"/>
+        </w:rPr>
+        <w:tab/>
+      </w:r>
+      <w:r>
+        <w:rPr>
+          <w:color w:val="000000" w:themeColor="text1"/>
+        </w:rPr>
+        <w:t>Budi et al. (2022) evaluated a news portal website (Jitunews) using both ISO/IEC 25010 and McCall methods. The study involved collecting user feedback on backend and frontend modules, assessing quality attributes such as performance efficiency, security, and functional suitability. Results showed “Good” ratings overall. This case demonstrates how combining ISO/IEC 25010 with McCall can provide a comprehensive view of software quality, including user-centered insights—valuable for ensuring well-rounded evaluation of web-based systems like the BFP SiteProfiler.</w:t>
+      </w:r>
+    </w:p>
+    <w:p>
+      <w:pPr>
+        <w:ind w:left="0" w:firstLine="0"/>
+        <w:rPr>
+          <w:color w:val="000000" w:themeColor="text1"/>
+        </w:rPr>
+      </w:pPr>
+      <w:r>
+        <w:rPr>
+          <w:color w:val="000000" w:themeColor="text1"/>
+        </w:rPr>
+        <w:tab/>
+      </w:r>
+      <w:r>
+        <w:rPr>
+          <w:color w:val="000000" w:themeColor="text1"/>
+        </w:rPr>
+        <w:t>Haryasena, Saputra, Azzahra, and Aniko (2021) evaluated a smart ERP accounting system used by SMEs, focusing on its functional suitability based on ISO/IEC 25010 standards. Their study assessed how well the system supported processes like invoicing, financial reporting, and inter-department data flow. Using input from stakeholders, the evaluation concluded that the system met the necessary quality criteria, highlighting functional suitability as a key factor in ensuring the system's capability and alignment with business needs. Their findings reinforce the importance of customizing ISO/IEC 25010 evaluations to fit specific organizational functions, an approach also employed in the assessment framework for the BFP SiteProfiler</w:t>
+      </w:r>
       <w:r>
         <w:rPr>
           <w:color w:val="000000" w:themeColor="text1"/>
@@ -7689,103 +6769,6 @@
     </w:p>
     <w:p>
       <w:pPr>
-        <w:ind w:left="0" w:firstLine="0"/>
-        <w:rPr>
-          <w:color w:val="000000" w:themeColor="text1"/>
-        </w:rPr>
-      </w:pPr>
-      <w:r>
-        <w:rPr>
-          <w:color w:val="000000" w:themeColor="text1"/>
-        </w:rPr>
-        <w:tab/>
-      </w:r>
-      <w:r>
-        <w:rPr>
-          <w:color w:val="000000" w:themeColor="text1"/>
-        </w:rPr>
-        <w:t>Budi et al. (2022) evaluated a news portal website (</w:t>
-      </w:r>
-      <w:proofErr w:type="spellStart"/>
-      <w:r>
-        <w:rPr>
-          <w:color w:val="000000" w:themeColor="text1"/>
-        </w:rPr>
-        <w:t>Jitunews</w:t>
-      </w:r>
-      <w:proofErr w:type="spellEnd"/>
-      <w:r>
-        <w:rPr>
-          <w:color w:val="000000" w:themeColor="text1"/>
-        </w:rPr>
-        <w:t xml:space="preserve">) using both ISO/IEC 25010 and McCall methods. The study involved collecting user feedback on backend and frontend modules, assessing quality attributes such as performance efficiency, security, and functional suitability. Results showed “Good” ratings overall. This case demonstrates how combining ISO/IEC 25010 with McCall can provide a comprehensive view of software quality, including user-centered insights—valuable for ensuring well-rounded evaluation of web-based systems like the BFP </w:t>
-      </w:r>
-      <w:proofErr w:type="spellStart"/>
-      <w:r>
-        <w:rPr>
-          <w:color w:val="000000" w:themeColor="text1"/>
-        </w:rPr>
-        <w:t>SiteProfiler</w:t>
-      </w:r>
-      <w:proofErr w:type="spellEnd"/>
-      <w:r>
-        <w:rPr>
-          <w:color w:val="000000" w:themeColor="text1"/>
-        </w:rPr>
-        <w:t>.</w:t>
-      </w:r>
-    </w:p>
-    <w:p>
-      <w:pPr>
-        <w:ind w:left="0" w:firstLine="0"/>
-        <w:rPr>
-          <w:color w:val="000000" w:themeColor="text1"/>
-        </w:rPr>
-      </w:pPr>
-      <w:r>
-        <w:rPr>
-          <w:color w:val="000000" w:themeColor="text1"/>
-        </w:rPr>
-        <w:tab/>
-      </w:r>
-      <w:proofErr w:type="spellStart"/>
-      <w:r>
-        <w:rPr>
-          <w:color w:val="000000" w:themeColor="text1"/>
-        </w:rPr>
-        <w:t>Haryasena</w:t>
-      </w:r>
-      <w:proofErr w:type="spellEnd"/>
-      <w:r>
-        <w:rPr>
-          <w:color w:val="000000" w:themeColor="text1"/>
-        </w:rPr>
-        <w:t xml:space="preserve">, Saputra, Azzahra, and Aniko (2021) evaluated a smart ERP accounting system used by SMEs, focusing on its functional suitability based on ISO/IEC 25010 standards. Their study assessed how well the system supported processes like invoicing, financial reporting, and inter-department data flow. Using input from stakeholders, the evaluation concluded that the system met the necessary quality criteria, highlighting </w:t>
-      </w:r>
-      <w:r>
-        <w:rPr>
-          <w:color w:val="000000" w:themeColor="text1"/>
-        </w:rPr>
-        <w:lastRenderedPageBreak/>
-        <w:t xml:space="preserve">functional suitability as a key factor in ensuring the system's capability and alignment with business needs. Their findings reinforce the importance of customizing ISO/IEC 25010 evaluations to fit specific organizational functions, an approach also employed in the assessment framework for the BFP </w:t>
-      </w:r>
-      <w:proofErr w:type="spellStart"/>
-      <w:r>
-        <w:rPr>
-          <w:color w:val="000000" w:themeColor="text1"/>
-        </w:rPr>
-        <w:t>SiteProfiler</w:t>
-      </w:r>
-      <w:proofErr w:type="spellEnd"/>
-      <w:r>
-        <w:rPr>
-          <w:color w:val="000000" w:themeColor="text1"/>
-        </w:rPr>
-        <w:t>.</w:t>
-      </w:r>
-    </w:p>
-    <w:p>
-      <w:pPr>
         <w:ind w:left="0" w:firstLine="720"/>
         <w:rPr>
           <w:color w:val="000000" w:themeColor="text1"/>
@@ -7795,35 +6778,7 @@
         <w:rPr>
           <w:color w:val="000000" w:themeColor="text1"/>
         </w:rPr>
-        <w:t xml:space="preserve">Hamzah, </w:t>
-      </w:r>
-      <w:proofErr w:type="spellStart"/>
-      <w:r>
-        <w:rPr>
-          <w:color w:val="000000" w:themeColor="text1"/>
-        </w:rPr>
-        <w:t>Angraini</w:t>
-      </w:r>
-      <w:proofErr w:type="spellEnd"/>
-      <w:r>
-        <w:rPr>
-          <w:color w:val="000000" w:themeColor="text1"/>
-        </w:rPr>
-        <w:t xml:space="preserve">, and Saputra (2024) evaluated a web-based scholarship information system using the ISO/IEC 25010 standard. Their study focused on attributes such as performance efficiency, usability, and security, gathering feedback from both students and academic administrators. Findings showed strong ratings in these areas, highlighting how web-based educational systems can meet user expectations through structured quality evaluations. This research demonstrates the practical use of ISO/IEC 25010 for both technical and user-centered perspectives, offering valuable insights for assessing systems like the BFP </w:t>
-      </w:r>
-      <w:proofErr w:type="spellStart"/>
-      <w:r>
-        <w:rPr>
-          <w:color w:val="000000" w:themeColor="text1"/>
-        </w:rPr>
-        <w:t>SiteProfiler</w:t>
-      </w:r>
-      <w:proofErr w:type="spellEnd"/>
-      <w:r>
-        <w:rPr>
-          <w:color w:val="000000" w:themeColor="text1"/>
-        </w:rPr>
-        <w:t>, where performance and ease of access are critical.</w:t>
+        <w:t>Hamzah, Angraini, and Saputra (2024) evaluated a web-based scholarship information system using the ISO/IEC 25010 standard. Their study focused on attributes such as performance efficiency, usability, and security, gathering feedback from both students and academic administrators. Findings showed strong ratings in these areas, highlighting how web-based educational systems can meet user expectations through structured quality evaluations. This research demonstrates the practical use of ISO/IEC 25010 for both technical and user-centered perspectives, offering valuable insights for assessing systems like the BFP SiteProfiler, where performance and ease of access are critical.</w:t>
       </w:r>
     </w:p>
     <w:p>
@@ -7837,35 +6792,7 @@
         <w:rPr>
           <w:color w:val="000000" w:themeColor="text1"/>
         </w:rPr>
-        <w:t xml:space="preserve">Hamzah, </w:t>
-      </w:r>
-      <w:proofErr w:type="spellStart"/>
-      <w:r>
-        <w:rPr>
-          <w:color w:val="000000" w:themeColor="text1"/>
-        </w:rPr>
-        <w:t>Angraini</w:t>
-      </w:r>
-      <w:proofErr w:type="spellEnd"/>
-      <w:r>
-        <w:rPr>
-          <w:color w:val="000000" w:themeColor="text1"/>
-        </w:rPr>
-        <w:t xml:space="preserve">, and Saputra (2024) evaluated a web-based scholarship information system using the ISO/IEC 25010 standard. Their study focused on attributes such as performance efficiency, usability, and security, gathering feedback from both students and academic administrators. Findings showed strong ratings in these areas, highlighting how web-based educational systems can meet user expectations through structured quality evaluations. This research demonstrates the practical use of ISO/IEC 25010 for both technical and user-centered perspectives, offering valuable insights for assessing systems like the BFP </w:t>
-      </w:r>
-      <w:proofErr w:type="spellStart"/>
-      <w:r>
-        <w:rPr>
-          <w:color w:val="000000" w:themeColor="text1"/>
-        </w:rPr>
-        <w:t>SiteProfiler</w:t>
-      </w:r>
-      <w:proofErr w:type="spellEnd"/>
-      <w:r>
-        <w:rPr>
-          <w:color w:val="000000" w:themeColor="text1"/>
-        </w:rPr>
-        <w:t>, where performance and ease of access are critical.</w:t>
+        <w:t>Hamzah, Angraini, and Saputra (2024) evaluated a web-based scholarship information system using the ISO/IEC 25010 standard. Their study focused on attributes such as performance efficiency, usability, and security, gathering feedback from both students and academic administrators. Findings showed strong ratings in these areas, highlighting how web-based educational systems can meet user expectations through structured quality evaluations. This research demonstrates the practical use of ISO/IEC 25010 for both technical and user-centered perspectives, offering valuable insights for assessing systems like the BFP SiteProfiler, where performance and ease of access are critical.</w:t>
       </w:r>
     </w:p>
     <w:p>
@@ -7879,22 +6806,7 @@
         <w:rPr>
           <w:color w:val="000000" w:themeColor="text1"/>
         </w:rPr>
-        <w:lastRenderedPageBreak/>
-        <w:t xml:space="preserve">The reviewed studies emphasize the practical value of ISO/IEC 25010 in assessing software systems across diverse domains such as education, media, accounting, and GIS. Consistently, these evaluations highlight key quality attributes—like functionality, usability, performance efficiency, and security—as essential to achieving user satisfaction and operational success. Whether applied in academic portals, smart business systems, or public information platforms, ISO/IEC 25010 provides a reliable framework for measuring software effectiveness and aligning it with user needs. These insights directly inform the evaluation of the BFP </w:t>
-      </w:r>
-      <w:proofErr w:type="spellStart"/>
-      <w:r>
-        <w:rPr>
-          <w:color w:val="000000" w:themeColor="text1"/>
-        </w:rPr>
-        <w:t>SiteProfiler</w:t>
-      </w:r>
-      <w:proofErr w:type="spellEnd"/>
-      <w:r>
-        <w:rPr>
-          <w:color w:val="000000" w:themeColor="text1"/>
-        </w:rPr>
-        <w:t>, ensuring that its design and performance meet the standards expected of a reliable, user-focused government system.</w:t>
+        <w:t>The reviewed studies emphasize the practical value of ISO/IEC 25010 in assessing software systems across diverse domains such as education, media, accounting, and GIS. Consistently, these evaluations highlight key quality attributes—like functionality, usability, performance efficiency, and security—as essential to achieving user satisfaction and operational success. Whether applied in academic portals, smart business systems, or public information platforms, ISO/IEC 25010 provides a reliable framework for measuring software effectiveness and aligning it with user needs. These insights directly inform the evaluation of the BFP SiteProfiler, ensuring that its design and performance meet the standards expected of a reliable, user-focused government system.</w:t>
       </w:r>
     </w:p>
     <w:p>
@@ -7944,16 +6856,8 @@
         <w:rPr>
           <w:color w:val="000000" w:themeColor="text1"/>
         </w:rPr>
-        <w:t xml:space="preserve">Tax record management plays a vital role in ensuring accurate tracking of government fees and compliance, especially in public safety services. By shifting from manual to digital systems, agencies can process payments faster, reduce errors, and improve transparency. In fire safety operations, managing records like fire code fees and inspection charges is essential. This section explores studies that highlight the value of efficient tax record systems and their role in supporting platforms like the BFP </w:t>
-      </w:r>
-      <w:proofErr w:type="spellStart"/>
-      <w:r>
-        <w:rPr>
-          <w:color w:val="000000" w:themeColor="text1"/>
-        </w:rPr>
-        <w:t>SiteProfiler</w:t>
-      </w:r>
-      <w:proofErr w:type="spellEnd"/>
+        <w:t>Tax record management plays a vital role in ensuring accurate tracking of government fees and compliance, especially in public safety services. By shifting from manual to digital systems, agencies can process payments faster, reduce errors, and improve transparency. In fire safety operations, managing records like fire code fees and inspection charges is essential. This section explores studies that highlight the value of efficient tax record systems and their role in supporting platforms like the BFP SiteProfiler</w:t>
+      </w:r>
       <w:r>
         <w:rPr>
           <w:color w:val="000000" w:themeColor="text1"/>
@@ -7979,40 +6883,11 @@
         </w:rPr>
         <w:tab/>
       </w:r>
-      <w:proofErr w:type="spellStart"/>
-      <w:r>
-        <w:rPr>
-          <w:color w:val="000000" w:themeColor="text1"/>
-        </w:rPr>
-        <w:t>Musagaliev</w:t>
-      </w:r>
-      <w:proofErr w:type="spellEnd"/>
-      <w:r>
-        <w:rPr>
-          <w:color w:val="000000" w:themeColor="text1"/>
-        </w:rPr>
-        <w:t xml:space="preserve"> (2024) explored how strengthening tax control mechanisms can improve the management of tax risks and audits in both public and private sectors. The study emphasized the importance of accurate recordkeeping, transparency, and systematic audits to ensure tax compliance. It also highlighted challenges such as inconsistent data handling and limited technological integration in tax monitoring. These insights are </w:t>
-      </w:r>
-      <w:r>
-        <w:rPr>
-          <w:color w:val="000000" w:themeColor="text1"/>
-        </w:rPr>
-        <w:lastRenderedPageBreak/>
-        <w:t xml:space="preserve">relevant to government agencies like the Bureau of Fire Protection, which must track fire code fees and inspection-related charges. The study supports the use of digital platforms like the BFP </w:t>
-      </w:r>
-      <w:proofErr w:type="spellStart"/>
-      <w:r>
-        <w:rPr>
-          <w:color w:val="000000" w:themeColor="text1"/>
-        </w:rPr>
-        <w:t>SiteProfiler</w:t>
-      </w:r>
-      <w:proofErr w:type="spellEnd"/>
-      <w:r>
-        <w:rPr>
-          <w:color w:val="000000" w:themeColor="text1"/>
-        </w:rPr>
-        <w:t xml:space="preserve"> to enhance the accuracy and accountability of tax-related records.</w:t>
+      <w:r>
+        <w:rPr>
+          <w:color w:val="000000" w:themeColor="text1"/>
+        </w:rPr>
+        <w:t>Musagaliev (2024) explored how strengthening tax control mechanisms can improve the management of tax risks and audits in both public and private sectors. The study emphasized the importance of accurate recordkeeping, transparency, and systematic audits to ensure tax compliance. It also highlighted challenges such as inconsistent data handling and limited technological integration in tax monitoring. These insights are relevant to government agencies like the Bureau of Fire Protection, which must track fire code fees and inspection-related charges. The study supports the use of digital platforms like the BFP SiteProfiler to enhance the accuracy and accountability of tax-related records.</w:t>
       </w:r>
     </w:p>
     <w:p>
@@ -8026,35 +6901,7 @@
         <w:rPr>
           <w:color w:val="000000" w:themeColor="text1"/>
         </w:rPr>
-        <w:t xml:space="preserve">Complementing this, </w:t>
-      </w:r>
-      <w:proofErr w:type="spellStart"/>
-      <w:r>
-        <w:rPr>
-          <w:color w:val="000000" w:themeColor="text1"/>
-        </w:rPr>
-        <w:t>Darmayasa</w:t>
-      </w:r>
-      <w:proofErr w:type="spellEnd"/>
-      <w:r>
-        <w:rPr>
-          <w:color w:val="000000" w:themeColor="text1"/>
-        </w:rPr>
-        <w:t xml:space="preserve"> and Hardika (2024) analyzed the implementation of core tax administration systems using the slippery slope framework of tax compliance. This study emphasized that effective tax compliance depends on the balanced exercise of authority and the cultivation of public trust. They found that digital systems which promote transparency, consistency, and fairness in tax handling significantly increase voluntary compliance. This model aligns with the goals of platforms like the BFP </w:t>
-      </w:r>
-      <w:proofErr w:type="spellStart"/>
-      <w:r>
-        <w:rPr>
-          <w:color w:val="000000" w:themeColor="text1"/>
-        </w:rPr>
-        <w:t>SiteProfiler</w:t>
-      </w:r>
-      <w:proofErr w:type="spellEnd"/>
-      <w:r>
-        <w:rPr>
-          <w:color w:val="000000" w:themeColor="text1"/>
-        </w:rPr>
-        <w:t>, which aim to digitize and standardize the collection of fire-related fees while building trust through reliable and transparent recordkeeping.</w:t>
+        <w:t>Complementing this, Darmayasa and Hardika (2024) analyzed the implementation of core tax administration systems using the slippery slope framework of tax compliance. This study emphasized that effective tax compliance depends on the balanced exercise of authority and the cultivation of public trust. They found that digital systems which promote transparency, consistency, and fairness in tax handling significantly increase voluntary compliance. This model aligns with the goals of platforms like the BFP SiteProfiler, which aim to digitize and standardize the collection of fire-related fees while building trust through reliable and transparent recordkeeping.</w:t>
       </w:r>
     </w:p>
     <w:p>
@@ -8068,21 +6915,7 @@
         <w:rPr>
           <w:color w:val="000000" w:themeColor="text1"/>
         </w:rPr>
-        <w:t xml:space="preserve">Hesami, Jenkins, and Jenkins (2024) conducted a systematic literature review focusing on the digital transformation of tax administration, specifically the use of e-invoicing and prefilled tax returns. Their study found that these tools not only reduce errors and processing time but also enhance transparency and trust between taxpayers and institutions. E-invoicing automates record submission, which minimizes manual data entry and improves accuracy, while prefilled returns simplify compliance by reducing the effort required from taxpayers. These digital innovations help ensure consistency in recordkeeping and increase taxpayer confidence in the system. Their findings are highly applicable to the Bureau of Fire Protection’s ongoing efforts to improve its tax-related services through the BFP </w:t>
-      </w:r>
-      <w:proofErr w:type="spellStart"/>
-      <w:r>
-        <w:rPr>
-          <w:color w:val="000000" w:themeColor="text1"/>
-        </w:rPr>
-        <w:t>SiteProfiler</w:t>
-      </w:r>
-      <w:proofErr w:type="spellEnd"/>
-      <w:r>
-        <w:rPr>
-          <w:color w:val="000000" w:themeColor="text1"/>
-        </w:rPr>
-        <w:t>, especially in areas like fire code fee management and inspection charges.</w:t>
+        <w:t>Hesami, Jenkins, and Jenkins (2024) conducted a systematic literature review focusing on the digital transformation of tax administration, specifically the use of e-invoicing and prefilled tax returns. Their study found that these tools not only reduce errors and processing time but also enhance transparency and trust between taxpayers and institutions. E-invoicing automates record submission, which minimizes manual data entry and improves accuracy, while prefilled returns simplify compliance by reducing the effort required from taxpayers. These digital innovations help ensure consistency in recordkeeping and increase taxpayer confidence in the system. Their findings are highly applicable to the Bureau of Fire Protection’s ongoing efforts to improve its tax-related services through the BFP SiteProfiler, especially in areas like fire code fee management and inspection charges.</w:t>
       </w:r>
     </w:p>
     <w:p>
@@ -8092,34 +6925,11 @@
           <w:color w:val="000000" w:themeColor="text1"/>
         </w:rPr>
       </w:pPr>
-      <w:proofErr w:type="spellStart"/>
-      <w:r>
-        <w:rPr>
-          <w:color w:val="000000" w:themeColor="text1"/>
-        </w:rPr>
-        <w:lastRenderedPageBreak/>
-        <w:t>Alahira</w:t>
-      </w:r>
-      <w:proofErr w:type="spellEnd"/>
-      <w:r>
-        <w:rPr>
-          <w:color w:val="000000" w:themeColor="text1"/>
-        </w:rPr>
-        <w:t xml:space="preserve"> et al. (2024) examined the impact of Artificial Intelligence (AI) on tax compliance and financial regulation. Their study highlighted how AI-driven solutions can streamline tax administration processes, detect non-compliance, and mitigate tax evasion. Machine learning algorithms can analyze vast volumes of financial data with remarkable speed and accuracy, identifying patterns indicative of tax fraud or evasion. Additionally, AI-powered predictive analytics enable tax authorities to anticipate taxpayer behavior and allocate resources effectively for enforcement purposes. In financial regulation, AI technologies assist in monitoring and enforcing compliance with complex regulatory frameworks, thereby enhancing revenue collection efficiency while minimizing compliance burdens on taxpayers. These advancements align with the objectives of platforms like the BFP </w:t>
-      </w:r>
-      <w:proofErr w:type="spellStart"/>
-      <w:r>
-        <w:rPr>
-          <w:color w:val="000000" w:themeColor="text1"/>
-        </w:rPr>
-        <w:t>SiteProfiler</w:t>
-      </w:r>
-      <w:proofErr w:type="spellEnd"/>
-      <w:r>
-        <w:rPr>
-          <w:color w:val="000000" w:themeColor="text1"/>
-        </w:rPr>
-        <w:t>, which aim to leverage technology to improve the efficiency and effectiveness of tax-related services.</w:t>
+      <w:r>
+        <w:rPr>
+          <w:color w:val="000000" w:themeColor="text1"/>
+        </w:rPr>
+        <w:t>Alahira et al. (2024) examined the impact of Artificial Intelligence (AI) on tax compliance and financial regulation. Their study highlighted how AI-driven solutions can streamline tax administration processes, detect non-compliance, and mitigate tax evasion. Machine learning algorithms can analyze vast volumes of financial data with remarkable speed and accuracy, identifying patterns indicative of tax fraud or evasion. Additionally, AI-powered predictive analytics enable tax authorities to anticipate taxpayer behavior and allocate resources effectively for enforcement purposes. In financial regulation, AI technologies assist in monitoring and enforcing compliance with complex regulatory frameworks, thereby enhancing revenue collection efficiency while minimizing compliance burdens on taxpayers. These advancements align with the objectives of platforms like the BFP SiteProfiler, which aim to leverage technology to improve the efficiency and effectiveness of tax-related services.</w:t>
       </w:r>
     </w:p>
     <w:p>
@@ -8147,28 +6957,7 @@
         <w:rPr>
           <w:color w:val="000000" w:themeColor="text1"/>
         </w:rPr>
-        <w:t xml:space="preserve">The studies reviewed highlight the importance of modernizing tax record management, especially for agencies like the Bureau of Fire Protection. Moving from manual to digital systems improves accuracy, speeds up processing, and builds public trust. </w:t>
-      </w:r>
-      <w:r>
-        <w:rPr>
-          <w:color w:val="000000" w:themeColor="text1"/>
-        </w:rPr>
-        <w:lastRenderedPageBreak/>
-        <w:t xml:space="preserve">Tools like e-invoicing, AI, and prefilled tax returns help reduce errors and increase compliance. However, challenges like weak governance, low tax morale, and poor auditing must also be addressed. Overall, both technology and administrative reforms are key to making platforms like the BFP </w:t>
-      </w:r>
-      <w:proofErr w:type="spellStart"/>
-      <w:r>
-        <w:rPr>
-          <w:color w:val="000000" w:themeColor="text1"/>
-        </w:rPr>
-        <w:t>SiteProfiler</w:t>
-      </w:r>
-      <w:proofErr w:type="spellEnd"/>
-      <w:r>
-        <w:rPr>
-          <w:color w:val="000000" w:themeColor="text1"/>
-        </w:rPr>
-        <w:t xml:space="preserve"> more effective and reliable</w:t>
+        <w:t>The studies reviewed highlight the importance of modernizing tax record management, especially for agencies like the Bureau of Fire Protection. Moving from manual to digital systems improves accuracy, speeds up processing, and builds public trust. Tools like e-invoicing, AI, and prefilled tax returns help reduce errors and increase compliance. However, challenges like weak governance, low tax morale, and poor auditing must also be addressed. Overall, both technology and administrative reforms are key to making platforms like the BFP SiteProfiler more effective and reliable</w:t>
       </w:r>
       <w:r>
         <w:rPr>
@@ -8238,21 +7027,7 @@
         <w:rPr>
           <w:color w:val="auto"/>
         </w:rPr>
-        <w:t xml:space="preserve">One of the biggest gaps in current systems is their lack of focus on local fire departments and administrative tasks. Most tools aren't built to help track establishment records, monitor fire inspections, or manage fire code tax collections. These day-to-day operations are still handled manually in many areas, like Virac, </w:t>
-      </w:r>
-      <w:proofErr w:type="spellStart"/>
-      <w:r>
-        <w:rPr>
-          <w:color w:val="auto"/>
-        </w:rPr>
-        <w:t>Catanduanes</w:t>
-      </w:r>
-      <w:proofErr w:type="spellEnd"/>
-      <w:r>
-        <w:rPr>
-          <w:color w:val="auto"/>
-        </w:rPr>
-        <w:t>, which can lead to delays, missing information, and inefficient service delivery.</w:t>
+        <w:t>One of the biggest gaps in current systems is their lack of focus on local fire departments and administrative tasks. Most tools aren't built to help track establishment records, monitor fire inspections, or manage fire code tax collections. These day-to-day operations are still handled manually in many areas, like Virac, Catanduanes, which can lead to delays, missing information, and inefficient service delivery.</w:t>
       </w:r>
     </w:p>
     <w:p>
@@ -8267,28 +7042,7 @@
         <w:rPr>
           <w:color w:val="auto"/>
         </w:rPr>
-        <w:t xml:space="preserve">This project introduces a web-based system called BFP </w:t>
-      </w:r>
-      <w:proofErr w:type="spellStart"/>
-      <w:r>
-        <w:rPr>
-          <w:color w:val="auto"/>
-        </w:rPr>
-        <w:t>SiteProfiler</w:t>
-      </w:r>
-      <w:proofErr w:type="spellEnd"/>
-      <w:r>
-        <w:rPr>
-          <w:color w:val="auto"/>
-        </w:rPr>
-        <w:t xml:space="preserve">, designed specifically for local fire departments. It replaces manual, paper-based processes with a digital platform that helps manage establishment data, inspection records, tax payments, </w:t>
-      </w:r>
-      <w:r>
-        <w:rPr>
-          <w:color w:val="auto"/>
-        </w:rPr>
-        <w:lastRenderedPageBreak/>
-        <w:t>and overall compliance. One of its standout and novel features is the use of GIS not just for mapping, but for visually displaying the exact locations of establishments along with their fire safety status. This spatial representation helps officers better understand the geographic distribution of compliance, prioritize high-risk areas, and plan inspections more effectively something that traditional systems do not offer.</w:t>
+        <w:t>This project introduces a web-based system called BFP SiteProfiler, designed specifically for local fire departments. It replaces manual, paper-based processes with a digital platform that helps manage establishment data, inspection records, tax payments, and overall compliance. One of its standout and novel features is the use of GIS not just for mapping, but for visually displaying the exact locations of establishments along with their fire safety status. This spatial representation helps officers better understand the geographic distribution of compliance, prioritize high-risk areas, and plan inspections more effectively something that traditional systems do not offer.</w:t>
       </w:r>
     </w:p>
     <w:p>
@@ -8333,21 +7087,7 @@
         <w:rPr>
           <w:color w:val="auto"/>
         </w:rPr>
-        <w:t xml:space="preserve">In short, this project addresses the need for a modern, location-aware, and easy-to-use system tailored to the operations of local fire safety offices. The study offers a distinct contribution by applying GIS to incorporate location-based awareness into fire safety administration. This integration enables fire officers to clearly visualize establishment data, manage compliance records more efficiently, and respond effectively to safety concerns in specific areas. By combining spatial mapping, compliance tracking, and secure digital records, the BFP </w:t>
-      </w:r>
-      <w:proofErr w:type="spellStart"/>
-      <w:r>
-        <w:rPr>
-          <w:color w:val="auto"/>
-        </w:rPr>
-        <w:t>SiteProfiler</w:t>
-      </w:r>
-      <w:proofErr w:type="spellEnd"/>
-      <w:r>
-        <w:rPr>
-          <w:color w:val="auto"/>
-        </w:rPr>
-        <w:t xml:space="preserve"> improves operational efficiency, strengthens fire safety enforcement, and enhances the quality of public service </w:t>
+        <w:t xml:space="preserve">In short, this project addresses the need for a modern, location-aware, and easy-to-use system tailored to the operations of local fire safety offices. The study offers a distinct contribution by applying GIS to incorporate location-based awareness into fire safety administration. This integration enables fire officers to clearly visualize establishment data, manage compliance records more efficiently, and respond effectively to safety concerns in specific areas. By combining spatial mapping, compliance tracking, and secure digital records, the BFP SiteProfiler improves operational efficiency, strengthens fire safety enforcement, and enhances the quality of public service </w:t>
       </w:r>
       <w:r>
         <w:rPr>
@@ -8366,7 +7106,6 @@
       </w:pPr>
       <w:bookmarkStart w:id="10" w:name="_Toc201068466"/>
       <w:r>
-        <w:lastRenderedPageBreak/>
         <w:t>CHAPTER 3</w:t>
       </w:r>
       <w:bookmarkEnd w:id="10"/>
@@ -8431,35 +7170,7 @@
         <w:rPr>
           <w:color w:val="000000"/>
         </w:rPr>
-        <w:t xml:space="preserve">This chapter details the technical foundation necessary for the design, development, and deployment of the BFP </w:t>
-      </w:r>
-      <w:proofErr w:type="spellStart"/>
-      <w:r>
-        <w:rPr>
-          <w:color w:val="000000"/>
-        </w:rPr>
-        <w:t>SiteProfiler</w:t>
-      </w:r>
-      <w:proofErr w:type="spellEnd"/>
-      <w:r>
-        <w:rPr>
-          <w:color w:val="000000"/>
-        </w:rPr>
-        <w:t xml:space="preserve"> system. The system will serve as a centralized, web-based platform tailored for the Bureau of Fire Protection (BFP) in Virac, </w:t>
-      </w:r>
-      <w:proofErr w:type="spellStart"/>
-      <w:r>
-        <w:rPr>
-          <w:color w:val="000000"/>
-        </w:rPr>
-        <w:t>Catanduanes</w:t>
-      </w:r>
-      <w:proofErr w:type="spellEnd"/>
-      <w:r>
-        <w:rPr>
-          <w:color w:val="000000"/>
-        </w:rPr>
-        <w:t>, to digitize establishment profiling, inspection tracking, compliance monitoring, and geospatial risk visualization. This section outlines the hardware, software, data, and user requirements that enable effective implementation of the system in both administrative and field contexts.</w:t>
+        <w:t>This chapter details the technical foundation necessary for the design, development, and deployment of the BFP SiteProfiler system. The system will serve as a centralized, web-based platform tailored for the Bureau of Fire Protection (BFP) in Virac, Catanduanes, to digitize establishment profiling, inspection tracking, compliance monitoring, and geospatial risk visualization. This section outlines the hardware, software, data, and user requirements that enable effective implementation of the system in both administrative and field contexts.</w:t>
       </w:r>
       <w:r>
         <w:rPr>
@@ -8882,28 +7593,7 @@
         <w:rPr>
           <w:color w:val="000000" w:themeColor="text1"/>
         </w:rPr>
-        <w:t xml:space="preserve">The selected hardware supports both administrative and field operations of the BFP </w:t>
-      </w:r>
-      <w:proofErr w:type="spellStart"/>
-      <w:r>
-        <w:rPr>
-          <w:color w:val="000000" w:themeColor="text1"/>
-        </w:rPr>
-        <w:t>SiteProfiler</w:t>
-      </w:r>
-      <w:proofErr w:type="spellEnd"/>
-      <w:r>
-        <w:rPr>
-          <w:color w:val="000000" w:themeColor="text1"/>
-        </w:rPr>
-        <w:t xml:space="preserve">. The high-spec workstation hosts the web system and handles multiple users, </w:t>
-      </w:r>
-      <w:r>
-        <w:rPr>
-          <w:color w:val="000000" w:themeColor="text1"/>
-        </w:rPr>
-        <w:lastRenderedPageBreak/>
-        <w:t>while laptops allow personnel to access and update records. This setup ensures mobility, real-time data entry, and efficient system performance.</w:t>
+        <w:t>The selected hardware supports both administrative and field operations of the BFP SiteProfiler. The high-spec workstation hosts the web system and handles multiple users, while laptops allow personnel to access and update records. This setup ensures mobility, real-time data entry, and efficient system performance.</w:t>
       </w:r>
     </w:p>
     <w:p>
@@ -8936,21 +7626,7 @@
         <w:rPr>
           <w:color w:val="000000" w:themeColor="text1"/>
         </w:rPr>
-        <w:t xml:space="preserve">The following table outlines the software components necessary for developing, deploying, and using the BFP </w:t>
-      </w:r>
-      <w:proofErr w:type="spellStart"/>
-      <w:r>
-        <w:rPr>
-          <w:color w:val="000000" w:themeColor="text1"/>
-        </w:rPr>
-        <w:t>SiteProfiler</w:t>
-      </w:r>
-      <w:proofErr w:type="spellEnd"/>
-      <w:r>
-        <w:rPr>
-          <w:color w:val="000000" w:themeColor="text1"/>
-        </w:rPr>
-        <w:t xml:space="preserve"> system.</w:t>
+        <w:t>The following table outlines the software components necessary for developing, deploying, and using the BFP SiteProfiler system.</w:t>
       </w:r>
     </w:p>
     <w:p>
@@ -9947,7 +8623,6 @@
         <w:rPr>
           <w:b w:val="0"/>
         </w:rPr>
-        <w:lastRenderedPageBreak/>
         <w:t xml:space="preserve">The system is developed using open-source technologies to ensure flexibility and cost-efficiency. It uses </w:t>
       </w:r>
       <w:r>
@@ -10081,21 +8756,7 @@
         <w:rPr>
           <w:color w:val="000000" w:themeColor="text1"/>
         </w:rPr>
-        <w:t xml:space="preserve">This section describes the specific data needed to support the system’s functionality, as well as how it will be collected, stored, and processed. The data requirements of BFP </w:t>
-      </w:r>
-      <w:proofErr w:type="spellStart"/>
-      <w:r>
-        <w:rPr>
-          <w:color w:val="000000" w:themeColor="text1"/>
-        </w:rPr>
-        <w:t>SiteProfiler</w:t>
-      </w:r>
-      <w:proofErr w:type="spellEnd"/>
-      <w:r>
-        <w:rPr>
-          <w:color w:val="000000" w:themeColor="text1"/>
-        </w:rPr>
-        <w:t xml:space="preserve"> focus on managing establishment profiles, inspection records, geographic information, and compliance statuses. Each data type plays a critical role in generating real-time insights for fire safety monitoring and enforcement. Structured data and geolocation data are integrated to visualize risk areas and support evidence-based decision-making. The section also emphasizes how the system will automate data capture and ensure integrity through centralized storage and backups.</w:t>
+        <w:t>This section describes the specific data needed to support the system’s functionality, as well as how it will be collected, stored, and processed. The data requirements of BFP SiteProfiler focus on managing establishment profiles, inspection records, geographic information, and compliance statuses. Each data type plays a critical role in generating real-time insights for fire safety monitoring and enforcement. Structured data and geolocation data are integrated to visualize risk areas and support evidence-based decision-making. The section also emphasizes how the system will automate data capture and ensure integrity through centralized storage and backups.</w:t>
       </w:r>
     </w:p>
     <w:p>
@@ -10697,7 +9358,6 @@
                 <w:b/>
                 <w:color w:val="000000"/>
               </w:rPr>
-              <w:lastRenderedPageBreak/>
               <w:t xml:space="preserve">Construct/ Variables </w:t>
             </w:r>
           </w:p>
@@ -11184,6 +9844,8 @@
         <w:ind w:left="-5" w:right="0"/>
       </w:pPr>
       <w:bookmarkStart w:id="19" w:name="_Toc201068472"/>
+      <w:bookmarkStart w:id="20" w:name="_GoBack"/>
+      <w:bookmarkEnd w:id="20"/>
       <w:r>
         <w:t>User Requirements</w:t>
       </w:r>
@@ -11204,21 +9866,7 @@
         <w:rPr>
           <w:color w:val="auto"/>
         </w:rPr>
-        <w:t xml:space="preserve">This section defines the core functional modules and features of the system, mapped to specific user roles and responsibilities within the Bureau of Fire Protection. The BFP </w:t>
-      </w:r>
-      <w:proofErr w:type="spellStart"/>
-      <w:r>
-        <w:rPr>
-          <w:color w:val="auto"/>
-        </w:rPr>
-        <w:t>SiteProfiler</w:t>
-      </w:r>
-      <w:proofErr w:type="spellEnd"/>
-      <w:r>
-        <w:rPr>
-          <w:color w:val="auto"/>
-        </w:rPr>
-        <w:t xml:space="preserve"> is designed to cater to administrative staff, inspectors, and officers by providing them with tools to manage establishments, monitor inspections, view geospatial data, and generate reports. Each system module is described in terms of its purpose and the user types it serves. The definition of user requirements ensures that the system’s design aligns with real-world fire safety operations and enables efficient, role-based access to critical system functions.</w:t>
+        <w:t>This section defines the core functional modules and features of the system, mapped to specific user roles and responsibilities within the Bureau of Fire Protection. The BFP SiteProfiler is designed to cater to administrative staff, inspectors, and officers by providing them with tools to manage establishments, monitor inspections, view geospatial data, and generate reports. Each system module is described in terms of its purpose and the user types it serves. The definition of user requirements ensures that the system’s design aligns with real-world fire safety operations and enables efficient, role-based access to critical system functions.</w:t>
       </w:r>
     </w:p>
     <w:p>
@@ -11244,7 +9892,7 @@
           <w:szCs w:val="24"/>
         </w:rPr>
       </w:pPr>
-      <w:bookmarkStart w:id="20" w:name="_Toc204927797"/>
+      <w:bookmarkStart w:id="21" w:name="_Toc204927797"/>
       <w:r>
         <w:rPr>
           <w:i w:val="0"/>
@@ -11253,7 +9901,6 @@
           <w:sz w:val="24"/>
           <w:szCs w:val="24"/>
         </w:rPr>
-        <w:lastRenderedPageBreak/>
         <w:t xml:space="preserve">Table </w:t>
       </w:r>
       <w:r>
@@ -11317,7 +9964,7 @@
         </w:rPr>
         <w:t xml:space="preserve"> User Requirements</w:t>
       </w:r>
-      <w:bookmarkEnd w:id="20"/>
+      <w:bookmarkEnd w:id="21"/>
     </w:p>
     <w:tbl>
       <w:tblPr>
@@ -12524,42 +11171,7 @@
         <w:rPr>
           <w:color w:val="000000" w:themeColor="text1"/>
         </w:rPr>
-        <w:t xml:space="preserve">Table 4 presents the BFP </w:t>
-      </w:r>
-      <w:proofErr w:type="spellStart"/>
-      <w:r>
-        <w:rPr>
-          <w:color w:val="000000" w:themeColor="text1"/>
-        </w:rPr>
-        <w:t>SiteProfiler</w:t>
-      </w:r>
-      <w:proofErr w:type="spellEnd"/>
-      <w:r>
-        <w:rPr>
-          <w:color w:val="000000" w:themeColor="text1"/>
-        </w:rPr>
-        <w:t xml:space="preserve"> System, highlighting how each module supports the efficient management of fire safety operations in Virac, </w:t>
-      </w:r>
-      <w:proofErr w:type="spellStart"/>
-      <w:r>
-        <w:rPr>
-          <w:color w:val="000000" w:themeColor="text1"/>
-        </w:rPr>
-        <w:t>Catanduanes</w:t>
-      </w:r>
-      <w:proofErr w:type="spellEnd"/>
-      <w:r>
-        <w:rPr>
-          <w:color w:val="000000" w:themeColor="text1"/>
-        </w:rPr>
-        <w:t xml:space="preserve">. The Dashboard module displays real-time metrics on inspections, compliance rates, and pending tasks, with data retrieved from inspection records and establishment profiles for quick administrative decision-making. User Management enables administrators to create accounts and assign roles such as inspector or establishment owner, ensuring access is limited to relevant modules through credential-based control. The Establishment Registry allows owners to register and update building information, which is stored in a centralized </w:t>
-      </w:r>
-      <w:r>
-        <w:rPr>
-          <w:color w:val="000000" w:themeColor="text1"/>
-        </w:rPr>
-        <w:lastRenderedPageBreak/>
-        <w:t>database and accessed by BFP personnel for scheduling and verification. The Inspection Module lets inspectors record safety findings, compliance statuses, and remarks via mobile or desktop devices, feeding directly into the system for monitoring and certificate processing. GIS Map View, powered by Leaflet.js, visualizes establishment locations using geolocation data, enabling area-based planning and location-aware inspections. The Reports Module compiles data from various activities to generate summaries used for tracking progress and generating official documentation. Backup and Recovery offers administrators secure tools to safeguard system data, while the Authentication System enforces login security and role verification for sensitive modules. The Certificate Download module allows compliant establishment owners to retrieve their Fire Safety Inspection Certificate (FSIC) online, reducing the need for in-person processing. Together, these modules form a centralized, digital platform that modernizes BFP workflows, improves service delivery, and enhances fire safety enforcement across the municipality.</w:t>
+        <w:t>Table 4 presents the BFP SiteProfiler System, highlighting how each module supports the efficient management of fire safety operations in Virac, Catanduanes. The Dashboard module displays real-time metrics on inspections, compliance rates, and pending tasks, with data retrieved from inspection records and establishment profiles for quick administrative decision-making. User Management enables administrators to create accounts and assign roles such as inspector or establishment owner, ensuring access is limited to relevant modules through credential-based control. The Establishment Registry allows owners to register and update building information, which is stored in a centralized database and accessed by BFP personnel for scheduling and verification. The Inspection Module lets inspectors record safety findings, compliance statuses, and remarks via mobile or desktop devices, feeding directly into the system for monitoring and certificate processing. GIS Map View, powered by Leaflet.js, visualizes establishment locations using geolocation data, enabling area-based planning and location-aware inspections. The Reports Module compiles data from various activities to generate summaries used for tracking progress and generating official documentation. Backup and Recovery offers administrators secure tools to safeguard system data, while the Authentication System enforces login security and role verification for sensitive modules. The Certificate Download module allows compliant establishment owners to retrieve their Fire Safety Inspection Certificate (FSIC) online, reducing the need for in-person processing. Together, these modules form a centralized, digital platform that modernizes BFP workflows, improves service delivery, and enhances fire safety enforcement across the municipality.</w:t>
       </w:r>
     </w:p>
     <w:p>
@@ -12606,12 +11218,11 @@
         <w:ind w:left="11" w:right="0"/>
         <w:jc w:val="center"/>
       </w:pPr>
-      <w:bookmarkStart w:id="21" w:name="_Toc201068473"/>
-      <w:r>
-        <w:lastRenderedPageBreak/>
+      <w:bookmarkStart w:id="22" w:name="_Toc201068473"/>
+      <w:r>
         <w:t>CHAPTER 4</w:t>
       </w:r>
-      <w:bookmarkEnd w:id="21"/>
+      <w:bookmarkEnd w:id="22"/>
       <w:r>
         <w:t xml:space="preserve"> </w:t>
       </w:r>
@@ -12623,11 +11234,11 @@
         <w:ind w:left="11" w:right="0"/>
         <w:jc w:val="center"/>
       </w:pPr>
-      <w:bookmarkStart w:id="22" w:name="_Toc201068474"/>
+      <w:bookmarkStart w:id="23" w:name="_Toc201068474"/>
       <w:r>
         <w:t>DESIGN AND METHODOLOGY</w:t>
       </w:r>
-      <w:bookmarkEnd w:id="22"/>
+      <w:bookmarkEnd w:id="23"/>
       <w:r>
         <w:t xml:space="preserve"> </w:t>
       </w:r>
@@ -12663,30 +11274,8 @@
         <w:rPr>
           <w:color w:val="auto"/>
         </w:rPr>
-        <w:t xml:space="preserve">the BFP </w:t>
-      </w:r>
-      <w:proofErr w:type="spellStart"/>
-      <w:r>
-        <w:rPr>
-          <w:color w:val="auto"/>
-        </w:rPr>
-        <w:t>SiteProfiler</w:t>
-      </w:r>
-      <w:proofErr w:type="spellEnd"/>
-      <w:r>
-        <w:rPr>
-          <w:color w:val="auto"/>
-        </w:rPr>
-        <w:t xml:space="preserve">: A GIS-Integrated Web-Based System for Managing Establishments in </w:t>
-      </w:r>
-      <w:proofErr w:type="spellStart"/>
-      <w:r>
-        <w:rPr>
-          <w:color w:val="auto"/>
-        </w:rPr>
-        <w:t>Catanduanes</w:t>
-      </w:r>
-      <w:proofErr w:type="spellEnd"/>
+        <w:t>the BFP SiteProfiler: A GIS-Integrated Web-Based System for Managing Establishments in Catanduanes</w:t>
+      </w:r>
       <w:r>
         <w:rPr>
           <w:color w:val="auto"/>
@@ -12713,11 +11302,11 @@
         <w:pStyle w:val="Heading2"/>
         <w:ind w:left="-5" w:right="0"/>
       </w:pPr>
-      <w:bookmarkStart w:id="23" w:name="_Toc201068475"/>
+      <w:bookmarkStart w:id="24" w:name="_Toc201068475"/>
       <w:r>
         <w:t>Requirements Analysis</w:t>
       </w:r>
-      <w:bookmarkEnd w:id="23"/>
+      <w:bookmarkEnd w:id="24"/>
       <w:r>
         <w:t xml:space="preserve"> </w:t>
       </w:r>
@@ -12734,21 +11323,7 @@
         <w:rPr>
           <w:color w:val="000000"/>
         </w:rPr>
-        <w:t xml:space="preserve">The development of the BFP </w:t>
-      </w:r>
-      <w:proofErr w:type="spellStart"/>
-      <w:r>
-        <w:rPr>
-          <w:color w:val="000000"/>
-        </w:rPr>
-        <w:t>SiteProfiler</w:t>
-      </w:r>
-      <w:proofErr w:type="spellEnd"/>
-      <w:r>
-        <w:rPr>
-          <w:color w:val="000000"/>
-        </w:rPr>
-        <w:t xml:space="preserve"> system began with a comprehensive requirements analysis. This involved consultations with BFP inspectors</w:t>
+        <w:t>The development of the BFP SiteProfiler system began with a comprehensive requirements analysis. This involved consultations with BFP inspectors</w:t>
       </w:r>
       <w:r>
         <w:rPr>
@@ -12776,7 +11351,6 @@
           <w:noProof/>
           <w:color w:val="000000"/>
         </w:rPr>
-        <w:lastRenderedPageBreak/>
         <w:drawing>
           <wp:anchor distT="0" distB="0" distL="114300" distR="114300" simplePos="0" relativeHeight="251659776" behindDoc="0" locked="0" layoutInCell="1" allowOverlap="1" wp14:anchorId="07832872" wp14:editId="6613E821">
             <wp:simplePos x="0" y="0"/>
@@ -12845,7 +11419,7 @@
           <w:szCs w:val="24"/>
         </w:rPr>
       </w:pPr>
-      <w:bookmarkStart w:id="24" w:name="_Toc204927765"/>
+      <w:bookmarkStart w:id="25" w:name="_Toc204927765"/>
       <w:r>
         <w:rPr>
           <w:color w:val="000000" w:themeColor="text1"/>
@@ -12903,7 +11477,7 @@
         </w:rPr>
         <w:t>. Activity Diagram (Existing Process)</w:t>
       </w:r>
-      <w:bookmarkEnd w:id="24"/>
+      <w:bookmarkEnd w:id="25"/>
     </w:p>
     <w:p>
       <w:pPr>
@@ -12918,7 +11492,6 @@
           <w:iCs/>
           <w:color w:val="000000" w:themeColor="text1"/>
         </w:rPr>
-        <w:lastRenderedPageBreak/>
         <w:t>Figure 2 illustrates the existing manual process followed by the Bureau of Fire Protection (BFP) in handling fire safety inspection requests and issuing Fire Safety Inspection Certificates (FSIC). This flowchart outlines a traditional, paper-based workflow involving form submission, inspection, compliance assessment, and certification, typically done without the aid of any centralized digital system.</w:t>
       </w:r>
     </w:p>
@@ -12983,7 +11556,6 @@
           <w:iCs/>
           <w:color w:val="000000" w:themeColor="text1"/>
         </w:rPr>
-        <w:lastRenderedPageBreak/>
         <w:t>If the establishment is found to be compliant, the office proceeds to print the Fire Safety Inspection Certificate (FSIC). The certificate is then made available for the Establishment Owner to claim. After the certificate has been claimed, the entire set of documents and reports are archived and stored for record-keeping purposes.</w:t>
       </w:r>
     </w:p>
@@ -13000,11 +11572,11 @@
         <w:pStyle w:val="Heading2"/>
         <w:ind w:left="-5" w:right="0"/>
       </w:pPr>
-      <w:bookmarkStart w:id="25" w:name="_Toc201068476"/>
+      <w:bookmarkStart w:id="26" w:name="_Toc201068476"/>
       <w:r>
         <w:t>Requirements Documentation</w:t>
       </w:r>
-      <w:bookmarkEnd w:id="25"/>
+      <w:bookmarkEnd w:id="26"/>
       <w:r>
         <w:t xml:space="preserve"> </w:t>
       </w:r>
@@ -13021,21 +11593,7 @@
         <w:rPr>
           <w:color w:val="auto"/>
         </w:rPr>
-        <w:t xml:space="preserve">The proposed BFP </w:t>
-      </w:r>
-      <w:proofErr w:type="spellStart"/>
-      <w:r>
-        <w:rPr>
-          <w:color w:val="auto"/>
-        </w:rPr>
-        <w:t>SiteProfiler</w:t>
-      </w:r>
-      <w:proofErr w:type="spellEnd"/>
-      <w:r>
-        <w:rPr>
-          <w:color w:val="auto"/>
-        </w:rPr>
-        <w:t xml:space="preserve"> System aims to modernize and digitize the Bureau of Fire Protection’s (BFP) processes for managing establishments, inspections, and compliance tracking. The system must allow BFP personnel to register establishments, record fire safety inspections, and maintain up-to-date compliance records with ease and accuracy. At the administrative level, the system should provide tools to oversee inspection schedules, monitor the status of compliance, and manage user roles effectively.</w:t>
+        <w:t>The proposed BFP SiteProfiler System aims to modernize and digitize the Bureau of Fire Protection’s (BFP) processes for managing establishments, inspections, and compliance tracking. The system must allow BFP personnel to register establishments, record fire safety inspections, and maintain up-to-date compliance records with ease and accuracy. At the administrative level, the system should provide tools to oversee inspection schedules, monitor the status of compliance, and manage user roles effectively.</w:t>
       </w:r>
     </w:p>
     <w:p>
@@ -13080,14 +11638,7 @@
         <w:rPr>
           <w:color w:val="auto"/>
         </w:rPr>
-        <w:t xml:space="preserve">From a performance standpoint, the system must remain responsive during periods of high usage, such as mass inspections or data audits. It should be able to deliver timely updates across modules without compromising stability. Data security is also paramount. </w:t>
-      </w:r>
-      <w:r>
-        <w:rPr>
-          <w:color w:val="auto"/>
-        </w:rPr>
-        <w:lastRenderedPageBreak/>
-        <w:t>The system must include secure, encrypted login processes, role-based access control, and support for HTTPS, ensuring sensitive establishment and compliance data remain protected from unauthorized access.</w:t>
+        <w:t>From a performance standpoint, the system must remain responsive during periods of high usage, such as mass inspections or data audits. It should be able to deliver timely updates across modules without compromising stability. Data security is also paramount. The system must include secure, encrypted login processes, role-based access control, and support for HTTPS, ensuring sensitive establishment and compliance data remain protected from unauthorized access.</w:t>
       </w:r>
     </w:p>
     <w:p>
@@ -13140,7 +11691,7 @@
           <w:szCs w:val="24"/>
         </w:rPr>
       </w:pPr>
-      <w:bookmarkStart w:id="26" w:name="_Toc204927798"/>
+      <w:bookmarkStart w:id="27" w:name="_Toc204927798"/>
       <w:r>
         <w:rPr>
           <w:i w:val="0"/>
@@ -13212,7 +11763,7 @@
         </w:rPr>
         <w:t xml:space="preserve"> Functional Requirements</w:t>
       </w:r>
-      <w:bookmarkEnd w:id="26"/>
+      <w:bookmarkEnd w:id="27"/>
     </w:p>
     <w:tbl>
       <w:tblPr>
@@ -13497,7 +12048,6 @@
                 <w:sz w:val="24"/>
                 <w:szCs w:val="24"/>
               </w:rPr>
-              <w:lastRenderedPageBreak/>
               <w:t>Function</w:t>
             </w:r>
           </w:p>
@@ -13948,14 +12498,7 @@
         <w:rPr>
           <w:color w:val="auto"/>
         </w:rPr>
-        <w:t xml:space="preserve">A GIS map allows BFP staff to visualize the geographic spread of establishments for inspection routing and hazard analysis. Compliance tracking is continuously updated to reflect inspection outcomes and helps staff monitor repeat violators or overdue inspections. Reports generated by the system aid in auditing, reporting to higher BFP </w:t>
-      </w:r>
-      <w:r>
-        <w:rPr>
-          <w:color w:val="auto"/>
-        </w:rPr>
-        <w:lastRenderedPageBreak/>
-        <w:t>offices, or issuing legal compliance notices. Owners can access and download their Fire Safety Inspection Certificates, reducing walk-in inquiries and manual requests. User management ensures the right access to each role, and a backup function protects against data loss during emergencies or system issues.</w:t>
+        <w:t>A GIS map allows BFP staff to visualize the geographic spread of establishments for inspection routing and hazard analysis. Compliance tracking is continuously updated to reflect inspection outcomes and helps staff monitor repeat violators or overdue inspections. Reports generated by the system aid in auditing, reporting to higher BFP offices, or issuing legal compliance notices. Owners can access and download their Fire Safety Inspection Certificates, reducing walk-in inquiries and manual requests. User management ensures the right access to each role, and a backup function protects against data loss during emergencies or system issues.</w:t>
       </w:r>
     </w:p>
     <w:p>
@@ -13969,7 +12512,7 @@
           <w:szCs w:val="24"/>
         </w:rPr>
       </w:pPr>
-      <w:bookmarkStart w:id="27" w:name="_Toc204927799"/>
+      <w:bookmarkStart w:id="28" w:name="_Toc204927799"/>
       <w:r>
         <w:rPr>
           <w:i w:val="0"/>
@@ -14041,7 +12584,7 @@
         </w:rPr>
         <w:t xml:space="preserve"> Non-Functional Requirements</w:t>
       </w:r>
-      <w:bookmarkEnd w:id="27"/>
+      <w:bookmarkEnd w:id="28"/>
     </w:p>
     <w:tbl>
       <w:tblPr>
@@ -14488,7 +13031,6 @@
         <w:rPr>
           <w:color w:val="auto"/>
         </w:rPr>
-        <w:lastRenderedPageBreak/>
         <w:t>Security protects both sensitive user credentials and private establishment data through encrypted communication and access controls that prevent unauthorized usage. Finally, reliability assures that the system remains accessible when needed, including</w:t>
       </w:r>
       <w:r>
@@ -14616,7 +13158,6 @@
         <w:rPr>
           <w:color w:val="000000" w:themeColor="text1"/>
         </w:rPr>
-        <w:lastRenderedPageBreak/>
         <w:t>Figure 3</w:t>
       </w:r>
       <w:r>
@@ -14631,21 +13172,7 @@
         <w:rPr>
           <w:color w:val="000000" w:themeColor="text1"/>
         </w:rPr>
-        <w:t xml:space="preserve">shows the context diagram of how the BFP </w:t>
-      </w:r>
-      <w:proofErr w:type="spellStart"/>
-      <w:r>
-        <w:rPr>
-          <w:color w:val="000000" w:themeColor="text1"/>
-        </w:rPr>
-        <w:t>SiteProfiler</w:t>
-      </w:r>
-      <w:proofErr w:type="spellEnd"/>
-      <w:r>
-        <w:rPr>
-          <w:color w:val="000000" w:themeColor="text1"/>
-        </w:rPr>
-        <w:t xml:space="preserve"> System facilitates communication and coordination among Admins, Inspectors, and Establishment Owners in managing fire safety inspections and compliance monitoring activities.</w:t>
+        <w:t>shows the context diagram of how the BFP SiteProfiler System facilitates communication and coordination among Admins, Inspectors, and Establishment Owners in managing fire safety inspections and compliance monitoring activities.</w:t>
       </w:r>
     </w:p>
     <w:p>
@@ -14659,77 +13186,7 @@
         <w:rPr>
           <w:color w:val="000000" w:themeColor="text1"/>
         </w:rPr>
-        <w:t xml:space="preserve">The </w:t>
-      </w:r>
-      <w:proofErr w:type="gramStart"/>
-      <w:r>
-        <w:rPr>
-          <w:color w:val="000000" w:themeColor="text1"/>
-        </w:rPr>
-        <w:t>Admin</w:t>
-      </w:r>
-      <w:proofErr w:type="gramEnd"/>
-      <w:r>
-        <w:rPr>
-          <w:color w:val="000000" w:themeColor="text1"/>
-        </w:rPr>
-        <w:t xml:space="preserve"> plays a central role in the system’s operations by overseeing the management of users, scheduling inspections, and reviewing compliance reports. The </w:t>
-      </w:r>
-      <w:proofErr w:type="gramStart"/>
-      <w:r>
-        <w:rPr>
-          <w:color w:val="000000" w:themeColor="text1"/>
-        </w:rPr>
-        <w:t>Admin</w:t>
-      </w:r>
-      <w:proofErr w:type="gramEnd"/>
-      <w:r>
-        <w:rPr>
-          <w:color w:val="000000" w:themeColor="text1"/>
-        </w:rPr>
-        <w:t xml:space="preserve"> inputs data into the system such as user account details and inspection schedules. In return, the system provides the </w:t>
-      </w:r>
-      <w:proofErr w:type="gramStart"/>
-      <w:r>
-        <w:rPr>
-          <w:color w:val="000000" w:themeColor="text1"/>
-        </w:rPr>
-        <w:t>Admin</w:t>
-      </w:r>
-      <w:proofErr w:type="gramEnd"/>
-      <w:r>
-        <w:rPr>
-          <w:color w:val="000000" w:themeColor="text1"/>
-        </w:rPr>
-        <w:t xml:space="preserve"> with inspection reports, compliance status summaries, and establishment location maps via the integrated GIS feature. These outputs allow the </w:t>
-      </w:r>
-      <w:proofErr w:type="gramStart"/>
-      <w:r>
-        <w:rPr>
-          <w:color w:val="000000" w:themeColor="text1"/>
-        </w:rPr>
-        <w:t>Admin</w:t>
-      </w:r>
-      <w:proofErr w:type="gramEnd"/>
-      <w:r>
-        <w:rPr>
-          <w:color w:val="000000" w:themeColor="text1"/>
-        </w:rPr>
-        <w:t xml:space="preserve"> to monitor the inspection progress, evaluate establishment compliance, and support operational decision-making. The </w:t>
-      </w:r>
-      <w:proofErr w:type="gramStart"/>
-      <w:r>
-        <w:rPr>
-          <w:color w:val="000000" w:themeColor="text1"/>
-        </w:rPr>
-        <w:t>Admin</w:t>
-      </w:r>
-      <w:proofErr w:type="gramEnd"/>
-      <w:r>
-        <w:rPr>
-          <w:color w:val="000000" w:themeColor="text1"/>
-        </w:rPr>
-        <w:t xml:space="preserve"> also uses the system to manage user access, view mapped locations of establishments, and oversee the overall workflow of inspections and reporting.</w:t>
+        <w:t>The Admin plays a central role in the system’s operations by overseeing the management of users, scheduling inspections, and reviewing compliance reports. The Admin inputs data into the system such as user account details and inspection schedules. In return, the system provides the Admin with inspection reports, compliance status summaries, and establishment location maps via the integrated GIS feature. These outputs allow the Admin to monitor the inspection progress, evaluate establishment compliance, and support operational decision-making. The Admin also uses the system to manage user access, view mapped locations of establishments, and oversee the overall workflow of inspections and reporting.</w:t>
       </w:r>
     </w:p>
     <w:p>
@@ -14743,21 +13200,7 @@
         <w:rPr>
           <w:color w:val="000000" w:themeColor="text1"/>
         </w:rPr>
-        <w:t xml:space="preserve">The Inspector is responsible for conducting fire safety inspections and submitting results through the system. The system assigns inspections to Inspectors and provides them with establishment details and mapped locations, ensuring they can accurately locate and assess the assigned establishments. Once the inspection is completed, the Inspector submits inspection findings and site assessment notes back to the system. These data inputs are then processed and reflected in inspection records and compliance reports, which are accessible by the </w:t>
-      </w:r>
-      <w:proofErr w:type="gramStart"/>
-      <w:r>
-        <w:rPr>
-          <w:color w:val="000000" w:themeColor="text1"/>
-        </w:rPr>
-        <w:t>Admin</w:t>
-      </w:r>
-      <w:proofErr w:type="gramEnd"/>
-      <w:r>
-        <w:rPr>
-          <w:color w:val="000000" w:themeColor="text1"/>
-        </w:rPr>
-        <w:t xml:space="preserve"> and viewable by the Establishment Owner.</w:t>
+        <w:t>The Inspector is responsible for conducting fire safety inspections and submitting results through the system. The system assigns inspections to Inspectors and provides them with establishment details and mapped locations, ensuring they can accurately locate and assess the assigned establishments. Once the inspection is completed, the Inspector submits inspection findings and site assessment notes back to the system. These data inputs are then processed and reflected in inspection records and compliance reports, which are accessible by the Admin and viewable by the Establishment Owner.</w:t>
       </w:r>
     </w:p>
     <w:p>
@@ -14771,14 +13214,7 @@
         <w:rPr>
           <w:color w:val="000000" w:themeColor="text1"/>
         </w:rPr>
-        <w:t xml:space="preserve">The Establishment Owner interacts with the system by registering their business and submitting relevant details. They receive inspection status updates from the system and, upon compliance, are issued a Fire Safety Inspection Certificate (FSIC). This </w:t>
-      </w:r>
-      <w:r>
-        <w:rPr>
-          <w:color w:val="000000" w:themeColor="text1"/>
-        </w:rPr>
-        <w:lastRenderedPageBreak/>
-        <w:t>interaction ensures that owners are informed of their compliance standing and can obtain official documentation as proof of meeting fire safety standards.</w:t>
+        <w:t>The Establishment Owner interacts with the system by registering their business and submitting relevant details. They receive inspection status updates from the system and, upon compliance, are issued a Fire Safety Inspection Certificate (FSIC). This interaction ensures that owners are informed of their compliance standing and can obtain official documentation as proof of meeting fire safety standards.</w:t>
       </w:r>
     </w:p>
     <w:p>
@@ -14792,21 +13228,7 @@
         <w:rPr>
           <w:color w:val="000000" w:themeColor="text1"/>
         </w:rPr>
-        <w:t xml:space="preserve">By integrating these roles and automating the exchange of data between them, the BFP </w:t>
-      </w:r>
-      <w:proofErr w:type="spellStart"/>
-      <w:r>
-        <w:rPr>
-          <w:color w:val="000000" w:themeColor="text1"/>
-        </w:rPr>
-        <w:t>SiteProfiler</w:t>
-      </w:r>
-      <w:proofErr w:type="spellEnd"/>
-      <w:r>
-        <w:rPr>
-          <w:color w:val="000000" w:themeColor="text1"/>
-        </w:rPr>
-        <w:t xml:space="preserve"> System ensures transparency, operational efficiency, and accurate compliance tracking. The inclusion of GIS mapping provides location-based visualization of establishments for better field planning, while centralized access to reports and status updates supports effective communication across all user levels.</w:t>
+        <w:t>By integrating these roles and automating the exchange of data between them, the BFP SiteProfiler System ensures transparency, operational efficiency, and accurate compliance tracking. The inclusion of GIS mapping provides location-based visualization of establishments for better field planning, while centralized access to reports and status updates supports effective communication across all user levels.</w:t>
       </w:r>
     </w:p>
     <w:p>
@@ -14827,7 +13249,6 @@
           <w:noProof/>
           <w:color w:val="auto"/>
         </w:rPr>
-        <w:lastRenderedPageBreak/>
         <w:drawing>
           <wp:inline distT="0" distB="0" distL="0" distR="0" wp14:anchorId="65DEDC6C" wp14:editId="4AADCC66">
             <wp:extent cx="5485765" cy="6227445"/>
@@ -14892,7 +13313,7 @@
           <w:szCs w:val="24"/>
         </w:rPr>
       </w:pPr>
-      <w:bookmarkStart w:id="28" w:name="_Toc204927766"/>
+      <w:bookmarkStart w:id="29" w:name="_Toc204927766"/>
       <w:r>
         <w:rPr>
           <w:color w:val="000000" w:themeColor="text1"/>
@@ -14950,7 +13371,7 @@
         </w:rPr>
         <w:t>. Data Flow Diagram (Level 1)</w:t>
       </w:r>
-      <w:bookmarkEnd w:id="28"/>
+      <w:bookmarkEnd w:id="29"/>
     </w:p>
     <w:p>
       <w:pPr>
@@ -14969,28 +13390,7 @@
         <w:rPr>
           <w:color w:val="auto"/>
         </w:rPr>
-        <w:t xml:space="preserve">illustrates the Data Flow Diagram (DFD) Level 1 of the BFP </w:t>
-      </w:r>
-      <w:proofErr w:type="spellStart"/>
-      <w:r>
-        <w:rPr>
-          <w:color w:val="auto"/>
-        </w:rPr>
-        <w:t>SiteProfiler</w:t>
-      </w:r>
-      <w:proofErr w:type="spellEnd"/>
-      <w:r>
-        <w:rPr>
-          <w:color w:val="auto"/>
-        </w:rPr>
-        <w:t xml:space="preserve"> System, showing how the system processes data through its key functions and interacts with its external entities—Admin, Inspector, and Establishment Owner—as well as its </w:t>
-      </w:r>
-      <w:r>
-        <w:rPr>
-          <w:color w:val="auto"/>
-        </w:rPr>
-        <w:lastRenderedPageBreak/>
-        <w:t>internal data stores. This diagram provides a detailed breakdown of the main process into sub-processes and emphasizes the flow of data in noun form, consistent with standard DFD conventions.</w:t>
+        <w:t>illustrates the Data Flow Diagram (DFD) Level 1 of the BFP SiteProfiler System, showing how the system processes data through its key functions and interacts with its external entities—Admin, Inspector, and Establishment Owner—as well as its internal data stores. This diagram provides a detailed breakdown of the main process into sub-processes and emphasizes the flow of data in noun form, consistent with standard DFD conventions.</w:t>
       </w:r>
     </w:p>
     <w:p>
@@ -15005,21 +13405,7 @@
         <w:rPr>
           <w:color w:val="auto"/>
         </w:rPr>
-        <w:t xml:space="preserve">The system is composed of seven main </w:t>
-      </w:r>
-      <w:proofErr w:type="gramStart"/>
-      <w:r>
-        <w:rPr>
-          <w:color w:val="auto"/>
-        </w:rPr>
-        <w:t>processes,</w:t>
-      </w:r>
-      <w:proofErr w:type="gramEnd"/>
-      <w:r>
-        <w:rPr>
-          <w:color w:val="auto"/>
-        </w:rPr>
-        <w:t xml:space="preserve"> each associated with a specific user action and corresponding data flow. The diagram also highlights five internal data stores used to retain essential information related to users, establishments, inspections, compliance records, and certificates.</w:t>
+        <w:t>The system is composed of seven main processes, each associated with a specific user action and corresponding data flow. The diagram also highlights five internal data stores used to retain essential information related to users, establishments, inspections, compliance records, and certificates.</w:t>
       </w:r>
     </w:p>
     <w:p>
@@ -15033,35 +13419,7 @@
         <w:rPr>
           <w:color w:val="auto"/>
         </w:rPr>
-        <w:t xml:space="preserve">The first process, 1.0 Manage User Accounts, allows the </w:t>
-      </w:r>
-      <w:proofErr w:type="gramStart"/>
-      <w:r>
-        <w:rPr>
-          <w:color w:val="auto"/>
-        </w:rPr>
-        <w:t>Admin</w:t>
-      </w:r>
-      <w:proofErr w:type="gramEnd"/>
-      <w:r>
-        <w:rPr>
-          <w:color w:val="auto"/>
-        </w:rPr>
-        <w:t xml:space="preserve"> to manage user registration and role assignments. The </w:t>
-      </w:r>
-      <w:proofErr w:type="gramStart"/>
-      <w:r>
-        <w:rPr>
-          <w:color w:val="auto"/>
-        </w:rPr>
-        <w:t>Admin</w:t>
-      </w:r>
-      <w:proofErr w:type="gramEnd"/>
-      <w:r>
-        <w:rPr>
-          <w:color w:val="auto"/>
-        </w:rPr>
-        <w:t xml:space="preserve"> inputs account registration information into the system, which then provides login credentials and role assignments. The data is stored in D1: User Account Data, maintaining the necessary records for system access and user management.</w:t>
+        <w:t>The first process, 1.0 Manage User Accounts, allows the Admin to manage user registration and role assignments. The Admin inputs account registration information into the system, which then provides login credentials and role assignments. The data is stored in D1: User Account Data, maintaining the necessary records for system access and user management.</w:t>
       </w:r>
     </w:p>
     <w:p>
@@ -15104,7 +13462,6 @@
         <w:rPr>
           <w:color w:val="auto"/>
         </w:rPr>
-        <w:lastRenderedPageBreak/>
         <w:t>The 4.0 Conduct Inspection and Record Results process involves the Inspector submitting inspection data, including findings and site observations. These are processed by the system and stored as inspection logs and compliance status in D3: Inspection Records and D4: Compliance Data, respectively. The inspection findings are then made accessible to both the Admin and the Establishment Owner for reference and action.</w:t>
       </w:r>
     </w:p>
@@ -15175,28 +13532,7 @@
         <w:rPr>
           <w:color w:val="auto"/>
         </w:rPr>
-        <w:t xml:space="preserve">Through this structured workflow, the BFP </w:t>
-      </w:r>
-      <w:proofErr w:type="spellStart"/>
-      <w:r>
-        <w:rPr>
-          <w:color w:val="auto"/>
-        </w:rPr>
-        <w:t>SiteProfiler</w:t>
-      </w:r>
-      <w:proofErr w:type="spellEnd"/>
-      <w:r>
-        <w:rPr>
-          <w:color w:val="auto"/>
-        </w:rPr>
-        <w:t xml:space="preserve"> System automates and centralizes the entire fire safety inspection and compliance process. It enables real-time coordination among users, maintains reliable records across all modules, and ensures that regulatory procedures are carried out accurately and efficiently. The DFD Level 1 </w:t>
-      </w:r>
-      <w:r>
-        <w:rPr>
-          <w:color w:val="auto"/>
-        </w:rPr>
-        <w:lastRenderedPageBreak/>
-        <w:t>illustrates not just the technical operations of the system, but also how data moves between people, processes, and stored information—making it a critical part of the system’s design documentation.</w:t>
+        <w:t>Through this structured workflow, the BFP SiteProfiler System automates and centralizes the entire fire safety inspection and compliance process. It enables real-time coordination among users, maintains reliable records across all modules, and ensures that regulatory procedures are carried out accurately and efficiently. The DFD Level 1 illustrates not just the technical operations of the system, but also how data moves between people, processes, and stored information—making it a critical part of the system’s design documentation.</w:t>
       </w:r>
     </w:p>
     <w:p>
@@ -15211,7 +13547,6 @@
           <w:noProof/>
           <w:color w:val="auto"/>
         </w:rPr>
-        <w:lastRenderedPageBreak/>
         <w:drawing>
           <wp:inline distT="0" distB="0" distL="0" distR="0" wp14:anchorId="479E586C" wp14:editId="716EE89A">
             <wp:extent cx="4905815" cy="7615238"/>
@@ -15265,7 +13600,7 @@
           <w:szCs w:val="24"/>
         </w:rPr>
       </w:pPr>
-      <w:bookmarkStart w:id="29" w:name="_Toc204927767"/>
+      <w:bookmarkStart w:id="30" w:name="_Toc204927767"/>
       <w:r>
         <w:rPr>
           <w:color w:val="000000" w:themeColor="text1"/>
@@ -15323,7 +13658,7 @@
         </w:rPr>
         <w:t>. Use Case Diagram</w:t>
       </w:r>
-      <w:bookmarkEnd w:id="29"/>
+      <w:bookmarkEnd w:id="30"/>
     </w:p>
     <w:p>
       <w:pPr>
@@ -15338,7 +13673,6 @@
         <w:rPr>
           <w:color w:val="000000" w:themeColor="text1"/>
         </w:rPr>
-        <w:lastRenderedPageBreak/>
         <w:t xml:space="preserve">  </w:t>
       </w:r>
       <w:r>
@@ -15363,21 +13697,7 @@
         <w:rPr>
           <w:color w:val="000000" w:themeColor="text1"/>
         </w:rPr>
-        <w:t xml:space="preserve"> illustrates the use case diagram outlining the core functionalities of the BFP </w:t>
-      </w:r>
-      <w:proofErr w:type="spellStart"/>
-      <w:r>
-        <w:rPr>
-          <w:color w:val="000000" w:themeColor="text1"/>
-        </w:rPr>
-        <w:t>SiteProfiler</w:t>
-      </w:r>
-      <w:proofErr w:type="spellEnd"/>
-      <w:r>
-        <w:rPr>
-          <w:color w:val="000000" w:themeColor="text1"/>
-        </w:rPr>
-        <w:t>, a GIS-integrated web-based system designed for efficient establishment management and fire safety compliance monitoring.</w:t>
+        <w:t xml:space="preserve"> illustrates the use case diagram outlining the core functionalities of the BFP SiteProfiler, a GIS-integrated web-based system designed for efficient establishment management and fire safety compliance monitoring.</w:t>
       </w:r>
     </w:p>
     <w:p>
@@ -15419,21 +13739,7 @@
         <w:rPr>
           <w:color w:val="000000" w:themeColor="text1"/>
         </w:rPr>
-        <w:t xml:space="preserve">Administrators oversee the entire system, managing user accounts, scheduling inspections, and ensuring regulatory compliance. They have the capability to assign inspectors to specific locations, generate FSICs, and leverage GIS mapping to monitor fire safety conditions across a broader landscape. By centralizing operations within the platform, administrators can effectively enforce fire safety protocols, </w:t>
-      </w:r>
-      <w:proofErr w:type="gramStart"/>
-      <w:r>
-        <w:rPr>
-          <w:color w:val="000000" w:themeColor="text1"/>
-        </w:rPr>
-        <w:t>minimizing</w:t>
-      </w:r>
-      <w:proofErr w:type="gramEnd"/>
-      <w:r>
-        <w:rPr>
-          <w:color w:val="000000" w:themeColor="text1"/>
-        </w:rPr>
-        <w:t xml:space="preserve"> risks and ensuring systematic inspection workflows.</w:t>
+        <w:t>Administrators oversee the entire system, managing user accounts, scheduling inspections, and ensuring regulatory compliance. They have the capability to assign inspectors to specific locations, generate FSICs, and leverage GIS mapping to monitor fire safety conditions across a broader landscape. By centralizing operations within the platform, administrators can effectively enforce fire safety protocols, minimizing risks and ensuring systematic inspection workflows.</w:t>
       </w:r>
     </w:p>
     <w:p>
@@ -15447,28 +13753,7 @@
         <w:rPr>
           <w:color w:val="000000" w:themeColor="text1"/>
         </w:rPr>
-        <w:t xml:space="preserve">The BFP </w:t>
-      </w:r>
-      <w:proofErr w:type="spellStart"/>
-      <w:r>
-        <w:rPr>
-          <w:color w:val="000000" w:themeColor="text1"/>
-        </w:rPr>
-        <w:t>SiteProfiler</w:t>
-      </w:r>
-      <w:proofErr w:type="spellEnd"/>
-      <w:r>
-        <w:rPr>
-          <w:color w:val="000000" w:themeColor="text1"/>
-        </w:rPr>
-        <w:t xml:space="preserve"> integrates GIS mapping to provide detailed location-based insights and enhance inspection efficiency. By digitizing fire safety management, this </w:t>
-      </w:r>
-      <w:r>
-        <w:rPr>
-          <w:color w:val="000000" w:themeColor="text1"/>
-        </w:rPr>
-        <w:lastRenderedPageBreak/>
-        <w:t>system fosters transparency and accountability, ensuring establishments adhere to necessary regulations while inspectors and administrators operate with improved accuracy and coordination.</w:t>
+        <w:t>The BFP SiteProfiler integrates GIS mapping to provide detailed location-based insights and enhance inspection efficiency. By digitizing fire safety management, this system fosters transparency and accountability, ensuring establishments adhere to necessary regulations while inspectors and administrators operate with improved accuracy and coordination.</w:t>
       </w:r>
     </w:p>
     <w:p>
@@ -15540,7 +13825,7 @@
           <w:szCs w:val="24"/>
         </w:rPr>
       </w:pPr>
-      <w:bookmarkStart w:id="30" w:name="_Toc204927768"/>
+      <w:bookmarkStart w:id="31" w:name="_Toc204927768"/>
       <w:r>
         <w:rPr>
           <w:color w:val="000000" w:themeColor="text1"/>
@@ -15598,7 +13883,7 @@
         </w:rPr>
         <w:t>. Swimlane Diagram</w:t>
       </w:r>
-      <w:bookmarkEnd w:id="30"/>
+      <w:bookmarkEnd w:id="31"/>
     </w:p>
     <w:p>
       <w:pPr>
@@ -15611,35 +13896,7 @@
         <w:rPr>
           <w:color w:val="auto"/>
         </w:rPr>
-        <w:t xml:space="preserve">Figure 6 shows the </w:t>
-      </w:r>
-      <w:proofErr w:type="spellStart"/>
-      <w:r>
-        <w:rPr>
-          <w:color w:val="auto"/>
-        </w:rPr>
-        <w:t>swimlane</w:t>
-      </w:r>
-      <w:proofErr w:type="spellEnd"/>
-      <w:r>
-        <w:rPr>
-          <w:color w:val="auto"/>
-        </w:rPr>
-        <w:t xml:space="preserve"> diagram that illustrates the end-to-end process flow of how the BFP </w:t>
-      </w:r>
-      <w:proofErr w:type="spellStart"/>
-      <w:r>
-        <w:rPr>
-          <w:color w:val="auto"/>
-        </w:rPr>
-        <w:t>SiteProfiler</w:t>
-      </w:r>
-      <w:proofErr w:type="spellEnd"/>
-      <w:r>
-        <w:rPr>
-          <w:color w:val="auto"/>
-        </w:rPr>
-        <w:t xml:space="preserve"> System facilitates coordination between the Establishment Owner, Admin, Inspector, and the System in managing establishment registration, inspection scheduling, compliance evaluation, and certificate issuance.</w:t>
+        <w:t>Figure 6 shows the swimlane diagram that illustrates the end-to-end process flow of how the BFP SiteProfiler System facilitates coordination between the Establishment Owner, Admin, Inspector, and the System in managing establishment registration, inspection scheduling, compliance evaluation, and certificate issuance.</w:t>
       </w:r>
     </w:p>
     <w:p>
@@ -15653,42 +13910,7 @@
         <w:rPr>
           <w:color w:val="auto"/>
         </w:rPr>
-        <w:t xml:space="preserve">The process begins with the Establishment Owner, who initiates interaction with the system by filling out a digital registration form. This form includes essential </w:t>
-      </w:r>
-      <w:r>
-        <w:rPr>
-          <w:color w:val="auto"/>
-        </w:rPr>
-        <w:lastRenderedPageBreak/>
-        <w:t xml:space="preserve">establishment details necessary for scheduling a fire safety inspection. Once submitted, the System automatically receives and stores the registration data, which is then reviewed by the Admin. The </w:t>
-      </w:r>
-      <w:proofErr w:type="gramStart"/>
-      <w:r>
-        <w:rPr>
-          <w:color w:val="auto"/>
-        </w:rPr>
-        <w:t>Admin</w:t>
-      </w:r>
-      <w:proofErr w:type="gramEnd"/>
-      <w:r>
-        <w:rPr>
-          <w:color w:val="auto"/>
-        </w:rPr>
-        <w:t xml:space="preserve"> evaluates the completeness and validity of the registration before approving it. Upon approval, the </w:t>
-      </w:r>
-      <w:proofErr w:type="gramStart"/>
-      <w:r>
-        <w:rPr>
-          <w:color w:val="auto"/>
-        </w:rPr>
-        <w:t>Admin</w:t>
-      </w:r>
-      <w:proofErr w:type="gramEnd"/>
-      <w:r>
-        <w:rPr>
-          <w:color w:val="auto"/>
-        </w:rPr>
-        <w:t xml:space="preserve"> assigns an Inspector and sets the inspection schedule. This schedule is recorded by the System and notifications are automatically sent to the assigned Inspector.</w:t>
+        <w:t>The process begins with the Establishment Owner, who initiates interaction with the system by filling out a digital registration form. This form includes essential establishment details necessary for scheduling a fire safety inspection. Once submitted, the System automatically receives and stores the registration data, which is then reviewed by the Admin. The Admin evaluates the completeness and validity of the registration before approving it. Upon approval, the Admin assigns an Inspector and sets the inspection schedule. This schedule is recorded by the System and notifications are automatically sent to the assigned Inspector.</w:t>
       </w:r>
     </w:p>
     <w:p>
@@ -15730,28 +13952,7 @@
         <w:rPr>
           <w:color w:val="auto"/>
         </w:rPr>
-        <w:t xml:space="preserve">Throughout the entire workflow, the </w:t>
-      </w:r>
-      <w:proofErr w:type="gramStart"/>
-      <w:r>
-        <w:rPr>
-          <w:color w:val="auto"/>
-        </w:rPr>
-        <w:t>Admin</w:t>
-      </w:r>
-      <w:proofErr w:type="gramEnd"/>
-      <w:r>
-        <w:rPr>
-          <w:color w:val="auto"/>
-        </w:rPr>
-        <w:t xml:space="preserve"> plays a supervisory role by managing the scheduling of inspections and ensuring the timely review of registration submissions. </w:t>
-      </w:r>
-      <w:r>
-        <w:rPr>
-          <w:color w:val="auto"/>
-        </w:rPr>
-        <w:lastRenderedPageBreak/>
-        <w:t>The Inspector ensures on-ground evaluation and decision-making, while the System supports automated notifications, GIS-based navigation, result recording, and certificate generation. The Establishment Owner, meanwhile, is kept informed throughout the process and receives tangible proof of compliance upon completion.</w:t>
+        <w:t>Throughout the entire workflow, the Admin plays a supervisory role by managing the scheduling of inspections and ensuring the timely review of registration submissions. The Inspector ensures on-ground evaluation and decision-making, while the System supports automated notifications, GIS-based navigation, result recording, and certificate generation. The Establishment Owner, meanwhile, is kept informed throughout the process and receives tangible proof of compliance upon completion.</w:t>
       </w:r>
     </w:p>
     <w:p>
@@ -15765,21 +13966,7 @@
         <w:rPr>
           <w:color w:val="auto"/>
         </w:rPr>
-        <w:t xml:space="preserve">By clearly defining the responsibilities across each </w:t>
-      </w:r>
-      <w:proofErr w:type="spellStart"/>
-      <w:r>
-        <w:rPr>
-          <w:color w:val="auto"/>
-        </w:rPr>
-        <w:t>swimlane</w:t>
-      </w:r>
-      <w:proofErr w:type="spellEnd"/>
-      <w:r>
-        <w:rPr>
-          <w:color w:val="auto"/>
-        </w:rPr>
-        <w:t>, this process diagram emphasizes role-based actions, decision points, and system automation. The result is a transparent, efficient, and streamlined approach to fire safety compliance management, with GIS integration enhancing inspection accuracy and centralized access supporting real-time coordination across all roles.</w:t>
+        <w:t>By clearly defining the responsibilities across each swimlane, this process diagram emphasizes role-based actions, decision points, and system automation. The result is a transparent, efficient, and streamlined approach to fire safety compliance management, with GIS integration enhancing inspection accuracy and centralized access supporting real-time coordination across all roles.</w:t>
       </w:r>
     </w:p>
     <w:p>
@@ -15800,7 +13987,6 @@
         <w:rPr>
           <w:noProof/>
         </w:rPr>
-        <w:lastRenderedPageBreak/>
         <w:drawing>
           <wp:anchor distT="0" distB="0" distL="114300" distR="114300" simplePos="0" relativeHeight="251664896" behindDoc="0" locked="0" layoutInCell="1" allowOverlap="1" wp14:anchorId="1D59E05F" wp14:editId="10A5847C">
             <wp:simplePos x="0" y="0"/>
@@ -15874,7 +14060,7 @@
         </w:rPr>
         <w:t xml:space="preserve">                                          </w:t>
       </w:r>
-      <w:bookmarkStart w:id="31" w:name="_Toc204927769"/>
+      <w:bookmarkStart w:id="32" w:name="_Toc204927769"/>
       <w:r>
         <w:rPr>
           <w:color w:val="000000" w:themeColor="text1"/>
@@ -15932,7 +14118,7 @@
         </w:rPr>
         <w:t>. Entity Relationship Diagram</w:t>
       </w:r>
-      <w:bookmarkEnd w:id="31"/>
+      <w:bookmarkEnd w:id="32"/>
     </w:p>
     <w:p>
       <w:pPr>
@@ -15963,14 +14149,7 @@
         <w:rPr>
           <w:color w:val="auto"/>
         </w:rPr>
-        <w:t xml:space="preserve"> presents the entity-relationship model for a fire safety management system, illustrating how different entities like User, Establishment, Inspection, and Certificate are related and the attributes associated with each. The User entity stores information about system users, including their user ID, name, email, role, and contact number. The Establishment entity details information about the establishments being </w:t>
-      </w:r>
-      <w:r>
-        <w:rPr>
-          <w:color w:val="auto"/>
-        </w:rPr>
-        <w:lastRenderedPageBreak/>
-        <w:t>inspected, such as establishment ID, owner ID (linking back to a User), name, address, geographical coordinates (longitude, latitude), area, type of occupancy, tax information, and risk level.</w:t>
+        <w:t xml:space="preserve"> presents the entity-relationship model for a fire safety management system, illustrating how different entities like User, Establishment, Inspection, and Certificate are related and the attributes associated with each. The User entity stores information about system users, including their user ID, name, email, role, and contact number. The Establishment entity details information about the establishments being inspected, such as establishment ID, owner ID (linking back to a User), name, address, geographical coordinates (longitude, latitude), area, type of occupancy, tax information, and risk level.</w:t>
       </w:r>
     </w:p>
     <w:p>
@@ -16027,7 +14206,6 @@
           <w:noProof/>
           <w:color w:val="auto"/>
         </w:rPr>
-        <w:lastRenderedPageBreak/>
         <w:drawing>
           <wp:anchor distT="0" distB="0" distL="114300" distR="114300" simplePos="0" relativeHeight="251670016" behindDoc="0" locked="0" layoutInCell="1" allowOverlap="1" wp14:anchorId="53049180" wp14:editId="79211706">
             <wp:simplePos x="0" y="0"/>
@@ -16097,7 +14275,7 @@
           <w:szCs w:val="24"/>
         </w:rPr>
       </w:pPr>
-      <w:bookmarkStart w:id="32" w:name="_Toc204927770"/>
+      <w:bookmarkStart w:id="33" w:name="_Toc204927770"/>
       <w:r>
         <w:rPr>
           <w:color w:val="000000" w:themeColor="text1"/>
@@ -16155,7 +14333,7 @@
         </w:rPr>
         <w:t>. System Architecture</w:t>
       </w:r>
-      <w:bookmarkEnd w:id="32"/>
+      <w:bookmarkEnd w:id="33"/>
     </w:p>
     <w:p>
       <w:pPr>
@@ -16205,7 +14383,6 @@
           <w:iCs/>
           <w:color w:val="000000" w:themeColor="text1"/>
         </w:rPr>
-        <w:lastRenderedPageBreak/>
         <w:t>System Prototype</w:t>
       </w:r>
     </w:p>
@@ -16278,7 +14455,7 @@
           <w:szCs w:val="24"/>
         </w:rPr>
       </w:pPr>
-      <w:bookmarkStart w:id="33" w:name="_Toc204927771"/>
+      <w:bookmarkStart w:id="34" w:name="_Toc204927771"/>
       <w:r>
         <w:rPr>
           <w:color w:val="000000" w:themeColor="text1"/>
@@ -16336,15 +14513,14 @@
         </w:rPr>
         <w:t>. Login page</w:t>
       </w:r>
-      <w:bookmarkEnd w:id="33"/>
-    </w:p>
-    <w:p>
-      <w:r>
-        <w:rPr>
-          <w:noProof/>
-          <w:color w:val="000000" w:themeColor="text1"/>
-        </w:rPr>
-        <w:lastRenderedPageBreak/>
+      <w:bookmarkEnd w:id="34"/>
+    </w:p>
+    <w:p>
+      <w:r>
+        <w:rPr>
+          <w:noProof/>
+          <w:color w:val="000000" w:themeColor="text1"/>
+        </w:rPr>
         <w:drawing>
           <wp:anchor distT="0" distB="0" distL="114300" distR="114300" simplePos="0" relativeHeight="251672064" behindDoc="0" locked="0" layoutInCell="1" allowOverlap="1" wp14:anchorId="1D325D00" wp14:editId="550678D8">
             <wp:simplePos x="0" y="0"/>
@@ -16474,7 +14650,7 @@
           <w:szCs w:val="24"/>
         </w:rPr>
       </w:pPr>
-      <w:bookmarkStart w:id="34" w:name="_Toc204927772"/>
+      <w:bookmarkStart w:id="35" w:name="_Toc204927772"/>
       <w:r>
         <w:rPr>
           <w:color w:val="000000" w:themeColor="text1"/>
@@ -16532,7 +14708,7 @@
         </w:rPr>
         <w:t xml:space="preserve"> Admin Dashboard (Admin side)</w:t>
       </w:r>
-      <w:bookmarkEnd w:id="34"/>
+      <w:bookmarkEnd w:id="35"/>
     </w:p>
     <w:p>
       <w:pPr>
@@ -16549,7 +14725,6 @@
           <w:noProof/>
           <w:color w:val="000000" w:themeColor="text1"/>
         </w:rPr>
-        <w:lastRenderedPageBreak/>
         <w:drawing>
           <wp:anchor distT="0" distB="0" distL="114300" distR="114300" simplePos="0" relativeHeight="251674112" behindDoc="0" locked="0" layoutInCell="1" allowOverlap="1" wp14:anchorId="6328594F" wp14:editId="755FB1FC">
             <wp:simplePos x="0" y="0"/>
@@ -16694,7 +14869,6 @@
           <w:noProof/>
           <w:color w:val="000000" w:themeColor="text1"/>
         </w:rPr>
-        <w:lastRenderedPageBreak/>
         <w:drawing>
           <wp:anchor distT="0" distB="0" distL="114300" distR="114300" simplePos="0" relativeHeight="251675136" behindDoc="0" locked="0" layoutInCell="1" allowOverlap="1" wp14:anchorId="2705F0BE" wp14:editId="4CA99329">
             <wp:simplePos x="0" y="0"/>
@@ -16765,7 +14939,7 @@
           <w:szCs w:val="24"/>
         </w:rPr>
       </w:pPr>
-      <w:bookmarkStart w:id="35" w:name="_Toc204927773"/>
+      <w:bookmarkStart w:id="36" w:name="_Toc204927773"/>
       <w:r>
         <w:rPr>
           <w:color w:val="000000" w:themeColor="text1"/>
@@ -16831,7 +15005,7 @@
         </w:rPr>
         <w:t xml:space="preserve"> (Admin side)</w:t>
       </w:r>
-      <w:bookmarkEnd w:id="35"/>
+      <w:bookmarkEnd w:id="36"/>
     </w:p>
     <w:p>
       <w:pPr>
@@ -16924,7 +15098,6 @@
           <w:noProof/>
           <w:color w:val="000000" w:themeColor="text1"/>
         </w:rPr>
-        <w:lastRenderedPageBreak/>
         <w:drawing>
           <wp:anchor distT="0" distB="0" distL="114300" distR="114300" simplePos="0" relativeHeight="251677184" behindDoc="0" locked="0" layoutInCell="1" allowOverlap="1" wp14:anchorId="1A1E0606" wp14:editId="274DBF36">
             <wp:simplePos x="0" y="0"/>
@@ -17069,7 +15242,7 @@
           <w:szCs w:val="24"/>
         </w:rPr>
       </w:pPr>
-      <w:bookmarkStart w:id="36" w:name="_Toc204927774"/>
+      <w:bookmarkStart w:id="37" w:name="_Toc204927774"/>
       <w:r>
         <w:rPr>
           <w:b/>
@@ -17079,7 +15252,6 @@
           <w:sz w:val="24"/>
           <w:szCs w:val="24"/>
         </w:rPr>
-        <w:lastRenderedPageBreak/>
         <w:drawing>
           <wp:anchor distT="0" distB="0" distL="114300" distR="114300" simplePos="0" relativeHeight="251678208" behindDoc="0" locked="0" layoutInCell="1" allowOverlap="1" wp14:anchorId="5C49BED3" wp14:editId="31C3B81B">
             <wp:simplePos x="0" y="0"/>
@@ -17201,7 +15373,7 @@
         </w:rPr>
         <w:t xml:space="preserve"> Schedule Inspection (Admin side)</w:t>
       </w:r>
-      <w:bookmarkEnd w:id="36"/>
+      <w:bookmarkEnd w:id="37"/>
     </w:p>
     <w:p>
       <w:pPr>
@@ -17298,7 +15470,6 @@
           <w:sz w:val="24"/>
           <w:szCs w:val="24"/>
         </w:rPr>
-        <w:lastRenderedPageBreak/>
         <w:drawing>
           <wp:anchor distT="0" distB="0" distL="114300" distR="114300" simplePos="0" relativeHeight="251679232" behindDoc="0" locked="0" layoutInCell="1" allowOverlap="1" wp14:anchorId="051CEB98" wp14:editId="39182F55">
             <wp:simplePos x="0" y="0"/>
@@ -17446,7 +15617,7 @@
           <w:szCs w:val="24"/>
         </w:rPr>
       </w:pPr>
-      <w:bookmarkStart w:id="37" w:name="_Toc204927775"/>
+      <w:bookmarkStart w:id="38" w:name="_Toc204927775"/>
       <w:r>
         <w:rPr>
           <w:color w:val="000000" w:themeColor="text1"/>
@@ -17504,7 +15675,7 @@
         </w:rPr>
         <w:t xml:space="preserve"> Reports (Admin side)</w:t>
       </w:r>
-      <w:bookmarkEnd w:id="37"/>
+      <w:bookmarkEnd w:id="38"/>
     </w:p>
     <w:p>
       <w:pPr>
@@ -17526,7 +15697,7 @@
           <w:szCs w:val="24"/>
         </w:rPr>
       </w:pPr>
-      <w:bookmarkStart w:id="38" w:name="_Toc204927776"/>
+      <w:bookmarkStart w:id="39" w:name="_Toc204927776"/>
       <w:r>
         <w:rPr>
           <w:b/>
@@ -17536,7 +15707,6 @@
           <w:sz w:val="24"/>
           <w:szCs w:val="24"/>
         </w:rPr>
-        <w:lastRenderedPageBreak/>
         <w:drawing>
           <wp:anchor distT="0" distB="0" distL="114300" distR="114300" simplePos="0" relativeHeight="251681280" behindDoc="0" locked="0" layoutInCell="1" allowOverlap="1" wp14:anchorId="4E5D43E0" wp14:editId="14FB5246">
             <wp:simplePos x="0" y="0"/>
@@ -17650,7 +15820,7 @@
         </w:rPr>
         <w:t xml:space="preserve"> . User Management (Admin side)</w:t>
       </w:r>
-      <w:bookmarkEnd w:id="38"/>
+      <w:bookmarkEnd w:id="39"/>
     </w:p>
     <w:p/>
     <w:p/>
@@ -17675,7 +15845,6 @@
           <w:bCs/>
           <w:color w:val="000000" w:themeColor="text1"/>
         </w:rPr>
-        <w:lastRenderedPageBreak/>
         <w:t>Inspector side</w:t>
       </w:r>
     </w:p>
@@ -17746,7 +15915,7 @@
           <w:szCs w:val="24"/>
         </w:rPr>
       </w:pPr>
-      <w:bookmarkStart w:id="39" w:name="_Toc204927777"/>
+      <w:bookmarkStart w:id="40" w:name="_Toc204927777"/>
       <w:r>
         <w:rPr>
           <w:color w:val="000000" w:themeColor="text1"/>
@@ -17804,7 +15973,7 @@
         </w:rPr>
         <w:t xml:space="preserve"> Inspector Dashboard</w:t>
       </w:r>
-      <w:bookmarkEnd w:id="39"/>
+      <w:bookmarkEnd w:id="40"/>
     </w:p>
     <w:p>
       <w:pPr>
@@ -17883,7 +16052,7 @@
           <w:szCs w:val="24"/>
         </w:rPr>
       </w:pPr>
-      <w:bookmarkStart w:id="40" w:name="_Toc204927778"/>
+      <w:bookmarkStart w:id="41" w:name="_Toc204927778"/>
       <w:r>
         <w:rPr>
           <w:color w:val="000000" w:themeColor="text1"/>
@@ -17941,14 +16110,13 @@
         </w:rPr>
         <w:t xml:space="preserve"> Assigned Inspection</w:t>
       </w:r>
-      <w:bookmarkEnd w:id="40"/>
-    </w:p>
-    <w:p>
-      <w:r>
-        <w:rPr>
-          <w:noProof/>
-        </w:rPr>
-        <w:lastRenderedPageBreak/>
+      <w:bookmarkEnd w:id="41"/>
+    </w:p>
+    <w:p>
+      <w:r>
+        <w:rPr>
+          <w:noProof/>
+        </w:rPr>
         <w:drawing>
           <wp:inline distT="0" distB="0" distL="0" distR="0" wp14:anchorId="3CF54913" wp14:editId="5665397A">
             <wp:extent cx="5485897" cy="3182587"/>
@@ -18065,7 +16233,6 @@
           <w:noProof/>
           <w:color w:val="000000" w:themeColor="text1"/>
         </w:rPr>
-        <w:lastRenderedPageBreak/>
         <w:drawing>
           <wp:inline distT="0" distB="0" distL="0" distR="0" wp14:anchorId="48EEAE54" wp14:editId="3B9E276F">
             <wp:extent cx="5486341" cy="3265714"/>
@@ -18177,7 +16344,7 @@
           <w:szCs w:val="24"/>
         </w:rPr>
       </w:pPr>
-      <w:bookmarkStart w:id="41" w:name="_Toc204927779"/>
+      <w:bookmarkStart w:id="42" w:name="_Toc204927779"/>
       <w:r>
         <w:rPr>
           <w:color w:val="000000" w:themeColor="text1"/>
@@ -18235,7 +16402,7 @@
         </w:rPr>
         <w:t xml:space="preserve"> Report Findings</w:t>
       </w:r>
-      <w:bookmarkEnd w:id="41"/>
+      <w:bookmarkEnd w:id="42"/>
     </w:p>
     <w:p/>
     <w:p>
@@ -18252,7 +16419,6 @@
           <w:bCs/>
           <w:color w:val="000000" w:themeColor="text1"/>
         </w:rPr>
-        <w:lastRenderedPageBreak/>
         <w:t>User side</w:t>
       </w:r>
     </w:p>
@@ -18326,7 +16492,7 @@
           <w:szCs w:val="24"/>
         </w:rPr>
       </w:pPr>
-      <w:bookmarkStart w:id="42" w:name="_Toc204927780"/>
+      <w:bookmarkStart w:id="43" w:name="_Toc204927780"/>
       <w:r>
         <w:rPr>
           <w:color w:val="000000" w:themeColor="text1"/>
@@ -18384,7 +16550,7 @@
         </w:rPr>
         <w:t xml:space="preserve"> login</w:t>
       </w:r>
-      <w:bookmarkEnd w:id="42"/>
+      <w:bookmarkEnd w:id="43"/>
     </w:p>
     <w:p>
       <w:pPr>
@@ -18450,7 +16616,7 @@
           <w:szCs w:val="24"/>
         </w:rPr>
       </w:pPr>
-      <w:bookmarkStart w:id="43" w:name="_Toc204927781"/>
+      <w:bookmarkStart w:id="44" w:name="_Toc204927781"/>
       <w:r>
         <w:rPr>
           <w:color w:val="000000" w:themeColor="text1"/>
@@ -18508,7 +16674,7 @@
         </w:rPr>
         <w:t xml:space="preserve"> User Dashboard</w:t>
       </w:r>
-      <w:bookmarkEnd w:id="43"/>
+      <w:bookmarkEnd w:id="44"/>
     </w:p>
     <w:p/>
     <w:p>
@@ -18516,7 +16682,6 @@
         <w:rPr>
           <w:noProof/>
         </w:rPr>
-        <w:lastRenderedPageBreak/>
         <w:drawing>
           <wp:inline distT="0" distB="0" distL="0" distR="0" wp14:anchorId="7034BE4F" wp14:editId="33CAF7DE">
             <wp:extent cx="5486400" cy="3194462"/>
@@ -18570,7 +16735,7 @@
           <w:szCs w:val="24"/>
         </w:rPr>
       </w:pPr>
-      <w:bookmarkStart w:id="44" w:name="_Toc204927782"/>
+      <w:bookmarkStart w:id="45" w:name="_Toc204927782"/>
       <w:r>
         <w:rPr>
           <w:color w:val="000000" w:themeColor="text1"/>
@@ -18628,7 +16793,7 @@
         </w:rPr>
         <w:t xml:space="preserve"> User Establishments</w:t>
       </w:r>
-      <w:bookmarkEnd w:id="44"/>
+      <w:bookmarkEnd w:id="45"/>
     </w:p>
     <w:p>
       <w:r>
@@ -18688,7 +16853,7 @@
           <w:szCs w:val="24"/>
         </w:rPr>
       </w:pPr>
-      <w:bookmarkStart w:id="45" w:name="_Toc204927783"/>
+      <w:bookmarkStart w:id="46" w:name="_Toc204927783"/>
       <w:r>
         <w:rPr>
           <w:color w:val="000000" w:themeColor="text1"/>
@@ -18746,14 +16911,13 @@
         </w:rPr>
         <w:t xml:space="preserve"> Certificates</w:t>
       </w:r>
-      <w:bookmarkEnd w:id="45"/>
-    </w:p>
-    <w:p>
-      <w:r>
-        <w:rPr>
-          <w:noProof/>
-        </w:rPr>
-        <w:lastRenderedPageBreak/>
+      <w:bookmarkEnd w:id="46"/>
+    </w:p>
+    <w:p>
+      <w:r>
+        <w:rPr>
+          <w:noProof/>
+        </w:rPr>
         <w:drawing>
           <wp:inline distT="0" distB="0" distL="0" distR="0" wp14:anchorId="37935706" wp14:editId="01BFCC84">
             <wp:extent cx="5617028" cy="3514725"/>
@@ -18807,7 +16971,7 @@
           <w:szCs w:val="24"/>
         </w:rPr>
       </w:pPr>
-      <w:bookmarkStart w:id="46" w:name="_Toc204927784"/>
+      <w:bookmarkStart w:id="47" w:name="_Toc204927784"/>
       <w:r>
         <w:rPr>
           <w:color w:val="000000" w:themeColor="text1"/>
@@ -18865,7 +17029,7 @@
         </w:rPr>
         <w:t xml:space="preserve"> Documents</w:t>
       </w:r>
-      <w:bookmarkEnd w:id="46"/>
+      <w:bookmarkEnd w:id="47"/>
     </w:p>
     <w:p/>
     <w:p>
@@ -18918,70 +17082,21 @@
         <w:rPr>
           <w:color w:val="000000"/>
         </w:rPr>
-        <w:t xml:space="preserve">For the development of the BFP </w:t>
-      </w:r>
-      <w:proofErr w:type="spellStart"/>
-      <w:r>
+        <w:t>For the development of the BFP SiteProfiler: A GIS-Integrated Web-Based System for Managing Establishments in Catanduanes, the Rapid Application Development (RAD) model has been selected as the most suitable software development methodology. RAD is a user-focused and iterative approach that emphasizes rapid prototyping, continuous feedback, and accelerated delivery of working components. It is particularly effective for projects that require regular interaction with end-users and adaptability to changing requirements. Given the complexity and evolving nature of the proposed system—especially its integration of GIS mapping, digital inspection management, and real-time compliance tracking—RAD provides an ideal framework for ensuring flexibility, efficiency, and stakeholder-driven development.</w:t>
+      </w:r>
+    </w:p>
+    <w:p>
+      <w:pPr>
+        <w:ind w:left="-5" w:firstLine="725"/>
         <w:rPr>
           <w:color w:val="000000"/>
         </w:rPr>
-        <w:t>SiteProfiler</w:t>
-      </w:r>
-      <w:proofErr w:type="spellEnd"/>
+      </w:pPr>
       <w:r>
         <w:rPr>
           <w:color w:val="000000"/>
         </w:rPr>
-        <w:t xml:space="preserve">: A GIS-Integrated Web-Based System for Managing Establishments in </w:t>
-      </w:r>
-      <w:proofErr w:type="spellStart"/>
-      <w:r>
-        <w:rPr>
-          <w:color w:val="000000"/>
-        </w:rPr>
-        <w:t>Catanduanes</w:t>
-      </w:r>
-      <w:proofErr w:type="spellEnd"/>
-      <w:r>
-        <w:rPr>
-          <w:color w:val="000000"/>
-        </w:rPr>
-        <w:t xml:space="preserve">, the Rapid Application Development (RAD) model has been selected as the most suitable software development methodology. RAD is a user-focused and iterative approach that emphasizes rapid prototyping, continuous feedback, and accelerated delivery of working components. It is particularly effective for </w:t>
-      </w:r>
-      <w:r>
-        <w:rPr>
-          <w:color w:val="000000"/>
-        </w:rPr>
-        <w:lastRenderedPageBreak/>
-        <w:t>projects that require regular interaction with end-users and adaptability to changing requirements. Given the complexity and evolving nature of the proposed system—especially its integration of GIS mapping, digital inspection management, and real-time compliance tracking—RAD provides an ideal framework for ensuring flexibility, efficiency, and stakeholder-driven development.</w:t>
-      </w:r>
-    </w:p>
-    <w:p>
-      <w:pPr>
-        <w:ind w:left="-5" w:firstLine="725"/>
-        <w:rPr>
-          <w:color w:val="000000"/>
-        </w:rPr>
-      </w:pPr>
-      <w:r>
-        <w:rPr>
-          <w:color w:val="000000"/>
-        </w:rPr>
-        <w:t xml:space="preserve">By adopting RAD, the development team can quickly build and present functional parts of the system for review, allowing early detection of issues and timely adjustments. This reduces the risk of major failures and ensures that the system evolves based on actual user needs. The emphasis on collaboration, fast iteration, and progressive refinement allows the BFP </w:t>
-      </w:r>
-      <w:proofErr w:type="spellStart"/>
-      <w:r>
-        <w:rPr>
-          <w:color w:val="000000"/>
-        </w:rPr>
-        <w:t>SiteProfiler</w:t>
-      </w:r>
-      <w:proofErr w:type="spellEnd"/>
-      <w:r>
-        <w:rPr>
-          <w:color w:val="000000"/>
-        </w:rPr>
-        <w:t xml:space="preserve"> to be developed in alignment with the operational goals of the Bureau of Fire Protection, ultimately delivering a responsive and reliable tool for fire safety management.</w:t>
+        <w:t>By adopting RAD, the development team can quickly build and present functional parts of the system for review, allowing early detection of issues and timely adjustments. This reduces the risk of major failures and ensures that the system evolves based on actual user needs. The emphasis on collaboration, fast iteration, and progressive refinement allows the BFP SiteProfiler to be developed in alignment with the operational goals of the Bureau of Fire Protection, ultimately delivering a responsive and reliable tool for fire safety management.</w:t>
       </w:r>
     </w:p>
     <w:p>
@@ -19095,36 +17210,7 @@
         <w:rPr>
           <w:color w:val="000000" w:themeColor="text1"/>
         </w:rPr>
-        <w:lastRenderedPageBreak/>
-        <w:t xml:space="preserve">The development of the BFP </w:t>
-      </w:r>
-      <w:proofErr w:type="spellStart"/>
-      <w:r>
-        <w:rPr>
-          <w:color w:val="000000" w:themeColor="text1"/>
-        </w:rPr>
-        <w:t>SiteProfiler</w:t>
-      </w:r>
-      <w:proofErr w:type="spellEnd"/>
-      <w:r>
-        <w:rPr>
-          <w:color w:val="000000" w:themeColor="text1"/>
-        </w:rPr>
-        <w:t xml:space="preserve">: A GIS-Integrated Web-Based System for Managing Establishments in </w:t>
-      </w:r>
-      <w:proofErr w:type="spellStart"/>
-      <w:r>
-        <w:rPr>
-          <w:color w:val="000000" w:themeColor="text1"/>
-        </w:rPr>
-        <w:t>Catanduanes</w:t>
-      </w:r>
-      <w:proofErr w:type="spellEnd"/>
-      <w:r>
-        <w:rPr>
-          <w:color w:val="000000" w:themeColor="text1"/>
-        </w:rPr>
-        <w:t xml:space="preserve"> is guided by the Rapid Application Development (RAD) model, a widely used methodology known for its focus on fast prototyping, iterative design, and continuous user feedback. This approach is particularly suitable for complex systems that require flexibility, frequent user interaction, and quick delivery of functional components—qualities that align well with the requirements of the proposed system, which includes GIS-based mapping, inspection tracking, establishment profiling, and compliance monitoring.</w:t>
+        <w:t>The development of the BFP SiteProfiler: A GIS-Integrated Web-Based System for Managing Establishments in Catanduanes is guided by the Rapid Application Development (RAD) model, a widely used methodology known for its focus on fast prototyping, iterative design, and continuous user feedback. This approach is particularly suitable for complex systems that require flexibility, frequent user interaction, and quick delivery of functional components—qualities that align well with the requirements of the proposed system, which includes GIS-based mapping, inspection tracking, establishment profiling, and compliance monitoring.</w:t>
       </w:r>
     </w:p>
     <w:p>
@@ -19178,7 +17264,6 @@
         <w:rPr>
           <w:color w:val="000000" w:themeColor="text1"/>
         </w:rPr>
-        <w:lastRenderedPageBreak/>
         <w:t>Once the design was approved, the project moved into the Construction phase. In this stage, the development team began building the system’s core modules using technologies such as PHP for backend development, MySQL for database management, and Leaflet.js for GIS functionality. Each module was developed in short, focused cycles, allowing early testing and validation. For example, the establishment registration module and map-based location viewer were completed and reviewed before moving on to the inspection and reporting features. This incremental development helped ensure that issues were addressed early and user suggestions were quickly incorporated.</w:t>
       </w:r>
     </w:p>
@@ -19207,35 +17292,7 @@
         <w:rPr>
           <w:color w:val="000000" w:themeColor="text1"/>
         </w:rPr>
-        <w:t xml:space="preserve">Each phase of the RAD process supported close collaboration with stakeholders, enabling the team to develop and refine the BFP </w:t>
-      </w:r>
-      <w:proofErr w:type="spellStart"/>
-      <w:r>
-        <w:rPr>
-          <w:color w:val="000000" w:themeColor="text1"/>
-        </w:rPr>
-        <w:t>SiteProfiler</w:t>
-      </w:r>
-      <w:proofErr w:type="spellEnd"/>
-      <w:r>
-        <w:rPr>
-          <w:color w:val="000000" w:themeColor="text1"/>
-        </w:rPr>
-        <w:t xml:space="preserve"> in alignment with the practical needs of its end users. By focusing on speed, flexibility, and iterative feedback, the RAD model ensured that the system was not only delivered on time but also tailored to support efficient and accurate fire safety management in </w:t>
-      </w:r>
-      <w:proofErr w:type="spellStart"/>
-      <w:r>
-        <w:rPr>
-          <w:color w:val="000000" w:themeColor="text1"/>
-        </w:rPr>
-        <w:t>Catanduanes</w:t>
-      </w:r>
-      <w:proofErr w:type="spellEnd"/>
-      <w:r>
-        <w:rPr>
-          <w:color w:val="000000" w:themeColor="text1"/>
-        </w:rPr>
-        <w:t>.</w:t>
+        <w:t>Each phase of the RAD process supported close collaboration with stakeholders, enabling the team to develop and refine the BFP SiteProfiler in alignment with the practical needs of its end users. By focusing on speed, flexibility, and iterative feedback, the RAD model ensured that the system was not only delivered on time but also tailored to support efficient and accurate fire safety management in Catanduanes.</w:t>
       </w:r>
       <w:r>
         <w:rPr>
@@ -19267,7 +17324,6 @@
           <w:iCs/>
           <w:color w:val="auto"/>
         </w:rPr>
-        <w:lastRenderedPageBreak/>
         <w:t xml:space="preserve">Evaluation </w:t>
       </w:r>
     </w:p>
@@ -19283,35 +17339,7 @@
         <w:rPr>
           <w:color w:val="000000" w:themeColor="text1"/>
         </w:rPr>
-        <w:t xml:space="preserve">Evaluation is a critical phase in the development of the BFP </w:t>
-      </w:r>
-      <w:proofErr w:type="spellStart"/>
-      <w:r>
-        <w:rPr>
-          <w:color w:val="000000" w:themeColor="text1"/>
-        </w:rPr>
-        <w:t>SiteProfiler</w:t>
-      </w:r>
-      <w:proofErr w:type="spellEnd"/>
-      <w:r>
-        <w:rPr>
-          <w:color w:val="000000" w:themeColor="text1"/>
-        </w:rPr>
-        <w:t xml:space="preserve">: A GIS-Integrated Web-Based System for Managing Establishments in </w:t>
-      </w:r>
-      <w:proofErr w:type="spellStart"/>
-      <w:r>
-        <w:rPr>
-          <w:color w:val="000000" w:themeColor="text1"/>
-        </w:rPr>
-        <w:t>Catanduanes</w:t>
-      </w:r>
-      <w:proofErr w:type="spellEnd"/>
-      <w:r>
-        <w:rPr>
-          <w:color w:val="000000" w:themeColor="text1"/>
-        </w:rPr>
-        <w:t>. Its primary purpose is to assess the system’s effectiveness, usability, and alignment with the originally established project objectives. Through systematic evaluation, the project team ensures that the developed system meets the needs of its intended users, provides reliable and efficient services, and supports the operational goals of the Bureau of Fire Protection (BFP) in Virac.</w:t>
+        <w:t>Evaluation is a critical phase in the development of the BFP SiteProfiler: A GIS-Integrated Web-Based System for Managing Establishments in Catanduanes. Its primary purpose is to assess the system’s effectiveness, usability, and alignment with the originally established project objectives. Through systematic evaluation, the project team ensures that the developed system meets the needs of its intended users, provides reliable and efficient services, and supports the operational goals of the Bureau of Fire Protection (BFP) in Virac.</w:t>
       </w:r>
     </w:p>
     <w:p>
@@ -19347,28 +17375,7 @@
         <w:rPr>
           <w:color w:val="000000" w:themeColor="text1"/>
         </w:rPr>
-        <w:t xml:space="preserve">The combination of quantitative data from questionnaires and qualitative feedback from interviews and observations ensures a balanced evaluation, highlighting both </w:t>
-      </w:r>
-      <w:r>
-        <w:rPr>
-          <w:color w:val="000000" w:themeColor="text1"/>
-        </w:rPr>
-        <w:lastRenderedPageBreak/>
-        <w:t xml:space="preserve">measurable outcomes and user-driven experiences. Findings from this evaluation will guide final refinements to the system before full deployment, helping ensure that the BFP </w:t>
-      </w:r>
-      <w:proofErr w:type="spellStart"/>
-      <w:r>
-        <w:rPr>
-          <w:color w:val="000000" w:themeColor="text1"/>
-        </w:rPr>
-        <w:t>SiteProfiler</w:t>
-      </w:r>
-      <w:proofErr w:type="spellEnd"/>
-      <w:r>
-        <w:rPr>
-          <w:color w:val="000000" w:themeColor="text1"/>
-        </w:rPr>
-        <w:t xml:space="preserve"> not only meets its technical requirements but also delivers a high level of functionality, accuracy, and user satisfaction.</w:t>
+        <w:t>The combination of quantitative data from questionnaires and qualitative feedback from interviews and observations ensures a balanced evaluation, highlighting both measurable outcomes and user-driven experiences. Findings from this evaluation will guide final refinements to the system before full deployment, helping ensure that the BFP SiteProfiler not only meets its technical requirements but also delivers a high level of functionality, accuracy, and user satisfaction.</w:t>
       </w:r>
     </w:p>
     <w:p>
@@ -19376,11 +17383,11 @@
         <w:pStyle w:val="Heading3"/>
         <w:ind w:left="-5"/>
       </w:pPr>
-      <w:bookmarkStart w:id="47" w:name="_Toc201068477"/>
+      <w:bookmarkStart w:id="48" w:name="_Toc201068477"/>
       <w:r>
         <w:t>Data Gathering Procedure</w:t>
       </w:r>
-      <w:bookmarkEnd w:id="47"/>
+      <w:bookmarkEnd w:id="48"/>
       <w:r>
         <w:t xml:space="preserve"> </w:t>
       </w:r>
@@ -19397,35 +17404,7 @@
         <w:rPr>
           <w:color w:val="auto"/>
         </w:rPr>
-        <w:t xml:space="preserve">To support the development and assessment of the BFP </w:t>
-      </w:r>
-      <w:proofErr w:type="spellStart"/>
-      <w:r>
-        <w:rPr>
-          <w:color w:val="auto"/>
-        </w:rPr>
-        <w:t>SiteProfiler</w:t>
-      </w:r>
-      <w:proofErr w:type="spellEnd"/>
-      <w:r>
-        <w:rPr>
-          <w:color w:val="auto"/>
-        </w:rPr>
-        <w:t xml:space="preserve">: A GIS-Integrated Web-Based System for Managing Establishments in </w:t>
-      </w:r>
-      <w:proofErr w:type="spellStart"/>
-      <w:r>
-        <w:rPr>
-          <w:color w:val="auto"/>
-        </w:rPr>
-        <w:t>Catanduanes</w:t>
-      </w:r>
-      <w:proofErr w:type="spellEnd"/>
-      <w:r>
-        <w:rPr>
-          <w:color w:val="auto"/>
-        </w:rPr>
-        <w:t>, a systematic data collection process was implemented. The main sources of input were BFP personnel, including administrative officers, fire safety inspectors, and technical staff. Questionnaires were used to collect measurable data regarding system expectations, user needs, and common difficulties experienced with the current manual workflow. In addition, interviews</w:t>
+        <w:t>To support the development and assessment of the BFP SiteProfiler: A GIS-Integrated Web-Based System for Managing Establishments in Catanduanes, a systematic data collection process was implemented. The main sources of input were BFP personnel, including administrative officers, fire safety inspectors, and technical staff. Questionnaires were used to collect measurable data regarding system expectations, user needs, and common difficulties experienced with the current manual workflow. In addition, interviews</w:t>
       </w:r>
     </w:p>
     <w:p>
@@ -19463,12 +17442,11 @@
         <w:pStyle w:val="Heading3"/>
         <w:ind w:left="-5"/>
       </w:pPr>
-      <w:bookmarkStart w:id="48" w:name="_Toc201068478"/>
-      <w:r>
-        <w:lastRenderedPageBreak/>
+      <w:bookmarkStart w:id="49" w:name="_Toc201068478"/>
+      <w:r>
         <w:t>Respondents of the Study</w:t>
       </w:r>
-      <w:bookmarkEnd w:id="48"/>
+      <w:bookmarkEnd w:id="49"/>
       <w:r>
         <w:t xml:space="preserve"> </w:t>
       </w:r>
@@ -19485,21 +17463,7 @@
         <w:rPr>
           <w:color w:val="auto"/>
         </w:rPr>
-        <w:t xml:space="preserve">The respondents of this study consist of the entire group of BFP personnel directly involved in establishment profiling, fire safety inspections, and compliance monitoring within the Bureau of Fire Protection (BFP) in Virac, </w:t>
-      </w:r>
-      <w:proofErr w:type="spellStart"/>
-      <w:r>
-        <w:rPr>
-          <w:color w:val="auto"/>
-        </w:rPr>
-        <w:t>Catanduanes</w:t>
-      </w:r>
-      <w:proofErr w:type="spellEnd"/>
-      <w:r>
-        <w:rPr>
-          <w:color w:val="auto"/>
-        </w:rPr>
-        <w:t>. These include system administrators, fire safety inspectors, and technical staff who play key roles in the manual processes that the proposed system aims to digitize and improve. Their inclusion in the study is based on their active engagement in the day-to-day operations of the BFP and their working knowledge of the current procedures for managing establishments and conducting fire safety inspections.</w:t>
+        <w:t>The respondents of this study consist of the entire group of BFP personnel directly involved in establishment profiling, fire safety inspections, and compliance monitoring within the Bureau of Fire Protection (BFP) in Virac, Catanduanes. These include system administrators, fire safety inspectors, and technical staff who play key roles in the manual processes that the proposed system aims to digitize and improve. Their inclusion in the study is based on their active engagement in the day-to-day operations of the BFP and their working knowledge of the current procedures for managing establishments and conducting fire safety inspections.</w:t>
       </w:r>
     </w:p>
     <w:p>
@@ -19540,7 +17504,7 @@
           <w:szCs w:val="24"/>
         </w:rPr>
       </w:pPr>
-      <w:bookmarkStart w:id="49" w:name="_Toc204927800"/>
+      <w:bookmarkStart w:id="50" w:name="_Toc204927800"/>
       <w:r>
         <w:rPr>
           <w:i w:val="0"/>
@@ -19612,7 +17576,7 @@
         </w:rPr>
         <w:t xml:space="preserve"> Respondents of the Study</w:t>
       </w:r>
-      <w:bookmarkEnd w:id="49"/>
+      <w:bookmarkEnd w:id="50"/>
     </w:p>
     <w:tbl>
       <w:tblPr>
@@ -19952,7 +17916,6 @@
           <w:iCs/>
           <w:color w:val="000000"/>
         </w:rPr>
-        <w:lastRenderedPageBreak/>
         <w:t>A total of eleven (11) respondents participated in the study, consisting of three (3) administrative personnel, five (5) fire safety inspectors, and three (3) technical staff. All available fire safety inspectors and technical staff were selected to provide feedback as primary and support users of the system, while the system administrators were included to evaluate the system’s management and oversight functionalities.</w:t>
       </w:r>
     </w:p>
@@ -19978,11 +17941,11 @@
         <w:pStyle w:val="Heading3"/>
         <w:ind w:left="0" w:firstLine="0"/>
       </w:pPr>
-      <w:bookmarkStart w:id="50" w:name="_Toc201068479"/>
+      <w:bookmarkStart w:id="51" w:name="_Toc201068479"/>
       <w:r>
         <w:t>Statistical Tool</w:t>
       </w:r>
-      <w:bookmarkEnd w:id="50"/>
+      <w:bookmarkEnd w:id="51"/>
       <w:r>
         <w:t xml:space="preserve"> </w:t>
       </w:r>
@@ -19999,21 +17962,7 @@
         <w:rPr>
           <w:color w:val="auto"/>
         </w:rPr>
-        <w:t xml:space="preserve">In order to analyze the data collected from the respondents, the study employed descriptive statistical tools. These tools were selected to effectively interpret the responses gathered through the survey questionnaires, which aimed to evaluate the usability, functionality, and overall satisfaction with the BFP </w:t>
-      </w:r>
-      <w:proofErr w:type="spellStart"/>
-      <w:r>
-        <w:rPr>
-          <w:color w:val="auto"/>
-        </w:rPr>
-        <w:t>SiteProfiler</w:t>
-      </w:r>
-      <w:proofErr w:type="spellEnd"/>
-      <w:r>
-        <w:rPr>
-          <w:color w:val="auto"/>
-        </w:rPr>
-        <w:t xml:space="preserve"> system.</w:t>
+        <w:t>In order to analyze the data collected from the respondents, the study employed descriptive statistical tools. These tools were selected to effectively interpret the responses gathered through the survey questionnaires, which aimed to evaluate the usability, functionality, and overall satisfaction with the BFP SiteProfiler system.</w:t>
       </w:r>
     </w:p>
     <w:p>
@@ -20028,14 +17977,7 @@
         <w:rPr>
           <w:color w:val="auto"/>
         </w:rPr>
-        <w:t xml:space="preserve">Among the statistical methods used were frequency count and percentage, which helped determine how often a specific response was selected and what proportion it represented out of the total number of responses. These techniques provided a clear </w:t>
-      </w:r>
-      <w:r>
-        <w:rPr>
-          <w:color w:val="auto"/>
-        </w:rPr>
-        <w:lastRenderedPageBreak/>
-        <w:t>overview of respondent distribution and preferences across various items in the questionnaire.</w:t>
+        <w:t>Among the statistical methods used were frequency count and percentage, which helped determine how often a specific response was selected and what proportion it represented out of the total number of responses. These techniques provided a clear overview of respondent distribution and preferences across various items in the questionnaire.</w:t>
       </w:r>
     </w:p>
     <w:p>
@@ -20293,7 +18235,7 @@
           <w:szCs w:val="24"/>
         </w:rPr>
       </w:pPr>
-      <w:bookmarkStart w:id="51" w:name="_Toc204927801"/>
+      <w:bookmarkStart w:id="52" w:name="_Toc204927801"/>
       <w:r>
         <w:rPr>
           <w:i w:val="0"/>
@@ -20302,7 +18244,6 @@
           <w:sz w:val="24"/>
           <w:szCs w:val="24"/>
         </w:rPr>
-        <w:lastRenderedPageBreak/>
         <w:t xml:space="preserve">Table </w:t>
       </w:r>
       <w:r>
@@ -20366,7 +18307,7 @@
         </w:rPr>
         <w:t xml:space="preserve"> Likert Scale</w:t>
       </w:r>
-      <w:bookmarkEnd w:id="51"/>
+      <w:bookmarkEnd w:id="52"/>
     </w:p>
     <w:tbl>
       <w:tblPr>
@@ -20780,21 +18721,7 @@
         <w:rPr>
           <w:color w:val="auto"/>
         </w:rPr>
-        <w:t xml:space="preserve">The use of these statistical tools, particularly the Likert scale and weighted mean, was instrumental in identifying system strengths and areas that may require enhancement. This data-driven approach ensures a more accurate and reliable evaluation of the BFP </w:t>
-      </w:r>
-      <w:proofErr w:type="spellStart"/>
-      <w:r>
-        <w:rPr>
-          <w:color w:val="auto"/>
-        </w:rPr>
-        <w:t>SiteProfiler</w:t>
-      </w:r>
-      <w:proofErr w:type="spellEnd"/>
-      <w:r>
-        <w:rPr>
-          <w:color w:val="auto"/>
-        </w:rPr>
-        <w:t>.</w:t>
+        <w:t>The use of these statistical tools, particularly the Likert scale and weighted mean, was instrumental in identifying system strengths and areas that may require enhancement. This data-driven approach ensures a more accurate and reliable evaluation of the BFP SiteProfiler.</w:t>
       </w:r>
     </w:p>
     <w:p>
@@ -20823,7 +18750,6 @@
           <w:bCs/>
           <w:color w:val="000000" w:themeColor="text1"/>
         </w:rPr>
-        <w:lastRenderedPageBreak/>
         <w:t>REFERENCES</w:t>
       </w:r>
     </w:p>
@@ -20836,11 +18762,11 @@
         </w:numPr>
         <w:ind w:right="0"/>
       </w:pPr>
-      <w:bookmarkStart w:id="52" w:name="_Toc201068480"/>
+      <w:bookmarkStart w:id="53" w:name="_Toc201068480"/>
       <w:r>
         <w:t>Books</w:t>
       </w:r>
-      <w:bookmarkEnd w:id="52"/>
+      <w:bookmarkEnd w:id="53"/>
       <w:r>
         <w:t xml:space="preserve"> </w:t>
       </w:r>
@@ -20866,11 +18792,11 @@
         </w:numPr>
         <w:ind w:right="0"/>
       </w:pPr>
-      <w:bookmarkStart w:id="53" w:name="_Toc201068481"/>
+      <w:bookmarkStart w:id="54" w:name="_Toc201068481"/>
       <w:r>
         <w:t>Journals/Conferences</w:t>
       </w:r>
-      <w:bookmarkEnd w:id="53"/>
+      <w:bookmarkEnd w:id="54"/>
       <w:r>
         <w:t xml:space="preserve"> </w:t>
       </w:r>
@@ -20880,25 +18806,15 @@
         <w:pStyle w:val="Heading2"/>
         <w:ind w:left="720" w:right="0" w:hanging="720"/>
       </w:pPr>
-      <w:bookmarkStart w:id="54" w:name="_Toc201068482"/>
-      <w:bookmarkStart w:id="55" w:name="_Hlk200594812"/>
-      <w:proofErr w:type="spellStart"/>
+      <w:bookmarkStart w:id="55" w:name="_Toc201068482"/>
+      <w:bookmarkStart w:id="56" w:name="_Hlk200594812"/>
       <w:r>
         <w:rPr>
           <w:b w:val="0"/>
           <w:bCs/>
           <w:color w:val="auto"/>
         </w:rPr>
-        <w:t>Alahira</w:t>
-      </w:r>
-      <w:proofErr w:type="spellEnd"/>
-      <w:r>
-        <w:rPr>
-          <w:b w:val="0"/>
-          <w:bCs/>
-          <w:color w:val="auto"/>
-        </w:rPr>
-        <w:t xml:space="preserve">, A., et al. (2024). The impact of artificial intelligence on tax compliance and financial regulation. </w:t>
+        <w:t xml:space="preserve">Alahira, A., et al. (2024). The impact of artificial intelligence on tax compliance and financial regulation. </w:t>
       </w:r>
       <w:r>
         <w:rPr>
@@ -20933,7 +18849,7 @@
           </w:rPr>
           <w:t>https://doi.org/10.1016/j.jfr.2024.03.004</w:t>
         </w:r>
-        <w:bookmarkEnd w:id="54"/>
+        <w:bookmarkEnd w:id="55"/>
       </w:hyperlink>
     </w:p>
     <w:p>
@@ -20947,35 +18863,7 @@
         <w:rPr>
           <w:color w:val="auto"/>
         </w:rPr>
-        <w:t xml:space="preserve"> </w:t>
-      </w:r>
-      <w:proofErr w:type="spellStart"/>
-      <w:r>
-        <w:rPr>
-          <w:color w:val="auto"/>
-        </w:rPr>
-        <w:t>Astrero</w:t>
-      </w:r>
-      <w:proofErr w:type="spellEnd"/>
-      <w:r>
-        <w:rPr>
-          <w:color w:val="auto"/>
-        </w:rPr>
-        <w:t xml:space="preserve">, M. M., &amp; </w:t>
-      </w:r>
-      <w:proofErr w:type="spellStart"/>
-      <w:r>
-        <w:rPr>
-          <w:color w:val="auto"/>
-        </w:rPr>
-        <w:t>Bitonio</w:t>
-      </w:r>
-      <w:proofErr w:type="spellEnd"/>
-      <w:r>
-        <w:rPr>
-          <w:color w:val="auto"/>
-        </w:rPr>
-        <w:t xml:space="preserve">, J. P. (2022). Challenges in records management at the Bureau of Fire Protection in Rizal. </w:t>
+        <w:t xml:space="preserve"> Astrero, M. M., &amp; Bitonio, J. P. (2022). Challenges in records management at the Bureau of Fire Protection in Rizal. </w:t>
       </w:r>
       <w:r>
         <w:rPr>
@@ -21011,21 +18899,7 @@
         <w:rPr>
           <w:color w:val="auto"/>
         </w:rPr>
-        <w:t xml:space="preserve">Budi, S., Gata, W., Noor, M., </w:t>
-      </w:r>
-      <w:proofErr w:type="spellStart"/>
-      <w:r>
-        <w:rPr>
-          <w:color w:val="auto"/>
-        </w:rPr>
-        <w:t>Pangabean</w:t>
-      </w:r>
-      <w:proofErr w:type="spellEnd"/>
-      <w:r>
-        <w:rPr>
-          <w:color w:val="auto"/>
-        </w:rPr>
-        <w:t xml:space="preserve">, S., &amp; Rahayu, C. S. (2022). News portal website measurement analysis using ISO/IEC 25010 and McCall methods. </w:t>
+        <w:t xml:space="preserve">Budi, S., Gata, W., Noor, M., Pangabean, S., &amp; Rahayu, C. S. (2022). News portal website measurement analysis using ISO/IEC 25010 and McCall methods. </w:t>
       </w:r>
       <w:r>
         <w:rPr>
@@ -21061,21 +18935,7 @@
         <w:rPr>
           <w:color w:val="auto"/>
         </w:rPr>
-        <w:t xml:space="preserve"> Canlas, R. M., </w:t>
-      </w:r>
-      <w:proofErr w:type="spellStart"/>
-      <w:r>
-        <w:rPr>
-          <w:color w:val="auto"/>
-        </w:rPr>
-        <w:t>Piad</w:t>
-      </w:r>
-      <w:proofErr w:type="spellEnd"/>
-      <w:r>
-        <w:rPr>
-          <w:color w:val="auto"/>
-        </w:rPr>
-        <w:t xml:space="preserve">, R. S., &amp; Lagman, M. D. (2021). Development and evaluation of a faculty research productivity monitoring and prediction system using ISO/IEC 25010 standards. </w:t>
+        <w:t xml:space="preserve"> Canlas, R. M., Piad, R. S., &amp; Lagman, M. D. (2021). Development and evaluation of a faculty research productivity monitoring and prediction system using ISO/IEC 25010 standards. </w:t>
       </w:r>
       <w:r>
         <w:rPr>
@@ -21107,19 +18967,11 @@
           <w:color w:val="auto"/>
         </w:rPr>
       </w:pPr>
-      <w:proofErr w:type="spellStart"/>
-      <w:r>
-        <w:rPr>
-          <w:color w:val="auto"/>
-        </w:rPr>
-        <w:t>Darmayasa</w:t>
-      </w:r>
-      <w:proofErr w:type="spellEnd"/>
-      <w:r>
-        <w:rPr>
-          <w:color w:val="auto"/>
-        </w:rPr>
-        <w:t xml:space="preserve">, I. M., &amp; Hardika, I. G. (2024). Analysis of core tax administration systems using the slippery slope framework of tax compliance. </w:t>
+      <w:r>
+        <w:rPr>
+          <w:color w:val="auto"/>
+        </w:rPr>
+        <w:t xml:space="preserve">Darmayasa, I. M., &amp; Hardika, I. G. (2024). Analysis of core tax administration systems using the slippery slope framework of tax compliance. </w:t>
       </w:r>
       <w:r>
         <w:rPr>
@@ -21151,20 +19003,11 @@
           <w:color w:val="auto"/>
         </w:rPr>
       </w:pPr>
-      <w:proofErr w:type="spellStart"/>
-      <w:r>
-        <w:rPr>
-          <w:color w:val="auto"/>
-        </w:rPr>
-        <w:lastRenderedPageBreak/>
-        <w:t>Haryasena</w:t>
-      </w:r>
-      <w:proofErr w:type="spellEnd"/>
-      <w:r>
-        <w:rPr>
-          <w:color w:val="auto"/>
-        </w:rPr>
-        <w:t xml:space="preserve">, A., Saputra, R., Azzahra, N., &amp; Aniko, D. (2021). Evaluation of a smart ERP accounting system for SMEs using ISO/IEC 25010 standards. </w:t>
+      <w:r>
+        <w:rPr>
+          <w:color w:val="auto"/>
+        </w:rPr>
+        <w:t xml:space="preserve">Haryasena, A., Saputra, R., Azzahra, N., &amp; Aniko, D. (2021). Evaluation of a smart ERP accounting system for SMEs using ISO/IEC 25010 standards. </w:t>
       </w:r>
       <w:r>
         <w:rPr>
@@ -21232,33 +19075,11 @@
           <w:color w:val="auto"/>
         </w:rPr>
       </w:pPr>
-      <w:proofErr w:type="spellStart"/>
-      <w:r>
-        <w:rPr>
-          <w:color w:val="auto"/>
-        </w:rPr>
-        <w:t>Manun-og</w:t>
-      </w:r>
-      <w:proofErr w:type="spellEnd"/>
-      <w:r>
-        <w:rPr>
-          <w:color w:val="auto"/>
-        </w:rPr>
-        <w:t xml:space="preserve">, M. D., et al. (2022). Development of a GIS-integrated records management system for the Bureau of Fire Protection in </w:t>
-      </w:r>
-      <w:proofErr w:type="spellStart"/>
-      <w:r>
-        <w:rPr>
-          <w:color w:val="auto"/>
-        </w:rPr>
-        <w:t>Hinunangan</w:t>
-      </w:r>
-      <w:proofErr w:type="spellEnd"/>
-      <w:r>
-        <w:rPr>
-          <w:color w:val="auto"/>
-        </w:rPr>
-        <w:t xml:space="preserve">, Southern Leyte. </w:t>
+      <w:r>
+        <w:rPr>
+          <w:color w:val="auto"/>
+        </w:rPr>
+        <w:t xml:space="preserve">Manun-og, M. D., et al. (2022). Development of a GIS-integrated records management system for the Bureau of Fire Protection in Hinunangan, Southern Leyte. </w:t>
       </w:r>
       <w:r>
         <w:rPr>
@@ -21290,33 +19111,11 @@
           <w:color w:val="auto"/>
         </w:rPr>
       </w:pPr>
-      <w:proofErr w:type="spellStart"/>
-      <w:r>
-        <w:rPr>
-          <w:color w:val="auto"/>
-        </w:rPr>
-        <w:t>Morichetta</w:t>
-      </w:r>
-      <w:proofErr w:type="spellEnd"/>
-      <w:r>
-        <w:rPr>
-          <w:color w:val="auto"/>
-        </w:rPr>
-        <w:t xml:space="preserve">, A., Nastic, S., Casamayor Pujol, V., &amp; </w:t>
-      </w:r>
-      <w:proofErr w:type="spellStart"/>
-      <w:r>
-        <w:rPr>
-          <w:color w:val="auto"/>
-        </w:rPr>
-        <w:t>Dustdar</w:t>
-      </w:r>
-      <w:proofErr w:type="spellEnd"/>
-      <w:r>
-        <w:rPr>
-          <w:color w:val="auto"/>
-        </w:rPr>
-        <w:t xml:space="preserve">, S. (2025). Formal and empirical study of metadata-based profiling for resource management in the computing continuum. </w:t>
+      <w:r>
+        <w:rPr>
+          <w:color w:val="auto"/>
+        </w:rPr>
+        <w:t xml:space="preserve">Morichetta, A., Nastic, S., Casamayor Pujol, V., &amp; Dustdar, S. (2025). Formal and empirical study of metadata-based profiling for resource management in the computing continuum. </w:t>
       </w:r>
       <w:r>
         <w:rPr>
@@ -21348,19 +19147,11 @@
           <w:color w:val="auto"/>
         </w:rPr>
       </w:pPr>
-      <w:proofErr w:type="spellStart"/>
-      <w:r>
-        <w:rPr>
-          <w:color w:val="auto"/>
-        </w:rPr>
-        <w:t>Musagaliev</w:t>
-      </w:r>
-      <w:proofErr w:type="spellEnd"/>
-      <w:r>
-        <w:rPr>
-          <w:color w:val="auto"/>
-        </w:rPr>
-        <w:t xml:space="preserve">, M. (2024). Strengthening tax control mechanisms to improve tax risk management and audits in public and private sectors. </w:t>
+      <w:r>
+        <w:rPr>
+          <w:color w:val="auto"/>
+        </w:rPr>
+        <w:t xml:space="preserve">Musagaliev, M. (2024). Strengthening tax control mechanisms to improve tax risk management and audits in public and private sectors. </w:t>
       </w:r>
       <w:r>
         <w:rPr>
@@ -21396,49 +19187,7 @@
         <w:rPr>
           <w:color w:val="auto"/>
         </w:rPr>
-        <w:t xml:space="preserve"> </w:t>
-      </w:r>
-      <w:proofErr w:type="spellStart"/>
-      <w:r>
-        <w:rPr>
-          <w:color w:val="auto"/>
-        </w:rPr>
-        <w:t>Pongsin</w:t>
-      </w:r>
-      <w:proofErr w:type="spellEnd"/>
-      <w:r>
-        <w:rPr>
-          <w:color w:val="auto"/>
-        </w:rPr>
-        <w:t xml:space="preserve">, P., </w:t>
-      </w:r>
-      <w:proofErr w:type="spellStart"/>
-      <w:r>
-        <w:rPr>
-          <w:color w:val="auto"/>
-        </w:rPr>
-        <w:t>Ruenwicha</w:t>
-      </w:r>
-      <w:proofErr w:type="spellEnd"/>
-      <w:r>
-        <w:rPr>
-          <w:color w:val="auto"/>
-        </w:rPr>
-        <w:t xml:space="preserve">, P., &amp; </w:t>
-      </w:r>
-      <w:proofErr w:type="spellStart"/>
-      <w:r>
-        <w:rPr>
-          <w:color w:val="auto"/>
-        </w:rPr>
-        <w:t>Nontasawatsri</w:t>
-      </w:r>
-      <w:proofErr w:type="spellEnd"/>
-      <w:r>
-        <w:rPr>
-          <w:color w:val="auto"/>
-        </w:rPr>
-        <w:t xml:space="preserve">, S. (2024). Fire risk assessment model for hospital buildings using GIS, NFPA 551, and OHSAS 18001 standards. </w:t>
+        <w:t xml:space="preserve"> Pongsin, P., Ruenwicha, P., &amp; Nontasawatsri, S. (2024). Fire risk assessment model for hospital buildings using GIS, NFPA 551, and OHSAS 18001 standards. </w:t>
       </w:r>
       <w:r>
         <w:rPr>
@@ -21446,16 +19195,7 @@
           <w:iCs/>
           <w:color w:val="auto"/>
         </w:rPr>
-        <w:t xml:space="preserve">Journal of </w:t>
-      </w:r>
-      <w:r>
-        <w:rPr>
-          <w:i/>
-          <w:iCs/>
-          <w:color w:val="auto"/>
-        </w:rPr>
-        <w:lastRenderedPageBreak/>
-        <w:t>Fire Protection Engineering</w:t>
+        <w:t>Journal of Fire Protection Engineering</w:t>
       </w:r>
       <w:r>
         <w:rPr>
@@ -21519,21 +19259,7 @@
         <w:rPr>
           <w:color w:val="auto"/>
         </w:rPr>
-        <w:t xml:space="preserve"> Salman, H., </w:t>
-      </w:r>
-      <w:proofErr w:type="spellStart"/>
-      <w:r>
-        <w:rPr>
-          <w:color w:val="auto"/>
-        </w:rPr>
-        <w:t>Karouni</w:t>
-      </w:r>
-      <w:proofErr w:type="spellEnd"/>
-      <w:r>
-        <w:rPr>
-          <w:color w:val="auto"/>
-        </w:rPr>
-        <w:t xml:space="preserve">, A., Hamadeh, A., &amp; Rachid, M. (2023). Comprehensive approach to forest fire risk mapping by combining AHP, GIS, and remote sensing. </w:t>
+        <w:t xml:space="preserve"> Salman, H., Karouni, A., Hamadeh, A., &amp; Rachid, M. (2023). Comprehensive approach to forest fire risk mapping by combining AHP, GIS, and remote sensing. </w:t>
       </w:r>
       <w:r>
         <w:rPr>
@@ -21565,33 +19291,11 @@
           <w:color w:val="auto"/>
         </w:rPr>
       </w:pPr>
-      <w:proofErr w:type="spellStart"/>
-      <w:r>
-        <w:rPr>
-          <w:color w:val="auto"/>
-        </w:rPr>
-        <w:t>Sivrikaya</w:t>
-      </w:r>
-      <w:proofErr w:type="spellEnd"/>
-      <w:r>
-        <w:rPr>
-          <w:color w:val="auto"/>
-        </w:rPr>
-        <w:t xml:space="preserve">, F., &amp; </w:t>
-      </w:r>
-      <w:proofErr w:type="spellStart"/>
-      <w:r>
-        <w:rPr>
-          <w:color w:val="auto"/>
-        </w:rPr>
-        <w:t>Küçük</w:t>
-      </w:r>
-      <w:proofErr w:type="spellEnd"/>
-      <w:r>
-        <w:rPr>
-          <w:color w:val="auto"/>
-        </w:rPr>
-        <w:t xml:space="preserve">, Ö. (2022). Modeling forest fire risk based on GIS-based analytical hierarchy process and statistical analysis in the Mediterranean region. </w:t>
+      <w:r>
+        <w:rPr>
+          <w:color w:val="auto"/>
+        </w:rPr>
+        <w:t xml:space="preserve">Sivrikaya, F., &amp; Küçük, Ö. (2022). Modeling forest fire risk based on GIS-based analytical hierarchy process and statistical analysis in the Mediterranean region. </w:t>
       </w:r>
       <w:r>
         <w:rPr>
@@ -21663,35 +19367,7 @@
         <w:rPr>
           <w:color w:val="auto"/>
         </w:rPr>
-        <w:t xml:space="preserve"> Wallace, A., Beer, D., Burrows, R., </w:t>
-      </w:r>
-      <w:proofErr w:type="spellStart"/>
-      <w:r>
-        <w:rPr>
-          <w:color w:val="auto"/>
-        </w:rPr>
-        <w:t>Ciocănel</w:t>
-      </w:r>
-      <w:proofErr w:type="spellEnd"/>
-      <w:r>
-        <w:rPr>
-          <w:color w:val="auto"/>
-        </w:rPr>
-        <w:t xml:space="preserve">, A., &amp; </w:t>
-      </w:r>
-      <w:proofErr w:type="spellStart"/>
-      <w:r>
-        <w:rPr>
-          <w:color w:val="auto"/>
-        </w:rPr>
-        <w:t>Cussens</w:t>
-      </w:r>
-      <w:proofErr w:type="spellEnd"/>
-      <w:r>
-        <w:rPr>
-          <w:color w:val="auto"/>
-        </w:rPr>
-        <w:t xml:space="preserve">, J. (2024). Digital tenant risk profiling in England’s private rented sector. </w:t>
+        <w:t xml:space="preserve"> Wallace, A., Beer, D., Burrows, R., Ciocănel, A., &amp; Cussens, J. (2024). Digital tenant risk profiling in England’s private rented sector. </w:t>
       </w:r>
       <w:r>
         <w:rPr>
@@ -21724,12 +19400,11 @@
         <w:pStyle w:val="Heading2"/>
         <w:ind w:left="370" w:right="0"/>
       </w:pPr>
-      <w:bookmarkStart w:id="56" w:name="_Toc201068483"/>
-      <w:r>
-        <w:lastRenderedPageBreak/>
+      <w:bookmarkStart w:id="57" w:name="_Toc201068483"/>
+      <w:r>
         <w:t>C. Websites</w:t>
       </w:r>
-      <w:bookmarkEnd w:id="56"/>
+      <w:bookmarkEnd w:id="57"/>
       <w:r>
         <w:t xml:space="preserve"> </w:t>
       </w:r>
@@ -21753,25 +19428,7 @@
           <w:iCs/>
           <w:color w:val="auto"/>
         </w:rPr>
-        <w:t xml:space="preserve">Integration of the Bureau of Fire Protection’s e-Fire Safety Inspection System into the </w:t>
-      </w:r>
-      <w:proofErr w:type="spellStart"/>
-      <w:r>
-        <w:rPr>
-          <w:i/>
-          <w:iCs/>
-          <w:color w:val="auto"/>
-        </w:rPr>
-        <w:t>eLGU</w:t>
-      </w:r>
-      <w:proofErr w:type="spellEnd"/>
-      <w:r>
-        <w:rPr>
-          <w:i/>
-          <w:iCs/>
-          <w:color w:val="auto"/>
-        </w:rPr>
-        <w:t xml:space="preserve"> portal in Pateros.</w:t>
+        <w:t>Integration of the Bureau of Fire Protection’s e-Fire Safety Inspection System into the eLGU portal in Pateros.</w:t>
       </w:r>
       <w:r>
         <w:rPr>
@@ -21793,12 +19450,12 @@
         <w:pStyle w:val="Heading2"/>
         <w:ind w:left="370" w:right="0"/>
       </w:pPr>
-      <w:bookmarkStart w:id="57" w:name="_Toc201068484"/>
-      <w:bookmarkEnd w:id="55"/>
+      <w:bookmarkStart w:id="58" w:name="_Toc201068484"/>
+      <w:bookmarkEnd w:id="56"/>
       <w:r>
         <w:t>D. Other Sources</w:t>
       </w:r>
-      <w:bookmarkEnd w:id="57"/>
+      <w:bookmarkEnd w:id="58"/>
     </w:p>
     <w:p>
       <w:pPr>
@@ -21835,7 +19492,7 @@
 </file>
 
 <file path=word/endnotes.xml><?xml version="1.0" encoding="utf-8"?>
-<w:endnotes xmlns:wpc="http://schemas.microsoft.com/office/word/2010/wordprocessingCanvas" xmlns:cx="http://schemas.microsoft.com/office/drawing/2014/chartex" xmlns:cx1="http://schemas.microsoft.com/office/drawing/2015/9/8/chartex" xmlns:cx2="http://schemas.microsoft.com/office/drawing/2015/10/21/chartex" xmlns:cx3="http://schemas.microsoft.com/office/drawing/2016/5/9/chartex" xmlns:cx4="http://schemas.microsoft.com/office/drawing/2016/5/10/chartex" xmlns:cx5="http://schemas.microsoft.com/office/drawing/2016/5/11/chartex" xmlns:cx6="http://schemas.microsoft.com/office/drawing/2016/5/12/chartex" xmlns:cx7="http://schemas.microsoft.com/office/drawing/2016/5/13/chartex" xmlns:cx8="http://schemas.microsoft.com/office/drawing/2016/5/14/chartex" xmlns:mc="http://schemas.openxmlformats.org/markup-compatibility/2006" xmlns:aink="http://schemas.microsoft.com/office/drawing/2016/ink" xmlns:am3d="http://schemas.microsoft.com/office/drawing/2017/model3d" xmlns:o="urn:schemas-microsoft-com:office:office" xmlns:oel="http://schemas.microsoft.com/office/2019/extlst" xmlns:r="http://schemas.openxmlformats.org/officeDocument/2006/relationships" xmlns:m="http://schemas.openxmlformats.org/officeDocument/2006/math" xmlns:v="urn:schemas-microsoft-com:vml" xmlns:wp14="http://schemas.microsoft.com/office/word/2010/wordprocessingDrawing" xmlns:wp="http://schemas.openxmlformats.org/drawingml/2006/wordprocessingDrawing" xmlns:w10="urn:schemas-microsoft-com:office:word" xmlns:w="http://schemas.openxmlformats.org/wordprocessingml/2006/main" xmlns:w14="http://schemas.microsoft.com/office/word/2010/wordml" xmlns:w15="http://schemas.microsoft.com/office/word/2012/wordml" xmlns:w16cex="http://schemas.microsoft.com/office/word/2018/wordml/cex" xmlns:w16cid="http://schemas.microsoft.com/office/word/2016/wordml/cid" xmlns:w16="http://schemas.microsoft.com/office/word/2018/wordml" xmlns:w16du="http://schemas.microsoft.com/office/word/2023/wordml/word16du" xmlns:w16sdtdh="http://schemas.microsoft.com/office/word/2020/wordml/sdtdatahash" xmlns:w16sdtfl="http://schemas.microsoft.com/office/word/2024/wordml/sdtformatlock" xmlns:w16se="http://schemas.microsoft.com/office/word/2015/wordml/symex" xmlns:wpg="http://schemas.microsoft.com/office/word/2010/wordprocessingGroup" xmlns:wpi="http://schemas.microsoft.com/office/word/2010/wordprocessingInk" xmlns:wne="http://schemas.microsoft.com/office/word/2006/wordml" xmlns:wps="http://schemas.microsoft.com/office/word/2010/wordprocessingShape" mc:Ignorable="w14 w15 w16se w16cid w16 w16cex w16sdtdh w16sdtfl w16du wp14">
+<w:endnotes xmlns:wpc="http://schemas.microsoft.com/office/word/2010/wordprocessingCanvas" xmlns:cx="http://schemas.microsoft.com/office/drawing/2014/chartex" xmlns:mc="http://schemas.openxmlformats.org/markup-compatibility/2006" xmlns:o="urn:schemas-microsoft-com:office:office" xmlns:r="http://schemas.openxmlformats.org/officeDocument/2006/relationships" xmlns:m="http://schemas.openxmlformats.org/officeDocument/2006/math" xmlns:v="urn:schemas-microsoft-com:vml" xmlns:wp14="http://schemas.microsoft.com/office/word/2010/wordprocessingDrawing" xmlns:wp="http://schemas.openxmlformats.org/drawingml/2006/wordprocessingDrawing" xmlns:w10="urn:schemas-microsoft-com:office:word" xmlns:w="http://schemas.openxmlformats.org/wordprocessingml/2006/main" xmlns:w14="http://schemas.microsoft.com/office/word/2010/wordml" xmlns:w15="http://schemas.microsoft.com/office/word/2012/wordml" xmlns:w16se="http://schemas.microsoft.com/office/word/2015/wordml/symex" xmlns:wpg="http://schemas.microsoft.com/office/word/2010/wordprocessingGroup" xmlns:wpi="http://schemas.microsoft.com/office/word/2010/wordprocessingInk" xmlns:wne="http://schemas.microsoft.com/office/word/2006/wordml" xmlns:wps="http://schemas.microsoft.com/office/word/2010/wordprocessingShape" mc:Ignorable="w14 w15 w16se wp14">
   <w:endnote w:type="separator" w:id="-1">
     <w:p>
       <w:pPr>
@@ -21860,7 +19517,7 @@
 </file>
 
 <file path=word/footnotes.xml><?xml version="1.0" encoding="utf-8"?>
-<w:footnotes xmlns:wpc="http://schemas.microsoft.com/office/word/2010/wordprocessingCanvas" xmlns:cx="http://schemas.microsoft.com/office/drawing/2014/chartex" xmlns:cx1="http://schemas.microsoft.com/office/drawing/2015/9/8/chartex" xmlns:cx2="http://schemas.microsoft.com/office/drawing/2015/10/21/chartex" xmlns:cx3="http://schemas.microsoft.com/office/drawing/2016/5/9/chartex" xmlns:cx4="http://schemas.microsoft.com/office/drawing/2016/5/10/chartex" xmlns:cx5="http://schemas.microsoft.com/office/drawing/2016/5/11/chartex" xmlns:cx6="http://schemas.microsoft.com/office/drawing/2016/5/12/chartex" xmlns:cx7="http://schemas.microsoft.com/office/drawing/2016/5/13/chartex" xmlns:cx8="http://schemas.microsoft.com/office/drawing/2016/5/14/chartex" xmlns:mc="http://schemas.openxmlformats.org/markup-compatibility/2006" xmlns:aink="http://schemas.microsoft.com/office/drawing/2016/ink" xmlns:am3d="http://schemas.microsoft.com/office/drawing/2017/model3d" xmlns:o="urn:schemas-microsoft-com:office:office" xmlns:oel="http://schemas.microsoft.com/office/2019/extlst" xmlns:r="http://schemas.openxmlformats.org/officeDocument/2006/relationships" xmlns:m="http://schemas.openxmlformats.org/officeDocument/2006/math" xmlns:v="urn:schemas-microsoft-com:vml" xmlns:wp14="http://schemas.microsoft.com/office/word/2010/wordprocessingDrawing" xmlns:wp="http://schemas.openxmlformats.org/drawingml/2006/wordprocessingDrawing" xmlns:w10="urn:schemas-microsoft-com:office:word" xmlns:w="http://schemas.openxmlformats.org/wordprocessingml/2006/main" xmlns:w14="http://schemas.microsoft.com/office/word/2010/wordml" xmlns:w15="http://schemas.microsoft.com/office/word/2012/wordml" xmlns:w16cex="http://schemas.microsoft.com/office/word/2018/wordml/cex" xmlns:w16cid="http://schemas.microsoft.com/office/word/2016/wordml/cid" xmlns:w16="http://schemas.microsoft.com/office/word/2018/wordml" xmlns:w16du="http://schemas.microsoft.com/office/word/2023/wordml/word16du" xmlns:w16sdtdh="http://schemas.microsoft.com/office/word/2020/wordml/sdtdatahash" xmlns:w16sdtfl="http://schemas.microsoft.com/office/word/2024/wordml/sdtformatlock" xmlns:w16se="http://schemas.microsoft.com/office/word/2015/wordml/symex" xmlns:wpg="http://schemas.microsoft.com/office/word/2010/wordprocessingGroup" xmlns:wpi="http://schemas.microsoft.com/office/word/2010/wordprocessingInk" xmlns:wne="http://schemas.microsoft.com/office/word/2006/wordml" xmlns:wps="http://schemas.microsoft.com/office/word/2010/wordprocessingShape" mc:Ignorable="w14 w15 w16se w16cid w16 w16cex w16sdtdh w16sdtfl w16du wp14">
+<w:footnotes xmlns:wpc="http://schemas.microsoft.com/office/word/2010/wordprocessingCanvas" xmlns:cx="http://schemas.microsoft.com/office/drawing/2014/chartex" xmlns:mc="http://schemas.openxmlformats.org/markup-compatibility/2006" xmlns:o="urn:schemas-microsoft-com:office:office" xmlns:r="http://schemas.openxmlformats.org/officeDocument/2006/relationships" xmlns:m="http://schemas.openxmlformats.org/officeDocument/2006/math" xmlns:v="urn:schemas-microsoft-com:vml" xmlns:wp14="http://schemas.microsoft.com/office/word/2010/wordprocessingDrawing" xmlns:wp="http://schemas.openxmlformats.org/drawingml/2006/wordprocessingDrawing" xmlns:w10="urn:schemas-microsoft-com:office:word" xmlns:w="http://schemas.openxmlformats.org/wordprocessingml/2006/main" xmlns:w14="http://schemas.microsoft.com/office/word/2010/wordml" xmlns:w15="http://schemas.microsoft.com/office/word/2012/wordml" xmlns:w16se="http://schemas.microsoft.com/office/word/2015/wordml/symex" xmlns:wpg="http://schemas.microsoft.com/office/word/2010/wordprocessingGroup" xmlns:wpi="http://schemas.microsoft.com/office/word/2010/wordprocessingInk" xmlns:wne="http://schemas.microsoft.com/office/word/2006/wordml" xmlns:wps="http://schemas.microsoft.com/office/word/2010/wordprocessingShape" mc:Ignorable="w14 w15 w16se wp14">
   <w:footnote w:type="separator" w:id="-1">
     <w:p>
       <w:pPr>
@@ -21885,7 +19542,7 @@
 </file>
 
 <file path=word/header1.xml><?xml version="1.0" encoding="utf-8"?>
-<w:hdr xmlns:wpc="http://schemas.microsoft.com/office/word/2010/wordprocessingCanvas" xmlns:cx="http://schemas.microsoft.com/office/drawing/2014/chartex" xmlns:cx1="http://schemas.microsoft.com/office/drawing/2015/9/8/chartex" xmlns:cx2="http://schemas.microsoft.com/office/drawing/2015/10/21/chartex" xmlns:cx3="http://schemas.microsoft.com/office/drawing/2016/5/9/chartex" xmlns:cx4="http://schemas.microsoft.com/office/drawing/2016/5/10/chartex" xmlns:cx5="http://schemas.microsoft.com/office/drawing/2016/5/11/chartex" xmlns:cx6="http://schemas.microsoft.com/office/drawing/2016/5/12/chartex" xmlns:cx7="http://schemas.microsoft.com/office/drawing/2016/5/13/chartex" xmlns:cx8="http://schemas.microsoft.com/office/drawing/2016/5/14/chartex" xmlns:mc="http://schemas.openxmlformats.org/markup-compatibility/2006" xmlns:aink="http://schemas.microsoft.com/office/drawing/2016/ink" xmlns:am3d="http://schemas.microsoft.com/office/drawing/2017/model3d" xmlns:o="urn:schemas-microsoft-com:office:office" xmlns:oel="http://schemas.microsoft.com/office/2019/extlst" xmlns:r="http://schemas.openxmlformats.org/officeDocument/2006/relationships" xmlns:m="http://schemas.openxmlformats.org/officeDocument/2006/math" xmlns:v="urn:schemas-microsoft-com:vml" xmlns:wp14="http://schemas.microsoft.com/office/word/2010/wordprocessingDrawing" xmlns:wp="http://schemas.openxmlformats.org/drawingml/2006/wordprocessingDrawing" xmlns:w10="urn:schemas-microsoft-com:office:word" xmlns:w="http://schemas.openxmlformats.org/wordprocessingml/2006/main" xmlns:w14="http://schemas.microsoft.com/office/word/2010/wordml" xmlns:w15="http://schemas.microsoft.com/office/word/2012/wordml" xmlns:w16cex="http://schemas.microsoft.com/office/word/2018/wordml/cex" xmlns:w16cid="http://schemas.microsoft.com/office/word/2016/wordml/cid" xmlns:w16="http://schemas.microsoft.com/office/word/2018/wordml" xmlns:w16du="http://schemas.microsoft.com/office/word/2023/wordml/word16du" xmlns:w16sdtdh="http://schemas.microsoft.com/office/word/2020/wordml/sdtdatahash" xmlns:w16sdtfl="http://schemas.microsoft.com/office/word/2024/wordml/sdtformatlock" xmlns:w16se="http://schemas.microsoft.com/office/word/2015/wordml/symex" xmlns:wpg="http://schemas.microsoft.com/office/word/2010/wordprocessingGroup" xmlns:wpi="http://schemas.microsoft.com/office/word/2010/wordprocessingInk" xmlns:wne="http://schemas.microsoft.com/office/word/2006/wordml" xmlns:wps="http://schemas.microsoft.com/office/word/2010/wordprocessingShape" mc:Ignorable="w14 w15 w16se w16cid w16 w16cex w16sdtdh w16sdtfl w16du wp14">
+<w:hdr xmlns:wpc="http://schemas.microsoft.com/office/word/2010/wordprocessingCanvas" xmlns:cx="http://schemas.microsoft.com/office/drawing/2014/chartex" xmlns:mc="http://schemas.openxmlformats.org/markup-compatibility/2006" xmlns:o="urn:schemas-microsoft-com:office:office" xmlns:r="http://schemas.openxmlformats.org/officeDocument/2006/relationships" xmlns:m="http://schemas.openxmlformats.org/officeDocument/2006/math" xmlns:v="urn:schemas-microsoft-com:vml" xmlns:wp14="http://schemas.microsoft.com/office/word/2010/wordprocessingDrawing" xmlns:wp="http://schemas.openxmlformats.org/drawingml/2006/wordprocessingDrawing" xmlns:w10="urn:schemas-microsoft-com:office:word" xmlns:w="http://schemas.openxmlformats.org/wordprocessingml/2006/main" xmlns:w14="http://schemas.microsoft.com/office/word/2010/wordml" xmlns:w15="http://schemas.microsoft.com/office/word/2012/wordml" xmlns:w16se="http://schemas.microsoft.com/office/word/2015/wordml/symex" xmlns:wpg="http://schemas.microsoft.com/office/word/2010/wordprocessingGroup" xmlns:wpi="http://schemas.microsoft.com/office/word/2010/wordprocessingInk" xmlns:wne="http://schemas.microsoft.com/office/word/2006/wordml" xmlns:wps="http://schemas.microsoft.com/office/word/2010/wordprocessingShape" mc:Ignorable="w14 w15 w16se wp14">
   <w:p>
     <w:pPr>
       <w:spacing w:after="0" w:line="259" w:lineRule="auto"/>
@@ -21938,7 +19595,7 @@
 </file>
 
 <file path=word/header10.xml><?xml version="1.0" encoding="utf-8"?>
-<w:hdr xmlns:wpc="http://schemas.microsoft.com/office/word/2010/wordprocessingCanvas" xmlns:cx="http://schemas.microsoft.com/office/drawing/2014/chartex" xmlns:cx1="http://schemas.microsoft.com/office/drawing/2015/9/8/chartex" xmlns:cx2="http://schemas.microsoft.com/office/drawing/2015/10/21/chartex" xmlns:cx3="http://schemas.microsoft.com/office/drawing/2016/5/9/chartex" xmlns:cx4="http://schemas.microsoft.com/office/drawing/2016/5/10/chartex" xmlns:cx5="http://schemas.microsoft.com/office/drawing/2016/5/11/chartex" xmlns:cx6="http://schemas.microsoft.com/office/drawing/2016/5/12/chartex" xmlns:cx7="http://schemas.microsoft.com/office/drawing/2016/5/13/chartex" xmlns:cx8="http://schemas.microsoft.com/office/drawing/2016/5/14/chartex" xmlns:mc="http://schemas.openxmlformats.org/markup-compatibility/2006" xmlns:aink="http://schemas.microsoft.com/office/drawing/2016/ink" xmlns:am3d="http://schemas.microsoft.com/office/drawing/2017/model3d" xmlns:o="urn:schemas-microsoft-com:office:office" xmlns:oel="http://schemas.microsoft.com/office/2019/extlst" xmlns:r="http://schemas.openxmlformats.org/officeDocument/2006/relationships" xmlns:m="http://schemas.openxmlformats.org/officeDocument/2006/math" xmlns:v="urn:schemas-microsoft-com:vml" xmlns:wp14="http://schemas.microsoft.com/office/word/2010/wordprocessingDrawing" xmlns:wp="http://schemas.openxmlformats.org/drawingml/2006/wordprocessingDrawing" xmlns:w10="urn:schemas-microsoft-com:office:word" xmlns:w="http://schemas.openxmlformats.org/wordprocessingml/2006/main" xmlns:w14="http://schemas.microsoft.com/office/word/2010/wordml" xmlns:w15="http://schemas.microsoft.com/office/word/2012/wordml" xmlns:w16cex="http://schemas.microsoft.com/office/word/2018/wordml/cex" xmlns:w16cid="http://schemas.microsoft.com/office/word/2016/wordml/cid" xmlns:w16="http://schemas.microsoft.com/office/word/2018/wordml" xmlns:w16du="http://schemas.microsoft.com/office/word/2023/wordml/word16du" xmlns:w16sdtdh="http://schemas.microsoft.com/office/word/2020/wordml/sdtdatahash" xmlns:w16sdtfl="http://schemas.microsoft.com/office/word/2024/wordml/sdtformatlock" xmlns:w16se="http://schemas.microsoft.com/office/word/2015/wordml/symex" xmlns:wpg="http://schemas.microsoft.com/office/word/2010/wordprocessingGroup" xmlns:wpi="http://schemas.microsoft.com/office/word/2010/wordprocessingInk" xmlns:wne="http://schemas.microsoft.com/office/word/2006/wordml" xmlns:wps="http://schemas.microsoft.com/office/word/2010/wordprocessingShape" mc:Ignorable="w14 w15 w16se w16cid w16 w16cex w16sdtdh w16sdtfl w16du wp14">
+<w:hdr xmlns:wpc="http://schemas.microsoft.com/office/word/2010/wordprocessingCanvas" xmlns:cx="http://schemas.microsoft.com/office/drawing/2014/chartex" xmlns:mc="http://schemas.openxmlformats.org/markup-compatibility/2006" xmlns:o="urn:schemas-microsoft-com:office:office" xmlns:r="http://schemas.openxmlformats.org/officeDocument/2006/relationships" xmlns:m="http://schemas.openxmlformats.org/officeDocument/2006/math" xmlns:v="urn:schemas-microsoft-com:vml" xmlns:wp14="http://schemas.microsoft.com/office/word/2010/wordprocessingDrawing" xmlns:wp="http://schemas.openxmlformats.org/drawingml/2006/wordprocessingDrawing" xmlns:w10="urn:schemas-microsoft-com:office:word" xmlns:w="http://schemas.openxmlformats.org/wordprocessingml/2006/main" xmlns:w14="http://schemas.microsoft.com/office/word/2010/wordml" xmlns:w15="http://schemas.microsoft.com/office/word/2012/wordml" xmlns:w16se="http://schemas.microsoft.com/office/word/2015/wordml/symex" xmlns:wpg="http://schemas.microsoft.com/office/word/2010/wordprocessingGroup" xmlns:wpi="http://schemas.microsoft.com/office/word/2010/wordprocessingInk" xmlns:wne="http://schemas.microsoft.com/office/word/2006/wordml" xmlns:wps="http://schemas.microsoft.com/office/word/2010/wordprocessingShape" mc:Ignorable="w14 w15 w16se wp14">
   <w:p>
     <w:pPr>
       <w:spacing w:after="0" w:line="259" w:lineRule="auto"/>
@@ -21959,7 +19616,7 @@
         <w:noProof/>
         <w:color w:val="000000"/>
       </w:rPr>
-      <w:t>40</w:t>
+      <w:t>84</w:t>
     </w:r>
     <w:r>
       <w:rPr>
@@ -21991,7 +19648,7 @@
 </file>
 
 <file path=word/header11.xml><?xml version="1.0" encoding="utf-8"?>
-<w:hdr xmlns:wpc="http://schemas.microsoft.com/office/word/2010/wordprocessingCanvas" xmlns:cx="http://schemas.microsoft.com/office/drawing/2014/chartex" xmlns:cx1="http://schemas.microsoft.com/office/drawing/2015/9/8/chartex" xmlns:cx2="http://schemas.microsoft.com/office/drawing/2015/10/21/chartex" xmlns:cx3="http://schemas.microsoft.com/office/drawing/2016/5/9/chartex" xmlns:cx4="http://schemas.microsoft.com/office/drawing/2016/5/10/chartex" xmlns:cx5="http://schemas.microsoft.com/office/drawing/2016/5/11/chartex" xmlns:cx6="http://schemas.microsoft.com/office/drawing/2016/5/12/chartex" xmlns:cx7="http://schemas.microsoft.com/office/drawing/2016/5/13/chartex" xmlns:cx8="http://schemas.microsoft.com/office/drawing/2016/5/14/chartex" xmlns:mc="http://schemas.openxmlformats.org/markup-compatibility/2006" xmlns:aink="http://schemas.microsoft.com/office/drawing/2016/ink" xmlns:am3d="http://schemas.microsoft.com/office/drawing/2017/model3d" xmlns:o="urn:schemas-microsoft-com:office:office" xmlns:oel="http://schemas.microsoft.com/office/2019/extlst" xmlns:r="http://schemas.openxmlformats.org/officeDocument/2006/relationships" xmlns:m="http://schemas.openxmlformats.org/officeDocument/2006/math" xmlns:v="urn:schemas-microsoft-com:vml" xmlns:wp14="http://schemas.microsoft.com/office/word/2010/wordprocessingDrawing" xmlns:wp="http://schemas.openxmlformats.org/drawingml/2006/wordprocessingDrawing" xmlns:w10="urn:schemas-microsoft-com:office:word" xmlns:w="http://schemas.openxmlformats.org/wordprocessingml/2006/main" xmlns:w14="http://schemas.microsoft.com/office/word/2010/wordml" xmlns:w15="http://schemas.microsoft.com/office/word/2012/wordml" xmlns:w16cex="http://schemas.microsoft.com/office/word/2018/wordml/cex" xmlns:w16cid="http://schemas.microsoft.com/office/word/2016/wordml/cid" xmlns:w16="http://schemas.microsoft.com/office/word/2018/wordml" xmlns:w16du="http://schemas.microsoft.com/office/word/2023/wordml/word16du" xmlns:w16sdtdh="http://schemas.microsoft.com/office/word/2020/wordml/sdtdatahash" xmlns:w16sdtfl="http://schemas.microsoft.com/office/word/2024/wordml/sdtformatlock" xmlns:w16se="http://schemas.microsoft.com/office/word/2015/wordml/symex" xmlns:wpg="http://schemas.microsoft.com/office/word/2010/wordprocessingGroup" xmlns:wpi="http://schemas.microsoft.com/office/word/2010/wordprocessingInk" xmlns:wne="http://schemas.microsoft.com/office/word/2006/wordml" xmlns:wps="http://schemas.microsoft.com/office/word/2010/wordprocessingShape" mc:Ignorable="w14 w15 w16se w16cid w16 w16cex w16sdtdh w16sdtfl w16du wp14">
+<w:hdr xmlns:wpc="http://schemas.microsoft.com/office/word/2010/wordprocessingCanvas" xmlns:cx="http://schemas.microsoft.com/office/drawing/2014/chartex" xmlns:mc="http://schemas.openxmlformats.org/markup-compatibility/2006" xmlns:o="urn:schemas-microsoft-com:office:office" xmlns:r="http://schemas.openxmlformats.org/officeDocument/2006/relationships" xmlns:m="http://schemas.openxmlformats.org/officeDocument/2006/math" xmlns:v="urn:schemas-microsoft-com:vml" xmlns:wp14="http://schemas.microsoft.com/office/word/2010/wordprocessingDrawing" xmlns:wp="http://schemas.openxmlformats.org/drawingml/2006/wordprocessingDrawing" xmlns:w10="urn:schemas-microsoft-com:office:word" xmlns:w="http://schemas.openxmlformats.org/wordprocessingml/2006/main" xmlns:w14="http://schemas.microsoft.com/office/word/2010/wordml" xmlns:w15="http://schemas.microsoft.com/office/word/2012/wordml" xmlns:w16se="http://schemas.microsoft.com/office/word/2015/wordml/symex" xmlns:wpg="http://schemas.microsoft.com/office/word/2010/wordprocessingGroup" xmlns:wpi="http://schemas.microsoft.com/office/word/2010/wordprocessingInk" xmlns:wne="http://schemas.microsoft.com/office/word/2006/wordml" xmlns:wps="http://schemas.microsoft.com/office/word/2010/wordprocessingShape" mc:Ignorable="w14 w15 w16se wp14">
   <w:p>
     <w:pPr>
       <w:spacing w:after="0" w:line="259" w:lineRule="auto"/>
@@ -22012,7 +19669,7 @@
         <w:noProof/>
         <w:color w:val="000000"/>
       </w:rPr>
-      <w:t>41</w:t>
+      <w:t>83</w:t>
     </w:r>
     <w:r>
       <w:rPr>
@@ -22044,7 +19701,7 @@
 </file>
 
 <file path=word/header12.xml><?xml version="1.0" encoding="utf-8"?>
-<w:hdr xmlns:wpc="http://schemas.microsoft.com/office/word/2010/wordprocessingCanvas" xmlns:cx="http://schemas.microsoft.com/office/drawing/2014/chartex" xmlns:cx1="http://schemas.microsoft.com/office/drawing/2015/9/8/chartex" xmlns:cx2="http://schemas.microsoft.com/office/drawing/2015/10/21/chartex" xmlns:cx3="http://schemas.microsoft.com/office/drawing/2016/5/9/chartex" xmlns:cx4="http://schemas.microsoft.com/office/drawing/2016/5/10/chartex" xmlns:cx5="http://schemas.microsoft.com/office/drawing/2016/5/11/chartex" xmlns:cx6="http://schemas.microsoft.com/office/drawing/2016/5/12/chartex" xmlns:cx7="http://schemas.microsoft.com/office/drawing/2016/5/13/chartex" xmlns:cx8="http://schemas.microsoft.com/office/drawing/2016/5/14/chartex" xmlns:mc="http://schemas.openxmlformats.org/markup-compatibility/2006" xmlns:aink="http://schemas.microsoft.com/office/drawing/2016/ink" xmlns:am3d="http://schemas.microsoft.com/office/drawing/2017/model3d" xmlns:o="urn:schemas-microsoft-com:office:office" xmlns:oel="http://schemas.microsoft.com/office/2019/extlst" xmlns:r="http://schemas.openxmlformats.org/officeDocument/2006/relationships" xmlns:m="http://schemas.openxmlformats.org/officeDocument/2006/math" xmlns:v="urn:schemas-microsoft-com:vml" xmlns:wp14="http://schemas.microsoft.com/office/word/2010/wordprocessingDrawing" xmlns:wp="http://schemas.openxmlformats.org/drawingml/2006/wordprocessingDrawing" xmlns:w10="urn:schemas-microsoft-com:office:word" xmlns:w="http://schemas.openxmlformats.org/wordprocessingml/2006/main" xmlns:w14="http://schemas.microsoft.com/office/word/2010/wordml" xmlns:w15="http://schemas.microsoft.com/office/word/2012/wordml" xmlns:w16cex="http://schemas.microsoft.com/office/word/2018/wordml/cex" xmlns:w16cid="http://schemas.microsoft.com/office/word/2016/wordml/cid" xmlns:w16="http://schemas.microsoft.com/office/word/2018/wordml" xmlns:w16du="http://schemas.microsoft.com/office/word/2023/wordml/word16du" xmlns:w16sdtdh="http://schemas.microsoft.com/office/word/2020/wordml/sdtdatahash" xmlns:w16sdtfl="http://schemas.microsoft.com/office/word/2024/wordml/sdtformatlock" xmlns:w16se="http://schemas.microsoft.com/office/word/2015/wordml/symex" xmlns:wpg="http://schemas.microsoft.com/office/word/2010/wordprocessingGroup" xmlns:wpi="http://schemas.microsoft.com/office/word/2010/wordprocessingInk" xmlns:wne="http://schemas.microsoft.com/office/word/2006/wordml" xmlns:wps="http://schemas.microsoft.com/office/word/2010/wordprocessingShape" mc:Ignorable="w14 w15 w16se w16cid w16 w16cex w16sdtdh w16sdtfl w16du wp14">
+<w:hdr xmlns:wpc="http://schemas.microsoft.com/office/word/2010/wordprocessingCanvas" xmlns:cx="http://schemas.microsoft.com/office/drawing/2014/chartex" xmlns:mc="http://schemas.openxmlformats.org/markup-compatibility/2006" xmlns:o="urn:schemas-microsoft-com:office:office" xmlns:r="http://schemas.openxmlformats.org/officeDocument/2006/relationships" xmlns:m="http://schemas.openxmlformats.org/officeDocument/2006/math" xmlns:v="urn:schemas-microsoft-com:vml" xmlns:wp14="http://schemas.microsoft.com/office/word/2010/wordprocessingDrawing" xmlns:wp="http://schemas.openxmlformats.org/drawingml/2006/wordprocessingDrawing" xmlns:w10="urn:schemas-microsoft-com:office:word" xmlns:w="http://schemas.openxmlformats.org/wordprocessingml/2006/main" xmlns:w14="http://schemas.microsoft.com/office/word/2010/wordml" xmlns:w15="http://schemas.microsoft.com/office/word/2012/wordml" xmlns:w16se="http://schemas.microsoft.com/office/word/2015/wordml/symex" xmlns:wpg="http://schemas.microsoft.com/office/word/2010/wordprocessingGroup" xmlns:wpi="http://schemas.microsoft.com/office/word/2010/wordprocessingInk" xmlns:wne="http://schemas.microsoft.com/office/word/2006/wordml" xmlns:wps="http://schemas.microsoft.com/office/word/2010/wordprocessingShape" mc:Ignorable="w14 w15 w16se wp14">
   <w:p>
     <w:pPr>
       <w:spacing w:after="0" w:line="259" w:lineRule="auto"/>
@@ -22096,7 +19753,7 @@
 </file>
 
 <file path=word/header2.xml><?xml version="1.0" encoding="utf-8"?>
-<w:hdr xmlns:wpc="http://schemas.microsoft.com/office/word/2010/wordprocessingCanvas" xmlns:cx="http://schemas.microsoft.com/office/drawing/2014/chartex" xmlns:cx1="http://schemas.microsoft.com/office/drawing/2015/9/8/chartex" xmlns:cx2="http://schemas.microsoft.com/office/drawing/2015/10/21/chartex" xmlns:cx3="http://schemas.microsoft.com/office/drawing/2016/5/9/chartex" xmlns:cx4="http://schemas.microsoft.com/office/drawing/2016/5/10/chartex" xmlns:cx5="http://schemas.microsoft.com/office/drawing/2016/5/11/chartex" xmlns:cx6="http://schemas.microsoft.com/office/drawing/2016/5/12/chartex" xmlns:cx7="http://schemas.microsoft.com/office/drawing/2016/5/13/chartex" xmlns:cx8="http://schemas.microsoft.com/office/drawing/2016/5/14/chartex" xmlns:mc="http://schemas.openxmlformats.org/markup-compatibility/2006" xmlns:aink="http://schemas.microsoft.com/office/drawing/2016/ink" xmlns:am3d="http://schemas.microsoft.com/office/drawing/2017/model3d" xmlns:o="urn:schemas-microsoft-com:office:office" xmlns:oel="http://schemas.microsoft.com/office/2019/extlst" xmlns:r="http://schemas.openxmlformats.org/officeDocument/2006/relationships" xmlns:m="http://schemas.openxmlformats.org/officeDocument/2006/math" xmlns:v="urn:schemas-microsoft-com:vml" xmlns:wp14="http://schemas.microsoft.com/office/word/2010/wordprocessingDrawing" xmlns:wp="http://schemas.openxmlformats.org/drawingml/2006/wordprocessingDrawing" xmlns:w10="urn:schemas-microsoft-com:office:word" xmlns:w="http://schemas.openxmlformats.org/wordprocessingml/2006/main" xmlns:w14="http://schemas.microsoft.com/office/word/2010/wordml" xmlns:w15="http://schemas.microsoft.com/office/word/2012/wordml" xmlns:w16cex="http://schemas.microsoft.com/office/word/2018/wordml/cex" xmlns:w16cid="http://schemas.microsoft.com/office/word/2016/wordml/cid" xmlns:w16="http://schemas.microsoft.com/office/word/2018/wordml" xmlns:w16du="http://schemas.microsoft.com/office/word/2023/wordml/word16du" xmlns:w16sdtdh="http://schemas.microsoft.com/office/word/2020/wordml/sdtdatahash" xmlns:w16sdtfl="http://schemas.microsoft.com/office/word/2024/wordml/sdtformatlock" xmlns:w16se="http://schemas.microsoft.com/office/word/2015/wordml/symex" xmlns:wpg="http://schemas.microsoft.com/office/word/2010/wordprocessingGroup" xmlns:wpi="http://schemas.microsoft.com/office/word/2010/wordprocessingInk" xmlns:wne="http://schemas.microsoft.com/office/word/2006/wordml" xmlns:wps="http://schemas.microsoft.com/office/word/2010/wordprocessingShape" mc:Ignorable="w14 w15 w16se w16cid w16 w16cex w16sdtdh w16sdtfl w16du wp14">
+<w:hdr xmlns:wpc="http://schemas.microsoft.com/office/word/2010/wordprocessingCanvas" xmlns:cx="http://schemas.microsoft.com/office/drawing/2014/chartex" xmlns:mc="http://schemas.openxmlformats.org/markup-compatibility/2006" xmlns:o="urn:schemas-microsoft-com:office:office" xmlns:r="http://schemas.openxmlformats.org/officeDocument/2006/relationships" xmlns:m="http://schemas.openxmlformats.org/officeDocument/2006/math" xmlns:v="urn:schemas-microsoft-com:vml" xmlns:wp14="http://schemas.microsoft.com/office/word/2010/wordprocessingDrawing" xmlns:wp="http://schemas.openxmlformats.org/drawingml/2006/wordprocessingDrawing" xmlns:w10="urn:schemas-microsoft-com:office:word" xmlns:w="http://schemas.openxmlformats.org/wordprocessingml/2006/main" xmlns:w14="http://schemas.microsoft.com/office/word/2010/wordml" xmlns:w15="http://schemas.microsoft.com/office/word/2012/wordml" xmlns:w16se="http://schemas.microsoft.com/office/word/2015/wordml/symex" xmlns:wpg="http://schemas.microsoft.com/office/word/2010/wordprocessingGroup" xmlns:wpi="http://schemas.microsoft.com/office/word/2010/wordprocessingInk" xmlns:wne="http://schemas.microsoft.com/office/word/2006/wordml" xmlns:wps="http://schemas.microsoft.com/office/word/2010/wordprocessingShape" mc:Ignorable="w14 w15 w16se wp14">
   <w:p>
     <w:pPr>
       <w:spacing w:after="0" w:line="259" w:lineRule="auto"/>
@@ -22117,7 +19774,7 @@
         <w:noProof/>
         <w:color w:val="000000"/>
       </w:rPr>
-      <w:t>3</w:t>
+      <w:t>5</w:t>
     </w:r>
     <w:r>
       <w:rPr>
@@ -22149,7 +19806,7 @@
 </file>
 
 <file path=word/header3.xml><?xml version="1.0" encoding="utf-8"?>
-<w:hdr xmlns:wpc="http://schemas.microsoft.com/office/word/2010/wordprocessingCanvas" xmlns:cx="http://schemas.microsoft.com/office/drawing/2014/chartex" xmlns:cx1="http://schemas.microsoft.com/office/drawing/2015/9/8/chartex" xmlns:cx2="http://schemas.microsoft.com/office/drawing/2015/10/21/chartex" xmlns:cx3="http://schemas.microsoft.com/office/drawing/2016/5/9/chartex" xmlns:cx4="http://schemas.microsoft.com/office/drawing/2016/5/10/chartex" xmlns:cx5="http://schemas.microsoft.com/office/drawing/2016/5/11/chartex" xmlns:cx6="http://schemas.microsoft.com/office/drawing/2016/5/12/chartex" xmlns:cx7="http://schemas.microsoft.com/office/drawing/2016/5/13/chartex" xmlns:cx8="http://schemas.microsoft.com/office/drawing/2016/5/14/chartex" xmlns:mc="http://schemas.openxmlformats.org/markup-compatibility/2006" xmlns:aink="http://schemas.microsoft.com/office/drawing/2016/ink" xmlns:am3d="http://schemas.microsoft.com/office/drawing/2017/model3d" xmlns:o="urn:schemas-microsoft-com:office:office" xmlns:oel="http://schemas.microsoft.com/office/2019/extlst" xmlns:r="http://schemas.openxmlformats.org/officeDocument/2006/relationships" xmlns:m="http://schemas.openxmlformats.org/officeDocument/2006/math" xmlns:v="urn:schemas-microsoft-com:vml" xmlns:wp14="http://schemas.microsoft.com/office/word/2010/wordprocessingDrawing" xmlns:wp="http://schemas.openxmlformats.org/drawingml/2006/wordprocessingDrawing" xmlns:w10="urn:schemas-microsoft-com:office:word" xmlns:w="http://schemas.openxmlformats.org/wordprocessingml/2006/main" xmlns:w14="http://schemas.microsoft.com/office/word/2010/wordml" xmlns:w15="http://schemas.microsoft.com/office/word/2012/wordml" xmlns:w16cex="http://schemas.microsoft.com/office/word/2018/wordml/cex" xmlns:w16cid="http://schemas.microsoft.com/office/word/2016/wordml/cid" xmlns:w16="http://schemas.microsoft.com/office/word/2018/wordml" xmlns:w16du="http://schemas.microsoft.com/office/word/2023/wordml/word16du" xmlns:w16sdtdh="http://schemas.microsoft.com/office/word/2020/wordml/sdtdatahash" xmlns:w16sdtfl="http://schemas.microsoft.com/office/word/2024/wordml/sdtformatlock" xmlns:w16se="http://schemas.microsoft.com/office/word/2015/wordml/symex" xmlns:wpg="http://schemas.microsoft.com/office/word/2010/wordprocessingGroup" xmlns:wpi="http://schemas.microsoft.com/office/word/2010/wordprocessingInk" xmlns:wne="http://schemas.microsoft.com/office/word/2006/wordml" xmlns:wps="http://schemas.microsoft.com/office/word/2010/wordprocessingShape" mc:Ignorable="w14 w15 w16se w16cid w16 w16cex w16sdtdh w16sdtfl w16du wp14">
+<w:hdr xmlns:wpc="http://schemas.microsoft.com/office/word/2010/wordprocessingCanvas" xmlns:cx="http://schemas.microsoft.com/office/drawing/2014/chartex" xmlns:mc="http://schemas.openxmlformats.org/markup-compatibility/2006" xmlns:o="urn:schemas-microsoft-com:office:office" xmlns:r="http://schemas.openxmlformats.org/officeDocument/2006/relationships" xmlns:m="http://schemas.openxmlformats.org/officeDocument/2006/math" xmlns:v="urn:schemas-microsoft-com:vml" xmlns:wp14="http://schemas.microsoft.com/office/word/2010/wordprocessingDrawing" xmlns:wp="http://schemas.openxmlformats.org/drawingml/2006/wordprocessingDrawing" xmlns:w10="urn:schemas-microsoft-com:office:word" xmlns:w="http://schemas.openxmlformats.org/wordprocessingml/2006/main" xmlns:w14="http://schemas.microsoft.com/office/word/2010/wordml" xmlns:w15="http://schemas.microsoft.com/office/word/2012/wordml" xmlns:w16se="http://schemas.microsoft.com/office/word/2015/wordml/symex" xmlns:wpg="http://schemas.microsoft.com/office/word/2010/wordprocessingGroup" xmlns:wpi="http://schemas.microsoft.com/office/word/2010/wordprocessingInk" xmlns:wne="http://schemas.microsoft.com/office/word/2006/wordml" xmlns:wps="http://schemas.microsoft.com/office/word/2010/wordprocessingShape" mc:Ignorable="w14 w15 w16se wp14">
   <w:p>
     <w:pPr>
       <w:spacing w:after="160" w:line="259" w:lineRule="auto"/>
@@ -22161,7 +19818,7 @@
 </file>
 
 <file path=word/header4.xml><?xml version="1.0" encoding="utf-8"?>
-<w:hdr xmlns:wpc="http://schemas.microsoft.com/office/word/2010/wordprocessingCanvas" xmlns:cx="http://schemas.microsoft.com/office/drawing/2014/chartex" xmlns:cx1="http://schemas.microsoft.com/office/drawing/2015/9/8/chartex" xmlns:cx2="http://schemas.microsoft.com/office/drawing/2015/10/21/chartex" xmlns:cx3="http://schemas.microsoft.com/office/drawing/2016/5/9/chartex" xmlns:cx4="http://schemas.microsoft.com/office/drawing/2016/5/10/chartex" xmlns:cx5="http://schemas.microsoft.com/office/drawing/2016/5/11/chartex" xmlns:cx6="http://schemas.microsoft.com/office/drawing/2016/5/12/chartex" xmlns:cx7="http://schemas.microsoft.com/office/drawing/2016/5/13/chartex" xmlns:cx8="http://schemas.microsoft.com/office/drawing/2016/5/14/chartex" xmlns:mc="http://schemas.openxmlformats.org/markup-compatibility/2006" xmlns:aink="http://schemas.microsoft.com/office/drawing/2016/ink" xmlns:am3d="http://schemas.microsoft.com/office/drawing/2017/model3d" xmlns:o="urn:schemas-microsoft-com:office:office" xmlns:oel="http://schemas.microsoft.com/office/2019/extlst" xmlns:r="http://schemas.openxmlformats.org/officeDocument/2006/relationships" xmlns:m="http://schemas.openxmlformats.org/officeDocument/2006/math" xmlns:v="urn:schemas-microsoft-com:vml" xmlns:wp14="http://schemas.microsoft.com/office/word/2010/wordprocessingDrawing" xmlns:wp="http://schemas.openxmlformats.org/drawingml/2006/wordprocessingDrawing" xmlns:w10="urn:schemas-microsoft-com:office:word" xmlns:w="http://schemas.openxmlformats.org/wordprocessingml/2006/main" xmlns:w14="http://schemas.microsoft.com/office/word/2010/wordml" xmlns:w15="http://schemas.microsoft.com/office/word/2012/wordml" xmlns:w16cex="http://schemas.microsoft.com/office/word/2018/wordml/cex" xmlns:w16cid="http://schemas.microsoft.com/office/word/2016/wordml/cid" xmlns:w16="http://schemas.microsoft.com/office/word/2018/wordml" xmlns:w16du="http://schemas.microsoft.com/office/word/2023/wordml/word16du" xmlns:w16sdtdh="http://schemas.microsoft.com/office/word/2020/wordml/sdtdatahash" xmlns:w16sdtfl="http://schemas.microsoft.com/office/word/2024/wordml/sdtformatlock" xmlns:w16se="http://schemas.microsoft.com/office/word/2015/wordml/symex" xmlns:wpg="http://schemas.microsoft.com/office/word/2010/wordprocessingGroup" xmlns:wpi="http://schemas.microsoft.com/office/word/2010/wordprocessingInk" xmlns:wne="http://schemas.microsoft.com/office/word/2006/wordml" xmlns:wps="http://schemas.microsoft.com/office/word/2010/wordprocessingShape" mc:Ignorable="w14 w15 w16se w16cid w16 w16cex w16sdtdh w16sdtfl w16du wp14">
+<w:hdr xmlns:wpc="http://schemas.microsoft.com/office/word/2010/wordprocessingCanvas" xmlns:cx="http://schemas.microsoft.com/office/drawing/2014/chartex" xmlns:mc="http://schemas.openxmlformats.org/markup-compatibility/2006" xmlns:o="urn:schemas-microsoft-com:office:office" xmlns:r="http://schemas.openxmlformats.org/officeDocument/2006/relationships" xmlns:m="http://schemas.openxmlformats.org/officeDocument/2006/math" xmlns:v="urn:schemas-microsoft-com:vml" xmlns:wp14="http://schemas.microsoft.com/office/word/2010/wordprocessingDrawing" xmlns:wp="http://schemas.openxmlformats.org/drawingml/2006/wordprocessingDrawing" xmlns:w10="urn:schemas-microsoft-com:office:word" xmlns:w="http://schemas.openxmlformats.org/wordprocessingml/2006/main" xmlns:w14="http://schemas.microsoft.com/office/word/2010/wordml" xmlns:w15="http://schemas.microsoft.com/office/word/2012/wordml" xmlns:w16se="http://schemas.microsoft.com/office/word/2015/wordml/symex" xmlns:wpg="http://schemas.microsoft.com/office/word/2010/wordprocessingGroup" xmlns:wpi="http://schemas.microsoft.com/office/word/2010/wordprocessingInk" xmlns:wne="http://schemas.microsoft.com/office/word/2006/wordml" xmlns:wps="http://schemas.microsoft.com/office/word/2010/wordprocessingShape" mc:Ignorable="w14 w15 w16se wp14">
   <w:p>
     <w:pPr>
       <w:spacing w:after="0" w:line="259" w:lineRule="auto"/>
@@ -22182,7 +19839,7 @@
         <w:noProof/>
         <w:color w:val="000000"/>
       </w:rPr>
-      <w:t>8</w:t>
+      <w:t>14</w:t>
     </w:r>
     <w:r>
       <w:rPr>
@@ -22214,7 +19871,7 @@
 </file>
 
 <file path=word/header5.xml><?xml version="1.0" encoding="utf-8"?>
-<w:hdr xmlns:wpc="http://schemas.microsoft.com/office/word/2010/wordprocessingCanvas" xmlns:cx="http://schemas.microsoft.com/office/drawing/2014/chartex" xmlns:cx1="http://schemas.microsoft.com/office/drawing/2015/9/8/chartex" xmlns:cx2="http://schemas.microsoft.com/office/drawing/2015/10/21/chartex" xmlns:cx3="http://schemas.microsoft.com/office/drawing/2016/5/9/chartex" xmlns:cx4="http://schemas.microsoft.com/office/drawing/2016/5/10/chartex" xmlns:cx5="http://schemas.microsoft.com/office/drawing/2016/5/11/chartex" xmlns:cx6="http://schemas.microsoft.com/office/drawing/2016/5/12/chartex" xmlns:cx7="http://schemas.microsoft.com/office/drawing/2016/5/13/chartex" xmlns:cx8="http://schemas.microsoft.com/office/drawing/2016/5/14/chartex" xmlns:mc="http://schemas.openxmlformats.org/markup-compatibility/2006" xmlns:aink="http://schemas.microsoft.com/office/drawing/2016/ink" xmlns:am3d="http://schemas.microsoft.com/office/drawing/2017/model3d" xmlns:o="urn:schemas-microsoft-com:office:office" xmlns:oel="http://schemas.microsoft.com/office/2019/extlst" xmlns:r="http://schemas.openxmlformats.org/officeDocument/2006/relationships" xmlns:m="http://schemas.openxmlformats.org/officeDocument/2006/math" xmlns:v="urn:schemas-microsoft-com:vml" xmlns:wp14="http://schemas.microsoft.com/office/word/2010/wordprocessingDrawing" xmlns:wp="http://schemas.openxmlformats.org/drawingml/2006/wordprocessingDrawing" xmlns:w10="urn:schemas-microsoft-com:office:word" xmlns:w="http://schemas.openxmlformats.org/wordprocessingml/2006/main" xmlns:w14="http://schemas.microsoft.com/office/word/2010/wordml" xmlns:w15="http://schemas.microsoft.com/office/word/2012/wordml" xmlns:w16cex="http://schemas.microsoft.com/office/word/2018/wordml/cex" xmlns:w16cid="http://schemas.microsoft.com/office/word/2016/wordml/cid" xmlns:w16="http://schemas.microsoft.com/office/word/2018/wordml" xmlns:w16du="http://schemas.microsoft.com/office/word/2023/wordml/word16du" xmlns:w16sdtdh="http://schemas.microsoft.com/office/word/2020/wordml/sdtdatahash" xmlns:w16sdtfl="http://schemas.microsoft.com/office/word/2024/wordml/sdtformatlock" xmlns:w16se="http://schemas.microsoft.com/office/word/2015/wordml/symex" xmlns:wpg="http://schemas.microsoft.com/office/word/2010/wordprocessingGroup" xmlns:wpi="http://schemas.microsoft.com/office/word/2010/wordprocessingInk" xmlns:wne="http://schemas.microsoft.com/office/word/2006/wordml" xmlns:wps="http://schemas.microsoft.com/office/word/2010/wordprocessingShape" mc:Ignorable="w14 w15 w16se w16cid w16 w16cex w16sdtdh w16sdtfl w16du wp14">
+<w:hdr xmlns:wpc="http://schemas.microsoft.com/office/word/2010/wordprocessingCanvas" xmlns:cx="http://schemas.microsoft.com/office/drawing/2014/chartex" xmlns:mc="http://schemas.openxmlformats.org/markup-compatibility/2006" xmlns:o="urn:schemas-microsoft-com:office:office" xmlns:r="http://schemas.openxmlformats.org/officeDocument/2006/relationships" xmlns:m="http://schemas.openxmlformats.org/officeDocument/2006/math" xmlns:v="urn:schemas-microsoft-com:vml" xmlns:wp14="http://schemas.microsoft.com/office/word/2010/wordprocessingDrawing" xmlns:wp="http://schemas.openxmlformats.org/drawingml/2006/wordprocessingDrawing" xmlns:w10="urn:schemas-microsoft-com:office:word" xmlns:w="http://schemas.openxmlformats.org/wordprocessingml/2006/main" xmlns:w14="http://schemas.microsoft.com/office/word/2010/wordml" xmlns:w15="http://schemas.microsoft.com/office/word/2012/wordml" xmlns:w16se="http://schemas.microsoft.com/office/word/2015/wordml/symex" xmlns:wpg="http://schemas.microsoft.com/office/word/2010/wordprocessingGroup" xmlns:wpi="http://schemas.microsoft.com/office/word/2010/wordprocessingInk" xmlns:wne="http://schemas.microsoft.com/office/word/2006/wordml" xmlns:wps="http://schemas.microsoft.com/office/word/2010/wordprocessingShape" mc:Ignorable="w14 w15 w16se wp14">
   <w:p>
     <w:pPr>
       <w:spacing w:after="0" w:line="259" w:lineRule="auto"/>
@@ -22235,7 +19892,7 @@
         <w:noProof/>
         <w:color w:val="000000"/>
       </w:rPr>
-      <w:t>9</w:t>
+      <w:t>15</w:t>
     </w:r>
     <w:r>
       <w:rPr>
@@ -22267,7 +19924,7 @@
 </file>
 
 <file path=word/header6.xml><?xml version="1.0" encoding="utf-8"?>
-<w:hdr xmlns:wpc="http://schemas.microsoft.com/office/word/2010/wordprocessingCanvas" xmlns:cx="http://schemas.microsoft.com/office/drawing/2014/chartex" xmlns:cx1="http://schemas.microsoft.com/office/drawing/2015/9/8/chartex" xmlns:cx2="http://schemas.microsoft.com/office/drawing/2015/10/21/chartex" xmlns:cx3="http://schemas.microsoft.com/office/drawing/2016/5/9/chartex" xmlns:cx4="http://schemas.microsoft.com/office/drawing/2016/5/10/chartex" xmlns:cx5="http://schemas.microsoft.com/office/drawing/2016/5/11/chartex" xmlns:cx6="http://schemas.microsoft.com/office/drawing/2016/5/12/chartex" xmlns:cx7="http://schemas.microsoft.com/office/drawing/2016/5/13/chartex" xmlns:cx8="http://schemas.microsoft.com/office/drawing/2016/5/14/chartex" xmlns:mc="http://schemas.openxmlformats.org/markup-compatibility/2006" xmlns:aink="http://schemas.microsoft.com/office/drawing/2016/ink" xmlns:am3d="http://schemas.microsoft.com/office/drawing/2017/model3d" xmlns:o="urn:schemas-microsoft-com:office:office" xmlns:oel="http://schemas.microsoft.com/office/2019/extlst" xmlns:r="http://schemas.openxmlformats.org/officeDocument/2006/relationships" xmlns:m="http://schemas.openxmlformats.org/officeDocument/2006/math" xmlns:v="urn:schemas-microsoft-com:vml" xmlns:wp14="http://schemas.microsoft.com/office/word/2010/wordprocessingDrawing" xmlns:wp="http://schemas.openxmlformats.org/drawingml/2006/wordprocessingDrawing" xmlns:w10="urn:schemas-microsoft-com:office:word" xmlns:w="http://schemas.openxmlformats.org/wordprocessingml/2006/main" xmlns:w14="http://schemas.microsoft.com/office/word/2010/wordml" xmlns:w15="http://schemas.microsoft.com/office/word/2012/wordml" xmlns:w16cex="http://schemas.microsoft.com/office/word/2018/wordml/cex" xmlns:w16cid="http://schemas.microsoft.com/office/word/2016/wordml/cid" xmlns:w16="http://schemas.microsoft.com/office/word/2018/wordml" xmlns:w16du="http://schemas.microsoft.com/office/word/2023/wordml/word16du" xmlns:w16sdtdh="http://schemas.microsoft.com/office/word/2020/wordml/sdtdatahash" xmlns:w16sdtfl="http://schemas.microsoft.com/office/word/2024/wordml/sdtformatlock" xmlns:w16se="http://schemas.microsoft.com/office/word/2015/wordml/symex" xmlns:wpg="http://schemas.microsoft.com/office/word/2010/wordprocessingGroup" xmlns:wpi="http://schemas.microsoft.com/office/word/2010/wordprocessingInk" xmlns:wne="http://schemas.microsoft.com/office/word/2006/wordml" xmlns:wps="http://schemas.microsoft.com/office/word/2010/wordprocessingShape" mc:Ignorable="w14 w15 w16se w16cid w16 w16cex w16sdtdh w16sdtfl w16du wp14">
+<w:hdr xmlns:wpc="http://schemas.microsoft.com/office/word/2010/wordprocessingCanvas" xmlns:cx="http://schemas.microsoft.com/office/drawing/2014/chartex" xmlns:mc="http://schemas.openxmlformats.org/markup-compatibility/2006" xmlns:o="urn:schemas-microsoft-com:office:office" xmlns:r="http://schemas.openxmlformats.org/officeDocument/2006/relationships" xmlns:m="http://schemas.openxmlformats.org/officeDocument/2006/math" xmlns:v="urn:schemas-microsoft-com:vml" xmlns:wp14="http://schemas.microsoft.com/office/word/2010/wordprocessingDrawing" xmlns:wp="http://schemas.openxmlformats.org/drawingml/2006/wordprocessingDrawing" xmlns:w10="urn:schemas-microsoft-com:office:word" xmlns:w="http://schemas.openxmlformats.org/wordprocessingml/2006/main" xmlns:w14="http://schemas.microsoft.com/office/word/2010/wordml" xmlns:w15="http://schemas.microsoft.com/office/word/2012/wordml" xmlns:w16se="http://schemas.microsoft.com/office/word/2015/wordml/symex" xmlns:wpg="http://schemas.microsoft.com/office/word/2010/wordprocessingGroup" xmlns:wpi="http://schemas.microsoft.com/office/word/2010/wordprocessingInk" xmlns:wne="http://schemas.microsoft.com/office/word/2006/wordml" xmlns:wps="http://schemas.microsoft.com/office/word/2010/wordprocessingShape" mc:Ignorable="w14 w15 w16se wp14">
   <w:p>
     <w:pPr>
       <w:spacing w:after="160" w:line="259" w:lineRule="auto"/>
@@ -22279,7 +19936,7 @@
 </file>
 
 <file path=word/header7.xml><?xml version="1.0" encoding="utf-8"?>
-<w:hdr xmlns:wpc="http://schemas.microsoft.com/office/word/2010/wordprocessingCanvas" xmlns:cx="http://schemas.microsoft.com/office/drawing/2014/chartex" xmlns:cx1="http://schemas.microsoft.com/office/drawing/2015/9/8/chartex" xmlns:cx2="http://schemas.microsoft.com/office/drawing/2015/10/21/chartex" xmlns:cx3="http://schemas.microsoft.com/office/drawing/2016/5/9/chartex" xmlns:cx4="http://schemas.microsoft.com/office/drawing/2016/5/10/chartex" xmlns:cx5="http://schemas.microsoft.com/office/drawing/2016/5/11/chartex" xmlns:cx6="http://schemas.microsoft.com/office/drawing/2016/5/12/chartex" xmlns:cx7="http://schemas.microsoft.com/office/drawing/2016/5/13/chartex" xmlns:cx8="http://schemas.microsoft.com/office/drawing/2016/5/14/chartex" xmlns:mc="http://schemas.openxmlformats.org/markup-compatibility/2006" xmlns:aink="http://schemas.microsoft.com/office/drawing/2016/ink" xmlns:am3d="http://schemas.microsoft.com/office/drawing/2017/model3d" xmlns:o="urn:schemas-microsoft-com:office:office" xmlns:oel="http://schemas.microsoft.com/office/2019/extlst" xmlns:r="http://schemas.openxmlformats.org/officeDocument/2006/relationships" xmlns:m="http://schemas.openxmlformats.org/officeDocument/2006/math" xmlns:v="urn:schemas-microsoft-com:vml" xmlns:wp14="http://schemas.microsoft.com/office/word/2010/wordprocessingDrawing" xmlns:wp="http://schemas.openxmlformats.org/drawingml/2006/wordprocessingDrawing" xmlns:w10="urn:schemas-microsoft-com:office:word" xmlns:w="http://schemas.openxmlformats.org/wordprocessingml/2006/main" xmlns:w14="http://schemas.microsoft.com/office/word/2010/wordml" xmlns:w15="http://schemas.microsoft.com/office/word/2012/wordml" xmlns:w16cex="http://schemas.microsoft.com/office/word/2018/wordml/cex" xmlns:w16cid="http://schemas.microsoft.com/office/word/2016/wordml/cid" xmlns:w16="http://schemas.microsoft.com/office/word/2018/wordml" xmlns:w16du="http://schemas.microsoft.com/office/word/2023/wordml/word16du" xmlns:w16sdtdh="http://schemas.microsoft.com/office/word/2020/wordml/sdtdatahash" xmlns:w16sdtfl="http://schemas.microsoft.com/office/word/2024/wordml/sdtformatlock" xmlns:w16se="http://schemas.microsoft.com/office/word/2015/wordml/symex" xmlns:wpg="http://schemas.microsoft.com/office/word/2010/wordprocessingGroup" xmlns:wpi="http://schemas.microsoft.com/office/word/2010/wordprocessingInk" xmlns:wne="http://schemas.microsoft.com/office/word/2006/wordml" xmlns:wps="http://schemas.microsoft.com/office/word/2010/wordprocessingShape" mc:Ignorable="w14 w15 w16se w16cid w16 w16cex w16sdtdh w16sdtfl w16du wp14">
+<w:hdr xmlns:wpc="http://schemas.microsoft.com/office/word/2010/wordprocessingCanvas" xmlns:cx="http://schemas.microsoft.com/office/drawing/2014/chartex" xmlns:mc="http://schemas.openxmlformats.org/markup-compatibility/2006" xmlns:o="urn:schemas-microsoft-com:office:office" xmlns:r="http://schemas.openxmlformats.org/officeDocument/2006/relationships" xmlns:m="http://schemas.openxmlformats.org/officeDocument/2006/math" xmlns:v="urn:schemas-microsoft-com:vml" xmlns:wp14="http://schemas.microsoft.com/office/word/2010/wordprocessingDrawing" xmlns:wp="http://schemas.openxmlformats.org/drawingml/2006/wordprocessingDrawing" xmlns:w10="urn:schemas-microsoft-com:office:word" xmlns:w="http://schemas.openxmlformats.org/wordprocessingml/2006/main" xmlns:w14="http://schemas.microsoft.com/office/word/2010/wordml" xmlns:w15="http://schemas.microsoft.com/office/word/2012/wordml" xmlns:w16se="http://schemas.microsoft.com/office/word/2015/wordml/symex" xmlns:wpg="http://schemas.microsoft.com/office/word/2010/wordprocessingGroup" xmlns:wpi="http://schemas.microsoft.com/office/word/2010/wordprocessingInk" xmlns:wne="http://schemas.microsoft.com/office/word/2006/wordml" xmlns:wps="http://schemas.microsoft.com/office/word/2010/wordprocessingShape" mc:Ignorable="w14 w15 w16se wp14">
   <w:p>
     <w:pPr>
       <w:spacing w:after="160" w:line="259" w:lineRule="auto"/>
@@ -22291,7 +19948,7 @@
 </file>
 
 <file path=word/header8.xml><?xml version="1.0" encoding="utf-8"?>
-<w:hdr xmlns:wpc="http://schemas.microsoft.com/office/word/2010/wordprocessingCanvas" xmlns:cx="http://schemas.microsoft.com/office/drawing/2014/chartex" xmlns:cx1="http://schemas.microsoft.com/office/drawing/2015/9/8/chartex" xmlns:cx2="http://schemas.microsoft.com/office/drawing/2015/10/21/chartex" xmlns:cx3="http://schemas.microsoft.com/office/drawing/2016/5/9/chartex" xmlns:cx4="http://schemas.microsoft.com/office/drawing/2016/5/10/chartex" xmlns:cx5="http://schemas.microsoft.com/office/drawing/2016/5/11/chartex" xmlns:cx6="http://schemas.microsoft.com/office/drawing/2016/5/12/chartex" xmlns:cx7="http://schemas.microsoft.com/office/drawing/2016/5/13/chartex" xmlns:cx8="http://schemas.microsoft.com/office/drawing/2016/5/14/chartex" xmlns:mc="http://schemas.openxmlformats.org/markup-compatibility/2006" xmlns:aink="http://schemas.microsoft.com/office/drawing/2016/ink" xmlns:am3d="http://schemas.microsoft.com/office/drawing/2017/model3d" xmlns:o="urn:schemas-microsoft-com:office:office" xmlns:oel="http://schemas.microsoft.com/office/2019/extlst" xmlns:r="http://schemas.openxmlformats.org/officeDocument/2006/relationships" xmlns:m="http://schemas.openxmlformats.org/officeDocument/2006/math" xmlns:v="urn:schemas-microsoft-com:vml" xmlns:wp14="http://schemas.microsoft.com/office/word/2010/wordprocessingDrawing" xmlns:wp="http://schemas.openxmlformats.org/drawingml/2006/wordprocessingDrawing" xmlns:w10="urn:schemas-microsoft-com:office:word" xmlns:w="http://schemas.openxmlformats.org/wordprocessingml/2006/main" xmlns:w14="http://schemas.microsoft.com/office/word/2010/wordml" xmlns:w15="http://schemas.microsoft.com/office/word/2012/wordml" xmlns:w16cex="http://schemas.microsoft.com/office/word/2018/wordml/cex" xmlns:w16cid="http://schemas.microsoft.com/office/word/2016/wordml/cid" xmlns:w16="http://schemas.microsoft.com/office/word/2018/wordml" xmlns:w16du="http://schemas.microsoft.com/office/word/2023/wordml/word16du" xmlns:w16sdtdh="http://schemas.microsoft.com/office/word/2020/wordml/sdtdatahash" xmlns:w16sdtfl="http://schemas.microsoft.com/office/word/2024/wordml/sdtformatlock" xmlns:w16se="http://schemas.microsoft.com/office/word/2015/wordml/symex" xmlns:wpg="http://schemas.microsoft.com/office/word/2010/wordprocessingGroup" xmlns:wpi="http://schemas.microsoft.com/office/word/2010/wordprocessingInk" xmlns:wne="http://schemas.microsoft.com/office/word/2006/wordml" xmlns:wps="http://schemas.microsoft.com/office/word/2010/wordprocessingShape" mc:Ignorable="w14 w15 w16se w16cid w16 w16cex w16sdtdh w16sdtfl w16du wp14">
+<w:hdr xmlns:wpc="http://schemas.microsoft.com/office/word/2010/wordprocessingCanvas" xmlns:cx="http://schemas.microsoft.com/office/drawing/2014/chartex" xmlns:mc="http://schemas.openxmlformats.org/markup-compatibility/2006" xmlns:o="urn:schemas-microsoft-com:office:office" xmlns:r="http://schemas.openxmlformats.org/officeDocument/2006/relationships" xmlns:m="http://schemas.openxmlformats.org/officeDocument/2006/math" xmlns:v="urn:schemas-microsoft-com:vml" xmlns:wp14="http://schemas.microsoft.com/office/word/2010/wordprocessingDrawing" xmlns:wp="http://schemas.openxmlformats.org/drawingml/2006/wordprocessingDrawing" xmlns:w10="urn:schemas-microsoft-com:office:word" xmlns:w="http://schemas.openxmlformats.org/wordprocessingml/2006/main" xmlns:w14="http://schemas.microsoft.com/office/word/2010/wordml" xmlns:w15="http://schemas.microsoft.com/office/word/2012/wordml" xmlns:w16se="http://schemas.microsoft.com/office/word/2015/wordml/symex" xmlns:wpg="http://schemas.microsoft.com/office/word/2010/wordprocessingGroup" xmlns:wpi="http://schemas.microsoft.com/office/word/2010/wordprocessingInk" xmlns:wne="http://schemas.microsoft.com/office/word/2006/wordml" xmlns:wps="http://schemas.microsoft.com/office/word/2010/wordprocessingShape" mc:Ignorable="w14 w15 w16se wp14">
   <w:p>
     <w:pPr>
       <w:spacing w:after="0" w:line="259" w:lineRule="auto"/>
@@ -22312,7 +19969,7 @@
         <w:noProof/>
         <w:color w:val="000000"/>
       </w:rPr>
-      <w:t>13</w:t>
+      <w:t>43</w:t>
     </w:r>
     <w:r>
       <w:rPr>
@@ -22344,7 +20001,7 @@
 </file>
 
 <file path=word/header9.xml><?xml version="1.0" encoding="utf-8"?>
-<w:hdr xmlns:wpc="http://schemas.microsoft.com/office/word/2010/wordprocessingCanvas" xmlns:cx="http://schemas.microsoft.com/office/drawing/2014/chartex" xmlns:cx1="http://schemas.microsoft.com/office/drawing/2015/9/8/chartex" xmlns:cx2="http://schemas.microsoft.com/office/drawing/2015/10/21/chartex" xmlns:cx3="http://schemas.microsoft.com/office/drawing/2016/5/9/chartex" xmlns:cx4="http://schemas.microsoft.com/office/drawing/2016/5/10/chartex" xmlns:cx5="http://schemas.microsoft.com/office/drawing/2016/5/11/chartex" xmlns:cx6="http://schemas.microsoft.com/office/drawing/2016/5/12/chartex" xmlns:cx7="http://schemas.microsoft.com/office/drawing/2016/5/13/chartex" xmlns:cx8="http://schemas.microsoft.com/office/drawing/2016/5/14/chartex" xmlns:mc="http://schemas.openxmlformats.org/markup-compatibility/2006" xmlns:aink="http://schemas.microsoft.com/office/drawing/2016/ink" xmlns:am3d="http://schemas.microsoft.com/office/drawing/2017/model3d" xmlns:o="urn:schemas-microsoft-com:office:office" xmlns:oel="http://schemas.microsoft.com/office/2019/extlst" xmlns:r="http://schemas.openxmlformats.org/officeDocument/2006/relationships" xmlns:m="http://schemas.openxmlformats.org/officeDocument/2006/math" xmlns:v="urn:schemas-microsoft-com:vml" xmlns:wp14="http://schemas.microsoft.com/office/word/2010/wordprocessingDrawing" xmlns:wp="http://schemas.openxmlformats.org/drawingml/2006/wordprocessingDrawing" xmlns:w10="urn:schemas-microsoft-com:office:word" xmlns:w="http://schemas.openxmlformats.org/wordprocessingml/2006/main" xmlns:w14="http://schemas.microsoft.com/office/word/2010/wordml" xmlns:w15="http://schemas.microsoft.com/office/word/2012/wordml" xmlns:w16cex="http://schemas.microsoft.com/office/word/2018/wordml/cex" xmlns:w16cid="http://schemas.microsoft.com/office/word/2016/wordml/cid" xmlns:w16="http://schemas.microsoft.com/office/word/2018/wordml" xmlns:w16du="http://schemas.microsoft.com/office/word/2023/wordml/word16du" xmlns:w16sdtdh="http://schemas.microsoft.com/office/word/2020/wordml/sdtdatahash" xmlns:w16sdtfl="http://schemas.microsoft.com/office/word/2024/wordml/sdtformatlock" xmlns:w16se="http://schemas.microsoft.com/office/word/2015/wordml/symex" xmlns:wpg="http://schemas.microsoft.com/office/word/2010/wordprocessingGroup" xmlns:wpi="http://schemas.microsoft.com/office/word/2010/wordprocessingInk" xmlns:wne="http://schemas.microsoft.com/office/word/2006/wordml" xmlns:wps="http://schemas.microsoft.com/office/word/2010/wordprocessingShape" mc:Ignorable="w14 w15 w16se w16cid w16 w16cex w16sdtdh w16sdtfl w16du wp14">
+<w:hdr xmlns:wpc="http://schemas.microsoft.com/office/word/2010/wordprocessingCanvas" xmlns:cx="http://schemas.microsoft.com/office/drawing/2014/chartex" xmlns:mc="http://schemas.openxmlformats.org/markup-compatibility/2006" xmlns:o="urn:schemas-microsoft-com:office:office" xmlns:r="http://schemas.openxmlformats.org/officeDocument/2006/relationships" xmlns:m="http://schemas.openxmlformats.org/officeDocument/2006/math" xmlns:v="urn:schemas-microsoft-com:vml" xmlns:wp14="http://schemas.microsoft.com/office/word/2010/wordprocessingDrawing" xmlns:wp="http://schemas.openxmlformats.org/drawingml/2006/wordprocessingDrawing" xmlns:w10="urn:schemas-microsoft-com:office:word" xmlns:w="http://schemas.openxmlformats.org/wordprocessingml/2006/main" xmlns:w14="http://schemas.microsoft.com/office/word/2010/wordml" xmlns:w15="http://schemas.microsoft.com/office/word/2012/wordml" xmlns:w16se="http://schemas.microsoft.com/office/word/2015/wordml/symex" xmlns:wpg="http://schemas.microsoft.com/office/word/2010/wordprocessingGroup" xmlns:wpi="http://schemas.microsoft.com/office/word/2010/wordprocessingInk" xmlns:wne="http://schemas.microsoft.com/office/word/2006/wordml" xmlns:wps="http://schemas.microsoft.com/office/word/2010/wordprocessingShape" mc:Ignorable="w14 w15 w16se wp14">
   <w:p>
     <w:pPr>
       <w:spacing w:after="0" w:line="259" w:lineRule="auto"/>
@@ -22396,7 +20053,7 @@
 </file>
 
 <file path=word/numbering.xml><?xml version="1.0" encoding="utf-8"?>
-<w:numbering xmlns:wpc="http://schemas.microsoft.com/office/word/2010/wordprocessingCanvas" xmlns:cx="http://schemas.microsoft.com/office/drawing/2014/chartex" xmlns:cx1="http://schemas.microsoft.com/office/drawing/2015/9/8/chartex" xmlns:cx2="http://schemas.microsoft.com/office/drawing/2015/10/21/chartex" xmlns:cx3="http://schemas.microsoft.com/office/drawing/2016/5/9/chartex" xmlns:cx4="http://schemas.microsoft.com/office/drawing/2016/5/10/chartex" xmlns:cx5="http://schemas.microsoft.com/office/drawing/2016/5/11/chartex" xmlns:cx6="http://schemas.microsoft.com/office/drawing/2016/5/12/chartex" xmlns:cx7="http://schemas.microsoft.com/office/drawing/2016/5/13/chartex" xmlns:cx8="http://schemas.microsoft.com/office/drawing/2016/5/14/chartex" xmlns:mc="http://schemas.openxmlformats.org/markup-compatibility/2006" xmlns:aink="http://schemas.microsoft.com/office/drawing/2016/ink" xmlns:am3d="http://schemas.microsoft.com/office/drawing/2017/model3d" xmlns:o="urn:schemas-microsoft-com:office:office" xmlns:oel="http://schemas.microsoft.com/office/2019/extlst" xmlns:r="http://schemas.openxmlformats.org/officeDocument/2006/relationships" xmlns:m="http://schemas.openxmlformats.org/officeDocument/2006/math" xmlns:v="urn:schemas-microsoft-com:vml" xmlns:wp14="http://schemas.microsoft.com/office/word/2010/wordprocessingDrawing" xmlns:wp="http://schemas.openxmlformats.org/drawingml/2006/wordprocessingDrawing" xmlns:w10="urn:schemas-microsoft-com:office:word" xmlns:w="http://schemas.openxmlformats.org/wordprocessingml/2006/main" xmlns:w14="http://schemas.microsoft.com/office/word/2010/wordml" xmlns:w15="http://schemas.microsoft.com/office/word/2012/wordml" xmlns:w16cex="http://schemas.microsoft.com/office/word/2018/wordml/cex" xmlns:w16cid="http://schemas.microsoft.com/office/word/2016/wordml/cid" xmlns:w16="http://schemas.microsoft.com/office/word/2018/wordml" xmlns:w16du="http://schemas.microsoft.com/office/word/2023/wordml/word16du" xmlns:w16sdtdh="http://schemas.microsoft.com/office/word/2020/wordml/sdtdatahash" xmlns:w16sdtfl="http://schemas.microsoft.com/office/word/2024/wordml/sdtformatlock" xmlns:w16se="http://schemas.microsoft.com/office/word/2015/wordml/symex" xmlns:wpg="http://schemas.microsoft.com/office/word/2010/wordprocessingGroup" xmlns:wpi="http://schemas.microsoft.com/office/word/2010/wordprocessingInk" xmlns:wne="http://schemas.microsoft.com/office/word/2006/wordml" xmlns:wps="http://schemas.microsoft.com/office/word/2010/wordprocessingShape" mc:Ignorable="w14 w15 w16se w16cid w16 w16cex w16sdtdh w16sdtfl w16du wp14">
+<w:numbering xmlns:wpc="http://schemas.microsoft.com/office/word/2010/wordprocessingCanvas" xmlns:cx="http://schemas.microsoft.com/office/drawing/2014/chartex" xmlns:mc="http://schemas.openxmlformats.org/markup-compatibility/2006" xmlns:o="urn:schemas-microsoft-com:office:office" xmlns:r="http://schemas.openxmlformats.org/officeDocument/2006/relationships" xmlns:m="http://schemas.openxmlformats.org/officeDocument/2006/math" xmlns:v="urn:schemas-microsoft-com:vml" xmlns:wp14="http://schemas.microsoft.com/office/word/2010/wordprocessingDrawing" xmlns:wp="http://schemas.openxmlformats.org/drawingml/2006/wordprocessingDrawing" xmlns:w10="urn:schemas-microsoft-com:office:word" xmlns:w="http://schemas.openxmlformats.org/wordprocessingml/2006/main" xmlns:w14="http://schemas.microsoft.com/office/word/2010/wordml" xmlns:w15="http://schemas.microsoft.com/office/word/2012/wordml" xmlns:w16se="http://schemas.microsoft.com/office/word/2015/wordml/symex" xmlns:wpg="http://schemas.microsoft.com/office/word/2010/wordprocessingGroup" xmlns:wpi="http://schemas.microsoft.com/office/word/2010/wordprocessingInk" xmlns:wne="http://schemas.microsoft.com/office/word/2006/wordml" xmlns:wps="http://schemas.microsoft.com/office/word/2010/wordprocessingShape" mc:Ignorable="w14 w15 w16se wp14">
   <w:abstractNum w:abstractNumId="0" w15:restartNumberingAfterBreak="0">
     <w:nsid w:val="00317A8C"/>
     <w:multiLevelType w:val="hybridMultilevel"/>
@@ -25781,74 +23438,74 @@
       </w:rPr>
     </w:lvl>
   </w:abstractNum>
-  <w:num w:numId="1" w16cid:durableId="522591183">
+  <w:num w:numId="1">
     <w:abstractNumId w:val="10"/>
   </w:num>
-  <w:num w:numId="2" w16cid:durableId="1811247878">
+  <w:num w:numId="2">
     <w:abstractNumId w:val="17"/>
   </w:num>
-  <w:num w:numId="3" w16cid:durableId="491679543">
+  <w:num w:numId="3">
     <w:abstractNumId w:val="6"/>
   </w:num>
-  <w:num w:numId="4" w16cid:durableId="2102218497">
+  <w:num w:numId="4">
     <w:abstractNumId w:val="0"/>
   </w:num>
-  <w:num w:numId="5" w16cid:durableId="1746225071">
+  <w:num w:numId="5">
     <w:abstractNumId w:val="3"/>
   </w:num>
-  <w:num w:numId="6" w16cid:durableId="570701582">
+  <w:num w:numId="6">
     <w:abstractNumId w:val="4"/>
   </w:num>
-  <w:num w:numId="7" w16cid:durableId="2061589493">
+  <w:num w:numId="7">
     <w:abstractNumId w:val="16"/>
   </w:num>
-  <w:num w:numId="8" w16cid:durableId="200561651">
+  <w:num w:numId="8">
     <w:abstractNumId w:val="5"/>
   </w:num>
-  <w:num w:numId="9" w16cid:durableId="331108616">
+  <w:num w:numId="9">
     <w:abstractNumId w:val="19"/>
   </w:num>
-  <w:num w:numId="10" w16cid:durableId="439954584">
+  <w:num w:numId="10">
     <w:abstractNumId w:val="9"/>
   </w:num>
-  <w:num w:numId="11" w16cid:durableId="2082289563">
+  <w:num w:numId="11">
     <w:abstractNumId w:val="2"/>
   </w:num>
-  <w:num w:numId="12" w16cid:durableId="1277366113">
+  <w:num w:numId="12">
     <w:abstractNumId w:val="11"/>
   </w:num>
-  <w:num w:numId="13" w16cid:durableId="2085030229">
+  <w:num w:numId="13">
     <w:abstractNumId w:val="1"/>
   </w:num>
-  <w:num w:numId="14" w16cid:durableId="1969974860">
+  <w:num w:numId="14">
     <w:abstractNumId w:val="7"/>
   </w:num>
-  <w:num w:numId="15" w16cid:durableId="23363441">
+  <w:num w:numId="15">
     <w:abstractNumId w:val="13"/>
   </w:num>
-  <w:num w:numId="16" w16cid:durableId="190345561">
+  <w:num w:numId="16">
     <w:abstractNumId w:val="18"/>
   </w:num>
-  <w:num w:numId="17" w16cid:durableId="1907839096">
+  <w:num w:numId="17">
     <w:abstractNumId w:val="8"/>
   </w:num>
-  <w:num w:numId="18" w16cid:durableId="884176195">
+  <w:num w:numId="18">
     <w:abstractNumId w:val="14"/>
   </w:num>
-  <w:num w:numId="19" w16cid:durableId="1173030379">
+  <w:num w:numId="19">
     <w:abstractNumId w:val="20"/>
   </w:num>
-  <w:num w:numId="20" w16cid:durableId="522984301">
+  <w:num w:numId="20">
     <w:abstractNumId w:val="15"/>
   </w:num>
-  <w:num w:numId="21" w16cid:durableId="53353578">
+  <w:num w:numId="21">
     <w:abstractNumId w:val="12"/>
   </w:num>
 </w:numbering>
 </file>
 
 <file path=word/styles.xml><?xml version="1.0" encoding="utf-8"?>
-<w:styles xmlns:mc="http://schemas.openxmlformats.org/markup-compatibility/2006" xmlns:r="http://schemas.openxmlformats.org/officeDocument/2006/relationships" xmlns:w="http://schemas.openxmlformats.org/wordprocessingml/2006/main" xmlns:w14="http://schemas.microsoft.com/office/word/2010/wordml" xmlns:w15="http://schemas.microsoft.com/office/word/2012/wordml" xmlns:w16cex="http://schemas.microsoft.com/office/word/2018/wordml/cex" xmlns:w16cid="http://schemas.microsoft.com/office/word/2016/wordml/cid" xmlns:w16="http://schemas.microsoft.com/office/word/2018/wordml" xmlns:w16du="http://schemas.microsoft.com/office/word/2023/wordml/word16du" xmlns:w16sdtdh="http://schemas.microsoft.com/office/word/2020/wordml/sdtdatahash" xmlns:w16sdtfl="http://schemas.microsoft.com/office/word/2024/wordml/sdtformatlock" xmlns:w16se="http://schemas.microsoft.com/office/word/2015/wordml/symex" mc:Ignorable="w14 w15 w16se w16cid w16 w16cex w16sdtdh w16sdtfl w16du">
+<w:styles xmlns:mc="http://schemas.openxmlformats.org/markup-compatibility/2006" xmlns:r="http://schemas.openxmlformats.org/officeDocument/2006/relationships" xmlns:w="http://schemas.openxmlformats.org/wordprocessingml/2006/main" xmlns:w14="http://schemas.microsoft.com/office/word/2010/wordml" xmlns:w15="http://schemas.microsoft.com/office/word/2012/wordml" xmlns:w16se="http://schemas.microsoft.com/office/word/2015/wordml/symex" mc:Ignorable="w14 w15 w16se">
   <w:docDefaults>
     <w:rPrDefault>
       <w:rPr>
@@ -25866,7 +23523,7 @@
       </w:pPr>
     </w:pPrDefault>
   </w:docDefaults>
-  <w:latentStyles w:defLockedState="0" w:defUIPriority="99" w:defSemiHidden="0" w:defUnhideWhenUsed="0" w:defQFormat="0" w:count="376">
+  <w:latentStyles w:defLockedState="0" w:defUIPriority="99" w:defSemiHidden="0" w:defUnhideWhenUsed="0" w:defQFormat="0" w:count="371">
     <w:lsdException w:name="Normal" w:uiPriority="0" w:qFormat="1"/>
     <w:lsdException w:name="heading 1" w:uiPriority="9" w:qFormat="1"/>
     <w:lsdException w:name="heading 2" w:semiHidden="1" w:uiPriority="9" w:unhideWhenUsed="1" w:qFormat="1"/>
@@ -26238,11 +23895,6 @@
     <w:lsdException w:name="List Table 5 Dark Accent 6" w:uiPriority="50"/>
     <w:lsdException w:name="List Table 6 Colorful Accent 6" w:uiPriority="51"/>
     <w:lsdException w:name="List Table 7 Colorful Accent 6" w:uiPriority="52"/>
-    <w:lsdException w:name="Mention" w:semiHidden="1" w:unhideWhenUsed="1"/>
-    <w:lsdException w:name="Smart Hyperlink" w:semiHidden="1" w:unhideWhenUsed="1"/>
-    <w:lsdException w:name="Hashtag" w:semiHidden="1" w:unhideWhenUsed="1"/>
-    <w:lsdException w:name="Unresolved Mention" w:semiHidden="1" w:unhideWhenUsed="1"/>
-    <w:lsdException w:name="Smart Link" w:semiHidden="1" w:unhideWhenUsed="1"/>
   </w:latentStyles>
   <w:style w:type="paragraph" w:default="1" w:styleId="Normal">
     <w:name w:val="Normal"/>
@@ -26653,7 +24305,7 @@
       <w14:ligatures w14:val="none"/>
     </w:rPr>
   </w:style>
-  <w:style w:type="character" w:styleId="UnresolvedMention">
+  <w:style w:type="character" w:customStyle="1" w:styleId="UnresolvedMention">
     <w:name w:val="Unresolved Mention"/>
     <w:basedOn w:val="DefaultParagraphFont"/>
     <w:uiPriority w:val="99"/>
@@ -27046,7 +24698,7 @@
 </file>
 
 <file path=customXml/itemProps1.xml><?xml version="1.0" encoding="utf-8"?>
-<ds:datastoreItem xmlns:ds="http://schemas.openxmlformats.org/officeDocument/2006/customXml" ds:itemID="{AF1F71B2-9264-4CCC-8BBB-553AB9543207}">
+<ds:datastoreItem xmlns:ds="http://schemas.openxmlformats.org/officeDocument/2006/customXml" ds:itemID="{FF9B0DD9-B2CF-4CB9-8448-7B7321B002BD}">
   <ds:schemaRefs>
     <ds:schemaRef ds:uri="http://schemas.openxmlformats.org/officeDocument/2006/bibliography"/>
   </ds:schemaRefs>

--- a/MANUSCRIPT_01.docx
+++ b/MANUSCRIPT_01.docx
@@ -1,6 +1,6 @@
 
 <file path=word/document.xml><?xml version="1.0" encoding="utf-8"?>
-<w:document xmlns:wpc="http://schemas.microsoft.com/office/word/2010/wordprocessingCanvas" xmlns:cx="http://schemas.microsoft.com/office/drawing/2014/chartex" xmlns:mc="http://schemas.openxmlformats.org/markup-compatibility/2006" xmlns:o="urn:schemas-microsoft-com:office:office" xmlns:r="http://schemas.openxmlformats.org/officeDocument/2006/relationships" xmlns:m="http://schemas.openxmlformats.org/officeDocument/2006/math" xmlns:v="urn:schemas-microsoft-com:vml" xmlns:wp14="http://schemas.microsoft.com/office/word/2010/wordprocessingDrawing" xmlns:wp="http://schemas.openxmlformats.org/drawingml/2006/wordprocessingDrawing" xmlns:w10="urn:schemas-microsoft-com:office:word" xmlns:w="http://schemas.openxmlformats.org/wordprocessingml/2006/main" xmlns:w14="http://schemas.microsoft.com/office/word/2010/wordml" xmlns:w15="http://schemas.microsoft.com/office/word/2012/wordml" xmlns:w16se="http://schemas.microsoft.com/office/word/2015/wordml/symex" xmlns:wpg="http://schemas.microsoft.com/office/word/2010/wordprocessingGroup" xmlns:wpi="http://schemas.microsoft.com/office/word/2010/wordprocessingInk" xmlns:wne="http://schemas.microsoft.com/office/word/2006/wordml" xmlns:wps="http://schemas.microsoft.com/office/word/2010/wordprocessingShape" mc:Ignorable="w14 w15 w16se wp14">
+<w:document xmlns:wpc="http://schemas.microsoft.com/office/word/2010/wordprocessingCanvas" xmlns:cx="http://schemas.microsoft.com/office/drawing/2014/chartex" xmlns:cx1="http://schemas.microsoft.com/office/drawing/2015/9/8/chartex" xmlns:cx2="http://schemas.microsoft.com/office/drawing/2015/10/21/chartex" xmlns:cx3="http://schemas.microsoft.com/office/drawing/2016/5/9/chartex" xmlns:cx4="http://schemas.microsoft.com/office/drawing/2016/5/10/chartex" xmlns:cx5="http://schemas.microsoft.com/office/drawing/2016/5/11/chartex" xmlns:cx6="http://schemas.microsoft.com/office/drawing/2016/5/12/chartex" xmlns:cx7="http://schemas.microsoft.com/office/drawing/2016/5/13/chartex" xmlns:cx8="http://schemas.microsoft.com/office/drawing/2016/5/14/chartex" xmlns:mc="http://schemas.openxmlformats.org/markup-compatibility/2006" xmlns:aink="http://schemas.microsoft.com/office/drawing/2016/ink" xmlns:am3d="http://schemas.microsoft.com/office/drawing/2017/model3d" xmlns:o="urn:schemas-microsoft-com:office:office" xmlns:oel="http://schemas.microsoft.com/office/2019/extlst" xmlns:r="http://schemas.openxmlformats.org/officeDocument/2006/relationships" xmlns:m="http://schemas.openxmlformats.org/officeDocument/2006/math" xmlns:v="urn:schemas-microsoft-com:vml" xmlns:wp14="http://schemas.microsoft.com/office/word/2010/wordprocessingDrawing" xmlns:wp="http://schemas.openxmlformats.org/drawingml/2006/wordprocessingDrawing" xmlns:w10="urn:schemas-microsoft-com:office:word" xmlns:w="http://schemas.openxmlformats.org/wordprocessingml/2006/main" xmlns:w14="http://schemas.microsoft.com/office/word/2010/wordml" xmlns:w15="http://schemas.microsoft.com/office/word/2012/wordml" xmlns:w16cex="http://schemas.microsoft.com/office/word/2018/wordml/cex" xmlns:w16cid="http://schemas.microsoft.com/office/word/2016/wordml/cid" xmlns:w16="http://schemas.microsoft.com/office/word/2018/wordml" xmlns:w16du="http://schemas.microsoft.com/office/word/2023/wordml/word16du" xmlns:w16sdtdh="http://schemas.microsoft.com/office/word/2020/wordml/sdtdatahash" xmlns:w16sdtfl="http://schemas.microsoft.com/office/word/2024/wordml/sdtformatlock" xmlns:w16se="http://schemas.microsoft.com/office/word/2015/wordml/symex" xmlns:wpg="http://schemas.microsoft.com/office/word/2010/wordprocessingGroup" xmlns:wpi="http://schemas.microsoft.com/office/word/2010/wordprocessingInk" xmlns:wne="http://schemas.microsoft.com/office/word/2006/wordml" xmlns:wps="http://schemas.microsoft.com/office/word/2010/wordprocessingShape" mc:Ignorable="w14 w15 w16se w16cid w16 w16cex w16sdtdh w16sdtfl w16du wp14">
   <w:body>
     <w:p>
       <w:r>
@@ -283,11 +283,19 @@
         <w:ind w:right="60"/>
         <w:jc w:val="center"/>
       </w:pPr>
+      <w:proofErr w:type="spellStart"/>
       <w:r>
         <w:rPr>
           <w:color w:val="000000"/>
         </w:rPr>
-        <w:t xml:space="preserve">Catanduanes State University </w:t>
+        <w:t>Catanduanes</w:t>
+      </w:r>
+      <w:proofErr w:type="spellEnd"/>
+      <w:r>
+        <w:rPr>
+          <w:color w:val="000000"/>
+        </w:rPr>
+        <w:t xml:space="preserve"> State University </w:t>
       </w:r>
     </w:p>
     <w:p>
@@ -300,7 +308,21 @@
         <w:rPr>
           <w:color w:val="000000"/>
         </w:rPr>
-        <w:t xml:space="preserve">Virac, Catanduanes </w:t>
+        <w:t xml:space="preserve">Virac, </w:t>
+      </w:r>
+      <w:proofErr w:type="spellStart"/>
+      <w:r>
+        <w:rPr>
+          <w:color w:val="000000"/>
+        </w:rPr>
+        <w:t>Catanduanes</w:t>
+      </w:r>
+      <w:proofErr w:type="spellEnd"/>
+      <w:r>
+        <w:rPr>
+          <w:color w:val="000000"/>
+        </w:rPr>
+        <w:t xml:space="preserve"> </w:t>
       </w:r>
     </w:p>
     <w:p>
@@ -1790,7 +1812,6 @@
             <w:tabs>
               <w:tab w:val="right" w:leader="dot" w:pos="8690"/>
             </w:tabs>
-            <w:ind w:firstLine="0"/>
             <w:rPr>
               <w:rFonts w:asciiTheme="minorHAnsi" w:eastAsiaTheme="minorEastAsia" w:hAnsiTheme="minorHAnsi" w:cstheme="minorBidi"/>
               <w:noProof/>
@@ -2408,6 +2429,7 @@
         <w:rPr>
           <w:color w:val="000000"/>
         </w:rPr>
+        <w:lastRenderedPageBreak/>
         <w:t xml:space="preserve"> </w:t>
       </w:r>
       <w:r>
@@ -3756,6 +3778,7 @@
         <w:rPr>
           <w:color w:val="000000" w:themeColor="text1"/>
         </w:rPr>
+        <w:lastRenderedPageBreak/>
         <w:fldChar w:fldCharType="end"/>
       </w:r>
       <w:r>
@@ -4516,6 +4539,7 @@
         <w:rPr>
           <w:color w:val="000000"/>
         </w:rPr>
+        <w:lastRenderedPageBreak/>
         <w:t xml:space="preserve"> </w:t>
       </w:r>
       <w:r>
@@ -4619,7 +4643,21 @@
         <w:rPr>
           <w:color w:val="auto"/>
         </w:rPr>
-        <w:t>However, in many municipalities across the Philippines, including Virac, Catanduanes, the Bureau of Fire Protection (BFP) still uses manual, paper-based systems to manage these tasks. This outdated method presents challenges such as slow data retrieval, disorganized records, and limited a</w:t>
+        <w:t xml:space="preserve">However, in many municipalities across the Philippines, including Virac, </w:t>
+      </w:r>
+      <w:proofErr w:type="spellStart"/>
+      <w:r>
+        <w:rPr>
+          <w:color w:val="auto"/>
+        </w:rPr>
+        <w:t>Catanduanes</w:t>
+      </w:r>
+      <w:proofErr w:type="spellEnd"/>
+      <w:r>
+        <w:rPr>
+          <w:color w:val="auto"/>
+        </w:rPr>
+        <w:t>, the Bureau of Fire Protection (BFP) still uses manual, paper-based systems to manage these tasks. This outdated method presents challenges such as slow data retrieval, disorganized records, and limited a</w:t>
       </w:r>
       <w:r>
         <w:rPr>
@@ -4650,7 +4688,14 @@
         <w:rPr>
           <w:color w:val="auto"/>
         </w:rPr>
-        <w:t>In a consultation with Mr. Sherwin Gainan, a BFP officer assigned in Virac, it was revealed that establishment records, inspection logs, and fire code fee documents are stored in filing cabinets and updated manually. This leads to issues such as loss or damage of physical files, difficulty in identifying which establishments are compliant or delinquent, and confusion in tax tracking. These inefficiencies compromise the ability of BFP personnel to enforce fire safety regulations effectively and respond quickly dur</w:t>
+        <w:t xml:space="preserve">In a consultation with Mr. Sherwin Gainan, a BFP officer assigned in Virac, it was revealed that establishment records, inspection logs, and fire code fee documents are stored </w:t>
+      </w:r>
+      <w:r>
+        <w:rPr>
+          <w:color w:val="auto"/>
+        </w:rPr>
+        <w:lastRenderedPageBreak/>
+        <w:t>in filing cabinets and updated manually. This leads to issues such as loss or damage of physical files, difficulty in identifying which establishments are compliant or delinquent, and confusion in tax tracking. These inefficiencies compromise the ability of BFP personnel to enforce fire safety regulations effectively and respond quickly dur</w:t>
       </w:r>
       <w:r>
         <w:rPr>
@@ -4706,7 +4751,35 @@
         <w:rPr>
           <w:color w:val="auto"/>
         </w:rPr>
-        <w:t>To address these limitations, the proposed capstone project titled BFP SiteProfiler: A Web-Based GIS-Integrated System for Managing Establishments in Virac, Catanduanes, seeks to digitize the entire profiling process. The system will enable BFP personnel to register establishments, schedule inspections, monitor compliance, manage fire code tax records, and map building locations using Geographic Information Systems (GIS). By providing centralized access to real-time data, the system enhances organizational workflow and supports data-driven decision-making.</w:t>
+        <w:t xml:space="preserve">To address these limitations, the proposed capstone project titled BFP </w:t>
+      </w:r>
+      <w:proofErr w:type="spellStart"/>
+      <w:r>
+        <w:rPr>
+          <w:color w:val="auto"/>
+        </w:rPr>
+        <w:t>SiteProfiler</w:t>
+      </w:r>
+      <w:proofErr w:type="spellEnd"/>
+      <w:r>
+        <w:rPr>
+          <w:color w:val="auto"/>
+        </w:rPr>
+        <w:t xml:space="preserve">: A Web-Based GIS-Integrated System for Managing Establishments in Virac, </w:t>
+      </w:r>
+      <w:proofErr w:type="spellStart"/>
+      <w:r>
+        <w:rPr>
+          <w:color w:val="auto"/>
+        </w:rPr>
+        <w:t>Catanduanes</w:t>
+      </w:r>
+      <w:proofErr w:type="spellEnd"/>
+      <w:r>
+        <w:rPr>
+          <w:color w:val="auto"/>
+        </w:rPr>
+        <w:t>, seeks to digitize the entire profiling process. The system will enable BFP personnel to register establishments, schedule inspections, monitor compliance, manage fire code tax records, and map building locations using Geographic Information Systems (GIS). By providing centralized access to real-time data, the system enhances organizational workflow and supports data-driven decision-making.</w:t>
       </w:r>
     </w:p>
     <w:p>
@@ -4738,7 +4811,14 @@
         <w:rPr>
           <w:color w:val="auto"/>
         </w:rPr>
-        <w:t>GIS integration, in particular, offers a powerful feature for fire safety monitoring. As supported by studies on smart urban planning and emergency response, GIS tools help visualize risk patterns, track incidents, and optimize inspection coverage (Esri, 2023). By incorporating Leaflet.js, the proposed system will allow BFP officers to identify clusters of non-compliant establishments and prioritize inspections based on risk level. This spatial awareness improves operational readiness and supports proactive fire prevention strategies.</w:t>
+        <w:t xml:space="preserve">GIS integration, in particular, offers a powerful feature for fire safety monitoring. As supported by studies on smart urban planning and emergency response, GIS tools help visualize risk patterns, track incidents, and optimize inspection coverage (Esri, 2023). By </w:t>
+      </w:r>
+      <w:r>
+        <w:rPr>
+          <w:color w:val="auto"/>
+        </w:rPr>
+        <w:lastRenderedPageBreak/>
+        <w:t>incorporating Leaflet.js, the proposed system will allow BFP officers to identify clusters of non-compliant establishments and prioritize inspections based on risk level. This spatial awareness improves operational readiness and supports proactive fire prevention strategies.</w:t>
       </w:r>
     </w:p>
     <w:p>
@@ -4763,7 +4843,21 @@
         <w:rPr>
           <w:color w:val="auto"/>
         </w:rPr>
-        <w:t>Ultimately, the BFP SiteProfiler addresses not only operational gaps but also contributes to broader goals of public safety and digital governance. By transitioning from manual to digital records management, the Bureau of Fire Protection in Virac will be better equipped to safeguard lives and properties, enforce compliance, and fulfill its mandate as mandated by the Fire Code of the Philippines. This project is t</w:t>
+        <w:t xml:space="preserve">Ultimately, the BFP </w:t>
+      </w:r>
+      <w:proofErr w:type="spellStart"/>
+      <w:r>
+        <w:rPr>
+          <w:color w:val="auto"/>
+        </w:rPr>
+        <w:t>SiteProfiler</w:t>
+      </w:r>
+      <w:proofErr w:type="spellEnd"/>
+      <w:r>
+        <w:rPr>
+          <w:color w:val="auto"/>
+        </w:rPr>
+        <w:t xml:space="preserve"> addresses not only operational gaps but also contributes to broader goals of public safety and digital governance. By transitioning from manual to digital records management, the Bureau of Fire Protection in Virac will be better equipped to safeguard lives and properties, enforce compliance, and fulfill its mandate as mandated by the Fire Code of the Philippines. This project is t</w:t>
       </w:r>
       <w:r>
         <w:rPr>
@@ -4824,7 +4918,35 @@
         <w:rPr>
           <w:color w:val="auto"/>
         </w:rPr>
-        <w:t>The purpose of the BFP SiteProfiler is to develop a centralized, web-based platform that will support the Bureau of Fire Protection (BFP) in Virac, Catanduanes in digitally managing establishment records, inspection schedules, fire safety compliance monitoring, and fire code tax tracking. The system is designed to replace the current paper-based process, which has proven inefficient and prone to errors. By implementing a GIS-</w:t>
+        <w:t xml:space="preserve">The purpose of the BFP </w:t>
+      </w:r>
+      <w:proofErr w:type="spellStart"/>
+      <w:r>
+        <w:rPr>
+          <w:color w:val="auto"/>
+        </w:rPr>
+        <w:t>SiteProfiler</w:t>
+      </w:r>
+      <w:proofErr w:type="spellEnd"/>
+      <w:r>
+        <w:rPr>
+          <w:color w:val="auto"/>
+        </w:rPr>
+        <w:t xml:space="preserve"> is to develop a centralized, web-based platform that will support the Bureau of Fire Protection (BFP) in Virac, </w:t>
+      </w:r>
+      <w:proofErr w:type="spellStart"/>
+      <w:r>
+        <w:rPr>
+          <w:color w:val="auto"/>
+        </w:rPr>
+        <w:t>Catanduanes</w:t>
+      </w:r>
+      <w:proofErr w:type="spellEnd"/>
+      <w:r>
+        <w:rPr>
+          <w:color w:val="auto"/>
+        </w:rPr>
+        <w:t xml:space="preserve"> in digitally managing establishment records, inspection schedules, fire safety compliance monitoring, and fire code tax tracking. The system is designed to replace the current paper-based process, which has proven inefficient and prone to errors. By implementing a GIS-</w:t>
       </w:r>
       <w:r>
         <w:rPr>
@@ -4855,7 +4977,14 @@
         <w:rPr>
           <w:color w:val="auto"/>
         </w:rPr>
-        <w:t>The system will provide key functionalities including establishment registration, inspection scheduling and logging, compliance monitoring, and an interactive geolocation map powered by Leaflet.js. These features aim to improve operational efficiency by minimizing paperwork, reducing delays in inspection reporting, and ensuring accurate documentation of fire code payments. Furthermore, the platform’s user-friendly interface will help BFP staff manage data more effectively, make informed decisions, and enhance communication with other agencies and stakeholders. This digital solution not only supports daily BFP operations but also contributes to the broader goals of public safety, transparency, and disaster risk reduction.</w:t>
+        <w:t xml:space="preserve">The system will provide key functionalities including establishment registration, inspection scheduling and logging, compliance monitoring, and an interactive geolocation map powered by Leaflet.js. These features aim to improve operational efficiency by </w:t>
+      </w:r>
+      <w:r>
+        <w:rPr>
+          <w:color w:val="auto"/>
+        </w:rPr>
+        <w:lastRenderedPageBreak/>
+        <w:t>minimizing paperwork, reducing delays in inspection reporting, and ensuring accurate documentation of fire code payments. Furthermore, the platform’s user-friendly interface will help BFP staff manage data more effectively, make informed decisions, and enhance communication with other agencies and stakeholders. This digital solution not only supports daily BFP operations but also contributes to the broader goals of public safety, transparency, and disaster risk reduction.</w:t>
       </w:r>
     </w:p>
     <w:p>
@@ -4907,7 +5036,23 @@
           <w:color w:val="000000" w:themeColor="text1"/>
           <w:highlight w:val="white"/>
         </w:rPr>
-        <w:t>The main objective of this project is to design and develop a GIS-integrated, web-based system that will help the Bureau of Fire Protection (BFP) in Virac, Catanduanes efficiently manage and monitor building and establishment profiles, fire safety compliance, and fire code tax records, while ensuring effective communication with establishment owners.</w:t>
+        <w:t xml:space="preserve">The main objective of this project is to design and develop a GIS-integrated, web-based system that will help the Bureau of Fire Protection (BFP) in Virac, </w:t>
+      </w:r>
+      <w:proofErr w:type="spellStart"/>
+      <w:r>
+        <w:rPr>
+          <w:color w:val="000000" w:themeColor="text1"/>
+          <w:highlight w:val="white"/>
+        </w:rPr>
+        <w:t>Catanduanes</w:t>
+      </w:r>
+      <w:proofErr w:type="spellEnd"/>
+      <w:r>
+        <w:rPr>
+          <w:color w:val="000000" w:themeColor="text1"/>
+          <w:highlight w:val="white"/>
+        </w:rPr>
+        <w:t xml:space="preserve"> efficiently manage and monitor building and establishment profiles, fire safety compliance, and fire code tax records, while ensuring effective communication with establishment owners.</w:t>
       </w:r>
     </w:p>
     <w:p>
@@ -4960,7 +5105,29 @@
           <w:highlight w:val="white"/>
           <w:lang w:val="en-US"/>
         </w:rPr>
-        <w:t xml:space="preserve"> web-based system for managing establishments in Virac, Catanduanes that will enable BFP personnel and Establishment owner to register establishment, schedule inspection, monitor compliance, and manage fire code tax records.</w:t>
+        <w:t xml:space="preserve"> web-based system for managing establishments in Virac, </w:t>
+      </w:r>
+      <w:proofErr w:type="spellStart"/>
+      <w:r>
+        <w:rPr>
+          <w:rFonts w:ascii="Times New Roman" w:eastAsia="Times New Roman" w:hAnsi="Times New Roman" w:cs="Times New Roman"/>
+          <w:sz w:val="24"/>
+          <w:szCs w:val="24"/>
+          <w:highlight w:val="white"/>
+          <w:lang w:val="en-US"/>
+        </w:rPr>
+        <w:t>Catanduanes</w:t>
+      </w:r>
+      <w:proofErr w:type="spellEnd"/>
+      <w:r>
+        <w:rPr>
+          <w:rFonts w:ascii="Times New Roman" w:eastAsia="Times New Roman" w:hAnsi="Times New Roman" w:cs="Times New Roman"/>
+          <w:sz w:val="24"/>
+          <w:szCs w:val="24"/>
+          <w:highlight w:val="white"/>
+          <w:lang w:val="en-US"/>
+        </w:rPr>
+        <w:t xml:space="preserve"> that will enable BFP personnel and Establishment owner to register establishment, schedule inspection, monitor compliance, and manage fire code tax records.</w:t>
       </w:r>
     </w:p>
     <w:p>
@@ -5015,8 +5182,9 @@
           <w:highlight w:val="white"/>
           <w:lang w:val="en-US"/>
         </w:rPr>
-        <w:t>To evaluate the BFP SiteProfiler system using the ISO/IEC 25010 standard, with assessments conducted by technical experts and selected BFP personnel, based on the following quality characteristics:</w:t>
-      </w:r>
+        <w:t xml:space="preserve">To evaluate the BFP </w:t>
+      </w:r>
+      <w:proofErr w:type="spellStart"/>
       <w:r>
         <w:rPr>
           <w:rFonts w:ascii="Times New Roman" w:eastAsia="Times New Roman" w:hAnsi="Times New Roman" w:cs="Times New Roman"/>
@@ -5025,6 +5193,27 @@
           <w:highlight w:val="white"/>
           <w:lang w:val="en-US"/>
         </w:rPr>
+        <w:t>SiteProfiler</w:t>
+      </w:r>
+      <w:proofErr w:type="spellEnd"/>
+      <w:r>
+        <w:rPr>
+          <w:rFonts w:ascii="Times New Roman" w:eastAsia="Times New Roman" w:hAnsi="Times New Roman" w:cs="Times New Roman"/>
+          <w:sz w:val="24"/>
+          <w:szCs w:val="24"/>
+          <w:highlight w:val="white"/>
+          <w:lang w:val="en-US"/>
+        </w:rPr>
+        <w:t xml:space="preserve"> system using the ISO/IEC 25010 standard, with assessments conducted by technical experts and selected BFP personnel, based on the following quality characteristics:</w:t>
+      </w:r>
+      <w:r>
+        <w:rPr>
+          <w:rFonts w:ascii="Times New Roman" w:eastAsia="Times New Roman" w:hAnsi="Times New Roman" w:cs="Times New Roman"/>
+          <w:sz w:val="24"/>
+          <w:szCs w:val="24"/>
+          <w:highlight w:val="white"/>
+          <w:lang w:val="en-US"/>
+        </w:rPr>
         <w:br/>
         <w:t>a) Functional Suitability</w:t>
       </w:r>
@@ -5037,6 +5226,16 @@
           <w:lang w:val="en-US"/>
         </w:rPr>
         <w:br/>
+      </w:r>
+      <w:r>
+        <w:rPr>
+          <w:rFonts w:ascii="Times New Roman" w:eastAsia="Times New Roman" w:hAnsi="Times New Roman" w:cs="Times New Roman"/>
+          <w:sz w:val="24"/>
+          <w:szCs w:val="24"/>
+          <w:highlight w:val="white"/>
+          <w:lang w:val="en-US"/>
+        </w:rPr>
+        <w:lastRenderedPageBreak/>
         <w:t>b) Performance Efficiency</w:t>
       </w:r>
       <w:r>
@@ -5135,7 +5334,35 @@
         <w:rPr>
           <w:color w:val="auto"/>
         </w:rPr>
-        <w:t xml:space="preserve">The BFP SiteProfiler is designed to help the Bureau of Fire Protection in Virac, Catanduanes, manage establishment data and fire safety inspections more efficiently. It offers a centralized, web-based platform where BFP personnel can register establishments, track inspections, monitor compliance, and issue fire safety certificates. A key feature is the integration of GIS, which </w:t>
+        <w:t xml:space="preserve">The BFP </w:t>
+      </w:r>
+      <w:proofErr w:type="spellStart"/>
+      <w:r>
+        <w:rPr>
+          <w:color w:val="auto"/>
+        </w:rPr>
+        <w:t>SiteProfiler</w:t>
+      </w:r>
+      <w:proofErr w:type="spellEnd"/>
+      <w:r>
+        <w:rPr>
+          <w:color w:val="auto"/>
+        </w:rPr>
+        <w:t xml:space="preserve"> is designed to help the Bureau of Fire Protection in Virac, </w:t>
+      </w:r>
+      <w:proofErr w:type="spellStart"/>
+      <w:r>
+        <w:rPr>
+          <w:color w:val="auto"/>
+        </w:rPr>
+        <w:t>Catanduanes</w:t>
+      </w:r>
+      <w:proofErr w:type="spellEnd"/>
+      <w:r>
+        <w:rPr>
+          <w:color w:val="auto"/>
+        </w:rPr>
+        <w:t xml:space="preserve">, manage establishment data and fire safety inspections more efficiently. It offers a centralized, web-based platform where BFP personnel can register establishments, track inspections, monitor compliance, and issue fire safety certificates. A key feature is the integration of GIS, which </w:t>
       </w:r>
       <w:r>
         <w:rPr>
@@ -5168,7 +5395,21 @@
         <w:rPr>
           <w:color w:val="auto"/>
         </w:rPr>
-        <w:t xml:space="preserve">he system offers many improvements over manual processes, it does have a few limitations. It works through a web browser but </w:t>
+        <w:t xml:space="preserve">he system offers many improvements over manual </w:t>
+      </w:r>
+      <w:proofErr w:type="gramStart"/>
+      <w:r>
+        <w:rPr>
+          <w:color w:val="auto"/>
+        </w:rPr>
+        <w:t>processes,</w:t>
+      </w:r>
+      <w:proofErr w:type="gramEnd"/>
+      <w:r>
+        <w:rPr>
+          <w:color w:val="auto"/>
+        </w:rPr>
+        <w:t xml:space="preserve"> it does have a few limitations. It works through a web browser but </w:t>
       </w:r>
       <w:r>
         <w:rPr>
@@ -5180,7 +5421,14 @@
         <w:rPr>
           <w:color w:val="auto"/>
         </w:rPr>
-        <w:t xml:space="preserve"> convenience for some users. It also doesn’t connect with other government databases like those of the DTI or the Treasurer’s Office, which could have made data sharing easier. Since this is a student-developed project, it's being tested only in a limited environment, so its performance on a larger scale hasn’t been fully evaluated yet. Also, the system doesn't include emergency dispatch features, and its security testing is basic due to limited resources.</w:t>
+        <w:t xml:space="preserve"> convenience for some users. It also doesn’t connect with other government databases like those of the DTI or the Treasurer’s Office, which could have made data sharing easier. Since this is a student-developed project, it's being tested only in a limited environment, so its performance on a larger scale hasn’t been fully evaluated yet. Also, the system doesn't </w:t>
+      </w:r>
+      <w:r>
+        <w:rPr>
+          <w:color w:val="auto"/>
+        </w:rPr>
+        <w:lastRenderedPageBreak/>
+        <w:t>include emergency dispatch features, and its security testing is basic due to limited resources.</w:t>
       </w:r>
     </w:p>
     <w:p>
@@ -5332,13 +5580,28 @@
           <w:bCs/>
           <w:color w:val="auto"/>
         </w:rPr>
+        <w:lastRenderedPageBreak/>
         <w:t>Establishment</w:t>
       </w:r>
       <w:r>
         <w:rPr>
           <w:color w:val="auto"/>
         </w:rPr>
-        <w:t xml:space="preserve"> refers to any commercial, institutional, or public building within Virac, Catanduanes, that falls under the jurisdiction of the BFP for fire safety inspections and monitoring.</w:t>
+        <w:t xml:space="preserve"> refers to any commercial, institutional, or public building within Virac, </w:t>
+      </w:r>
+      <w:proofErr w:type="spellStart"/>
+      <w:r>
+        <w:rPr>
+          <w:color w:val="auto"/>
+        </w:rPr>
+        <w:t>Catanduanes</w:t>
+      </w:r>
+      <w:proofErr w:type="spellEnd"/>
+      <w:r>
+        <w:rPr>
+          <w:color w:val="auto"/>
+        </w:rPr>
+        <w:t>, that falls under the jurisdiction of the BFP for fire safety inspections and monitoring.</w:t>
       </w:r>
     </w:p>
     <w:p>
@@ -5407,7 +5670,21 @@
         <w:rPr>
           <w:color w:val="auto"/>
         </w:rPr>
-        <w:t xml:space="preserve"> is the standardized evaluation conducted by BFP inspectors to assess whether an establishment adheres to fire safety protocols. The BFP SiteProfiler system facilitates digital logging and tracking of these inspections.</w:t>
+        <w:t xml:space="preserve"> is the standardized evaluation conducted by BFP inspectors to assess whether an establishment adheres to fire safety protocols. The BFP </w:t>
+      </w:r>
+      <w:proofErr w:type="spellStart"/>
+      <w:r>
+        <w:rPr>
+          <w:color w:val="auto"/>
+        </w:rPr>
+        <w:t>SiteProfiler</w:t>
+      </w:r>
+      <w:proofErr w:type="spellEnd"/>
+      <w:r>
+        <w:rPr>
+          <w:color w:val="auto"/>
+        </w:rPr>
+        <w:t xml:space="preserve"> system facilitates digital logging and tracking of these inspections.</w:t>
       </w:r>
     </w:p>
     <w:p>
@@ -5493,6 +5770,7 @@
           <w:bCs/>
           <w:color w:val="auto"/>
         </w:rPr>
+        <w:lastRenderedPageBreak/>
         <w:t>Inspection Logging</w:t>
       </w:r>
       <w:r>
@@ -5545,7 +5823,21 @@
         <w:rPr>
           <w:color w:val="auto"/>
         </w:rPr>
-        <w:t xml:space="preserve"> is a software quality evaluation standard used in this study to assess the BFP SiteProfiler system based on key parameters such as functionality, interaction capability, reliability, performance efficiency, maintainability, security, compatibility, and portability.</w:t>
+        <w:t xml:space="preserve"> is a software quality evaluation standard used in this study to assess the BFP </w:t>
+      </w:r>
+      <w:proofErr w:type="spellStart"/>
+      <w:r>
+        <w:rPr>
+          <w:color w:val="auto"/>
+        </w:rPr>
+        <w:t>SiteProfiler</w:t>
+      </w:r>
+      <w:proofErr w:type="spellEnd"/>
+      <w:r>
+        <w:rPr>
+          <w:color w:val="auto"/>
+        </w:rPr>
+        <w:t xml:space="preserve"> system based on key parameters such as functionality, interaction capability, reliability, performance efficiency, maintainability, security, compatibility, and portability.</w:t>
       </w:r>
     </w:p>
     <w:p>
@@ -5568,7 +5860,21 @@
         <w:rPr>
           <w:color w:val="auto"/>
         </w:rPr>
-        <w:t xml:space="preserve"> defines how easily the BFP SiteProfiler can be modified, debugged, or improved by developers to address future needs of the BFP, including updates to inspection workflows or data handling.</w:t>
+        <w:t xml:space="preserve"> defines how easily the BFP </w:t>
+      </w:r>
+      <w:proofErr w:type="spellStart"/>
+      <w:r>
+        <w:rPr>
+          <w:color w:val="auto"/>
+        </w:rPr>
+        <w:t>SiteProfiler</w:t>
+      </w:r>
+      <w:proofErr w:type="spellEnd"/>
+      <w:r>
+        <w:rPr>
+          <w:color w:val="auto"/>
+        </w:rPr>
+        <w:t xml:space="preserve"> can be modified, debugged, or improved by developers to address future needs of the BFP, including updates to inspection workflows or data handling.</w:t>
       </w:r>
     </w:p>
     <w:p>
@@ -5654,6 +5960,7 @@
           <w:bCs/>
           <w:color w:val="auto"/>
         </w:rPr>
+        <w:lastRenderedPageBreak/>
         <w:t>Role-Based Access Control (RBAC)</w:t>
       </w:r>
       <w:r>
@@ -5798,6 +6105,7 @@
       </w:pPr>
       <w:bookmarkStart w:id="4" w:name="_Toc201068463"/>
       <w:r>
+        <w:lastRenderedPageBreak/>
         <w:t>Conceptual Framework</w:t>
       </w:r>
       <w:bookmarkEnd w:id="4"/>
@@ -5941,7 +6249,39 @@
           <w:color w:val="000000" w:themeColor="text1"/>
           <w:highlight w:val="white"/>
         </w:rPr>
-        <w:t>The development of the BFP SiteProfiler, a GIS-integrated web-based system for managing fire safety inspection and establishment data in Catanduanes, follows an Input-Process-Output (IPO) model integrated with the Rapid Application Development (RAD) methodology. This conceptual framework outlines the essential components that contribute to the successful planning, development, and deployment of the system. The model begins with clearly defined inputs—comprising data, hardware, and software requirements—which serve as the foundation for building the system.</w:t>
+        <w:t xml:space="preserve">The development of the BFP </w:t>
+      </w:r>
+      <w:proofErr w:type="spellStart"/>
+      <w:r>
+        <w:rPr>
+          <w:color w:val="000000" w:themeColor="text1"/>
+          <w:highlight w:val="white"/>
+        </w:rPr>
+        <w:t>SiteProfiler</w:t>
+      </w:r>
+      <w:proofErr w:type="spellEnd"/>
+      <w:r>
+        <w:rPr>
+          <w:color w:val="000000" w:themeColor="text1"/>
+          <w:highlight w:val="white"/>
+        </w:rPr>
+        <w:t xml:space="preserve">, a GIS-integrated web-based system for managing fire safety inspection and establishment data in </w:t>
+      </w:r>
+      <w:proofErr w:type="spellStart"/>
+      <w:r>
+        <w:rPr>
+          <w:color w:val="000000" w:themeColor="text1"/>
+          <w:highlight w:val="white"/>
+        </w:rPr>
+        <w:t>Catanduanes</w:t>
+      </w:r>
+      <w:proofErr w:type="spellEnd"/>
+      <w:r>
+        <w:rPr>
+          <w:color w:val="000000" w:themeColor="text1"/>
+          <w:highlight w:val="white"/>
+        </w:rPr>
+        <w:t>, follows an Input-Process-Output (IPO) model integrated with the Rapid Application Development (RAD) methodology. This conceptual framework outlines the essential components that contribute to the successful planning, development, and deployment of the system. The model begins with clearly defined inputs—comprising data, hardware, and software requirements—which serve as the foundation for building the system.</w:t>
       </w:r>
     </w:p>
     <w:p>
@@ -5958,7 +6298,15 @@
           <w:color w:val="000000" w:themeColor="text1"/>
           <w:highlight w:val="white"/>
         </w:rPr>
-        <w:t>The input phase includes key data requirements such as building information, inspection records, and location data. These datasets are essential for profiling establishments, monitoring compliance, and mapping their exact locations using GPS. Hardware requirements include laptops and workstations, which are used by BFP personnel to access and operate the system, whether in administrative offices or during field inspections. The software requirements comprise tools and platforms that enable both development and usage of the system. These include Visual Studio Code for source code editing, XAMPP for setting up a local web server environment, Leaflet.js for GIS integration, and browsers like Google Chrome and Microsoft Edge for accessing the application. Additionally, Geolocation APIs are used for capturing location data, GitHub is utilized for version control and collaboration, and HTTPS via SSL certificates ensures secure access and enables browser-based geolocation features.</w:t>
+        <w:t xml:space="preserve">The input phase includes key data requirements such as building information, inspection records, and location data. These datasets are essential for profiling establishments, monitoring compliance, and mapping their exact locations using GPS. </w:t>
+      </w:r>
+      <w:r>
+        <w:rPr>
+          <w:color w:val="000000" w:themeColor="text1"/>
+          <w:highlight w:val="white"/>
+        </w:rPr>
+        <w:lastRenderedPageBreak/>
+        <w:t>Hardware requirements include laptops and workstations, which are used by BFP personnel to access and operate the system, whether in administrative offices or during field inspections. The software requirements comprise tools and platforms that enable both development and usage of the system. These include Visual Studio Code for source code editing, XAMPP for setting up a local web server environment, Leaflet.js for GIS integration, and browsers like Google Chrome and Microsoft Edge for accessing the application. Additionally, Geolocation APIs are used for capturing location data, GitHub is utilized for version control and collaboration, and HTTPS via SSL certificates ensures secure access and enables browser-based geolocation features.</w:t>
       </w:r>
     </w:p>
     <w:p>
@@ -5992,6 +6340,7 @@
           <w:color w:val="000000" w:themeColor="text1"/>
           <w:highlight w:val="white"/>
         </w:rPr>
+        <w:lastRenderedPageBreak/>
         <w:t>The output phase highlights the deliverables of the project. These include a fully working GIS-integrated web-based establishment management system, which provides functionalities such as establishment profiling, inspection monitoring, risk zone visualization through maps, and compliance tracking. An additional feature is the automatic generation and download of fire safety certificates for compliant establishments, streamlining documentation. A comprehensive user manual is also developed to guide BFP personnel in using the system effectively.</w:t>
       </w:r>
     </w:p>
@@ -6026,7 +6375,39 @@
           <w:color w:val="000000" w:themeColor="text1"/>
           <w:highlight w:val="white"/>
         </w:rPr>
-        <w:t>In summary, the conceptual framework of the BFP SiteProfiler demonstrates a structured and iterative approach to system development. It ensures that technical requirements, end-user feedback, and organizational objectives are cohesively addressed. As a result, the output is a secure, reliable, and user-friendly system that enhances the Bureau of Fire Protection’s capacity to manage establishments, conduct inspections, and enforce fire safety compliance across Catanduanes.</w:t>
+        <w:t xml:space="preserve">In summary, the conceptual framework of the BFP </w:t>
+      </w:r>
+      <w:proofErr w:type="spellStart"/>
+      <w:r>
+        <w:rPr>
+          <w:color w:val="000000" w:themeColor="text1"/>
+          <w:highlight w:val="white"/>
+        </w:rPr>
+        <w:t>SiteProfiler</w:t>
+      </w:r>
+      <w:proofErr w:type="spellEnd"/>
+      <w:r>
+        <w:rPr>
+          <w:color w:val="000000" w:themeColor="text1"/>
+          <w:highlight w:val="white"/>
+        </w:rPr>
+        <w:t xml:space="preserve"> demonstrates a structured and iterative approach to system development. It ensures that technical requirements, end-user feedback, and organizational objectives are cohesively addressed. As a result, the output is a secure, reliable, and user-friendly system that enhances the Bureau of Fire Protection’s capacity to manage establishments, conduct inspections, and enforce fire safety compliance across </w:t>
+      </w:r>
+      <w:proofErr w:type="spellStart"/>
+      <w:r>
+        <w:rPr>
+          <w:color w:val="000000" w:themeColor="text1"/>
+          <w:highlight w:val="white"/>
+        </w:rPr>
+        <w:t>Catanduanes</w:t>
+      </w:r>
+      <w:proofErr w:type="spellEnd"/>
+      <w:r>
+        <w:rPr>
+          <w:color w:val="000000" w:themeColor="text1"/>
+          <w:highlight w:val="white"/>
+        </w:rPr>
+        <w:t>.</w:t>
       </w:r>
     </w:p>
     <w:p>
@@ -6055,6 +6436,7 @@
         <w:rPr>
           <w:noProof/>
         </w:rPr>
+        <w:lastRenderedPageBreak/>
         <w:drawing>
           <wp:anchor distT="0" distB="0" distL="114300" distR="114300" simplePos="0" relativeHeight="251671040" behindDoc="0" locked="0" layoutInCell="1" allowOverlap="1" wp14:anchorId="3CA804D4" wp14:editId="6010B6AB">
             <wp:simplePos x="0" y="0"/>
@@ -6193,7 +6575,21 @@
         <w:rPr>
           <w:color w:val="000000" w:themeColor="text1"/>
         </w:rPr>
-        <w:t>Figure 2 illustrates the data flow framework for the GIS integration component of the BFP SiteProfiler system, which combines Leaflet.js and the browser-based Geolocation API to support real-time mapping of establishments and inspection data. This framework outlines the digital process that captures geolocation data, plots it on an interactive map, stores it in a centralized database, and uses it to enhance fire safety operations through spatial visualization and planning.</w:t>
+        <w:t xml:space="preserve">Figure 2 illustrates the data flow framework for the GIS integration component of the BFP </w:t>
+      </w:r>
+      <w:proofErr w:type="spellStart"/>
+      <w:r>
+        <w:rPr>
+          <w:color w:val="000000" w:themeColor="text1"/>
+        </w:rPr>
+        <w:t>SiteProfiler</w:t>
+      </w:r>
+      <w:proofErr w:type="spellEnd"/>
+      <w:r>
+        <w:rPr>
+          <w:color w:val="000000" w:themeColor="text1"/>
+        </w:rPr>
+        <w:t xml:space="preserve"> system, which combines Leaflet.js and the browser-based Geolocation API to support real-time mapping of establishments and inspection data. This framework outlines the digital process that captures geolocation data, plots it on an interactive map, stores it in a centralized database, and uses it to enhance fire safety operations through spatial visualization and planning.</w:t>
       </w:r>
     </w:p>
     <w:p>
@@ -6207,7 +6603,23 @@
         <w:rPr>
           <w:color w:val="000000" w:themeColor="text1"/>
         </w:rPr>
-        <w:t>The process begins when either the Establishment Owner or the assigned Inspector initiates a system interaction that requires the input of location data. This occurs during establishment registration or while logging inspection details. The user can either allow the browser to automatically capture their current location via the Geolocation API or manually pin their position on the map. When GPS is enabled, the system prompts the browser to access the device’s geographic coordinates, typically latitude and longitude, through the navigator.geolocation function. Once permission is granted, the coordinates are retrieved and used to identify the precise location of the establishment.</w:t>
+        <w:t xml:space="preserve">The process begins when either the Establishment Owner or the assigned Inspector initiates a system interaction that requires the input of location data. This occurs during establishment registration or while logging inspection details. The user can either allow the browser to automatically capture their current location via the Geolocation API or manually pin their position on the map. When GPS is enabled, the system prompts the browser to access the device’s geographic coordinates, typically latitude and longitude, through the </w:t>
+      </w:r>
+      <w:proofErr w:type="spellStart"/>
+      <w:proofErr w:type="gramStart"/>
+      <w:r>
+        <w:rPr>
+          <w:color w:val="000000" w:themeColor="text1"/>
+        </w:rPr>
+        <w:t>navigator.geolocation</w:t>
+      </w:r>
+      <w:proofErr w:type="spellEnd"/>
+      <w:proofErr w:type="gramEnd"/>
+      <w:r>
+        <w:rPr>
+          <w:color w:val="000000" w:themeColor="text1"/>
+        </w:rPr>
+        <w:t xml:space="preserve"> function. Once permission is granted, the coordinates are retrieved and used to identify the precise location of the establishment.</w:t>
       </w:r>
     </w:p>
     <w:p>
@@ -6221,6 +6633,7 @@
         <w:rPr>
           <w:color w:val="000000" w:themeColor="text1"/>
         </w:rPr>
+        <w:lastRenderedPageBreak/>
         <w:t>Following location capture, the coordinates are processed and displayed on the system’s embedded Leaflet.js map. This interactive map renders the data visually, allowing users to view the marked establishment in its actual position. Through Leaflet’s features such as custom markers and zoom controls, users can confirm the location or make necessary adjustments. This step ensures spatial accuracy and provides a visual interface for both inspectors and administrators to assess establishment distribution and monitor compliance status directly from the map.</w:t>
       </w:r>
     </w:p>
@@ -6263,6 +6676,7 @@
         <w:rPr>
           <w:color w:val="000000" w:themeColor="text1"/>
         </w:rPr>
+        <w:lastRenderedPageBreak/>
         <w:t>Throughout the process, the system ensures data security and integrity. Geolocation data is accessed only over secure HTTPS connections, and users must explicitly grant permission for GPS tracking. All submitted coordinates are validated before storage, and manual fallback options are available in case geolocation is blocked or unsupported on the user’s device.</w:t>
       </w:r>
     </w:p>
@@ -6291,6 +6705,7 @@
         <w:rPr>
           <w:color w:val="000000"/>
         </w:rPr>
+        <w:lastRenderedPageBreak/>
         <w:t xml:space="preserve"> </w:t>
       </w:r>
     </w:p>
@@ -6338,7 +6753,35 @@
         <w:rPr>
           <w:color w:val="000000" w:themeColor="text1"/>
         </w:rPr>
-        <w:t>This chapter presents a collection of relevant literature and systems that support the development of the BFP SiteProfiler: A GIS-Integrated Web-Based System for Managing Establishments in Catanduanes. The discussion is organized thematically in alignment with the project's objectives, focusing on digital profiling, GIS integration, fire risk assessment, compliance monitoring, and software quality evaluation.</w:t>
+        <w:t xml:space="preserve">This chapter presents a collection of relevant literature and systems that support the development of the BFP </w:t>
+      </w:r>
+      <w:proofErr w:type="spellStart"/>
+      <w:r>
+        <w:rPr>
+          <w:color w:val="000000" w:themeColor="text1"/>
+        </w:rPr>
+        <w:t>SiteProfiler</w:t>
+      </w:r>
+      <w:proofErr w:type="spellEnd"/>
+      <w:r>
+        <w:rPr>
+          <w:color w:val="000000" w:themeColor="text1"/>
+        </w:rPr>
+        <w:t xml:space="preserve">: A GIS-Integrated Web-Based System for Managing Establishments in </w:t>
+      </w:r>
+      <w:proofErr w:type="spellStart"/>
+      <w:r>
+        <w:rPr>
+          <w:color w:val="000000" w:themeColor="text1"/>
+        </w:rPr>
+        <w:t>Catanduanes</w:t>
+      </w:r>
+      <w:proofErr w:type="spellEnd"/>
+      <w:r>
+        <w:rPr>
+          <w:color w:val="000000" w:themeColor="text1"/>
+        </w:rPr>
+        <w:t>. The discussion is organized thematically in alignment with the project's objectives, focusing on digital profiling, GIS integration, fire risk assessment, compliance monitoring, and software quality evaluation.</w:t>
       </w:r>
     </w:p>
     <w:p>
@@ -6374,7 +6817,21 @@
         <w:rPr>
           <w:color w:val="000000" w:themeColor="text1"/>
         </w:rPr>
-        <w:t>The transition from traditional, paper-based systems to structured building profiling in public service sectors—particularly in fire safety management—aims to enhance data accuracy, operational efficiency, and regulatory compliance. By implementing centralized platforms for managing building information, agencies like the Bureau of Fire Protection (BFP) can conduct timely inspections, monitor safety standards, and maintain well-organized records. This section presents studies that highlight the value of standardized building data and automated compliance tracking—core functions that are built into the BFP SiteProfiler system.</w:t>
+        <w:t xml:space="preserve">The transition from traditional, paper-based systems to structured building profiling in public service sectors—particularly in fire safety management—aims to enhance data accuracy, operational efficiency, and regulatory compliance. By implementing centralized platforms for managing building information, agencies like the Bureau of Fire Protection (BFP) can conduct timely inspections, monitor safety standards, and maintain well-organized records. This section presents studies that highlight the value of standardized building data and automated compliance tracking—core functions that are built into the BFP </w:t>
+      </w:r>
+      <w:proofErr w:type="spellStart"/>
+      <w:r>
+        <w:rPr>
+          <w:color w:val="000000" w:themeColor="text1"/>
+        </w:rPr>
+        <w:t>SiteProfiler</w:t>
+      </w:r>
+      <w:proofErr w:type="spellEnd"/>
+      <w:r>
+        <w:rPr>
+          <w:color w:val="000000" w:themeColor="text1"/>
+        </w:rPr>
+        <w:t xml:space="preserve"> system.</w:t>
       </w:r>
     </w:p>
     <w:p>
@@ -6384,11 +6841,54 @@
           <w:color w:val="000000" w:themeColor="text1"/>
         </w:rPr>
       </w:pPr>
-      <w:r>
-        <w:rPr>
-          <w:color w:val="000000" w:themeColor="text1"/>
-        </w:rPr>
-        <w:t>Astrero and Bitonio (2022) looked into how records were being managed at the Bureau of Fire Protection (BFP) in Rizal and found several problems. They pointed out that documents were often poorly organized, stored in overcrowded filing cabinets, and hard to retrieve when needed. This made it difficult for staff to keep track of inspections and compliance records. They recommended setting up a digital records management system to make things more efficient and reliable. Their findings support the need for systems like the BFP SiteProfiler, which offers a more organized and accessible way to handle establishment profiles and inspection data.</w:t>
+      <w:proofErr w:type="spellStart"/>
+      <w:r>
+        <w:rPr>
+          <w:color w:val="000000" w:themeColor="text1"/>
+        </w:rPr>
+        <w:t>Astrero</w:t>
+      </w:r>
+      <w:proofErr w:type="spellEnd"/>
+      <w:r>
+        <w:rPr>
+          <w:color w:val="000000" w:themeColor="text1"/>
+        </w:rPr>
+        <w:t xml:space="preserve"> and </w:t>
+      </w:r>
+      <w:proofErr w:type="spellStart"/>
+      <w:r>
+        <w:rPr>
+          <w:color w:val="000000" w:themeColor="text1"/>
+        </w:rPr>
+        <w:t>Bitonio</w:t>
+      </w:r>
+      <w:proofErr w:type="spellEnd"/>
+      <w:r>
+        <w:rPr>
+          <w:color w:val="000000" w:themeColor="text1"/>
+        </w:rPr>
+        <w:t xml:space="preserve"> (2022) looked into how records were being managed at the Bureau of Fire Protection (BFP) in Rizal and found several problems. They pointed out that documents were often poorly organized, stored in overcrowded filing cabinets, and hard to retrieve when needed. This made it difficult for staff to keep track of inspections and compliance records. They recommended setting up a digital records management system to make things more efficient and reliable. Their findings support the need for </w:t>
+      </w:r>
+      <w:r>
+        <w:rPr>
+          <w:color w:val="000000" w:themeColor="text1"/>
+        </w:rPr>
+        <w:lastRenderedPageBreak/>
+        <w:t xml:space="preserve">systems like the BFP </w:t>
+      </w:r>
+      <w:proofErr w:type="spellStart"/>
+      <w:r>
+        <w:rPr>
+          <w:color w:val="000000" w:themeColor="text1"/>
+        </w:rPr>
+        <w:t>SiteProfiler</w:t>
+      </w:r>
+      <w:proofErr w:type="spellEnd"/>
+      <w:r>
+        <w:rPr>
+          <w:color w:val="000000" w:themeColor="text1"/>
+        </w:rPr>
+        <w:t>, which offers a more organized and accessible way to handle establishment profiles and inspection data.</w:t>
       </w:r>
     </w:p>
     <w:p>
@@ -6402,7 +6902,21 @@
         <w:rPr>
           <w:color w:val="000000" w:themeColor="text1"/>
         </w:rPr>
-        <w:t>Similarly, Malimban (2025) explored how the BFP and the Bureau of Jail Management and Penology (BJMP) have started shifting from manual to digital systems. The study highlighted how this transition helped improve day-to-day operations, especially in areas like computing fire code fees, issuing certificates, and accessing important records. By digitizing these tasks, the agencies were able to reduce delays, minimize errors, and make their services more efficient. These improvements reflect the same goals behind the BFP SiteProfiler, which aims to simplify and modernize fire safety management through a centralized digital platform.</w:t>
+        <w:t xml:space="preserve">Similarly, Malimban (2025) explored how the BFP and the Bureau of Jail Management and Penology (BJMP) have started shifting from manual to digital systems. The study highlighted how this transition helped improve day-to-day operations, especially in areas like computing fire code fees, issuing certificates, and accessing important records. By digitizing these tasks, the agencies were able to reduce delays, minimize errors, and make their services more efficient. These improvements reflect the same goals behind the BFP </w:t>
+      </w:r>
+      <w:proofErr w:type="spellStart"/>
+      <w:r>
+        <w:rPr>
+          <w:color w:val="000000" w:themeColor="text1"/>
+        </w:rPr>
+        <w:t>SiteProfiler</w:t>
+      </w:r>
+      <w:proofErr w:type="spellEnd"/>
+      <w:r>
+        <w:rPr>
+          <w:color w:val="000000" w:themeColor="text1"/>
+        </w:rPr>
+        <w:t>, which aims to simplify and modernize fire safety management through a centralized digital platform.</w:t>
       </w:r>
     </w:p>
     <w:p>
@@ -6416,7 +6930,21 @@
         <w:rPr>
           <w:color w:val="000000" w:themeColor="text1"/>
         </w:rPr>
-        <w:t>Wallace et al. (2025) offered a broader societal perspective by examining digital risk-profiling in England’s private rented sector. Their research revealed how digital profiling is increasingly used to assess individuals and properties based on pre-determined risk factors. The study raised important concerns about transparency, data fairness, and algorithmic bias, particularly when profiling systems are used to make decisions that affect access to housing or services. While the BFP SiteProfiler does not operate in a housing market context, this study underscores the need for responsible data handling, clear criteria in compliance scoring, and safeguards against unintended consequences when using digital profiling in public systems. It reinforces the importance of ethical design, especially when profiling affects service delivery or public safety enforcement.</w:t>
+        <w:t xml:space="preserve">Wallace et al. (2025) offered a broader societal perspective by examining digital risk-profiling in England’s private rented sector. Their research revealed how digital profiling is increasingly used to assess individuals and properties based on pre-determined risk factors. The study raised important concerns about transparency, data fairness, and algorithmic bias, particularly when profiling systems are used to make decisions that affect access to housing or services. While the BFP </w:t>
+      </w:r>
+      <w:proofErr w:type="spellStart"/>
+      <w:r>
+        <w:rPr>
+          <w:color w:val="000000" w:themeColor="text1"/>
+        </w:rPr>
+        <w:t>SiteProfiler</w:t>
+      </w:r>
+      <w:proofErr w:type="spellEnd"/>
+      <w:r>
+        <w:rPr>
+          <w:color w:val="000000" w:themeColor="text1"/>
+        </w:rPr>
+        <w:t xml:space="preserve"> does not operate in a housing market context, this study underscores the need for responsible data handling, clear criteria in compliance scoring, and safeguards against unintended consequences when using digital profiling in public systems. It reinforces the importance of ethical design, especially when profiling affects service delivery or public safety enforcement.</w:t>
       </w:r>
     </w:p>
     <w:p>
@@ -6430,7 +6958,42 @@
         <w:rPr>
           <w:color w:val="000000" w:themeColor="text1"/>
         </w:rPr>
-        <w:t>Complementing this, Morichetta et al. (2025) presented a technical perspective on profiling in their study They proposed a framework that uses metadata and historical execution traces to efficiently predict resource demands in distributed computing environments. Their profiling method enables more informed decision-making through accurate workload classification and system responsiveness. While their research focuses on cloud and edge computing, the principles behind metadata-based profiling—such as pattern recognition, predictive modeling, and resource optimization—align with the goals of the BFP SiteProfiler. By tracking inspection histories and compliance patterns, the system can prioritize high-risk establishments and support more efficient planning and deployment of fire safety resources.</w:t>
+        <w:t xml:space="preserve">Complementing this, </w:t>
+      </w:r>
+      <w:proofErr w:type="spellStart"/>
+      <w:r>
+        <w:rPr>
+          <w:color w:val="000000" w:themeColor="text1"/>
+        </w:rPr>
+        <w:t>Morichetta</w:t>
+      </w:r>
+      <w:proofErr w:type="spellEnd"/>
+      <w:r>
+        <w:rPr>
+          <w:color w:val="000000" w:themeColor="text1"/>
+        </w:rPr>
+        <w:t xml:space="preserve"> et al. (2025) presented a technical perspective on profiling in their study They proposed a framework that uses metadata and historical execution traces to efficiently predict resource demands in distributed computing </w:t>
+      </w:r>
+      <w:r>
+        <w:rPr>
+          <w:color w:val="000000" w:themeColor="text1"/>
+        </w:rPr>
+        <w:lastRenderedPageBreak/>
+        <w:t xml:space="preserve">environments. Their profiling method enables more informed decision-making through accurate workload classification and system responsiveness. While their research focuses on cloud and edge computing, the principles behind metadata-based profiling—such as pattern recognition, predictive modeling, and resource optimization—align with the goals of the BFP </w:t>
+      </w:r>
+      <w:proofErr w:type="spellStart"/>
+      <w:r>
+        <w:rPr>
+          <w:color w:val="000000" w:themeColor="text1"/>
+        </w:rPr>
+        <w:t>SiteProfiler</w:t>
+      </w:r>
+      <w:proofErr w:type="spellEnd"/>
+      <w:r>
+        <w:rPr>
+          <w:color w:val="000000" w:themeColor="text1"/>
+        </w:rPr>
+        <w:t>. By tracking inspection histories and compliance patterns, the system can prioritize high-risk establishments and support more efficient planning and deployment of fire safety resources.</w:t>
       </w:r>
     </w:p>
     <w:p>
@@ -6444,7 +7007,35 @@
         <w:rPr>
           <w:color w:val="000000" w:themeColor="text1"/>
         </w:rPr>
-        <w:t>Additionally, the Department of the Interior and Local Government–NCR (2024) launched the integration of the Bureau of Fire Protection’s e-Fire Safety Inspection System (e-FSIS) into the eLGU portal in Pateros. This initiative enables business owners to apply for Fire Safety Inspection Certificates online, reducing manual processing and improving transparency. It highlights a growing trend in digital transformation within government agencies, showing how online systems can support faster service delivery and better compliance monitoring—goals that align directly with the features of the proposed BFP SiteProfiler.</w:t>
+        <w:t xml:space="preserve">Additionally, the Department of the Interior and Local Government–NCR (2024) launched the integration of the Bureau of Fire Protection’s e-Fire Safety Inspection System (e-FSIS) into the </w:t>
+      </w:r>
+      <w:proofErr w:type="spellStart"/>
+      <w:r>
+        <w:rPr>
+          <w:color w:val="000000" w:themeColor="text1"/>
+        </w:rPr>
+        <w:t>eLGU</w:t>
+      </w:r>
+      <w:proofErr w:type="spellEnd"/>
+      <w:r>
+        <w:rPr>
+          <w:color w:val="000000" w:themeColor="text1"/>
+        </w:rPr>
+        <w:t xml:space="preserve"> portal in Pateros. This initiative enables business owners to apply for Fire Safety Inspection Certificates online, reducing manual processing and improving transparency. It highlights a growing trend in digital transformation within government agencies, showing how online systems can support faster service delivery and better compliance monitoring—goals that align directly with the features of the proposed BFP </w:t>
+      </w:r>
+      <w:proofErr w:type="spellStart"/>
+      <w:r>
+        <w:rPr>
+          <w:color w:val="000000" w:themeColor="text1"/>
+        </w:rPr>
+        <w:t>SiteProfiler</w:t>
+      </w:r>
+      <w:proofErr w:type="spellEnd"/>
+      <w:r>
+        <w:rPr>
+          <w:color w:val="000000" w:themeColor="text1"/>
+        </w:rPr>
+        <w:t>.</w:t>
       </w:r>
     </w:p>
     <w:p>
@@ -6460,7 +7051,56 @@
         <w:rPr>
           <w:color w:val="000000" w:themeColor="text1"/>
         </w:rPr>
-        <w:t>The reviewed studies clearly emphasize the growing importance of digital profiling and compliance monitoring in public safety services. Shifting from manual to digital systems, as seen in the experiences of the BFP, BJMP, and e-FSIS integration, leads to more accurate records, faster processes, and better service delivery. Research by Astrero, Malimban, and the DILG-NCR supports this transition by showcasing real operational benefits. At the same time, works by Wallace and Morichetta offer deeper insights into the technical and ethical aspects of digital profiling, reminding system developers to be mindful of data fairness, transparency, and resource efficiency. Altogether, these studies support the development of the BFP SiteProfiler as a centralized digital platform designed to enhance inspection workflows, improve compliance tracking, and promote responsible use of technology in fire safety management</w:t>
+        <w:t xml:space="preserve">The reviewed studies clearly emphasize the growing importance of digital profiling and compliance monitoring in public safety services. Shifting from manual to digital systems, as seen in the experiences of the BFP, BJMP, and e-FSIS integration, leads to more accurate records, faster processes, and better service delivery. Research by </w:t>
+      </w:r>
+      <w:proofErr w:type="spellStart"/>
+      <w:r>
+        <w:rPr>
+          <w:color w:val="000000" w:themeColor="text1"/>
+        </w:rPr>
+        <w:t>Astrero</w:t>
+      </w:r>
+      <w:proofErr w:type="spellEnd"/>
+      <w:r>
+        <w:rPr>
+          <w:color w:val="000000" w:themeColor="text1"/>
+        </w:rPr>
+        <w:t xml:space="preserve">, Malimban, and the DILG-NCR supports this transition by showcasing real operational benefits. At the same time, works by Wallace and </w:t>
+      </w:r>
+      <w:proofErr w:type="spellStart"/>
+      <w:r>
+        <w:rPr>
+          <w:color w:val="000000" w:themeColor="text1"/>
+        </w:rPr>
+        <w:t>Morichetta</w:t>
+      </w:r>
+      <w:proofErr w:type="spellEnd"/>
+      <w:r>
+        <w:rPr>
+          <w:color w:val="000000" w:themeColor="text1"/>
+        </w:rPr>
+        <w:t xml:space="preserve"> offer deeper insights into the technical and ethical aspects of digital profiling, reminding system developers to be mindful of data fairness, transparency, and resource efficiency. Altogether, these studies </w:t>
+      </w:r>
+      <w:r>
+        <w:rPr>
+          <w:color w:val="000000" w:themeColor="text1"/>
+        </w:rPr>
+        <w:lastRenderedPageBreak/>
+        <w:t xml:space="preserve">support the development of the BFP </w:t>
+      </w:r>
+      <w:proofErr w:type="spellStart"/>
+      <w:r>
+        <w:rPr>
+          <w:color w:val="000000" w:themeColor="text1"/>
+        </w:rPr>
+        <w:t>SiteProfiler</w:t>
+      </w:r>
+      <w:proofErr w:type="spellEnd"/>
+      <w:r>
+        <w:rPr>
+          <w:color w:val="000000" w:themeColor="text1"/>
+        </w:rPr>
+        <w:t xml:space="preserve"> as a centralized digital platform designed to enhance inspection workflows, improve compliance tracking, and promote responsible use of technology in fire safety management</w:t>
       </w:r>
       <w:r>
         <w:rPr>
@@ -6482,7 +7122,21 @@
         <w:rPr>
           <w:color w:val="000000" w:themeColor="text1"/>
         </w:rPr>
-        <w:t>The transition from traditional, paper-based systems to structured building profiling in public service sectors particularly in fire safety management aims to enhance data accuracy, operational efficiency, and regulatory compliance. By implementing centralized platforms for managing building information, agencies like the Bureau of Fire Protection (BFP) can conduct timely inspections, monitor safety standards, and maintain well-organized records. This section presents studies that highlight the value of standardized building data and automated compliance tracking—core functions that are built into the BFP SiteProfiler system.</w:t>
+        <w:t xml:space="preserve">The transition from traditional, paper-based systems to structured building profiling in public service sectors particularly in fire safety management aims to enhance data accuracy, operational efficiency, and regulatory compliance. By implementing centralized platforms for managing building information, agencies like the Bureau of Fire Protection (BFP) can conduct timely inspections, monitor safety standards, and maintain well-organized records. This section presents studies that highlight the value of standardized building data and automated compliance tracking—core functions that are built into the BFP </w:t>
+      </w:r>
+      <w:proofErr w:type="spellStart"/>
+      <w:r>
+        <w:rPr>
+          <w:color w:val="000000" w:themeColor="text1"/>
+        </w:rPr>
+        <w:t>SiteProfiler</w:t>
+      </w:r>
+      <w:proofErr w:type="spellEnd"/>
+      <w:r>
+        <w:rPr>
+          <w:color w:val="000000" w:themeColor="text1"/>
+        </w:rPr>
+        <w:t xml:space="preserve"> system.</w:t>
       </w:r>
     </w:p>
     <w:p>
@@ -6530,7 +7184,21 @@
         <w:rPr>
           <w:color w:val="000000" w:themeColor="text1"/>
         </w:rPr>
-        <w:t>Geographic Information System (GIS) technology has become a vital asset in modern fire safety management, particularly in mapping and monitoring building data across different locations. Through spatial visualization, GIS enables agencies to create accurate, interactive maps of establishments, which supports more efficient planning of inspections and resource deployment. By integrating location-based data with building profiles, GIS enhances overall coordination, situational awareness, and emergency response. This section explores studies that illustrate the value of GIS in building mapping an approach that plays a central role in the BFP SiteProfiler’s ability to organize and display establishment data geographically.</w:t>
+        <w:t xml:space="preserve">Geographic Information System (GIS) technology has become a vital asset in modern fire safety management, particularly in mapping and monitoring building data across different locations. Through spatial visualization, GIS enables agencies to create accurate, interactive maps of establishments, which supports more efficient planning of inspections and resource deployment. By integrating location-based data with building profiles, GIS enhances overall coordination, situational awareness, and emergency response. This section explores studies that illustrate the value of GIS in building mapping an approach that plays a central role in the BFP </w:t>
+      </w:r>
+      <w:proofErr w:type="spellStart"/>
+      <w:r>
+        <w:rPr>
+          <w:color w:val="000000" w:themeColor="text1"/>
+        </w:rPr>
+        <w:t>SiteProfiler’s</w:t>
+      </w:r>
+      <w:proofErr w:type="spellEnd"/>
+      <w:r>
+        <w:rPr>
+          <w:color w:val="000000" w:themeColor="text1"/>
+        </w:rPr>
+        <w:t xml:space="preserve"> ability to organize and display establishment data geographically.</w:t>
       </w:r>
     </w:p>
     <w:p>
@@ -6544,13 +7212,64 @@
         <w:rPr>
           <w:color w:val="000000" w:themeColor="text1"/>
         </w:rPr>
+        <w:lastRenderedPageBreak/>
         <w:tab/>
       </w:r>
-      <w:r>
-        <w:rPr>
-          <w:color w:val="000000" w:themeColor="text1"/>
-        </w:rPr>
-        <w:t>Sivrikaya and Küçük (2022) developed a fire risk assessment model using GIS combined with the Analytical Hierarchy Process (AHP) and statistical analysis to map forest fire risks in the Mediterranean region of Turkey. Their model considered multiple environmental factors—including forest structure, topography, and climate—to produce highly accurate fire risk maps. With a validation accuracy of 77.5%, the study showed how GIS, when integrated with decision-making tools like AHP, can effectively identify areas at high risk for fire incidents. Although focused on natural landscapes, the approach demonstrates how structured, data-driven GIS models can be adapted for urban environments to improve fire safety planning and resource deployment—similar to how the BFP SiteProfiler aims to visualize risk-prone zones in Catanduanes.</w:t>
+      <w:proofErr w:type="spellStart"/>
+      <w:r>
+        <w:rPr>
+          <w:color w:val="000000" w:themeColor="text1"/>
+        </w:rPr>
+        <w:t>Sivrikaya</w:t>
+      </w:r>
+      <w:proofErr w:type="spellEnd"/>
+      <w:r>
+        <w:rPr>
+          <w:color w:val="000000" w:themeColor="text1"/>
+        </w:rPr>
+        <w:t xml:space="preserve"> and </w:t>
+      </w:r>
+      <w:proofErr w:type="spellStart"/>
+      <w:r>
+        <w:rPr>
+          <w:color w:val="000000" w:themeColor="text1"/>
+        </w:rPr>
+        <w:t>Küçük</w:t>
+      </w:r>
+      <w:proofErr w:type="spellEnd"/>
+      <w:r>
+        <w:rPr>
+          <w:color w:val="000000" w:themeColor="text1"/>
+        </w:rPr>
+        <w:t xml:space="preserve"> (2022) developed a fire risk assessment model using GIS combined with the Analytical Hierarchy Process (AHP) and statistical analysis to map forest fire risks in the Mediterranean region of Turkey. Their model considered multiple environmental factors—including forest structure, topography, and climate—to produce highly accurate fire risk maps. With a validation accuracy of 77.5%, the study showed how GIS, when integrated with decision-making tools like AHP, can effectively identify areas at high risk for fire incidents. Although focused on natural landscapes, the approach demonstrates how structured, data-driven GIS models can be adapted for urban environments to improve fire safety planning and resource deployment—similar to how the BFP </w:t>
+      </w:r>
+      <w:proofErr w:type="spellStart"/>
+      <w:r>
+        <w:rPr>
+          <w:color w:val="000000" w:themeColor="text1"/>
+        </w:rPr>
+        <w:t>SiteProfiler</w:t>
+      </w:r>
+      <w:proofErr w:type="spellEnd"/>
+      <w:r>
+        <w:rPr>
+          <w:color w:val="000000" w:themeColor="text1"/>
+        </w:rPr>
+        <w:t xml:space="preserve"> aims to visualize risk-prone zones in </w:t>
+      </w:r>
+      <w:proofErr w:type="spellStart"/>
+      <w:r>
+        <w:rPr>
+          <w:color w:val="000000" w:themeColor="text1"/>
+        </w:rPr>
+        <w:t>Catanduanes</w:t>
+      </w:r>
+      <w:proofErr w:type="spellEnd"/>
+      <w:r>
+        <w:rPr>
+          <w:color w:val="000000" w:themeColor="text1"/>
+        </w:rPr>
+        <w:t>.</w:t>
       </w:r>
     </w:p>
     <w:p>
@@ -6570,7 +7289,35 @@
         <w:rPr>
           <w:color w:val="000000" w:themeColor="text1"/>
         </w:rPr>
-        <w:t>Urbina et al. (2023) conducted a study in Guimarães, Portugal, using GIS technology to assess the fire risk and spatial vulnerability of critical infrastructure in historic urban areas. Their model created detailed maps showing how fire hazards can affect both individual buildings and surrounding zones, helping authorities prioritize areas that need the most attention. The research highlighted the value of GIS in identifying interdependencies between infrastructure components, allowing for better emergency planning and targeted risk mitigation. This approach supports the idea that GIS can be a powerful tool not only for visualizing risks but also for enhancing long-term fire safety strategies—an idea that directly aligns with the purpose of the BFP SiteProfiler in monitoring and managing high-risk zones in Catanduanes.</w:t>
+        <w:t xml:space="preserve">Urbina et al. (2023) conducted a study in Guimarães, Portugal, using GIS technology to assess the fire risk and spatial vulnerability of critical infrastructure in historic urban areas. Their model created detailed maps showing how fire hazards can affect both individual buildings and surrounding zones, helping authorities prioritize areas that need the most attention. The research highlighted the value of GIS in identifying interdependencies between infrastructure components, allowing for better emergency planning and targeted risk mitigation. This approach supports the idea that GIS can be a powerful tool not only for visualizing risks but also for enhancing long-term fire safety strategies—an idea that directly aligns with the purpose of the BFP </w:t>
+      </w:r>
+      <w:proofErr w:type="spellStart"/>
+      <w:r>
+        <w:rPr>
+          <w:color w:val="000000" w:themeColor="text1"/>
+        </w:rPr>
+        <w:t>SiteProfiler</w:t>
+      </w:r>
+      <w:proofErr w:type="spellEnd"/>
+      <w:r>
+        <w:rPr>
+          <w:color w:val="000000" w:themeColor="text1"/>
+        </w:rPr>
+        <w:t xml:space="preserve"> in monitoring and managing high-risk zones in </w:t>
+      </w:r>
+      <w:proofErr w:type="spellStart"/>
+      <w:r>
+        <w:rPr>
+          <w:color w:val="000000" w:themeColor="text1"/>
+        </w:rPr>
+        <w:t>Catanduanes</w:t>
+      </w:r>
+      <w:proofErr w:type="spellEnd"/>
+      <w:r>
+        <w:rPr>
+          <w:color w:val="000000" w:themeColor="text1"/>
+        </w:rPr>
+        <w:t>.</w:t>
       </w:r>
     </w:p>
     <w:p>
@@ -6586,11 +7333,68 @@
         </w:rPr>
         <w:tab/>
       </w:r>
-      <w:r>
-        <w:rPr>
-          <w:color w:val="000000" w:themeColor="text1"/>
-        </w:rPr>
-        <w:t>Pongsin, Ruenwicha, and Nontasawatsri (2024) developed a structured fire risk assessment model tailored for hospital buildings in urban areas, guided by NFPA 551 and OHSAS 18001 standards. Their model evaluated four key areas: hazard identification, fire opportunity assessment, fire severity, and risk management. Using input from experts and simulated scenarios, the study found that certain hospital zones had significantly higher fire risk levels, particularly in areas with dense equipment and high occupancy. Although the model was designed specifically for healthcare facilities, it demonstrates how structured, criteria-based assessment can be used in public safety planning. This methodology reinforces the importance of risk-based inspection, a principle that is integrated into the BFP SiteProfiler through its use of GIS for mapping and prioritizing high-risk establishments.</w:t>
+      <w:proofErr w:type="spellStart"/>
+      <w:r>
+        <w:rPr>
+          <w:color w:val="000000" w:themeColor="text1"/>
+        </w:rPr>
+        <w:t>Pongsin</w:t>
+      </w:r>
+      <w:proofErr w:type="spellEnd"/>
+      <w:r>
+        <w:rPr>
+          <w:color w:val="000000" w:themeColor="text1"/>
+        </w:rPr>
+        <w:t xml:space="preserve">, </w:t>
+      </w:r>
+      <w:proofErr w:type="spellStart"/>
+      <w:r>
+        <w:rPr>
+          <w:color w:val="000000" w:themeColor="text1"/>
+        </w:rPr>
+        <w:t>Ruenwicha</w:t>
+      </w:r>
+      <w:proofErr w:type="spellEnd"/>
+      <w:r>
+        <w:rPr>
+          <w:color w:val="000000" w:themeColor="text1"/>
+        </w:rPr>
+        <w:t xml:space="preserve">, and </w:t>
+      </w:r>
+      <w:proofErr w:type="spellStart"/>
+      <w:r>
+        <w:rPr>
+          <w:color w:val="000000" w:themeColor="text1"/>
+        </w:rPr>
+        <w:t>Nontasawatsri</w:t>
+      </w:r>
+      <w:proofErr w:type="spellEnd"/>
+      <w:r>
+        <w:rPr>
+          <w:color w:val="000000" w:themeColor="text1"/>
+        </w:rPr>
+        <w:t xml:space="preserve"> (2024) developed a structured fire risk assessment model tailored for hospital buildings in urban areas, guided by NFPA 551 and OHSAS 18001 standards. Their model evaluated four key areas: hazard identification, fire </w:t>
+      </w:r>
+      <w:r>
+        <w:rPr>
+          <w:color w:val="000000" w:themeColor="text1"/>
+        </w:rPr>
+        <w:lastRenderedPageBreak/>
+        <w:t xml:space="preserve">opportunity assessment, fire severity, and risk management. Using input from experts and simulated scenarios, the study found that certain hospital zones had significantly higher fire risk levels, particularly in areas with dense equipment and high occupancy. Although the model was designed specifically for healthcare facilities, it demonstrates how structured, criteria-based assessment can be used in public safety planning. This methodology reinforces the importance of risk-based inspection, a principle that is integrated into the BFP </w:t>
+      </w:r>
+      <w:proofErr w:type="spellStart"/>
+      <w:r>
+        <w:rPr>
+          <w:color w:val="000000" w:themeColor="text1"/>
+        </w:rPr>
+        <w:t>SiteProfiler</w:t>
+      </w:r>
+      <w:proofErr w:type="spellEnd"/>
+      <w:r>
+        <w:rPr>
+          <w:color w:val="000000" w:themeColor="text1"/>
+        </w:rPr>
+        <w:t xml:space="preserve"> through its use of GIS for mapping and prioritizing high-risk establishments.</w:t>
       </w:r>
     </w:p>
     <w:p>
@@ -6606,11 +7410,61 @@
         </w:rPr>
         <w:tab/>
       </w:r>
-      <w:r>
-        <w:rPr>
-          <w:color w:val="000000" w:themeColor="text1"/>
-        </w:rPr>
-        <w:t>Manun-og et al. (2022) developed a records management system integrated with GIS technology to support the Bureau of Fire Protection (BFP) in Hinunangan, Southern Leyte. The system was designed to streamline the monitoring of business and building compliance records, with GIS features enabling precise location mapping and improved response planning. Evaluated using the ISO 9126-1 software quality model, the system received positive feedback for its functionality, usability, and efficiency. This study shows how GIS can enhance transparency and operational coordination in fire safety enforcement, aligning directly with the goals of the BFP SiteProfiler in managing establishment data and visualizing fire risk zones in Catanduanes.</w:t>
+      <w:proofErr w:type="spellStart"/>
+      <w:r>
+        <w:rPr>
+          <w:color w:val="000000" w:themeColor="text1"/>
+        </w:rPr>
+        <w:t>Manun-og</w:t>
+      </w:r>
+      <w:proofErr w:type="spellEnd"/>
+      <w:r>
+        <w:rPr>
+          <w:color w:val="000000" w:themeColor="text1"/>
+        </w:rPr>
+        <w:t xml:space="preserve"> et al. (2022) developed a records management system integrated with GIS technology to support the Bureau of Fire Protection (BFP) in </w:t>
+      </w:r>
+      <w:proofErr w:type="spellStart"/>
+      <w:r>
+        <w:rPr>
+          <w:color w:val="000000" w:themeColor="text1"/>
+        </w:rPr>
+        <w:t>Hinunangan</w:t>
+      </w:r>
+      <w:proofErr w:type="spellEnd"/>
+      <w:r>
+        <w:rPr>
+          <w:color w:val="000000" w:themeColor="text1"/>
+        </w:rPr>
+        <w:t xml:space="preserve">, Southern Leyte. The system was designed to streamline the monitoring of business and building compliance records, with GIS features enabling precise location mapping and improved response planning. Evaluated using the ISO 9126-1 software quality model, the system received positive feedback for its functionality, usability, and efficiency. This study shows how GIS can enhance transparency and operational coordination in fire safety enforcement, aligning directly with the goals of the BFP </w:t>
+      </w:r>
+      <w:proofErr w:type="spellStart"/>
+      <w:r>
+        <w:rPr>
+          <w:color w:val="000000" w:themeColor="text1"/>
+        </w:rPr>
+        <w:t>SiteProfiler</w:t>
+      </w:r>
+      <w:proofErr w:type="spellEnd"/>
+      <w:r>
+        <w:rPr>
+          <w:color w:val="000000" w:themeColor="text1"/>
+        </w:rPr>
+        <w:t xml:space="preserve"> in managing establishment data and visualizing fire risk zones in </w:t>
+      </w:r>
+      <w:proofErr w:type="spellStart"/>
+      <w:r>
+        <w:rPr>
+          <w:color w:val="000000" w:themeColor="text1"/>
+        </w:rPr>
+        <w:t>Catanduanes</w:t>
+      </w:r>
+      <w:proofErr w:type="spellEnd"/>
+      <w:r>
+        <w:rPr>
+          <w:color w:val="000000" w:themeColor="text1"/>
+        </w:rPr>
+        <w:t>.</w:t>
       </w:r>
     </w:p>
     <w:p>
@@ -6630,7 +7484,28 @@
         <w:rPr>
           <w:color w:val="000000" w:themeColor="text1"/>
         </w:rPr>
-        <w:t>Salman, Karouni, Hamadeh, and Rachid (2023) proposed a comprehensive approach to forest fire risk mapping by combining the Analytical Hierarchy Process (AHP), Geographic Information System (GIS), and remote sensing. Their study emphasized the use of environmental factors—such as vegetation type, slope, and proximity to human activity—to identify and prioritize high-risk areas in Lebanon. The integration of remote sensing allowed for dynamic data collection, while GIS visualized risk zones with high spatial accuracy. Although their focus was on forest environments, the methodology demonstrates how multi-layered data analysis and spatial tools can be applied to urban fire safety systems. This aligns with the BFP SiteProfiler's goal of using GIS to visualize compliance levels and identify fire-prone establishments based on multiple risk indicators.</w:t>
+        <w:t xml:space="preserve">Salman, Karouni, Hamadeh, and Rachid (2023) proposed a comprehensive approach to forest fire risk mapping by combining the Analytical Hierarchy Process (AHP), Geographic Information System (GIS), and remote sensing. Their study emphasized the use of environmental factors—such as vegetation type, slope, and proximity to human activity—to identify and prioritize high-risk areas in Lebanon. The integration of remote sensing allowed for dynamic data collection, while GIS visualized risk zones with high </w:t>
+      </w:r>
+      <w:r>
+        <w:rPr>
+          <w:color w:val="000000" w:themeColor="text1"/>
+        </w:rPr>
+        <w:lastRenderedPageBreak/>
+        <w:t xml:space="preserve">spatial accuracy. Although their focus was on forest environments, the methodology demonstrates how multi-layered data analysis and spatial tools can be applied to urban fire safety systems. This aligns with the BFP </w:t>
+      </w:r>
+      <w:proofErr w:type="spellStart"/>
+      <w:r>
+        <w:rPr>
+          <w:color w:val="000000" w:themeColor="text1"/>
+        </w:rPr>
+        <w:t>SiteProfiler's</w:t>
+      </w:r>
+      <w:proofErr w:type="spellEnd"/>
+      <w:r>
+        <w:rPr>
+          <w:color w:val="000000" w:themeColor="text1"/>
+        </w:rPr>
+        <w:t xml:space="preserve"> goal of using GIS to visualize compliance levels and identify fire-prone establishments based on multiple risk indicators.</w:t>
       </w:r>
     </w:p>
     <w:p>
@@ -6650,7 +7525,49 @@
         <w:rPr>
           <w:color w:val="000000" w:themeColor="text1"/>
         </w:rPr>
-        <w:t>The reviewed studies emphasize the valuable role of GIS in building accurate, data-driven maps that support strategic decision-making in public safety. From urban centers in Portugal and Lebanon to forest regions in Turkey, GIS has been effectively used to visualize spatial data, identify critical zones, and support organized planning efforts. In particular, the GIS-integrated system implemented in BFP Hinunangan illustrates how map-based tools can enhance transparency, operational efficiency, and disaster readiness. These examples affirm the importance of GIS in the BFP SiteProfiler, which uses map building to help fire departments in Catanduanes manage establishment data, monitor compliance, and coordinate inspection activities through geographic visualization.</w:t>
+        <w:t xml:space="preserve">The reviewed studies emphasize the valuable role of GIS in building accurate, data-driven maps that support strategic decision-making in public safety. From urban centers in Portugal and Lebanon to forest regions in Turkey, GIS has been effectively used to visualize spatial data, identify critical zones, and support organized planning efforts. In particular, the GIS-integrated system implemented in BFP </w:t>
+      </w:r>
+      <w:proofErr w:type="spellStart"/>
+      <w:r>
+        <w:rPr>
+          <w:color w:val="000000" w:themeColor="text1"/>
+        </w:rPr>
+        <w:t>Hinunangan</w:t>
+      </w:r>
+      <w:proofErr w:type="spellEnd"/>
+      <w:r>
+        <w:rPr>
+          <w:color w:val="000000" w:themeColor="text1"/>
+        </w:rPr>
+        <w:t xml:space="preserve"> illustrates how map-based tools can enhance transparency, operational efficiency, and disaster readiness. These examples affirm the importance of GIS in the BFP </w:t>
+      </w:r>
+      <w:proofErr w:type="spellStart"/>
+      <w:r>
+        <w:rPr>
+          <w:color w:val="000000" w:themeColor="text1"/>
+        </w:rPr>
+        <w:t>SiteProfiler</w:t>
+      </w:r>
+      <w:proofErr w:type="spellEnd"/>
+      <w:r>
+        <w:rPr>
+          <w:color w:val="000000" w:themeColor="text1"/>
+        </w:rPr>
+        <w:t xml:space="preserve">, which uses map building to help fire departments in </w:t>
+      </w:r>
+      <w:proofErr w:type="spellStart"/>
+      <w:r>
+        <w:rPr>
+          <w:color w:val="000000" w:themeColor="text1"/>
+        </w:rPr>
+        <w:t>Catanduanes</w:t>
+      </w:r>
+      <w:proofErr w:type="spellEnd"/>
+      <w:r>
+        <w:rPr>
+          <w:color w:val="000000" w:themeColor="text1"/>
+        </w:rPr>
+        <w:t xml:space="preserve"> manage establishment data, monitor compliance, and coordinate inspection activities through geographic visualization.</w:t>
       </w:r>
     </w:p>
     <w:p>
@@ -6698,7 +7615,28 @@
         <w:rPr>
           <w:color w:val="000000" w:themeColor="text1"/>
         </w:rPr>
-        <w:t>Evaluating software quality is essential, especially for systems that manage sensitive data and support public services. One widely accepted framework for assessing software is ISO/IEC 25010, which outlines key quality characteristics such as functionality, reliability, usability, efficiency, security, and maintainability. These criteria help ensure that a system performs well, is easy to use, and protects user information. In the case of the BFP SiteProfiler, applying ISO/IEC 25010 provides a structured way to measure whether the system meets its intended goals and satisfies user expectations. This section reviews studies that used the ISO/IEC 25010 standard to evaluate various software systems, providing useful insights that guide the evaluation approach for the proposed system.</w:t>
+        <w:t xml:space="preserve">Evaluating software quality is essential, especially for systems that manage sensitive data and support public services. One widely accepted framework for assessing software is ISO/IEC 25010, which outlines key quality characteristics such as functionality, reliability, usability, efficiency, security, and maintainability. These criteria help ensure that a system performs well, is easy to use, and protects user information. In the case of the BFP </w:t>
+      </w:r>
+      <w:proofErr w:type="spellStart"/>
+      <w:r>
+        <w:rPr>
+          <w:color w:val="000000" w:themeColor="text1"/>
+        </w:rPr>
+        <w:t>SiteProfiler</w:t>
+      </w:r>
+      <w:proofErr w:type="spellEnd"/>
+      <w:r>
+        <w:rPr>
+          <w:color w:val="000000" w:themeColor="text1"/>
+        </w:rPr>
+        <w:t xml:space="preserve">, applying ISO/IEC 25010 provides a structured way to measure whether the system meets its intended goals and satisfies user expectations. This section reviews studies </w:t>
+      </w:r>
+      <w:r>
+        <w:rPr>
+          <w:color w:val="000000" w:themeColor="text1"/>
+        </w:rPr>
+        <w:lastRenderedPageBreak/>
+        <w:t>that used the ISO/IEC 25010 standard to evaluate various software systems, providing useful insights that guide the evaluation approach for the proposed system.</w:t>
       </w:r>
     </w:p>
     <w:p>
@@ -6718,7 +7656,35 @@
         <w:rPr>
           <w:color w:val="000000" w:themeColor="text1"/>
         </w:rPr>
-        <w:t>Canlas, Piad, and Lagman (2021) developed a faculty research productivity monitoring and prediction system and evaluated it using ISO/IEC 25010 standards. Their assessment—conducted with IT experts and administrators—focused on eight quality characteristics including functionality, performance efficiency, usability, reliability, security, and maintainability. The evaluation confirmed that the system met high software quality standards and was ready for deployment. This study reinforces the importance of ISO/IEC 25010 as a practical tool for assessing software performance in real-world public and academic information systems and supports its adoption in evaluating the BFP SiteProfiler.</w:t>
+        <w:t xml:space="preserve">Canlas, </w:t>
+      </w:r>
+      <w:proofErr w:type="spellStart"/>
+      <w:r>
+        <w:rPr>
+          <w:color w:val="000000" w:themeColor="text1"/>
+        </w:rPr>
+        <w:t>Piad</w:t>
+      </w:r>
+      <w:proofErr w:type="spellEnd"/>
+      <w:r>
+        <w:rPr>
+          <w:color w:val="000000" w:themeColor="text1"/>
+        </w:rPr>
+        <w:t xml:space="preserve">, and Lagman (2021) developed a faculty research productivity monitoring and prediction system and evaluated it using ISO/IEC 25010 standards. Their assessment—conducted with IT experts and administrators—focused on eight quality characteristics including functionality, performance efficiency, usability, reliability, security, and maintainability. The evaluation confirmed that the system met high software quality standards and was ready for deployment. This study reinforces the importance of ISO/IEC 25010 as a practical tool for assessing software performance in real-world public and academic information systems and supports its adoption in evaluating the BFP </w:t>
+      </w:r>
+      <w:proofErr w:type="spellStart"/>
+      <w:r>
+        <w:rPr>
+          <w:color w:val="000000" w:themeColor="text1"/>
+        </w:rPr>
+        <w:t>SiteProfiler</w:t>
+      </w:r>
+      <w:proofErr w:type="spellEnd"/>
+      <w:r>
+        <w:rPr>
+          <w:color w:val="000000" w:themeColor="text1"/>
+        </w:rPr>
+        <w:t>.</w:t>
       </w:r>
     </w:p>
     <w:p>
@@ -6738,7 +7704,35 @@
         <w:rPr>
           <w:color w:val="000000" w:themeColor="text1"/>
         </w:rPr>
-        <w:t>Budi et al. (2022) evaluated a news portal website (Jitunews) using both ISO/IEC 25010 and McCall methods. The study involved collecting user feedback on backend and frontend modules, assessing quality attributes such as performance efficiency, security, and functional suitability. Results showed “Good” ratings overall. This case demonstrates how combining ISO/IEC 25010 with McCall can provide a comprehensive view of software quality, including user-centered insights—valuable for ensuring well-rounded evaluation of web-based systems like the BFP SiteProfiler.</w:t>
+        <w:t>Budi et al. (2022) evaluated a news portal website (</w:t>
+      </w:r>
+      <w:proofErr w:type="spellStart"/>
+      <w:r>
+        <w:rPr>
+          <w:color w:val="000000" w:themeColor="text1"/>
+        </w:rPr>
+        <w:t>Jitunews</w:t>
+      </w:r>
+      <w:proofErr w:type="spellEnd"/>
+      <w:r>
+        <w:rPr>
+          <w:color w:val="000000" w:themeColor="text1"/>
+        </w:rPr>
+        <w:t xml:space="preserve">) using both ISO/IEC 25010 and McCall methods. The study involved collecting user feedback on backend and frontend modules, assessing quality attributes such as performance efficiency, security, and functional suitability. Results showed “Good” ratings overall. This case demonstrates how combining ISO/IEC 25010 with McCall can provide a comprehensive view of software quality, including user-centered insights—valuable for ensuring well-rounded evaluation of web-based systems like the BFP </w:t>
+      </w:r>
+      <w:proofErr w:type="spellStart"/>
+      <w:r>
+        <w:rPr>
+          <w:color w:val="000000" w:themeColor="text1"/>
+        </w:rPr>
+        <w:t>SiteProfiler</w:t>
+      </w:r>
+      <w:proofErr w:type="spellEnd"/>
+      <w:r>
+        <w:rPr>
+          <w:color w:val="000000" w:themeColor="text1"/>
+        </w:rPr>
+        <w:t>.</w:t>
       </w:r>
     </w:p>
     <w:p>
@@ -6754,12 +7748,35 @@
         </w:rPr>
         <w:tab/>
       </w:r>
-      <w:r>
-        <w:rPr>
-          <w:color w:val="000000" w:themeColor="text1"/>
-        </w:rPr>
-        <w:t>Haryasena, Saputra, Azzahra, and Aniko (2021) evaluated a smart ERP accounting system used by SMEs, focusing on its functional suitability based on ISO/IEC 25010 standards. Their study assessed how well the system supported processes like invoicing, financial reporting, and inter-department data flow. Using input from stakeholders, the evaluation concluded that the system met the necessary quality criteria, highlighting functional suitability as a key factor in ensuring the system's capability and alignment with business needs. Their findings reinforce the importance of customizing ISO/IEC 25010 evaluations to fit specific organizational functions, an approach also employed in the assessment framework for the BFP SiteProfiler</w:t>
-      </w:r>
+      <w:proofErr w:type="spellStart"/>
+      <w:r>
+        <w:rPr>
+          <w:color w:val="000000" w:themeColor="text1"/>
+        </w:rPr>
+        <w:t>Haryasena</w:t>
+      </w:r>
+      <w:proofErr w:type="spellEnd"/>
+      <w:r>
+        <w:rPr>
+          <w:color w:val="000000" w:themeColor="text1"/>
+        </w:rPr>
+        <w:t xml:space="preserve">, Saputra, Azzahra, and Aniko (2021) evaluated a smart ERP accounting system used by SMEs, focusing on its functional suitability based on ISO/IEC 25010 standards. Their study assessed how well the system supported processes like invoicing, financial reporting, and inter-department data flow. Using input from stakeholders, the evaluation concluded that the system met the necessary quality criteria, highlighting </w:t>
+      </w:r>
+      <w:r>
+        <w:rPr>
+          <w:color w:val="000000" w:themeColor="text1"/>
+        </w:rPr>
+        <w:lastRenderedPageBreak/>
+        <w:t xml:space="preserve">functional suitability as a key factor in ensuring the system's capability and alignment with business needs. Their findings reinforce the importance of customizing ISO/IEC 25010 evaluations to fit specific organizational functions, an approach also employed in the assessment framework for the BFP </w:t>
+      </w:r>
+      <w:proofErr w:type="spellStart"/>
+      <w:r>
+        <w:rPr>
+          <w:color w:val="000000" w:themeColor="text1"/>
+        </w:rPr>
+        <w:t>SiteProfiler</w:t>
+      </w:r>
+      <w:proofErr w:type="spellEnd"/>
       <w:r>
         <w:rPr>
           <w:color w:val="000000" w:themeColor="text1"/>
@@ -6778,7 +7795,35 @@
         <w:rPr>
           <w:color w:val="000000" w:themeColor="text1"/>
         </w:rPr>
-        <w:t>Hamzah, Angraini, and Saputra (2024) evaluated a web-based scholarship information system using the ISO/IEC 25010 standard. Their study focused on attributes such as performance efficiency, usability, and security, gathering feedback from both students and academic administrators. Findings showed strong ratings in these areas, highlighting how web-based educational systems can meet user expectations through structured quality evaluations. This research demonstrates the practical use of ISO/IEC 25010 for both technical and user-centered perspectives, offering valuable insights for assessing systems like the BFP SiteProfiler, where performance and ease of access are critical.</w:t>
+        <w:t xml:space="preserve">Hamzah, </w:t>
+      </w:r>
+      <w:proofErr w:type="spellStart"/>
+      <w:r>
+        <w:rPr>
+          <w:color w:val="000000" w:themeColor="text1"/>
+        </w:rPr>
+        <w:t>Angraini</w:t>
+      </w:r>
+      <w:proofErr w:type="spellEnd"/>
+      <w:r>
+        <w:rPr>
+          <w:color w:val="000000" w:themeColor="text1"/>
+        </w:rPr>
+        <w:t xml:space="preserve">, and Saputra (2024) evaluated a web-based scholarship information system using the ISO/IEC 25010 standard. Their study focused on attributes such as performance efficiency, usability, and security, gathering feedback from both students and academic administrators. Findings showed strong ratings in these areas, highlighting how web-based educational systems can meet user expectations through structured quality evaluations. This research demonstrates the practical use of ISO/IEC 25010 for both technical and user-centered perspectives, offering valuable insights for assessing systems like the BFP </w:t>
+      </w:r>
+      <w:proofErr w:type="spellStart"/>
+      <w:r>
+        <w:rPr>
+          <w:color w:val="000000" w:themeColor="text1"/>
+        </w:rPr>
+        <w:t>SiteProfiler</w:t>
+      </w:r>
+      <w:proofErr w:type="spellEnd"/>
+      <w:r>
+        <w:rPr>
+          <w:color w:val="000000" w:themeColor="text1"/>
+        </w:rPr>
+        <w:t>, where performance and ease of access are critical.</w:t>
       </w:r>
     </w:p>
     <w:p>
@@ -6792,7 +7837,35 @@
         <w:rPr>
           <w:color w:val="000000" w:themeColor="text1"/>
         </w:rPr>
-        <w:t>Hamzah, Angraini, and Saputra (2024) evaluated a web-based scholarship information system using the ISO/IEC 25010 standard. Their study focused on attributes such as performance efficiency, usability, and security, gathering feedback from both students and academic administrators. Findings showed strong ratings in these areas, highlighting how web-based educational systems can meet user expectations through structured quality evaluations. This research demonstrates the practical use of ISO/IEC 25010 for both technical and user-centered perspectives, offering valuable insights for assessing systems like the BFP SiteProfiler, where performance and ease of access are critical.</w:t>
+        <w:t xml:space="preserve">Hamzah, </w:t>
+      </w:r>
+      <w:proofErr w:type="spellStart"/>
+      <w:r>
+        <w:rPr>
+          <w:color w:val="000000" w:themeColor="text1"/>
+        </w:rPr>
+        <w:t>Angraini</w:t>
+      </w:r>
+      <w:proofErr w:type="spellEnd"/>
+      <w:r>
+        <w:rPr>
+          <w:color w:val="000000" w:themeColor="text1"/>
+        </w:rPr>
+        <w:t xml:space="preserve">, and Saputra (2024) evaluated a web-based scholarship information system using the ISO/IEC 25010 standard. Their study focused on attributes such as performance efficiency, usability, and security, gathering feedback from both students and academic administrators. Findings showed strong ratings in these areas, highlighting how web-based educational systems can meet user expectations through structured quality evaluations. This research demonstrates the practical use of ISO/IEC 25010 for both technical and user-centered perspectives, offering valuable insights for assessing systems like the BFP </w:t>
+      </w:r>
+      <w:proofErr w:type="spellStart"/>
+      <w:r>
+        <w:rPr>
+          <w:color w:val="000000" w:themeColor="text1"/>
+        </w:rPr>
+        <w:t>SiteProfiler</w:t>
+      </w:r>
+      <w:proofErr w:type="spellEnd"/>
+      <w:r>
+        <w:rPr>
+          <w:color w:val="000000" w:themeColor="text1"/>
+        </w:rPr>
+        <w:t>, where performance and ease of access are critical.</w:t>
       </w:r>
     </w:p>
     <w:p>
@@ -6806,7 +7879,22 @@
         <w:rPr>
           <w:color w:val="000000" w:themeColor="text1"/>
         </w:rPr>
-        <w:t>The reviewed studies emphasize the practical value of ISO/IEC 25010 in assessing software systems across diverse domains such as education, media, accounting, and GIS. Consistently, these evaluations highlight key quality attributes—like functionality, usability, performance efficiency, and security—as essential to achieving user satisfaction and operational success. Whether applied in academic portals, smart business systems, or public information platforms, ISO/IEC 25010 provides a reliable framework for measuring software effectiveness and aligning it with user needs. These insights directly inform the evaluation of the BFP SiteProfiler, ensuring that its design and performance meet the standards expected of a reliable, user-focused government system.</w:t>
+        <w:lastRenderedPageBreak/>
+        <w:t xml:space="preserve">The reviewed studies emphasize the practical value of ISO/IEC 25010 in assessing software systems across diverse domains such as education, media, accounting, and GIS. Consistently, these evaluations highlight key quality attributes—like functionality, usability, performance efficiency, and security—as essential to achieving user satisfaction and operational success. Whether applied in academic portals, smart business systems, or public information platforms, ISO/IEC 25010 provides a reliable framework for measuring software effectiveness and aligning it with user needs. These insights directly inform the evaluation of the BFP </w:t>
+      </w:r>
+      <w:proofErr w:type="spellStart"/>
+      <w:r>
+        <w:rPr>
+          <w:color w:val="000000" w:themeColor="text1"/>
+        </w:rPr>
+        <w:t>SiteProfiler</w:t>
+      </w:r>
+      <w:proofErr w:type="spellEnd"/>
+      <w:r>
+        <w:rPr>
+          <w:color w:val="000000" w:themeColor="text1"/>
+        </w:rPr>
+        <w:t>, ensuring that its design and performance meet the standards expected of a reliable, user-focused government system.</w:t>
       </w:r>
     </w:p>
     <w:p>
@@ -6856,8 +7944,16 @@
         <w:rPr>
           <w:color w:val="000000" w:themeColor="text1"/>
         </w:rPr>
-        <w:t>Tax record management plays a vital role in ensuring accurate tracking of government fees and compliance, especially in public safety services. By shifting from manual to digital systems, agencies can process payments faster, reduce errors, and improve transparency. In fire safety operations, managing records like fire code fees and inspection charges is essential. This section explores studies that highlight the value of efficient tax record systems and their role in supporting platforms like the BFP SiteProfiler</w:t>
-      </w:r>
+        <w:t xml:space="preserve">Tax record management plays a vital role in ensuring accurate tracking of government fees and compliance, especially in public safety services. By shifting from manual to digital systems, agencies can process payments faster, reduce errors, and improve transparency. In fire safety operations, managing records like fire code fees and inspection charges is essential. This section explores studies that highlight the value of efficient tax record systems and their role in supporting platforms like the BFP </w:t>
+      </w:r>
+      <w:proofErr w:type="spellStart"/>
+      <w:r>
+        <w:rPr>
+          <w:color w:val="000000" w:themeColor="text1"/>
+        </w:rPr>
+        <w:t>SiteProfiler</w:t>
+      </w:r>
+      <w:proofErr w:type="spellEnd"/>
       <w:r>
         <w:rPr>
           <w:color w:val="000000" w:themeColor="text1"/>
@@ -6883,11 +7979,40 @@
         </w:rPr>
         <w:tab/>
       </w:r>
-      <w:r>
-        <w:rPr>
-          <w:color w:val="000000" w:themeColor="text1"/>
-        </w:rPr>
-        <w:t>Musagaliev (2024) explored how strengthening tax control mechanisms can improve the management of tax risks and audits in both public and private sectors. The study emphasized the importance of accurate recordkeeping, transparency, and systematic audits to ensure tax compliance. It also highlighted challenges such as inconsistent data handling and limited technological integration in tax monitoring. These insights are relevant to government agencies like the Bureau of Fire Protection, which must track fire code fees and inspection-related charges. The study supports the use of digital platforms like the BFP SiteProfiler to enhance the accuracy and accountability of tax-related records.</w:t>
+      <w:proofErr w:type="spellStart"/>
+      <w:r>
+        <w:rPr>
+          <w:color w:val="000000" w:themeColor="text1"/>
+        </w:rPr>
+        <w:t>Musagaliev</w:t>
+      </w:r>
+      <w:proofErr w:type="spellEnd"/>
+      <w:r>
+        <w:rPr>
+          <w:color w:val="000000" w:themeColor="text1"/>
+        </w:rPr>
+        <w:t xml:space="preserve"> (2024) explored how strengthening tax control mechanisms can improve the management of tax risks and audits in both public and private sectors. The study emphasized the importance of accurate recordkeeping, transparency, and systematic audits to ensure tax compliance. It also highlighted challenges such as inconsistent data handling and limited technological integration in tax monitoring. These insights are </w:t>
+      </w:r>
+      <w:r>
+        <w:rPr>
+          <w:color w:val="000000" w:themeColor="text1"/>
+        </w:rPr>
+        <w:lastRenderedPageBreak/>
+        <w:t xml:space="preserve">relevant to government agencies like the Bureau of Fire Protection, which must track fire code fees and inspection-related charges. The study supports the use of digital platforms like the BFP </w:t>
+      </w:r>
+      <w:proofErr w:type="spellStart"/>
+      <w:r>
+        <w:rPr>
+          <w:color w:val="000000" w:themeColor="text1"/>
+        </w:rPr>
+        <w:t>SiteProfiler</w:t>
+      </w:r>
+      <w:proofErr w:type="spellEnd"/>
+      <w:r>
+        <w:rPr>
+          <w:color w:val="000000" w:themeColor="text1"/>
+        </w:rPr>
+        <w:t xml:space="preserve"> to enhance the accuracy and accountability of tax-related records.</w:t>
       </w:r>
     </w:p>
     <w:p>
@@ -6901,7 +8026,35 @@
         <w:rPr>
           <w:color w:val="000000" w:themeColor="text1"/>
         </w:rPr>
-        <w:t>Complementing this, Darmayasa and Hardika (2024) analyzed the implementation of core tax administration systems using the slippery slope framework of tax compliance. This study emphasized that effective tax compliance depends on the balanced exercise of authority and the cultivation of public trust. They found that digital systems which promote transparency, consistency, and fairness in tax handling significantly increase voluntary compliance. This model aligns with the goals of platforms like the BFP SiteProfiler, which aim to digitize and standardize the collection of fire-related fees while building trust through reliable and transparent recordkeeping.</w:t>
+        <w:t xml:space="preserve">Complementing this, </w:t>
+      </w:r>
+      <w:proofErr w:type="spellStart"/>
+      <w:r>
+        <w:rPr>
+          <w:color w:val="000000" w:themeColor="text1"/>
+        </w:rPr>
+        <w:t>Darmayasa</w:t>
+      </w:r>
+      <w:proofErr w:type="spellEnd"/>
+      <w:r>
+        <w:rPr>
+          <w:color w:val="000000" w:themeColor="text1"/>
+        </w:rPr>
+        <w:t xml:space="preserve"> and Hardika (2024) analyzed the implementation of core tax administration systems using the slippery slope framework of tax compliance. This study emphasized that effective tax compliance depends on the balanced exercise of authority and the cultivation of public trust. They found that digital systems which promote transparency, consistency, and fairness in tax handling significantly increase voluntary compliance. This model aligns with the goals of platforms like the BFP </w:t>
+      </w:r>
+      <w:proofErr w:type="spellStart"/>
+      <w:r>
+        <w:rPr>
+          <w:color w:val="000000" w:themeColor="text1"/>
+        </w:rPr>
+        <w:t>SiteProfiler</w:t>
+      </w:r>
+      <w:proofErr w:type="spellEnd"/>
+      <w:r>
+        <w:rPr>
+          <w:color w:val="000000" w:themeColor="text1"/>
+        </w:rPr>
+        <w:t>, which aim to digitize and standardize the collection of fire-related fees while building trust through reliable and transparent recordkeeping.</w:t>
       </w:r>
     </w:p>
     <w:p>
@@ -6915,7 +8068,21 @@
         <w:rPr>
           <w:color w:val="000000" w:themeColor="text1"/>
         </w:rPr>
-        <w:t>Hesami, Jenkins, and Jenkins (2024) conducted a systematic literature review focusing on the digital transformation of tax administration, specifically the use of e-invoicing and prefilled tax returns. Their study found that these tools not only reduce errors and processing time but also enhance transparency and trust between taxpayers and institutions. E-invoicing automates record submission, which minimizes manual data entry and improves accuracy, while prefilled returns simplify compliance by reducing the effort required from taxpayers. These digital innovations help ensure consistency in recordkeeping and increase taxpayer confidence in the system. Their findings are highly applicable to the Bureau of Fire Protection’s ongoing efforts to improve its tax-related services through the BFP SiteProfiler, especially in areas like fire code fee management and inspection charges.</w:t>
+        <w:t xml:space="preserve">Hesami, Jenkins, and Jenkins (2024) conducted a systematic literature review focusing on the digital transformation of tax administration, specifically the use of e-invoicing and prefilled tax returns. Their study found that these tools not only reduce errors and processing time but also enhance transparency and trust between taxpayers and institutions. E-invoicing automates record submission, which minimizes manual data entry and improves accuracy, while prefilled returns simplify compliance by reducing the effort required from taxpayers. These digital innovations help ensure consistency in recordkeeping and increase taxpayer confidence in the system. Their findings are highly applicable to the Bureau of Fire Protection’s ongoing efforts to improve its tax-related services through the BFP </w:t>
+      </w:r>
+      <w:proofErr w:type="spellStart"/>
+      <w:r>
+        <w:rPr>
+          <w:color w:val="000000" w:themeColor="text1"/>
+        </w:rPr>
+        <w:t>SiteProfiler</w:t>
+      </w:r>
+      <w:proofErr w:type="spellEnd"/>
+      <w:r>
+        <w:rPr>
+          <w:color w:val="000000" w:themeColor="text1"/>
+        </w:rPr>
+        <w:t>, especially in areas like fire code fee management and inspection charges.</w:t>
       </w:r>
     </w:p>
     <w:p>
@@ -6925,11 +8092,34 @@
           <w:color w:val="000000" w:themeColor="text1"/>
         </w:rPr>
       </w:pPr>
-      <w:r>
-        <w:rPr>
-          <w:color w:val="000000" w:themeColor="text1"/>
-        </w:rPr>
-        <w:t>Alahira et al. (2024) examined the impact of Artificial Intelligence (AI) on tax compliance and financial regulation. Their study highlighted how AI-driven solutions can streamline tax administration processes, detect non-compliance, and mitigate tax evasion. Machine learning algorithms can analyze vast volumes of financial data with remarkable speed and accuracy, identifying patterns indicative of tax fraud or evasion. Additionally, AI-powered predictive analytics enable tax authorities to anticipate taxpayer behavior and allocate resources effectively for enforcement purposes. In financial regulation, AI technologies assist in monitoring and enforcing compliance with complex regulatory frameworks, thereby enhancing revenue collection efficiency while minimizing compliance burdens on taxpayers. These advancements align with the objectives of platforms like the BFP SiteProfiler, which aim to leverage technology to improve the efficiency and effectiveness of tax-related services.</w:t>
+      <w:proofErr w:type="spellStart"/>
+      <w:r>
+        <w:rPr>
+          <w:color w:val="000000" w:themeColor="text1"/>
+        </w:rPr>
+        <w:lastRenderedPageBreak/>
+        <w:t>Alahira</w:t>
+      </w:r>
+      <w:proofErr w:type="spellEnd"/>
+      <w:r>
+        <w:rPr>
+          <w:color w:val="000000" w:themeColor="text1"/>
+        </w:rPr>
+        <w:t xml:space="preserve"> et al. (2024) examined the impact of Artificial Intelligence (AI) on tax compliance and financial regulation. Their study highlighted how AI-driven solutions can streamline tax administration processes, detect non-compliance, and mitigate tax evasion. Machine learning algorithms can analyze vast volumes of financial data with remarkable speed and accuracy, identifying patterns indicative of tax fraud or evasion. Additionally, AI-powered predictive analytics enable tax authorities to anticipate taxpayer behavior and allocate resources effectively for enforcement purposes. In financial regulation, AI technologies assist in monitoring and enforcing compliance with complex regulatory frameworks, thereby enhancing revenue collection efficiency while minimizing compliance burdens on taxpayers. These advancements align with the objectives of platforms like the BFP </w:t>
+      </w:r>
+      <w:proofErr w:type="spellStart"/>
+      <w:r>
+        <w:rPr>
+          <w:color w:val="000000" w:themeColor="text1"/>
+        </w:rPr>
+        <w:t>SiteProfiler</w:t>
+      </w:r>
+      <w:proofErr w:type="spellEnd"/>
+      <w:r>
+        <w:rPr>
+          <w:color w:val="000000" w:themeColor="text1"/>
+        </w:rPr>
+        <w:t>, which aim to leverage technology to improve the efficiency and effectiveness of tax-related services.</w:t>
       </w:r>
     </w:p>
     <w:p>
@@ -6957,7 +8147,28 @@
         <w:rPr>
           <w:color w:val="000000" w:themeColor="text1"/>
         </w:rPr>
-        <w:t>The studies reviewed highlight the importance of modernizing tax record management, especially for agencies like the Bureau of Fire Protection. Moving from manual to digital systems improves accuracy, speeds up processing, and builds public trust. Tools like e-invoicing, AI, and prefilled tax returns help reduce errors and increase compliance. However, challenges like weak governance, low tax morale, and poor auditing must also be addressed. Overall, both technology and administrative reforms are key to making platforms like the BFP SiteProfiler more effective and reliable</w:t>
+        <w:t xml:space="preserve">The studies reviewed highlight the importance of modernizing tax record management, especially for agencies like the Bureau of Fire Protection. Moving from manual to digital systems improves accuracy, speeds up processing, and builds public trust. </w:t>
+      </w:r>
+      <w:r>
+        <w:rPr>
+          <w:color w:val="000000" w:themeColor="text1"/>
+        </w:rPr>
+        <w:lastRenderedPageBreak/>
+        <w:t xml:space="preserve">Tools like e-invoicing, AI, and prefilled tax returns help reduce errors and increase compliance. However, challenges like weak governance, low tax morale, and poor auditing must also be addressed. Overall, both technology and administrative reforms are key to making platforms like the BFP </w:t>
+      </w:r>
+      <w:proofErr w:type="spellStart"/>
+      <w:r>
+        <w:rPr>
+          <w:color w:val="000000" w:themeColor="text1"/>
+        </w:rPr>
+        <w:t>SiteProfiler</w:t>
+      </w:r>
+      <w:proofErr w:type="spellEnd"/>
+      <w:r>
+        <w:rPr>
+          <w:color w:val="000000" w:themeColor="text1"/>
+        </w:rPr>
+        <w:t xml:space="preserve"> more effective and reliable</w:t>
       </w:r>
       <w:r>
         <w:rPr>
@@ -7027,7 +8238,21 @@
         <w:rPr>
           <w:color w:val="auto"/>
         </w:rPr>
-        <w:t>One of the biggest gaps in current systems is their lack of focus on local fire departments and administrative tasks. Most tools aren't built to help track establishment records, monitor fire inspections, or manage fire code tax collections. These day-to-day operations are still handled manually in many areas, like Virac, Catanduanes, which can lead to delays, missing information, and inefficient service delivery.</w:t>
+        <w:t xml:space="preserve">One of the biggest gaps in current systems is their lack of focus on local fire departments and administrative tasks. Most tools aren't built to help track establishment records, monitor fire inspections, or manage fire code tax collections. These day-to-day operations are still handled manually in many areas, like Virac, </w:t>
+      </w:r>
+      <w:proofErr w:type="spellStart"/>
+      <w:r>
+        <w:rPr>
+          <w:color w:val="auto"/>
+        </w:rPr>
+        <w:t>Catanduanes</w:t>
+      </w:r>
+      <w:proofErr w:type="spellEnd"/>
+      <w:r>
+        <w:rPr>
+          <w:color w:val="auto"/>
+        </w:rPr>
+        <w:t>, which can lead to delays, missing information, and inefficient service delivery.</w:t>
       </w:r>
     </w:p>
     <w:p>
@@ -7042,7 +8267,28 @@
         <w:rPr>
           <w:color w:val="auto"/>
         </w:rPr>
-        <w:t>This project introduces a web-based system called BFP SiteProfiler, designed specifically for local fire departments. It replaces manual, paper-based processes with a digital platform that helps manage establishment data, inspection records, tax payments, and overall compliance. One of its standout and novel features is the use of GIS not just for mapping, but for visually displaying the exact locations of establishments along with their fire safety status. This spatial representation helps officers better understand the geographic distribution of compliance, prioritize high-risk areas, and plan inspections more effectively something that traditional systems do not offer.</w:t>
+        <w:t xml:space="preserve">This project introduces a web-based system called BFP </w:t>
+      </w:r>
+      <w:proofErr w:type="spellStart"/>
+      <w:r>
+        <w:rPr>
+          <w:color w:val="auto"/>
+        </w:rPr>
+        <w:t>SiteProfiler</w:t>
+      </w:r>
+      <w:proofErr w:type="spellEnd"/>
+      <w:r>
+        <w:rPr>
+          <w:color w:val="auto"/>
+        </w:rPr>
+        <w:t xml:space="preserve">, designed specifically for local fire departments. It replaces manual, paper-based processes with a digital platform that helps manage establishment data, inspection records, tax payments, </w:t>
+      </w:r>
+      <w:r>
+        <w:rPr>
+          <w:color w:val="auto"/>
+        </w:rPr>
+        <w:lastRenderedPageBreak/>
+        <w:t>and overall compliance. One of its standout and novel features is the use of GIS not just for mapping, but for visually displaying the exact locations of establishments along with their fire safety status. This spatial representation helps officers better understand the geographic distribution of compliance, prioritize high-risk areas, and plan inspections more effectively something that traditional systems do not offer.</w:t>
       </w:r>
     </w:p>
     <w:p>
@@ -7087,7 +8333,21 @@
         <w:rPr>
           <w:color w:val="auto"/>
         </w:rPr>
-        <w:t xml:space="preserve">In short, this project addresses the need for a modern, location-aware, and easy-to-use system tailored to the operations of local fire safety offices. The study offers a distinct contribution by applying GIS to incorporate location-based awareness into fire safety administration. This integration enables fire officers to clearly visualize establishment data, manage compliance records more efficiently, and respond effectively to safety concerns in specific areas. By combining spatial mapping, compliance tracking, and secure digital records, the BFP SiteProfiler improves operational efficiency, strengthens fire safety enforcement, and enhances the quality of public service </w:t>
+        <w:t xml:space="preserve">In short, this project addresses the need for a modern, location-aware, and easy-to-use system tailored to the operations of local fire safety offices. The study offers a distinct contribution by applying GIS to incorporate location-based awareness into fire safety administration. This integration enables fire officers to clearly visualize establishment data, manage compliance records more efficiently, and respond effectively to safety concerns in specific areas. By combining spatial mapping, compliance tracking, and secure digital records, the BFP </w:t>
+      </w:r>
+      <w:proofErr w:type="spellStart"/>
+      <w:r>
+        <w:rPr>
+          <w:color w:val="auto"/>
+        </w:rPr>
+        <w:t>SiteProfiler</w:t>
+      </w:r>
+      <w:proofErr w:type="spellEnd"/>
+      <w:r>
+        <w:rPr>
+          <w:color w:val="auto"/>
+        </w:rPr>
+        <w:t xml:space="preserve"> improves operational efficiency, strengthens fire safety enforcement, and enhances the quality of public service </w:t>
       </w:r>
       <w:r>
         <w:rPr>
@@ -7106,6 +8366,7 @@
       </w:pPr>
       <w:bookmarkStart w:id="10" w:name="_Toc201068466"/>
       <w:r>
+        <w:lastRenderedPageBreak/>
         <w:t>CHAPTER 3</w:t>
       </w:r>
       <w:bookmarkEnd w:id="10"/>
@@ -7170,7 +8431,35 @@
         <w:rPr>
           <w:color w:val="000000"/>
         </w:rPr>
-        <w:t>This chapter details the technical foundation necessary for the design, development, and deployment of the BFP SiteProfiler system. The system will serve as a centralized, web-based platform tailored for the Bureau of Fire Protection (BFP) in Virac, Catanduanes, to digitize establishment profiling, inspection tracking, compliance monitoring, and geospatial risk visualization. This section outlines the hardware, software, data, and user requirements that enable effective implementation of the system in both administrative and field contexts.</w:t>
+        <w:t xml:space="preserve">This chapter details the technical foundation necessary for the design, development, and deployment of the BFP </w:t>
+      </w:r>
+      <w:proofErr w:type="spellStart"/>
+      <w:r>
+        <w:rPr>
+          <w:color w:val="000000"/>
+        </w:rPr>
+        <w:t>SiteProfiler</w:t>
+      </w:r>
+      <w:proofErr w:type="spellEnd"/>
+      <w:r>
+        <w:rPr>
+          <w:color w:val="000000"/>
+        </w:rPr>
+        <w:t xml:space="preserve"> system. The system will serve as a centralized, web-based platform tailored for the Bureau of Fire Protection (BFP) in Virac, </w:t>
+      </w:r>
+      <w:proofErr w:type="spellStart"/>
+      <w:r>
+        <w:rPr>
+          <w:color w:val="000000"/>
+        </w:rPr>
+        <w:t>Catanduanes</w:t>
+      </w:r>
+      <w:proofErr w:type="spellEnd"/>
+      <w:r>
+        <w:rPr>
+          <w:color w:val="000000"/>
+        </w:rPr>
+        <w:t>, to digitize establishment profiling, inspection tracking, compliance monitoring, and geospatial risk visualization. This section outlines the hardware, software, data, and user requirements that enable effective implementation of the system in both administrative and field contexts.</w:t>
       </w:r>
       <w:r>
         <w:rPr>
@@ -7593,7 +8882,28 @@
         <w:rPr>
           <w:color w:val="000000" w:themeColor="text1"/>
         </w:rPr>
-        <w:t>The selected hardware supports both administrative and field operations of the BFP SiteProfiler. The high-spec workstation hosts the web system and handles multiple users, while laptops allow personnel to access and update records. This setup ensures mobility, real-time data entry, and efficient system performance.</w:t>
+        <w:t xml:space="preserve">The selected hardware supports both administrative and field operations of the BFP </w:t>
+      </w:r>
+      <w:proofErr w:type="spellStart"/>
+      <w:r>
+        <w:rPr>
+          <w:color w:val="000000" w:themeColor="text1"/>
+        </w:rPr>
+        <w:t>SiteProfiler</w:t>
+      </w:r>
+      <w:proofErr w:type="spellEnd"/>
+      <w:r>
+        <w:rPr>
+          <w:color w:val="000000" w:themeColor="text1"/>
+        </w:rPr>
+        <w:t xml:space="preserve">. The high-spec workstation hosts the web system and handles multiple users, </w:t>
+      </w:r>
+      <w:r>
+        <w:rPr>
+          <w:color w:val="000000" w:themeColor="text1"/>
+        </w:rPr>
+        <w:lastRenderedPageBreak/>
+        <w:t>while laptops allow personnel to access and update records. This setup ensures mobility, real-time data entry, and efficient system performance.</w:t>
       </w:r>
     </w:p>
     <w:p>
@@ -7626,7 +8936,21 @@
         <w:rPr>
           <w:color w:val="000000" w:themeColor="text1"/>
         </w:rPr>
-        <w:t>The following table outlines the software components necessary for developing, deploying, and using the BFP SiteProfiler system.</w:t>
+        <w:t xml:space="preserve">The following table outlines the software components necessary for developing, deploying, and using the BFP </w:t>
+      </w:r>
+      <w:proofErr w:type="spellStart"/>
+      <w:r>
+        <w:rPr>
+          <w:color w:val="000000" w:themeColor="text1"/>
+        </w:rPr>
+        <w:t>SiteProfiler</w:t>
+      </w:r>
+      <w:proofErr w:type="spellEnd"/>
+      <w:r>
+        <w:rPr>
+          <w:color w:val="000000" w:themeColor="text1"/>
+        </w:rPr>
+        <w:t xml:space="preserve"> system.</w:t>
       </w:r>
     </w:p>
     <w:p>
@@ -8623,6 +9947,7 @@
         <w:rPr>
           <w:b w:val="0"/>
         </w:rPr>
+        <w:lastRenderedPageBreak/>
         <w:t xml:space="preserve">The system is developed using open-source technologies to ensure flexibility and cost-efficiency. It uses </w:t>
       </w:r>
       <w:r>
@@ -8756,7 +10081,21 @@
         <w:rPr>
           <w:color w:val="000000" w:themeColor="text1"/>
         </w:rPr>
-        <w:t>This section describes the specific data needed to support the system’s functionality, as well as how it will be collected, stored, and processed. The data requirements of BFP SiteProfiler focus on managing establishment profiles, inspection records, geographic information, and compliance statuses. Each data type plays a critical role in generating real-time insights for fire safety monitoring and enforcement. Structured data and geolocation data are integrated to visualize risk areas and support evidence-based decision-making. The section also emphasizes how the system will automate data capture and ensure integrity through centralized storage and backups.</w:t>
+        <w:t xml:space="preserve">This section describes the specific data needed to support the system’s functionality, as well as how it will be collected, stored, and processed. The data requirements of BFP </w:t>
+      </w:r>
+      <w:proofErr w:type="spellStart"/>
+      <w:r>
+        <w:rPr>
+          <w:color w:val="000000" w:themeColor="text1"/>
+        </w:rPr>
+        <w:t>SiteProfiler</w:t>
+      </w:r>
+      <w:proofErr w:type="spellEnd"/>
+      <w:r>
+        <w:rPr>
+          <w:color w:val="000000" w:themeColor="text1"/>
+        </w:rPr>
+        <w:t xml:space="preserve"> focus on managing establishment profiles, inspection records, geographic information, and compliance statuses. Each data type plays a critical role in generating real-time insights for fire safety monitoring and enforcement. Structured data and geolocation data are integrated to visualize risk areas and support evidence-based decision-making. The section also emphasizes how the system will automate data capture and ensure integrity through centralized storage and backups.</w:t>
       </w:r>
     </w:p>
     <w:p>
@@ -9358,6 +10697,7 @@
                 <w:b/>
                 <w:color w:val="000000"/>
               </w:rPr>
+              <w:lastRenderedPageBreak/>
               <w:t xml:space="preserve">Construct/ Variables </w:t>
             </w:r>
           </w:p>
@@ -9844,8 +11184,6 @@
         <w:ind w:left="-5" w:right="0"/>
       </w:pPr>
       <w:bookmarkStart w:id="19" w:name="_Toc201068472"/>
-      <w:bookmarkStart w:id="20" w:name="_GoBack"/>
-      <w:bookmarkEnd w:id="20"/>
       <w:r>
         <w:t>User Requirements</w:t>
       </w:r>
@@ -9866,7 +11204,21 @@
         <w:rPr>
           <w:color w:val="auto"/>
         </w:rPr>
-        <w:t>This section defines the core functional modules and features of the system, mapped to specific user roles and responsibilities within the Bureau of Fire Protection. The BFP SiteProfiler is designed to cater to administrative staff, inspectors, and officers by providing them with tools to manage establishments, monitor inspections, view geospatial data, and generate reports. Each system module is described in terms of its purpose and the user types it serves. The definition of user requirements ensures that the system’s design aligns with real-world fire safety operations and enables efficient, role-based access to critical system functions.</w:t>
+        <w:t xml:space="preserve">This section defines the core functional modules and features of the system, mapped to specific user roles and responsibilities within the Bureau of Fire Protection. The BFP </w:t>
+      </w:r>
+      <w:proofErr w:type="spellStart"/>
+      <w:r>
+        <w:rPr>
+          <w:color w:val="auto"/>
+        </w:rPr>
+        <w:t>SiteProfiler</w:t>
+      </w:r>
+      <w:proofErr w:type="spellEnd"/>
+      <w:r>
+        <w:rPr>
+          <w:color w:val="auto"/>
+        </w:rPr>
+        <w:t xml:space="preserve"> is designed to cater to administrative staff, inspectors, and officers by providing them with tools to manage establishments, monitor inspections, view geospatial data, and generate reports. Each system module is described in terms of its purpose and the user types it serves. The definition of user requirements ensures that the system’s design aligns with real-world fire safety operations and enables efficient, role-based access to critical system functions.</w:t>
       </w:r>
     </w:p>
     <w:p>
@@ -9892,7 +11244,7 @@
           <w:szCs w:val="24"/>
         </w:rPr>
       </w:pPr>
-      <w:bookmarkStart w:id="21" w:name="_Toc204927797"/>
+      <w:bookmarkStart w:id="20" w:name="_Toc204927797"/>
       <w:r>
         <w:rPr>
           <w:i w:val="0"/>
@@ -9901,6 +11253,7 @@
           <w:sz w:val="24"/>
           <w:szCs w:val="24"/>
         </w:rPr>
+        <w:lastRenderedPageBreak/>
         <w:t xml:space="preserve">Table </w:t>
       </w:r>
       <w:r>
@@ -9964,7 +11317,7 @@
         </w:rPr>
         <w:t xml:space="preserve"> User Requirements</w:t>
       </w:r>
-      <w:bookmarkEnd w:id="21"/>
+      <w:bookmarkEnd w:id="20"/>
     </w:p>
     <w:tbl>
       <w:tblPr>
@@ -11171,7 +12524,42 @@
         <w:rPr>
           <w:color w:val="000000" w:themeColor="text1"/>
         </w:rPr>
-        <w:t>Table 4 presents the BFP SiteProfiler System, highlighting how each module supports the efficient management of fire safety operations in Virac, Catanduanes. The Dashboard module displays real-time metrics on inspections, compliance rates, and pending tasks, with data retrieved from inspection records and establishment profiles for quick administrative decision-making. User Management enables administrators to create accounts and assign roles such as inspector or establishment owner, ensuring access is limited to relevant modules through credential-based control. The Establishment Registry allows owners to register and update building information, which is stored in a centralized database and accessed by BFP personnel for scheduling and verification. The Inspection Module lets inspectors record safety findings, compliance statuses, and remarks via mobile or desktop devices, feeding directly into the system for monitoring and certificate processing. GIS Map View, powered by Leaflet.js, visualizes establishment locations using geolocation data, enabling area-based planning and location-aware inspections. The Reports Module compiles data from various activities to generate summaries used for tracking progress and generating official documentation. Backup and Recovery offers administrators secure tools to safeguard system data, while the Authentication System enforces login security and role verification for sensitive modules. The Certificate Download module allows compliant establishment owners to retrieve their Fire Safety Inspection Certificate (FSIC) online, reducing the need for in-person processing. Together, these modules form a centralized, digital platform that modernizes BFP workflows, improves service delivery, and enhances fire safety enforcement across the municipality.</w:t>
+        <w:t xml:space="preserve">Table 4 presents the BFP </w:t>
+      </w:r>
+      <w:proofErr w:type="spellStart"/>
+      <w:r>
+        <w:rPr>
+          <w:color w:val="000000" w:themeColor="text1"/>
+        </w:rPr>
+        <w:t>SiteProfiler</w:t>
+      </w:r>
+      <w:proofErr w:type="spellEnd"/>
+      <w:r>
+        <w:rPr>
+          <w:color w:val="000000" w:themeColor="text1"/>
+        </w:rPr>
+        <w:t xml:space="preserve"> System, highlighting how each module supports the efficient management of fire safety operations in Virac, </w:t>
+      </w:r>
+      <w:proofErr w:type="spellStart"/>
+      <w:r>
+        <w:rPr>
+          <w:color w:val="000000" w:themeColor="text1"/>
+        </w:rPr>
+        <w:t>Catanduanes</w:t>
+      </w:r>
+      <w:proofErr w:type="spellEnd"/>
+      <w:r>
+        <w:rPr>
+          <w:color w:val="000000" w:themeColor="text1"/>
+        </w:rPr>
+        <w:t xml:space="preserve">. The Dashboard module displays real-time metrics on inspections, compliance rates, and pending tasks, with data retrieved from inspection records and establishment profiles for quick administrative decision-making. User Management enables administrators to create accounts and assign roles such as inspector or establishment owner, ensuring access is limited to relevant modules through credential-based control. The Establishment Registry allows owners to register and update building information, which is stored in a centralized </w:t>
+      </w:r>
+      <w:r>
+        <w:rPr>
+          <w:color w:val="000000" w:themeColor="text1"/>
+        </w:rPr>
+        <w:lastRenderedPageBreak/>
+        <w:t>database and accessed by BFP personnel for scheduling and verification. The Inspection Module lets inspectors record safety findings, compliance statuses, and remarks via mobile or desktop devices, feeding directly into the system for monitoring and certificate processing. GIS Map View, powered by Leaflet.js, visualizes establishment locations using geolocation data, enabling area-based planning and location-aware inspections. The Reports Module compiles data from various activities to generate summaries used for tracking progress and generating official documentation. Backup and Recovery offers administrators secure tools to safeguard system data, while the Authentication System enforces login security and role verification for sensitive modules. The Certificate Download module allows compliant establishment owners to retrieve their Fire Safety Inspection Certificate (FSIC) online, reducing the need for in-person processing. Together, these modules form a centralized, digital platform that modernizes BFP workflows, improves service delivery, and enhances fire safety enforcement across the municipality.</w:t>
       </w:r>
     </w:p>
     <w:p>
@@ -11218,11 +12606,12 @@
         <w:ind w:left="11" w:right="0"/>
         <w:jc w:val="center"/>
       </w:pPr>
-      <w:bookmarkStart w:id="22" w:name="_Toc201068473"/>
-      <w:r>
+      <w:bookmarkStart w:id="21" w:name="_Toc201068473"/>
+      <w:r>
+        <w:lastRenderedPageBreak/>
         <w:t>CHAPTER 4</w:t>
       </w:r>
-      <w:bookmarkEnd w:id="22"/>
+      <w:bookmarkEnd w:id="21"/>
       <w:r>
         <w:t xml:space="preserve"> </w:t>
       </w:r>
@@ -11234,11 +12623,11 @@
         <w:ind w:left="11" w:right="0"/>
         <w:jc w:val="center"/>
       </w:pPr>
-      <w:bookmarkStart w:id="23" w:name="_Toc201068474"/>
+      <w:bookmarkStart w:id="22" w:name="_Toc201068474"/>
       <w:r>
         <w:t>DESIGN AND METHODOLOGY</w:t>
       </w:r>
-      <w:bookmarkEnd w:id="23"/>
+      <w:bookmarkEnd w:id="22"/>
       <w:r>
         <w:t xml:space="preserve"> </w:t>
       </w:r>
@@ -11274,8 +12663,30 @@
         <w:rPr>
           <w:color w:val="auto"/>
         </w:rPr>
-        <w:t>the BFP SiteProfiler: A GIS-Integrated Web-Based System for Managing Establishments in Catanduanes</w:t>
-      </w:r>
+        <w:t xml:space="preserve">the BFP </w:t>
+      </w:r>
+      <w:proofErr w:type="spellStart"/>
+      <w:r>
+        <w:rPr>
+          <w:color w:val="auto"/>
+        </w:rPr>
+        <w:t>SiteProfiler</w:t>
+      </w:r>
+      <w:proofErr w:type="spellEnd"/>
+      <w:r>
+        <w:rPr>
+          <w:color w:val="auto"/>
+        </w:rPr>
+        <w:t xml:space="preserve">: A GIS-Integrated Web-Based System for Managing Establishments in </w:t>
+      </w:r>
+      <w:proofErr w:type="spellStart"/>
+      <w:r>
+        <w:rPr>
+          <w:color w:val="auto"/>
+        </w:rPr>
+        <w:t>Catanduanes</w:t>
+      </w:r>
+      <w:proofErr w:type="spellEnd"/>
       <w:r>
         <w:rPr>
           <w:color w:val="auto"/>
@@ -11302,11 +12713,11 @@
         <w:pStyle w:val="Heading2"/>
         <w:ind w:left="-5" w:right="0"/>
       </w:pPr>
-      <w:bookmarkStart w:id="24" w:name="_Toc201068475"/>
+      <w:bookmarkStart w:id="23" w:name="_Toc201068475"/>
       <w:r>
         <w:t>Requirements Analysis</w:t>
       </w:r>
-      <w:bookmarkEnd w:id="24"/>
+      <w:bookmarkEnd w:id="23"/>
       <w:r>
         <w:t xml:space="preserve"> </w:t>
       </w:r>
@@ -11323,7 +12734,21 @@
         <w:rPr>
           <w:color w:val="000000"/>
         </w:rPr>
-        <w:t>The development of the BFP SiteProfiler system began with a comprehensive requirements analysis. This involved consultations with BFP inspectors</w:t>
+        <w:t xml:space="preserve">The development of the BFP </w:t>
+      </w:r>
+      <w:proofErr w:type="spellStart"/>
+      <w:r>
+        <w:rPr>
+          <w:color w:val="000000"/>
+        </w:rPr>
+        <w:t>SiteProfiler</w:t>
+      </w:r>
+      <w:proofErr w:type="spellEnd"/>
+      <w:r>
+        <w:rPr>
+          <w:color w:val="000000"/>
+        </w:rPr>
+        <w:t xml:space="preserve"> system began with a comprehensive requirements analysis. This involved consultations with BFP inspectors</w:t>
       </w:r>
       <w:r>
         <w:rPr>
@@ -11351,6 +12776,7 @@
           <w:noProof/>
           <w:color w:val="000000"/>
         </w:rPr>
+        <w:lastRenderedPageBreak/>
         <w:drawing>
           <wp:anchor distT="0" distB="0" distL="114300" distR="114300" simplePos="0" relativeHeight="251659776" behindDoc="0" locked="0" layoutInCell="1" allowOverlap="1" wp14:anchorId="07832872" wp14:editId="6613E821">
             <wp:simplePos x="0" y="0"/>
@@ -11419,7 +12845,7 @@
           <w:szCs w:val="24"/>
         </w:rPr>
       </w:pPr>
-      <w:bookmarkStart w:id="25" w:name="_Toc204927765"/>
+      <w:bookmarkStart w:id="24" w:name="_Toc204927765"/>
       <w:r>
         <w:rPr>
           <w:color w:val="000000" w:themeColor="text1"/>
@@ -11477,7 +12903,7 @@
         </w:rPr>
         <w:t>. Activity Diagram (Existing Process)</w:t>
       </w:r>
-      <w:bookmarkEnd w:id="25"/>
+      <w:bookmarkEnd w:id="24"/>
     </w:p>
     <w:p>
       <w:pPr>
@@ -11492,6 +12918,7 @@
           <w:iCs/>
           <w:color w:val="000000" w:themeColor="text1"/>
         </w:rPr>
+        <w:lastRenderedPageBreak/>
         <w:t>Figure 2 illustrates the existing manual process followed by the Bureau of Fire Protection (BFP) in handling fire safety inspection requests and issuing Fire Safety Inspection Certificates (FSIC). This flowchart outlines a traditional, paper-based workflow involving form submission, inspection, compliance assessment, and certification, typically done without the aid of any centralized digital system.</w:t>
       </w:r>
     </w:p>
@@ -11556,6 +12983,7 @@
           <w:iCs/>
           <w:color w:val="000000" w:themeColor="text1"/>
         </w:rPr>
+        <w:lastRenderedPageBreak/>
         <w:t>If the establishment is found to be compliant, the office proceeds to print the Fire Safety Inspection Certificate (FSIC). The certificate is then made available for the Establishment Owner to claim. After the certificate has been claimed, the entire set of documents and reports are archived and stored for record-keeping purposes.</w:t>
       </w:r>
     </w:p>
@@ -11572,11 +13000,11 @@
         <w:pStyle w:val="Heading2"/>
         <w:ind w:left="-5" w:right="0"/>
       </w:pPr>
-      <w:bookmarkStart w:id="26" w:name="_Toc201068476"/>
+      <w:bookmarkStart w:id="25" w:name="_Toc201068476"/>
       <w:r>
         <w:t>Requirements Documentation</w:t>
       </w:r>
-      <w:bookmarkEnd w:id="26"/>
+      <w:bookmarkEnd w:id="25"/>
       <w:r>
         <w:t xml:space="preserve"> </w:t>
       </w:r>
@@ -11593,7 +13021,21 @@
         <w:rPr>
           <w:color w:val="auto"/>
         </w:rPr>
-        <w:t>The proposed BFP SiteProfiler System aims to modernize and digitize the Bureau of Fire Protection’s (BFP) processes for managing establishments, inspections, and compliance tracking. The system must allow BFP personnel to register establishments, record fire safety inspections, and maintain up-to-date compliance records with ease and accuracy. At the administrative level, the system should provide tools to oversee inspection schedules, monitor the status of compliance, and manage user roles effectively.</w:t>
+        <w:t xml:space="preserve">The proposed BFP </w:t>
+      </w:r>
+      <w:proofErr w:type="spellStart"/>
+      <w:r>
+        <w:rPr>
+          <w:color w:val="auto"/>
+        </w:rPr>
+        <w:t>SiteProfiler</w:t>
+      </w:r>
+      <w:proofErr w:type="spellEnd"/>
+      <w:r>
+        <w:rPr>
+          <w:color w:val="auto"/>
+        </w:rPr>
+        <w:t xml:space="preserve"> System aims to modernize and digitize the Bureau of Fire Protection’s (BFP) processes for managing establishments, inspections, and compliance tracking. The system must allow BFP personnel to register establishments, record fire safety inspections, and maintain up-to-date compliance records with ease and accuracy. At the administrative level, the system should provide tools to oversee inspection schedules, monitor the status of compliance, and manage user roles effectively.</w:t>
       </w:r>
     </w:p>
     <w:p>
@@ -11638,7 +13080,14 @@
         <w:rPr>
           <w:color w:val="auto"/>
         </w:rPr>
-        <w:t>From a performance standpoint, the system must remain responsive during periods of high usage, such as mass inspections or data audits. It should be able to deliver timely updates across modules without compromising stability. Data security is also paramount. The system must include secure, encrypted login processes, role-based access control, and support for HTTPS, ensuring sensitive establishment and compliance data remain protected from unauthorized access.</w:t>
+        <w:t xml:space="preserve">From a performance standpoint, the system must remain responsive during periods of high usage, such as mass inspections or data audits. It should be able to deliver timely updates across modules without compromising stability. Data security is also paramount. </w:t>
+      </w:r>
+      <w:r>
+        <w:rPr>
+          <w:color w:val="auto"/>
+        </w:rPr>
+        <w:lastRenderedPageBreak/>
+        <w:t>The system must include secure, encrypted login processes, role-based access control, and support for HTTPS, ensuring sensitive establishment and compliance data remain protected from unauthorized access.</w:t>
       </w:r>
     </w:p>
     <w:p>
@@ -11691,7 +13140,7 @@
           <w:szCs w:val="24"/>
         </w:rPr>
       </w:pPr>
-      <w:bookmarkStart w:id="27" w:name="_Toc204927798"/>
+      <w:bookmarkStart w:id="26" w:name="_Toc204927798"/>
       <w:r>
         <w:rPr>
           <w:i w:val="0"/>
@@ -11763,7 +13212,7 @@
         </w:rPr>
         <w:t xml:space="preserve"> Functional Requirements</w:t>
       </w:r>
-      <w:bookmarkEnd w:id="27"/>
+      <w:bookmarkEnd w:id="26"/>
     </w:p>
     <w:tbl>
       <w:tblPr>
@@ -12048,6 +13497,7 @@
                 <w:sz w:val="24"/>
                 <w:szCs w:val="24"/>
               </w:rPr>
+              <w:lastRenderedPageBreak/>
               <w:t>Function</w:t>
             </w:r>
           </w:p>
@@ -12498,7 +13948,14 @@
         <w:rPr>
           <w:color w:val="auto"/>
         </w:rPr>
-        <w:t>A GIS map allows BFP staff to visualize the geographic spread of establishments for inspection routing and hazard analysis. Compliance tracking is continuously updated to reflect inspection outcomes and helps staff monitor repeat violators or overdue inspections. Reports generated by the system aid in auditing, reporting to higher BFP offices, or issuing legal compliance notices. Owners can access and download their Fire Safety Inspection Certificates, reducing walk-in inquiries and manual requests. User management ensures the right access to each role, and a backup function protects against data loss during emergencies or system issues.</w:t>
+        <w:t xml:space="preserve">A GIS map allows BFP staff to visualize the geographic spread of establishments for inspection routing and hazard analysis. Compliance tracking is continuously updated to reflect inspection outcomes and helps staff monitor repeat violators or overdue inspections. Reports generated by the system aid in auditing, reporting to higher BFP </w:t>
+      </w:r>
+      <w:r>
+        <w:rPr>
+          <w:color w:val="auto"/>
+        </w:rPr>
+        <w:lastRenderedPageBreak/>
+        <w:t>offices, or issuing legal compliance notices. Owners can access and download their Fire Safety Inspection Certificates, reducing walk-in inquiries and manual requests. User management ensures the right access to each role, and a backup function protects against data loss during emergencies or system issues.</w:t>
       </w:r>
     </w:p>
     <w:p>
@@ -12512,7 +13969,7 @@
           <w:szCs w:val="24"/>
         </w:rPr>
       </w:pPr>
-      <w:bookmarkStart w:id="28" w:name="_Toc204927799"/>
+      <w:bookmarkStart w:id="27" w:name="_Toc204927799"/>
       <w:r>
         <w:rPr>
           <w:i w:val="0"/>
@@ -12584,7 +14041,7 @@
         </w:rPr>
         <w:t xml:space="preserve"> Non-Functional Requirements</w:t>
       </w:r>
-      <w:bookmarkEnd w:id="28"/>
+      <w:bookmarkEnd w:id="27"/>
     </w:p>
     <w:tbl>
       <w:tblPr>
@@ -13031,6 +14488,7 @@
         <w:rPr>
           <w:color w:val="auto"/>
         </w:rPr>
+        <w:lastRenderedPageBreak/>
         <w:t>Security protects both sensitive user credentials and private establishment data through encrypted communication and access controls that prevent unauthorized usage. Finally, reliability assures that the system remains accessible when needed, including</w:t>
       </w:r>
       <w:r>
@@ -13158,6 +14616,7 @@
         <w:rPr>
           <w:color w:val="000000" w:themeColor="text1"/>
         </w:rPr>
+        <w:lastRenderedPageBreak/>
         <w:t>Figure 3</w:t>
       </w:r>
       <w:r>
@@ -13172,7 +14631,21 @@
         <w:rPr>
           <w:color w:val="000000" w:themeColor="text1"/>
         </w:rPr>
-        <w:t>shows the context diagram of how the BFP SiteProfiler System facilitates communication and coordination among Admins, Inspectors, and Establishment Owners in managing fire safety inspections and compliance monitoring activities.</w:t>
+        <w:t xml:space="preserve">shows the context diagram of how the BFP </w:t>
+      </w:r>
+      <w:proofErr w:type="spellStart"/>
+      <w:r>
+        <w:rPr>
+          <w:color w:val="000000" w:themeColor="text1"/>
+        </w:rPr>
+        <w:t>SiteProfiler</w:t>
+      </w:r>
+      <w:proofErr w:type="spellEnd"/>
+      <w:r>
+        <w:rPr>
+          <w:color w:val="000000" w:themeColor="text1"/>
+        </w:rPr>
+        <w:t xml:space="preserve"> System facilitates communication and coordination among Admins, Inspectors, and Establishment Owners in managing fire safety inspections and compliance monitoring activities.</w:t>
       </w:r>
     </w:p>
     <w:p>
@@ -13186,7 +14659,77 @@
         <w:rPr>
           <w:color w:val="000000" w:themeColor="text1"/>
         </w:rPr>
-        <w:t>The Admin plays a central role in the system’s operations by overseeing the management of users, scheduling inspections, and reviewing compliance reports. The Admin inputs data into the system such as user account details and inspection schedules. In return, the system provides the Admin with inspection reports, compliance status summaries, and establishment location maps via the integrated GIS feature. These outputs allow the Admin to monitor the inspection progress, evaluate establishment compliance, and support operational decision-making. The Admin also uses the system to manage user access, view mapped locations of establishments, and oversee the overall workflow of inspections and reporting.</w:t>
+        <w:t xml:space="preserve">The </w:t>
+      </w:r>
+      <w:proofErr w:type="gramStart"/>
+      <w:r>
+        <w:rPr>
+          <w:color w:val="000000" w:themeColor="text1"/>
+        </w:rPr>
+        <w:t>Admin</w:t>
+      </w:r>
+      <w:proofErr w:type="gramEnd"/>
+      <w:r>
+        <w:rPr>
+          <w:color w:val="000000" w:themeColor="text1"/>
+        </w:rPr>
+        <w:t xml:space="preserve"> plays a central role in the system’s operations by overseeing the management of users, scheduling inspections, and reviewing compliance reports. The </w:t>
+      </w:r>
+      <w:proofErr w:type="gramStart"/>
+      <w:r>
+        <w:rPr>
+          <w:color w:val="000000" w:themeColor="text1"/>
+        </w:rPr>
+        <w:t>Admin</w:t>
+      </w:r>
+      <w:proofErr w:type="gramEnd"/>
+      <w:r>
+        <w:rPr>
+          <w:color w:val="000000" w:themeColor="text1"/>
+        </w:rPr>
+        <w:t xml:space="preserve"> inputs data into the system such as user account details and inspection schedules. In return, the system provides the </w:t>
+      </w:r>
+      <w:proofErr w:type="gramStart"/>
+      <w:r>
+        <w:rPr>
+          <w:color w:val="000000" w:themeColor="text1"/>
+        </w:rPr>
+        <w:t>Admin</w:t>
+      </w:r>
+      <w:proofErr w:type="gramEnd"/>
+      <w:r>
+        <w:rPr>
+          <w:color w:val="000000" w:themeColor="text1"/>
+        </w:rPr>
+        <w:t xml:space="preserve"> with inspection reports, compliance status summaries, and establishment location maps via the integrated GIS feature. These outputs allow the </w:t>
+      </w:r>
+      <w:proofErr w:type="gramStart"/>
+      <w:r>
+        <w:rPr>
+          <w:color w:val="000000" w:themeColor="text1"/>
+        </w:rPr>
+        <w:t>Admin</w:t>
+      </w:r>
+      <w:proofErr w:type="gramEnd"/>
+      <w:r>
+        <w:rPr>
+          <w:color w:val="000000" w:themeColor="text1"/>
+        </w:rPr>
+        <w:t xml:space="preserve"> to monitor the inspection progress, evaluate establishment compliance, and support operational decision-making. The </w:t>
+      </w:r>
+      <w:proofErr w:type="gramStart"/>
+      <w:r>
+        <w:rPr>
+          <w:color w:val="000000" w:themeColor="text1"/>
+        </w:rPr>
+        <w:t>Admin</w:t>
+      </w:r>
+      <w:proofErr w:type="gramEnd"/>
+      <w:r>
+        <w:rPr>
+          <w:color w:val="000000" w:themeColor="text1"/>
+        </w:rPr>
+        <w:t xml:space="preserve"> also uses the system to manage user access, view mapped locations of establishments, and oversee the overall workflow of inspections and reporting.</w:t>
       </w:r>
     </w:p>
     <w:p>
@@ -13200,7 +14743,21 @@
         <w:rPr>
           <w:color w:val="000000" w:themeColor="text1"/>
         </w:rPr>
-        <w:t>The Inspector is responsible for conducting fire safety inspections and submitting results through the system. The system assigns inspections to Inspectors and provides them with establishment details and mapped locations, ensuring they can accurately locate and assess the assigned establishments. Once the inspection is completed, the Inspector submits inspection findings and site assessment notes back to the system. These data inputs are then processed and reflected in inspection records and compliance reports, which are accessible by the Admin and viewable by the Establishment Owner.</w:t>
+        <w:t xml:space="preserve">The Inspector is responsible for conducting fire safety inspections and submitting results through the system. The system assigns inspections to Inspectors and provides them with establishment details and mapped locations, ensuring they can accurately locate and assess the assigned establishments. Once the inspection is completed, the Inspector submits inspection findings and site assessment notes back to the system. These data inputs are then processed and reflected in inspection records and compliance reports, which are accessible by the </w:t>
+      </w:r>
+      <w:proofErr w:type="gramStart"/>
+      <w:r>
+        <w:rPr>
+          <w:color w:val="000000" w:themeColor="text1"/>
+        </w:rPr>
+        <w:t>Admin</w:t>
+      </w:r>
+      <w:proofErr w:type="gramEnd"/>
+      <w:r>
+        <w:rPr>
+          <w:color w:val="000000" w:themeColor="text1"/>
+        </w:rPr>
+        <w:t xml:space="preserve"> and viewable by the Establishment Owner.</w:t>
       </w:r>
     </w:p>
     <w:p>
@@ -13214,7 +14771,14 @@
         <w:rPr>
           <w:color w:val="000000" w:themeColor="text1"/>
         </w:rPr>
-        <w:t>The Establishment Owner interacts with the system by registering their business and submitting relevant details. They receive inspection status updates from the system and, upon compliance, are issued a Fire Safety Inspection Certificate (FSIC). This interaction ensures that owners are informed of their compliance standing and can obtain official documentation as proof of meeting fire safety standards.</w:t>
+        <w:t xml:space="preserve">The Establishment Owner interacts with the system by registering their business and submitting relevant details. They receive inspection status updates from the system and, upon compliance, are issued a Fire Safety Inspection Certificate (FSIC). This </w:t>
+      </w:r>
+      <w:r>
+        <w:rPr>
+          <w:color w:val="000000" w:themeColor="text1"/>
+        </w:rPr>
+        <w:lastRenderedPageBreak/>
+        <w:t>interaction ensures that owners are informed of their compliance standing and can obtain official documentation as proof of meeting fire safety standards.</w:t>
       </w:r>
     </w:p>
     <w:p>
@@ -13228,7 +14792,21 @@
         <w:rPr>
           <w:color w:val="000000" w:themeColor="text1"/>
         </w:rPr>
-        <w:t>By integrating these roles and automating the exchange of data between them, the BFP SiteProfiler System ensures transparency, operational efficiency, and accurate compliance tracking. The inclusion of GIS mapping provides location-based visualization of establishments for better field planning, while centralized access to reports and status updates supports effective communication across all user levels.</w:t>
+        <w:t xml:space="preserve">By integrating these roles and automating the exchange of data between them, the BFP </w:t>
+      </w:r>
+      <w:proofErr w:type="spellStart"/>
+      <w:r>
+        <w:rPr>
+          <w:color w:val="000000" w:themeColor="text1"/>
+        </w:rPr>
+        <w:t>SiteProfiler</w:t>
+      </w:r>
+      <w:proofErr w:type="spellEnd"/>
+      <w:r>
+        <w:rPr>
+          <w:color w:val="000000" w:themeColor="text1"/>
+        </w:rPr>
+        <w:t xml:space="preserve"> System ensures transparency, operational efficiency, and accurate compliance tracking. The inclusion of GIS mapping provides location-based visualization of establishments for better field planning, while centralized access to reports and status updates supports effective communication across all user levels.</w:t>
       </w:r>
     </w:p>
     <w:p>
@@ -13249,6 +14827,7 @@
           <w:noProof/>
           <w:color w:val="auto"/>
         </w:rPr>
+        <w:lastRenderedPageBreak/>
         <w:drawing>
           <wp:inline distT="0" distB="0" distL="0" distR="0" wp14:anchorId="65DEDC6C" wp14:editId="4AADCC66">
             <wp:extent cx="5485765" cy="6227445"/>
@@ -13313,7 +14892,7 @@
           <w:szCs w:val="24"/>
         </w:rPr>
       </w:pPr>
-      <w:bookmarkStart w:id="29" w:name="_Toc204927766"/>
+      <w:bookmarkStart w:id="28" w:name="_Toc204927766"/>
       <w:r>
         <w:rPr>
           <w:color w:val="000000" w:themeColor="text1"/>
@@ -13371,7 +14950,7 @@
         </w:rPr>
         <w:t>. Data Flow Diagram (Level 1)</w:t>
       </w:r>
-      <w:bookmarkEnd w:id="29"/>
+      <w:bookmarkEnd w:id="28"/>
     </w:p>
     <w:p>
       <w:pPr>
@@ -13390,7 +14969,28 @@
         <w:rPr>
           <w:color w:val="auto"/>
         </w:rPr>
-        <w:t>illustrates the Data Flow Diagram (DFD) Level 1 of the BFP SiteProfiler System, showing how the system processes data through its key functions and interacts with its external entities—Admin, Inspector, and Establishment Owner—as well as its internal data stores. This diagram provides a detailed breakdown of the main process into sub-processes and emphasizes the flow of data in noun form, consistent with standard DFD conventions.</w:t>
+        <w:t xml:space="preserve">illustrates the Data Flow Diagram (DFD) Level 1 of the BFP </w:t>
+      </w:r>
+      <w:proofErr w:type="spellStart"/>
+      <w:r>
+        <w:rPr>
+          <w:color w:val="auto"/>
+        </w:rPr>
+        <w:t>SiteProfiler</w:t>
+      </w:r>
+      <w:proofErr w:type="spellEnd"/>
+      <w:r>
+        <w:rPr>
+          <w:color w:val="auto"/>
+        </w:rPr>
+        <w:t xml:space="preserve"> System, showing how the system processes data through its key functions and interacts with its external entities—Admin, Inspector, and Establishment Owner—as well as its </w:t>
+      </w:r>
+      <w:r>
+        <w:rPr>
+          <w:color w:val="auto"/>
+        </w:rPr>
+        <w:lastRenderedPageBreak/>
+        <w:t>internal data stores. This diagram provides a detailed breakdown of the main process into sub-processes and emphasizes the flow of data in noun form, consistent with standard DFD conventions.</w:t>
       </w:r>
     </w:p>
     <w:p>
@@ -13405,7 +15005,21 @@
         <w:rPr>
           <w:color w:val="auto"/>
         </w:rPr>
-        <w:t>The system is composed of seven main processes, each associated with a specific user action and corresponding data flow. The diagram also highlights five internal data stores used to retain essential information related to users, establishments, inspections, compliance records, and certificates.</w:t>
+        <w:t xml:space="preserve">The system is composed of seven main </w:t>
+      </w:r>
+      <w:proofErr w:type="gramStart"/>
+      <w:r>
+        <w:rPr>
+          <w:color w:val="auto"/>
+        </w:rPr>
+        <w:t>processes,</w:t>
+      </w:r>
+      <w:proofErr w:type="gramEnd"/>
+      <w:r>
+        <w:rPr>
+          <w:color w:val="auto"/>
+        </w:rPr>
+        <w:t xml:space="preserve"> each associated with a specific user action and corresponding data flow. The diagram also highlights five internal data stores used to retain essential information related to users, establishments, inspections, compliance records, and certificates.</w:t>
       </w:r>
     </w:p>
     <w:p>
@@ -13419,7 +15033,35 @@
         <w:rPr>
           <w:color w:val="auto"/>
         </w:rPr>
-        <w:t>The first process, 1.0 Manage User Accounts, allows the Admin to manage user registration and role assignments. The Admin inputs account registration information into the system, which then provides login credentials and role assignments. The data is stored in D1: User Account Data, maintaining the necessary records for system access and user management.</w:t>
+        <w:t xml:space="preserve">The first process, 1.0 Manage User Accounts, allows the </w:t>
+      </w:r>
+      <w:proofErr w:type="gramStart"/>
+      <w:r>
+        <w:rPr>
+          <w:color w:val="auto"/>
+        </w:rPr>
+        <w:t>Admin</w:t>
+      </w:r>
+      <w:proofErr w:type="gramEnd"/>
+      <w:r>
+        <w:rPr>
+          <w:color w:val="auto"/>
+        </w:rPr>
+        <w:t xml:space="preserve"> to manage user registration and role assignments. The </w:t>
+      </w:r>
+      <w:proofErr w:type="gramStart"/>
+      <w:r>
+        <w:rPr>
+          <w:color w:val="auto"/>
+        </w:rPr>
+        <w:t>Admin</w:t>
+      </w:r>
+      <w:proofErr w:type="gramEnd"/>
+      <w:r>
+        <w:rPr>
+          <w:color w:val="auto"/>
+        </w:rPr>
+        <w:t xml:space="preserve"> inputs account registration information into the system, which then provides login credentials and role assignments. The data is stored in D1: User Account Data, maintaining the necessary records for system access and user management.</w:t>
       </w:r>
     </w:p>
     <w:p>
@@ -13462,6 +15104,7 @@
         <w:rPr>
           <w:color w:val="auto"/>
         </w:rPr>
+        <w:lastRenderedPageBreak/>
         <w:t>The 4.0 Conduct Inspection and Record Results process involves the Inspector submitting inspection data, including findings and site observations. These are processed by the system and stored as inspection logs and compliance status in D3: Inspection Records and D4: Compliance Data, respectively. The inspection findings are then made accessible to both the Admin and the Establishment Owner for reference and action.</w:t>
       </w:r>
     </w:p>
@@ -13532,7 +15175,28 @@
         <w:rPr>
           <w:color w:val="auto"/>
         </w:rPr>
-        <w:t>Through this structured workflow, the BFP SiteProfiler System automates and centralizes the entire fire safety inspection and compliance process. It enables real-time coordination among users, maintains reliable records across all modules, and ensures that regulatory procedures are carried out accurately and efficiently. The DFD Level 1 illustrates not just the technical operations of the system, but also how data moves between people, processes, and stored information—making it a critical part of the system’s design documentation.</w:t>
+        <w:t xml:space="preserve">Through this structured workflow, the BFP </w:t>
+      </w:r>
+      <w:proofErr w:type="spellStart"/>
+      <w:r>
+        <w:rPr>
+          <w:color w:val="auto"/>
+        </w:rPr>
+        <w:t>SiteProfiler</w:t>
+      </w:r>
+      <w:proofErr w:type="spellEnd"/>
+      <w:r>
+        <w:rPr>
+          <w:color w:val="auto"/>
+        </w:rPr>
+        <w:t xml:space="preserve"> System automates and centralizes the entire fire safety inspection and compliance process. It enables real-time coordination among users, maintains reliable records across all modules, and ensures that regulatory procedures are carried out accurately and efficiently. The DFD Level 1 </w:t>
+      </w:r>
+      <w:r>
+        <w:rPr>
+          <w:color w:val="auto"/>
+        </w:rPr>
+        <w:lastRenderedPageBreak/>
+        <w:t>illustrates not just the technical operations of the system, but also how data moves between people, processes, and stored information—making it a critical part of the system’s design documentation.</w:t>
       </w:r>
     </w:p>
     <w:p>
@@ -13547,6 +15211,7 @@
           <w:noProof/>
           <w:color w:val="auto"/>
         </w:rPr>
+        <w:lastRenderedPageBreak/>
         <w:drawing>
           <wp:inline distT="0" distB="0" distL="0" distR="0" wp14:anchorId="479E586C" wp14:editId="716EE89A">
             <wp:extent cx="4905815" cy="7615238"/>
@@ -13600,7 +15265,7 @@
           <w:szCs w:val="24"/>
         </w:rPr>
       </w:pPr>
-      <w:bookmarkStart w:id="30" w:name="_Toc204927767"/>
+      <w:bookmarkStart w:id="29" w:name="_Toc204927767"/>
       <w:r>
         <w:rPr>
           <w:color w:val="000000" w:themeColor="text1"/>
@@ -13658,7 +15323,7 @@
         </w:rPr>
         <w:t>. Use Case Diagram</w:t>
       </w:r>
-      <w:bookmarkEnd w:id="30"/>
+      <w:bookmarkEnd w:id="29"/>
     </w:p>
     <w:p>
       <w:pPr>
@@ -13673,6 +15338,7 @@
         <w:rPr>
           <w:color w:val="000000" w:themeColor="text1"/>
         </w:rPr>
+        <w:lastRenderedPageBreak/>
         <w:t xml:space="preserve">  </w:t>
       </w:r>
       <w:r>
@@ -13697,7 +15363,21 @@
         <w:rPr>
           <w:color w:val="000000" w:themeColor="text1"/>
         </w:rPr>
-        <w:t xml:space="preserve"> illustrates the use case diagram outlining the core functionalities of the BFP SiteProfiler, a GIS-integrated web-based system designed for efficient establishment management and fire safety compliance monitoring.</w:t>
+        <w:t xml:space="preserve"> illustrates the use case diagram outlining the core functionalities of the BFP </w:t>
+      </w:r>
+      <w:proofErr w:type="spellStart"/>
+      <w:r>
+        <w:rPr>
+          <w:color w:val="000000" w:themeColor="text1"/>
+        </w:rPr>
+        <w:t>SiteProfiler</w:t>
+      </w:r>
+      <w:proofErr w:type="spellEnd"/>
+      <w:r>
+        <w:rPr>
+          <w:color w:val="000000" w:themeColor="text1"/>
+        </w:rPr>
+        <w:t>, a GIS-integrated web-based system designed for efficient establishment management and fire safety compliance monitoring.</w:t>
       </w:r>
     </w:p>
     <w:p>
@@ -13739,7 +15419,21 @@
         <w:rPr>
           <w:color w:val="000000" w:themeColor="text1"/>
         </w:rPr>
-        <w:t>Administrators oversee the entire system, managing user accounts, scheduling inspections, and ensuring regulatory compliance. They have the capability to assign inspectors to specific locations, generate FSICs, and leverage GIS mapping to monitor fire safety conditions across a broader landscape. By centralizing operations within the platform, administrators can effectively enforce fire safety protocols, minimizing risks and ensuring systematic inspection workflows.</w:t>
+        <w:t xml:space="preserve">Administrators oversee the entire system, managing user accounts, scheduling inspections, and ensuring regulatory compliance. They have the capability to assign inspectors to specific locations, generate FSICs, and leverage GIS mapping to monitor fire safety conditions across a broader landscape. By centralizing operations within the platform, administrators can effectively enforce fire safety protocols, </w:t>
+      </w:r>
+      <w:proofErr w:type="gramStart"/>
+      <w:r>
+        <w:rPr>
+          <w:color w:val="000000" w:themeColor="text1"/>
+        </w:rPr>
+        <w:t>minimizing</w:t>
+      </w:r>
+      <w:proofErr w:type="gramEnd"/>
+      <w:r>
+        <w:rPr>
+          <w:color w:val="000000" w:themeColor="text1"/>
+        </w:rPr>
+        <w:t xml:space="preserve"> risks and ensuring systematic inspection workflows.</w:t>
       </w:r>
     </w:p>
     <w:p>
@@ -13753,7 +15447,28 @@
         <w:rPr>
           <w:color w:val="000000" w:themeColor="text1"/>
         </w:rPr>
-        <w:t>The BFP SiteProfiler integrates GIS mapping to provide detailed location-based insights and enhance inspection efficiency. By digitizing fire safety management, this system fosters transparency and accountability, ensuring establishments adhere to necessary regulations while inspectors and administrators operate with improved accuracy and coordination.</w:t>
+        <w:t xml:space="preserve">The BFP </w:t>
+      </w:r>
+      <w:proofErr w:type="spellStart"/>
+      <w:r>
+        <w:rPr>
+          <w:color w:val="000000" w:themeColor="text1"/>
+        </w:rPr>
+        <w:t>SiteProfiler</w:t>
+      </w:r>
+      <w:proofErr w:type="spellEnd"/>
+      <w:r>
+        <w:rPr>
+          <w:color w:val="000000" w:themeColor="text1"/>
+        </w:rPr>
+        <w:t xml:space="preserve"> integrates GIS mapping to provide detailed location-based insights and enhance inspection efficiency. By digitizing fire safety management, this </w:t>
+      </w:r>
+      <w:r>
+        <w:rPr>
+          <w:color w:val="000000" w:themeColor="text1"/>
+        </w:rPr>
+        <w:lastRenderedPageBreak/>
+        <w:t>system fosters transparency and accountability, ensuring establishments adhere to necessary regulations while inspectors and administrators operate with improved accuracy and coordination.</w:t>
       </w:r>
     </w:p>
     <w:p>
@@ -13825,7 +15540,7 @@
           <w:szCs w:val="24"/>
         </w:rPr>
       </w:pPr>
-      <w:bookmarkStart w:id="31" w:name="_Toc204927768"/>
+      <w:bookmarkStart w:id="30" w:name="_Toc204927768"/>
       <w:r>
         <w:rPr>
           <w:color w:val="000000" w:themeColor="text1"/>
@@ -13883,7 +15598,7 @@
         </w:rPr>
         <w:t>. Swimlane Diagram</w:t>
       </w:r>
-      <w:bookmarkEnd w:id="31"/>
+      <w:bookmarkEnd w:id="30"/>
     </w:p>
     <w:p>
       <w:pPr>
@@ -13896,7 +15611,35 @@
         <w:rPr>
           <w:color w:val="auto"/>
         </w:rPr>
-        <w:t>Figure 6 shows the swimlane diagram that illustrates the end-to-end process flow of how the BFP SiteProfiler System facilitates coordination between the Establishment Owner, Admin, Inspector, and the System in managing establishment registration, inspection scheduling, compliance evaluation, and certificate issuance.</w:t>
+        <w:t xml:space="preserve">Figure 6 shows the </w:t>
+      </w:r>
+      <w:proofErr w:type="spellStart"/>
+      <w:r>
+        <w:rPr>
+          <w:color w:val="auto"/>
+        </w:rPr>
+        <w:t>swimlane</w:t>
+      </w:r>
+      <w:proofErr w:type="spellEnd"/>
+      <w:r>
+        <w:rPr>
+          <w:color w:val="auto"/>
+        </w:rPr>
+        <w:t xml:space="preserve"> diagram that illustrates the end-to-end process flow of how the BFP </w:t>
+      </w:r>
+      <w:proofErr w:type="spellStart"/>
+      <w:r>
+        <w:rPr>
+          <w:color w:val="auto"/>
+        </w:rPr>
+        <w:t>SiteProfiler</w:t>
+      </w:r>
+      <w:proofErr w:type="spellEnd"/>
+      <w:r>
+        <w:rPr>
+          <w:color w:val="auto"/>
+        </w:rPr>
+        <w:t xml:space="preserve"> System facilitates coordination between the Establishment Owner, Admin, Inspector, and the System in managing establishment registration, inspection scheduling, compliance evaluation, and certificate issuance.</w:t>
       </w:r>
     </w:p>
     <w:p>
@@ -13910,7 +15653,42 @@
         <w:rPr>
           <w:color w:val="auto"/>
         </w:rPr>
-        <w:t>The process begins with the Establishment Owner, who initiates interaction with the system by filling out a digital registration form. This form includes essential establishment details necessary for scheduling a fire safety inspection. Once submitted, the System automatically receives and stores the registration data, which is then reviewed by the Admin. The Admin evaluates the completeness and validity of the registration before approving it. Upon approval, the Admin assigns an Inspector and sets the inspection schedule. This schedule is recorded by the System and notifications are automatically sent to the assigned Inspector.</w:t>
+        <w:t xml:space="preserve">The process begins with the Establishment Owner, who initiates interaction with the system by filling out a digital registration form. This form includes essential </w:t>
+      </w:r>
+      <w:r>
+        <w:rPr>
+          <w:color w:val="auto"/>
+        </w:rPr>
+        <w:lastRenderedPageBreak/>
+        <w:t xml:space="preserve">establishment details necessary for scheduling a fire safety inspection. Once submitted, the System automatically receives and stores the registration data, which is then reviewed by the Admin. The </w:t>
+      </w:r>
+      <w:proofErr w:type="gramStart"/>
+      <w:r>
+        <w:rPr>
+          <w:color w:val="auto"/>
+        </w:rPr>
+        <w:t>Admin</w:t>
+      </w:r>
+      <w:proofErr w:type="gramEnd"/>
+      <w:r>
+        <w:rPr>
+          <w:color w:val="auto"/>
+        </w:rPr>
+        <w:t xml:space="preserve"> evaluates the completeness and validity of the registration before approving it. Upon approval, the </w:t>
+      </w:r>
+      <w:proofErr w:type="gramStart"/>
+      <w:r>
+        <w:rPr>
+          <w:color w:val="auto"/>
+        </w:rPr>
+        <w:t>Admin</w:t>
+      </w:r>
+      <w:proofErr w:type="gramEnd"/>
+      <w:r>
+        <w:rPr>
+          <w:color w:val="auto"/>
+        </w:rPr>
+        <w:t xml:space="preserve"> assigns an Inspector and sets the inspection schedule. This schedule is recorded by the System and notifications are automatically sent to the assigned Inspector.</w:t>
       </w:r>
     </w:p>
     <w:p>
@@ -13952,7 +15730,28 @@
         <w:rPr>
           <w:color w:val="auto"/>
         </w:rPr>
-        <w:t>Throughout the entire workflow, the Admin plays a supervisory role by managing the scheduling of inspections and ensuring the timely review of registration submissions. The Inspector ensures on-ground evaluation and decision-making, while the System supports automated notifications, GIS-based navigation, result recording, and certificate generation. The Establishment Owner, meanwhile, is kept informed throughout the process and receives tangible proof of compliance upon completion.</w:t>
+        <w:t xml:space="preserve">Throughout the entire workflow, the </w:t>
+      </w:r>
+      <w:proofErr w:type="gramStart"/>
+      <w:r>
+        <w:rPr>
+          <w:color w:val="auto"/>
+        </w:rPr>
+        <w:t>Admin</w:t>
+      </w:r>
+      <w:proofErr w:type="gramEnd"/>
+      <w:r>
+        <w:rPr>
+          <w:color w:val="auto"/>
+        </w:rPr>
+        <w:t xml:space="preserve"> plays a supervisory role by managing the scheduling of inspections and ensuring the timely review of registration submissions. </w:t>
+      </w:r>
+      <w:r>
+        <w:rPr>
+          <w:color w:val="auto"/>
+        </w:rPr>
+        <w:lastRenderedPageBreak/>
+        <w:t>The Inspector ensures on-ground evaluation and decision-making, while the System supports automated notifications, GIS-based navigation, result recording, and certificate generation. The Establishment Owner, meanwhile, is kept informed throughout the process and receives tangible proof of compliance upon completion.</w:t>
       </w:r>
     </w:p>
     <w:p>
@@ -13966,7 +15765,21 @@
         <w:rPr>
           <w:color w:val="auto"/>
         </w:rPr>
-        <w:t>By clearly defining the responsibilities across each swimlane, this process diagram emphasizes role-based actions, decision points, and system automation. The result is a transparent, efficient, and streamlined approach to fire safety compliance management, with GIS integration enhancing inspection accuracy and centralized access supporting real-time coordination across all roles.</w:t>
+        <w:t xml:space="preserve">By clearly defining the responsibilities across each </w:t>
+      </w:r>
+      <w:proofErr w:type="spellStart"/>
+      <w:r>
+        <w:rPr>
+          <w:color w:val="auto"/>
+        </w:rPr>
+        <w:t>swimlane</w:t>
+      </w:r>
+      <w:proofErr w:type="spellEnd"/>
+      <w:r>
+        <w:rPr>
+          <w:color w:val="auto"/>
+        </w:rPr>
+        <w:t>, this process diagram emphasizes role-based actions, decision points, and system automation. The result is a transparent, efficient, and streamlined approach to fire safety compliance management, with GIS integration enhancing inspection accuracy and centralized access supporting real-time coordination across all roles.</w:t>
       </w:r>
     </w:p>
     <w:p>
@@ -13987,6 +15800,7 @@
         <w:rPr>
           <w:noProof/>
         </w:rPr>
+        <w:lastRenderedPageBreak/>
         <w:drawing>
           <wp:anchor distT="0" distB="0" distL="114300" distR="114300" simplePos="0" relativeHeight="251664896" behindDoc="0" locked="0" layoutInCell="1" allowOverlap="1" wp14:anchorId="1D59E05F" wp14:editId="10A5847C">
             <wp:simplePos x="0" y="0"/>
@@ -14060,7 +15874,7 @@
         </w:rPr>
         <w:t xml:space="preserve">                                          </w:t>
       </w:r>
-      <w:bookmarkStart w:id="32" w:name="_Toc204927769"/>
+      <w:bookmarkStart w:id="31" w:name="_Toc204927769"/>
       <w:r>
         <w:rPr>
           <w:color w:val="000000" w:themeColor="text1"/>
@@ -14118,7 +15932,7 @@
         </w:rPr>
         <w:t>. Entity Relationship Diagram</w:t>
       </w:r>
-      <w:bookmarkEnd w:id="32"/>
+      <w:bookmarkEnd w:id="31"/>
     </w:p>
     <w:p>
       <w:pPr>
@@ -14149,7 +15963,14 @@
         <w:rPr>
           <w:color w:val="auto"/>
         </w:rPr>
-        <w:t xml:space="preserve"> presents the entity-relationship model for a fire safety management system, illustrating how different entities like User, Establishment, Inspection, and Certificate are related and the attributes associated with each. The User entity stores information about system users, including their user ID, name, email, role, and contact number. The Establishment entity details information about the establishments being inspected, such as establishment ID, owner ID (linking back to a User), name, address, geographical coordinates (longitude, latitude), area, type of occupancy, tax information, and risk level.</w:t>
+        <w:t xml:space="preserve"> presents the entity-relationship model for a fire safety management system, illustrating how different entities like User, Establishment, Inspection, and Certificate are related and the attributes associated with each. The User entity stores information about system users, including their user ID, name, email, role, and contact number. The Establishment entity details information about the establishments being </w:t>
+      </w:r>
+      <w:r>
+        <w:rPr>
+          <w:color w:val="auto"/>
+        </w:rPr>
+        <w:lastRenderedPageBreak/>
+        <w:t>inspected, such as establishment ID, owner ID (linking back to a User), name, address, geographical coordinates (longitude, latitude), area, type of occupancy, tax information, and risk level.</w:t>
       </w:r>
     </w:p>
     <w:p>
@@ -14206,6 +16027,7 @@
           <w:noProof/>
           <w:color w:val="auto"/>
         </w:rPr>
+        <w:lastRenderedPageBreak/>
         <w:drawing>
           <wp:anchor distT="0" distB="0" distL="114300" distR="114300" simplePos="0" relativeHeight="251670016" behindDoc="0" locked="0" layoutInCell="1" allowOverlap="1" wp14:anchorId="53049180" wp14:editId="79211706">
             <wp:simplePos x="0" y="0"/>
@@ -14275,7 +16097,7 @@
           <w:szCs w:val="24"/>
         </w:rPr>
       </w:pPr>
-      <w:bookmarkStart w:id="33" w:name="_Toc204927770"/>
+      <w:bookmarkStart w:id="32" w:name="_Toc204927770"/>
       <w:r>
         <w:rPr>
           <w:color w:val="000000" w:themeColor="text1"/>
@@ -14333,7 +16155,7 @@
         </w:rPr>
         <w:t>. System Architecture</w:t>
       </w:r>
-      <w:bookmarkEnd w:id="33"/>
+      <w:bookmarkEnd w:id="32"/>
     </w:p>
     <w:p>
       <w:pPr>
@@ -14383,6 +16205,7 @@
           <w:iCs/>
           <w:color w:val="000000" w:themeColor="text1"/>
         </w:rPr>
+        <w:lastRenderedPageBreak/>
         <w:t>System Prototype</w:t>
       </w:r>
     </w:p>
@@ -14455,7 +16278,7 @@
           <w:szCs w:val="24"/>
         </w:rPr>
       </w:pPr>
-      <w:bookmarkStart w:id="34" w:name="_Toc204927771"/>
+      <w:bookmarkStart w:id="33" w:name="_Toc204927771"/>
       <w:r>
         <w:rPr>
           <w:color w:val="000000" w:themeColor="text1"/>
@@ -14513,7 +16336,7 @@
         </w:rPr>
         <w:t>. Login page</w:t>
       </w:r>
-      <w:bookmarkEnd w:id="34"/>
+      <w:bookmarkEnd w:id="33"/>
     </w:p>
     <w:p>
       <w:r>
@@ -14521,6 +16344,7 @@
           <w:noProof/>
           <w:color w:val="000000" w:themeColor="text1"/>
         </w:rPr>
+        <w:lastRenderedPageBreak/>
         <w:drawing>
           <wp:anchor distT="0" distB="0" distL="114300" distR="114300" simplePos="0" relativeHeight="251672064" behindDoc="0" locked="0" layoutInCell="1" allowOverlap="1" wp14:anchorId="1D325D00" wp14:editId="550678D8">
             <wp:simplePos x="0" y="0"/>
@@ -14650,7 +16474,7 @@
           <w:szCs w:val="24"/>
         </w:rPr>
       </w:pPr>
-      <w:bookmarkStart w:id="35" w:name="_Toc204927772"/>
+      <w:bookmarkStart w:id="34" w:name="_Toc204927772"/>
       <w:r>
         <w:rPr>
           <w:color w:val="000000" w:themeColor="text1"/>
@@ -14708,7 +16532,7 @@
         </w:rPr>
         <w:t xml:space="preserve"> Admin Dashboard (Admin side)</w:t>
       </w:r>
-      <w:bookmarkEnd w:id="35"/>
+      <w:bookmarkEnd w:id="34"/>
     </w:p>
     <w:p>
       <w:pPr>
@@ -14725,6 +16549,7 @@
           <w:noProof/>
           <w:color w:val="000000" w:themeColor="text1"/>
         </w:rPr>
+        <w:lastRenderedPageBreak/>
         <w:drawing>
           <wp:anchor distT="0" distB="0" distL="114300" distR="114300" simplePos="0" relativeHeight="251674112" behindDoc="0" locked="0" layoutInCell="1" allowOverlap="1" wp14:anchorId="6328594F" wp14:editId="755FB1FC">
             <wp:simplePos x="0" y="0"/>
@@ -14869,6 +16694,7 @@
           <w:noProof/>
           <w:color w:val="000000" w:themeColor="text1"/>
         </w:rPr>
+        <w:lastRenderedPageBreak/>
         <w:drawing>
           <wp:anchor distT="0" distB="0" distL="114300" distR="114300" simplePos="0" relativeHeight="251675136" behindDoc="0" locked="0" layoutInCell="1" allowOverlap="1" wp14:anchorId="2705F0BE" wp14:editId="4CA99329">
             <wp:simplePos x="0" y="0"/>
@@ -14939,7 +16765,7 @@
           <w:szCs w:val="24"/>
         </w:rPr>
       </w:pPr>
-      <w:bookmarkStart w:id="36" w:name="_Toc204927773"/>
+      <w:bookmarkStart w:id="35" w:name="_Toc204927773"/>
       <w:r>
         <w:rPr>
           <w:color w:val="000000" w:themeColor="text1"/>
@@ -15005,7 +16831,7 @@
         </w:rPr>
         <w:t xml:space="preserve"> (Admin side)</w:t>
       </w:r>
-      <w:bookmarkEnd w:id="36"/>
+      <w:bookmarkEnd w:id="35"/>
     </w:p>
     <w:p>
       <w:pPr>
@@ -15098,6 +16924,7 @@
           <w:noProof/>
           <w:color w:val="000000" w:themeColor="text1"/>
         </w:rPr>
+        <w:lastRenderedPageBreak/>
         <w:drawing>
           <wp:anchor distT="0" distB="0" distL="114300" distR="114300" simplePos="0" relativeHeight="251677184" behindDoc="0" locked="0" layoutInCell="1" allowOverlap="1" wp14:anchorId="1A1E0606" wp14:editId="274DBF36">
             <wp:simplePos x="0" y="0"/>
@@ -15242,7 +17069,7 @@
           <w:szCs w:val="24"/>
         </w:rPr>
       </w:pPr>
-      <w:bookmarkStart w:id="37" w:name="_Toc204927774"/>
+      <w:bookmarkStart w:id="36" w:name="_Toc204927774"/>
       <w:r>
         <w:rPr>
           <w:b/>
@@ -15252,6 +17079,7 @@
           <w:sz w:val="24"/>
           <w:szCs w:val="24"/>
         </w:rPr>
+        <w:lastRenderedPageBreak/>
         <w:drawing>
           <wp:anchor distT="0" distB="0" distL="114300" distR="114300" simplePos="0" relativeHeight="251678208" behindDoc="0" locked="0" layoutInCell="1" allowOverlap="1" wp14:anchorId="5C49BED3" wp14:editId="31C3B81B">
             <wp:simplePos x="0" y="0"/>
@@ -15373,7 +17201,7 @@
         </w:rPr>
         <w:t xml:space="preserve"> Schedule Inspection (Admin side)</w:t>
       </w:r>
-      <w:bookmarkEnd w:id="37"/>
+      <w:bookmarkEnd w:id="36"/>
     </w:p>
     <w:p>
       <w:pPr>
@@ -15470,6 +17298,7 @@
           <w:sz w:val="24"/>
           <w:szCs w:val="24"/>
         </w:rPr>
+        <w:lastRenderedPageBreak/>
         <w:drawing>
           <wp:anchor distT="0" distB="0" distL="114300" distR="114300" simplePos="0" relativeHeight="251679232" behindDoc="0" locked="0" layoutInCell="1" allowOverlap="1" wp14:anchorId="051CEB98" wp14:editId="39182F55">
             <wp:simplePos x="0" y="0"/>
@@ -15617,7 +17446,7 @@
           <w:szCs w:val="24"/>
         </w:rPr>
       </w:pPr>
-      <w:bookmarkStart w:id="38" w:name="_Toc204927775"/>
+      <w:bookmarkStart w:id="37" w:name="_Toc204927775"/>
       <w:r>
         <w:rPr>
           <w:color w:val="000000" w:themeColor="text1"/>
@@ -15675,7 +17504,7 @@
         </w:rPr>
         <w:t xml:space="preserve"> Reports (Admin side)</w:t>
       </w:r>
-      <w:bookmarkEnd w:id="38"/>
+      <w:bookmarkEnd w:id="37"/>
     </w:p>
     <w:p>
       <w:pPr>
@@ -15697,7 +17526,7 @@
           <w:szCs w:val="24"/>
         </w:rPr>
       </w:pPr>
-      <w:bookmarkStart w:id="39" w:name="_Toc204927776"/>
+      <w:bookmarkStart w:id="38" w:name="_Toc204927776"/>
       <w:r>
         <w:rPr>
           <w:b/>
@@ -15707,6 +17536,7 @@
           <w:sz w:val="24"/>
           <w:szCs w:val="24"/>
         </w:rPr>
+        <w:lastRenderedPageBreak/>
         <w:drawing>
           <wp:anchor distT="0" distB="0" distL="114300" distR="114300" simplePos="0" relativeHeight="251681280" behindDoc="0" locked="0" layoutInCell="1" allowOverlap="1" wp14:anchorId="4E5D43E0" wp14:editId="14FB5246">
             <wp:simplePos x="0" y="0"/>
@@ -15820,7 +17650,7 @@
         </w:rPr>
         <w:t xml:space="preserve"> . User Management (Admin side)</w:t>
       </w:r>
-      <w:bookmarkEnd w:id="39"/>
+      <w:bookmarkEnd w:id="38"/>
     </w:p>
     <w:p/>
     <w:p/>
@@ -15845,6 +17675,7 @@
           <w:bCs/>
           <w:color w:val="000000" w:themeColor="text1"/>
         </w:rPr>
+        <w:lastRenderedPageBreak/>
         <w:t>Inspector side</w:t>
       </w:r>
     </w:p>
@@ -15915,7 +17746,7 @@
           <w:szCs w:val="24"/>
         </w:rPr>
       </w:pPr>
-      <w:bookmarkStart w:id="40" w:name="_Toc204927777"/>
+      <w:bookmarkStart w:id="39" w:name="_Toc204927777"/>
       <w:r>
         <w:rPr>
           <w:color w:val="000000" w:themeColor="text1"/>
@@ -15973,7 +17804,7 @@
         </w:rPr>
         <w:t xml:space="preserve"> Inspector Dashboard</w:t>
       </w:r>
-      <w:bookmarkEnd w:id="40"/>
+      <w:bookmarkEnd w:id="39"/>
     </w:p>
     <w:p>
       <w:pPr>
@@ -16052,7 +17883,7 @@
           <w:szCs w:val="24"/>
         </w:rPr>
       </w:pPr>
-      <w:bookmarkStart w:id="41" w:name="_Toc204927778"/>
+      <w:bookmarkStart w:id="40" w:name="_Toc204927778"/>
       <w:r>
         <w:rPr>
           <w:color w:val="000000" w:themeColor="text1"/>
@@ -16110,13 +17941,14 @@
         </w:rPr>
         <w:t xml:space="preserve"> Assigned Inspection</w:t>
       </w:r>
-      <w:bookmarkEnd w:id="41"/>
+      <w:bookmarkEnd w:id="40"/>
     </w:p>
     <w:p>
       <w:r>
         <w:rPr>
           <w:noProof/>
         </w:rPr>
+        <w:lastRenderedPageBreak/>
         <w:drawing>
           <wp:inline distT="0" distB="0" distL="0" distR="0" wp14:anchorId="3CF54913" wp14:editId="5665397A">
             <wp:extent cx="5485897" cy="3182587"/>
@@ -16233,6 +18065,7 @@
           <w:noProof/>
           <w:color w:val="000000" w:themeColor="text1"/>
         </w:rPr>
+        <w:lastRenderedPageBreak/>
         <w:drawing>
           <wp:inline distT="0" distB="0" distL="0" distR="0" wp14:anchorId="48EEAE54" wp14:editId="3B9E276F">
             <wp:extent cx="5486341" cy="3265714"/>
@@ -16344,7 +18177,7 @@
           <w:szCs w:val="24"/>
         </w:rPr>
       </w:pPr>
-      <w:bookmarkStart w:id="42" w:name="_Toc204927779"/>
+      <w:bookmarkStart w:id="41" w:name="_Toc204927779"/>
       <w:r>
         <w:rPr>
           <w:color w:val="000000" w:themeColor="text1"/>
@@ -16402,7 +18235,7 @@
         </w:rPr>
         <w:t xml:space="preserve"> Report Findings</w:t>
       </w:r>
-      <w:bookmarkEnd w:id="42"/>
+      <w:bookmarkEnd w:id="41"/>
     </w:p>
     <w:p/>
     <w:p>
@@ -16419,6 +18252,7 @@
           <w:bCs/>
           <w:color w:val="000000" w:themeColor="text1"/>
         </w:rPr>
+        <w:lastRenderedPageBreak/>
         <w:t>User side</w:t>
       </w:r>
     </w:p>
@@ -16492,7 +18326,7 @@
           <w:szCs w:val="24"/>
         </w:rPr>
       </w:pPr>
-      <w:bookmarkStart w:id="43" w:name="_Toc204927780"/>
+      <w:bookmarkStart w:id="42" w:name="_Toc204927780"/>
       <w:r>
         <w:rPr>
           <w:color w:val="000000" w:themeColor="text1"/>
@@ -16550,7 +18384,7 @@
         </w:rPr>
         <w:t xml:space="preserve"> login</w:t>
       </w:r>
-      <w:bookmarkEnd w:id="43"/>
+      <w:bookmarkEnd w:id="42"/>
     </w:p>
     <w:p>
       <w:pPr>
@@ -16616,7 +18450,7 @@
           <w:szCs w:val="24"/>
         </w:rPr>
       </w:pPr>
-      <w:bookmarkStart w:id="44" w:name="_Toc204927781"/>
+      <w:bookmarkStart w:id="43" w:name="_Toc204927781"/>
       <w:r>
         <w:rPr>
           <w:color w:val="000000" w:themeColor="text1"/>
@@ -16674,7 +18508,7 @@
         </w:rPr>
         <w:t xml:space="preserve"> User Dashboard</w:t>
       </w:r>
-      <w:bookmarkEnd w:id="44"/>
+      <w:bookmarkEnd w:id="43"/>
     </w:p>
     <w:p/>
     <w:p>
@@ -16682,6 +18516,7 @@
         <w:rPr>
           <w:noProof/>
         </w:rPr>
+        <w:lastRenderedPageBreak/>
         <w:drawing>
           <wp:inline distT="0" distB="0" distL="0" distR="0" wp14:anchorId="7034BE4F" wp14:editId="33CAF7DE">
             <wp:extent cx="5486400" cy="3194462"/>
@@ -16735,7 +18570,7 @@
           <w:szCs w:val="24"/>
         </w:rPr>
       </w:pPr>
-      <w:bookmarkStart w:id="45" w:name="_Toc204927782"/>
+      <w:bookmarkStart w:id="44" w:name="_Toc204927782"/>
       <w:r>
         <w:rPr>
           <w:color w:val="000000" w:themeColor="text1"/>
@@ -16793,7 +18628,7 @@
         </w:rPr>
         <w:t xml:space="preserve"> User Establishments</w:t>
       </w:r>
-      <w:bookmarkEnd w:id="45"/>
+      <w:bookmarkEnd w:id="44"/>
     </w:p>
     <w:p>
       <w:r>
@@ -16853,7 +18688,7 @@
           <w:szCs w:val="24"/>
         </w:rPr>
       </w:pPr>
-      <w:bookmarkStart w:id="46" w:name="_Toc204927783"/>
+      <w:bookmarkStart w:id="45" w:name="_Toc204927783"/>
       <w:r>
         <w:rPr>
           <w:color w:val="000000" w:themeColor="text1"/>
@@ -16911,13 +18746,14 @@
         </w:rPr>
         <w:t xml:space="preserve"> Certificates</w:t>
       </w:r>
-      <w:bookmarkEnd w:id="46"/>
+      <w:bookmarkEnd w:id="45"/>
     </w:p>
     <w:p>
       <w:r>
         <w:rPr>
           <w:noProof/>
         </w:rPr>
+        <w:lastRenderedPageBreak/>
         <w:drawing>
           <wp:inline distT="0" distB="0" distL="0" distR="0" wp14:anchorId="37935706" wp14:editId="01BFCC84">
             <wp:extent cx="5617028" cy="3514725"/>
@@ -16971,7 +18807,7 @@
           <w:szCs w:val="24"/>
         </w:rPr>
       </w:pPr>
-      <w:bookmarkStart w:id="47" w:name="_Toc204927784"/>
+      <w:bookmarkStart w:id="46" w:name="_Toc204927784"/>
       <w:r>
         <w:rPr>
           <w:color w:val="000000" w:themeColor="text1"/>
@@ -17029,7 +18865,7 @@
         </w:rPr>
         <w:t xml:space="preserve"> Documents</w:t>
       </w:r>
-      <w:bookmarkEnd w:id="47"/>
+      <w:bookmarkEnd w:id="46"/>
     </w:p>
     <w:p/>
     <w:p>
@@ -17082,7 +18918,42 @@
         <w:rPr>
           <w:color w:val="000000"/>
         </w:rPr>
-        <w:t>For the development of the BFP SiteProfiler: A GIS-Integrated Web-Based System for Managing Establishments in Catanduanes, the Rapid Application Development (RAD) model has been selected as the most suitable software development methodology. RAD is a user-focused and iterative approach that emphasizes rapid prototyping, continuous feedback, and accelerated delivery of working components. It is particularly effective for projects that require regular interaction with end-users and adaptability to changing requirements. Given the complexity and evolving nature of the proposed system—especially its integration of GIS mapping, digital inspection management, and real-time compliance tracking—RAD provides an ideal framework for ensuring flexibility, efficiency, and stakeholder-driven development.</w:t>
+        <w:t xml:space="preserve">For the development of the BFP </w:t>
+      </w:r>
+      <w:proofErr w:type="spellStart"/>
+      <w:r>
+        <w:rPr>
+          <w:color w:val="000000"/>
+        </w:rPr>
+        <w:t>SiteProfiler</w:t>
+      </w:r>
+      <w:proofErr w:type="spellEnd"/>
+      <w:r>
+        <w:rPr>
+          <w:color w:val="000000"/>
+        </w:rPr>
+        <w:t xml:space="preserve">: A GIS-Integrated Web-Based System for Managing Establishments in </w:t>
+      </w:r>
+      <w:proofErr w:type="spellStart"/>
+      <w:r>
+        <w:rPr>
+          <w:color w:val="000000"/>
+        </w:rPr>
+        <w:t>Catanduanes</w:t>
+      </w:r>
+      <w:proofErr w:type="spellEnd"/>
+      <w:r>
+        <w:rPr>
+          <w:color w:val="000000"/>
+        </w:rPr>
+        <w:t xml:space="preserve">, the Rapid Application Development (RAD) model has been selected as the most suitable software development methodology. RAD is a user-focused and iterative approach that emphasizes rapid prototyping, continuous feedback, and accelerated delivery of working components. It is particularly effective for </w:t>
+      </w:r>
+      <w:r>
+        <w:rPr>
+          <w:color w:val="000000"/>
+        </w:rPr>
+        <w:lastRenderedPageBreak/>
+        <w:t>projects that require regular interaction with end-users and adaptability to changing requirements. Given the complexity and evolving nature of the proposed system—especially its integration of GIS mapping, digital inspection management, and real-time compliance tracking—RAD provides an ideal framework for ensuring flexibility, efficiency, and stakeholder-driven development.</w:t>
       </w:r>
     </w:p>
     <w:p>
@@ -17096,7 +18967,21 @@
         <w:rPr>
           <w:color w:val="000000"/>
         </w:rPr>
-        <w:t>By adopting RAD, the development team can quickly build and present functional parts of the system for review, allowing early detection of issues and timely adjustments. This reduces the risk of major failures and ensures that the system evolves based on actual user needs. The emphasis on collaboration, fast iteration, and progressive refinement allows the BFP SiteProfiler to be developed in alignment with the operational goals of the Bureau of Fire Protection, ultimately delivering a responsive and reliable tool for fire safety management.</w:t>
+        <w:t xml:space="preserve">By adopting RAD, the development team can quickly build and present functional parts of the system for review, allowing early detection of issues and timely adjustments. This reduces the risk of major failures and ensures that the system evolves based on actual user needs. The emphasis on collaboration, fast iteration, and progressive refinement allows the BFP </w:t>
+      </w:r>
+      <w:proofErr w:type="spellStart"/>
+      <w:r>
+        <w:rPr>
+          <w:color w:val="000000"/>
+        </w:rPr>
+        <w:t>SiteProfiler</w:t>
+      </w:r>
+      <w:proofErr w:type="spellEnd"/>
+      <w:r>
+        <w:rPr>
+          <w:color w:val="000000"/>
+        </w:rPr>
+        <w:t xml:space="preserve"> to be developed in alignment with the operational goals of the Bureau of Fire Protection, ultimately delivering a responsive and reliable tool for fire safety management.</w:t>
       </w:r>
     </w:p>
     <w:p>
@@ -17210,7 +19095,36 @@
         <w:rPr>
           <w:color w:val="000000" w:themeColor="text1"/>
         </w:rPr>
-        <w:t>The development of the BFP SiteProfiler: A GIS-Integrated Web-Based System for Managing Establishments in Catanduanes is guided by the Rapid Application Development (RAD) model, a widely used methodology known for its focus on fast prototyping, iterative design, and continuous user feedback. This approach is particularly suitable for complex systems that require flexibility, frequent user interaction, and quick delivery of functional components—qualities that align well with the requirements of the proposed system, which includes GIS-based mapping, inspection tracking, establishment profiling, and compliance monitoring.</w:t>
+        <w:lastRenderedPageBreak/>
+        <w:t xml:space="preserve">The development of the BFP </w:t>
+      </w:r>
+      <w:proofErr w:type="spellStart"/>
+      <w:r>
+        <w:rPr>
+          <w:color w:val="000000" w:themeColor="text1"/>
+        </w:rPr>
+        <w:t>SiteProfiler</w:t>
+      </w:r>
+      <w:proofErr w:type="spellEnd"/>
+      <w:r>
+        <w:rPr>
+          <w:color w:val="000000" w:themeColor="text1"/>
+        </w:rPr>
+        <w:t xml:space="preserve">: A GIS-Integrated Web-Based System for Managing Establishments in </w:t>
+      </w:r>
+      <w:proofErr w:type="spellStart"/>
+      <w:r>
+        <w:rPr>
+          <w:color w:val="000000" w:themeColor="text1"/>
+        </w:rPr>
+        <w:t>Catanduanes</w:t>
+      </w:r>
+      <w:proofErr w:type="spellEnd"/>
+      <w:r>
+        <w:rPr>
+          <w:color w:val="000000" w:themeColor="text1"/>
+        </w:rPr>
+        <w:t xml:space="preserve"> is guided by the Rapid Application Development (RAD) model, a widely used methodology known for its focus on fast prototyping, iterative design, and continuous user feedback. This approach is particularly suitable for complex systems that require flexibility, frequent user interaction, and quick delivery of functional components—qualities that align well with the requirements of the proposed system, which includes GIS-based mapping, inspection tracking, establishment profiling, and compliance monitoring.</w:t>
       </w:r>
     </w:p>
     <w:p>
@@ -17264,6 +19178,7 @@
         <w:rPr>
           <w:color w:val="000000" w:themeColor="text1"/>
         </w:rPr>
+        <w:lastRenderedPageBreak/>
         <w:t>Once the design was approved, the project moved into the Construction phase. In this stage, the development team began building the system’s core modules using technologies such as PHP for backend development, MySQL for database management, and Leaflet.js for GIS functionality. Each module was developed in short, focused cycles, allowing early testing and validation. For example, the establishment registration module and map-based location viewer were completed and reviewed before moving on to the inspection and reporting features. This incremental development helped ensure that issues were addressed early and user suggestions were quickly incorporated.</w:t>
       </w:r>
     </w:p>
@@ -17292,7 +19207,35 @@
         <w:rPr>
           <w:color w:val="000000" w:themeColor="text1"/>
         </w:rPr>
-        <w:t>Each phase of the RAD process supported close collaboration with stakeholders, enabling the team to develop and refine the BFP SiteProfiler in alignment with the practical needs of its end users. By focusing on speed, flexibility, and iterative feedback, the RAD model ensured that the system was not only delivered on time but also tailored to support efficient and accurate fire safety management in Catanduanes.</w:t>
+        <w:t xml:space="preserve">Each phase of the RAD process supported close collaboration with stakeholders, enabling the team to develop and refine the BFP </w:t>
+      </w:r>
+      <w:proofErr w:type="spellStart"/>
+      <w:r>
+        <w:rPr>
+          <w:color w:val="000000" w:themeColor="text1"/>
+        </w:rPr>
+        <w:t>SiteProfiler</w:t>
+      </w:r>
+      <w:proofErr w:type="spellEnd"/>
+      <w:r>
+        <w:rPr>
+          <w:color w:val="000000" w:themeColor="text1"/>
+        </w:rPr>
+        <w:t xml:space="preserve"> in alignment with the practical needs of its end users. By focusing on speed, flexibility, and iterative feedback, the RAD model ensured that the system was not only delivered on time but also tailored to support efficient and accurate fire safety management in </w:t>
+      </w:r>
+      <w:proofErr w:type="spellStart"/>
+      <w:r>
+        <w:rPr>
+          <w:color w:val="000000" w:themeColor="text1"/>
+        </w:rPr>
+        <w:t>Catanduanes</w:t>
+      </w:r>
+      <w:proofErr w:type="spellEnd"/>
+      <w:r>
+        <w:rPr>
+          <w:color w:val="000000" w:themeColor="text1"/>
+        </w:rPr>
+        <w:t>.</w:t>
       </w:r>
       <w:r>
         <w:rPr>
@@ -17324,6 +19267,7 @@
           <w:iCs/>
           <w:color w:val="auto"/>
         </w:rPr>
+        <w:lastRenderedPageBreak/>
         <w:t xml:space="preserve">Evaluation </w:t>
       </w:r>
     </w:p>
@@ -17339,7 +19283,35 @@
         <w:rPr>
           <w:color w:val="000000" w:themeColor="text1"/>
         </w:rPr>
-        <w:t>Evaluation is a critical phase in the development of the BFP SiteProfiler: A GIS-Integrated Web-Based System for Managing Establishments in Catanduanes. Its primary purpose is to assess the system’s effectiveness, usability, and alignment with the originally established project objectives. Through systematic evaluation, the project team ensures that the developed system meets the needs of its intended users, provides reliable and efficient services, and supports the operational goals of the Bureau of Fire Protection (BFP) in Virac.</w:t>
+        <w:t xml:space="preserve">Evaluation is a critical phase in the development of the BFP </w:t>
+      </w:r>
+      <w:proofErr w:type="spellStart"/>
+      <w:r>
+        <w:rPr>
+          <w:color w:val="000000" w:themeColor="text1"/>
+        </w:rPr>
+        <w:t>SiteProfiler</w:t>
+      </w:r>
+      <w:proofErr w:type="spellEnd"/>
+      <w:r>
+        <w:rPr>
+          <w:color w:val="000000" w:themeColor="text1"/>
+        </w:rPr>
+        <w:t xml:space="preserve">: A GIS-Integrated Web-Based System for Managing Establishments in </w:t>
+      </w:r>
+      <w:proofErr w:type="spellStart"/>
+      <w:r>
+        <w:rPr>
+          <w:color w:val="000000" w:themeColor="text1"/>
+        </w:rPr>
+        <w:t>Catanduanes</w:t>
+      </w:r>
+      <w:proofErr w:type="spellEnd"/>
+      <w:r>
+        <w:rPr>
+          <w:color w:val="000000" w:themeColor="text1"/>
+        </w:rPr>
+        <w:t>. Its primary purpose is to assess the system’s effectiveness, usability, and alignment with the originally established project objectives. Through systematic evaluation, the project team ensures that the developed system meets the needs of its intended users, provides reliable and efficient services, and supports the operational goals of the Bureau of Fire Protection (BFP) in Virac.</w:t>
       </w:r>
     </w:p>
     <w:p>
@@ -17375,7 +19347,28 @@
         <w:rPr>
           <w:color w:val="000000" w:themeColor="text1"/>
         </w:rPr>
-        <w:t>The combination of quantitative data from questionnaires and qualitative feedback from interviews and observations ensures a balanced evaluation, highlighting both measurable outcomes and user-driven experiences. Findings from this evaluation will guide final refinements to the system before full deployment, helping ensure that the BFP SiteProfiler not only meets its technical requirements but also delivers a high level of functionality, accuracy, and user satisfaction.</w:t>
+        <w:t xml:space="preserve">The combination of quantitative data from questionnaires and qualitative feedback from interviews and observations ensures a balanced evaluation, highlighting both </w:t>
+      </w:r>
+      <w:r>
+        <w:rPr>
+          <w:color w:val="000000" w:themeColor="text1"/>
+        </w:rPr>
+        <w:lastRenderedPageBreak/>
+        <w:t xml:space="preserve">measurable outcomes and user-driven experiences. Findings from this evaluation will guide final refinements to the system before full deployment, helping ensure that the BFP </w:t>
+      </w:r>
+      <w:proofErr w:type="spellStart"/>
+      <w:r>
+        <w:rPr>
+          <w:color w:val="000000" w:themeColor="text1"/>
+        </w:rPr>
+        <w:t>SiteProfiler</w:t>
+      </w:r>
+      <w:proofErr w:type="spellEnd"/>
+      <w:r>
+        <w:rPr>
+          <w:color w:val="000000" w:themeColor="text1"/>
+        </w:rPr>
+        <w:t xml:space="preserve"> not only meets its technical requirements but also delivers a high level of functionality, accuracy, and user satisfaction.</w:t>
       </w:r>
     </w:p>
     <w:p>
@@ -17383,11 +19376,11 @@
         <w:pStyle w:val="Heading3"/>
         <w:ind w:left="-5"/>
       </w:pPr>
-      <w:bookmarkStart w:id="48" w:name="_Toc201068477"/>
+      <w:bookmarkStart w:id="47" w:name="_Toc201068477"/>
       <w:r>
         <w:t>Data Gathering Procedure</w:t>
       </w:r>
-      <w:bookmarkEnd w:id="48"/>
+      <w:bookmarkEnd w:id="47"/>
       <w:r>
         <w:t xml:space="preserve"> </w:t>
       </w:r>
@@ -17404,7 +19397,35 @@
         <w:rPr>
           <w:color w:val="auto"/>
         </w:rPr>
-        <w:t>To support the development and assessment of the BFP SiteProfiler: A GIS-Integrated Web-Based System for Managing Establishments in Catanduanes, a systematic data collection process was implemented. The main sources of input were BFP personnel, including administrative officers, fire safety inspectors, and technical staff. Questionnaires were used to collect measurable data regarding system expectations, user needs, and common difficulties experienced with the current manual workflow. In addition, interviews</w:t>
+        <w:t xml:space="preserve">To support the development and assessment of the BFP </w:t>
+      </w:r>
+      <w:proofErr w:type="spellStart"/>
+      <w:r>
+        <w:rPr>
+          <w:color w:val="auto"/>
+        </w:rPr>
+        <w:t>SiteProfiler</w:t>
+      </w:r>
+      <w:proofErr w:type="spellEnd"/>
+      <w:r>
+        <w:rPr>
+          <w:color w:val="auto"/>
+        </w:rPr>
+        <w:t xml:space="preserve">: A GIS-Integrated Web-Based System for Managing Establishments in </w:t>
+      </w:r>
+      <w:proofErr w:type="spellStart"/>
+      <w:r>
+        <w:rPr>
+          <w:color w:val="auto"/>
+        </w:rPr>
+        <w:t>Catanduanes</w:t>
+      </w:r>
+      <w:proofErr w:type="spellEnd"/>
+      <w:r>
+        <w:rPr>
+          <w:color w:val="auto"/>
+        </w:rPr>
+        <w:t>, a systematic data collection process was implemented. The main sources of input were BFP personnel, including administrative officers, fire safety inspectors, and technical staff. Questionnaires were used to collect measurable data regarding system expectations, user needs, and common difficulties experienced with the current manual workflow. In addition, interviews</w:t>
       </w:r>
     </w:p>
     <w:p>
@@ -17442,11 +19463,12 @@
         <w:pStyle w:val="Heading3"/>
         <w:ind w:left="-5"/>
       </w:pPr>
-      <w:bookmarkStart w:id="49" w:name="_Toc201068478"/>
-      <w:r>
+      <w:bookmarkStart w:id="48" w:name="_Toc201068478"/>
+      <w:r>
+        <w:lastRenderedPageBreak/>
         <w:t>Respondents of the Study</w:t>
       </w:r>
-      <w:bookmarkEnd w:id="49"/>
+      <w:bookmarkEnd w:id="48"/>
       <w:r>
         <w:t xml:space="preserve"> </w:t>
       </w:r>
@@ -17463,7 +19485,21 @@
         <w:rPr>
           <w:color w:val="auto"/>
         </w:rPr>
-        <w:t>The respondents of this study consist of the entire group of BFP personnel directly involved in establishment profiling, fire safety inspections, and compliance monitoring within the Bureau of Fire Protection (BFP) in Virac, Catanduanes. These include system administrators, fire safety inspectors, and technical staff who play key roles in the manual processes that the proposed system aims to digitize and improve. Their inclusion in the study is based on their active engagement in the day-to-day operations of the BFP and their working knowledge of the current procedures for managing establishments and conducting fire safety inspections.</w:t>
+        <w:t xml:space="preserve">The respondents of this study consist of the entire group of BFP personnel directly involved in establishment profiling, fire safety inspections, and compliance monitoring within the Bureau of Fire Protection (BFP) in Virac, </w:t>
+      </w:r>
+      <w:proofErr w:type="spellStart"/>
+      <w:r>
+        <w:rPr>
+          <w:color w:val="auto"/>
+        </w:rPr>
+        <w:t>Catanduanes</w:t>
+      </w:r>
+      <w:proofErr w:type="spellEnd"/>
+      <w:r>
+        <w:rPr>
+          <w:color w:val="auto"/>
+        </w:rPr>
+        <w:t>. These include system administrators, fire safety inspectors, and technical staff who play key roles in the manual processes that the proposed system aims to digitize and improve. Their inclusion in the study is based on their active engagement in the day-to-day operations of the BFP and their working knowledge of the current procedures for managing establishments and conducting fire safety inspections.</w:t>
       </w:r>
     </w:p>
     <w:p>
@@ -17504,7 +19540,7 @@
           <w:szCs w:val="24"/>
         </w:rPr>
       </w:pPr>
-      <w:bookmarkStart w:id="50" w:name="_Toc204927800"/>
+      <w:bookmarkStart w:id="49" w:name="_Toc204927800"/>
       <w:r>
         <w:rPr>
           <w:i w:val="0"/>
@@ -17576,7 +19612,7 @@
         </w:rPr>
         <w:t xml:space="preserve"> Respondents of the Study</w:t>
       </w:r>
-      <w:bookmarkEnd w:id="50"/>
+      <w:bookmarkEnd w:id="49"/>
     </w:p>
     <w:tbl>
       <w:tblPr>
@@ -17916,6 +19952,7 @@
           <w:iCs/>
           <w:color w:val="000000"/>
         </w:rPr>
+        <w:lastRenderedPageBreak/>
         <w:t>A total of eleven (11) respondents participated in the study, consisting of three (3) administrative personnel, five (5) fire safety inspectors, and three (3) technical staff. All available fire safety inspectors and technical staff were selected to provide feedback as primary and support users of the system, while the system administrators were included to evaluate the system’s management and oversight functionalities.</w:t>
       </w:r>
     </w:p>
@@ -17941,11 +19978,11 @@
         <w:pStyle w:val="Heading3"/>
         <w:ind w:left="0" w:firstLine="0"/>
       </w:pPr>
-      <w:bookmarkStart w:id="51" w:name="_Toc201068479"/>
+      <w:bookmarkStart w:id="50" w:name="_Toc201068479"/>
       <w:r>
         <w:t>Statistical Tool</w:t>
       </w:r>
-      <w:bookmarkEnd w:id="51"/>
+      <w:bookmarkEnd w:id="50"/>
       <w:r>
         <w:t xml:space="preserve"> </w:t>
       </w:r>
@@ -17962,7 +19999,21 @@
         <w:rPr>
           <w:color w:val="auto"/>
         </w:rPr>
-        <w:t>In order to analyze the data collected from the respondents, the study employed descriptive statistical tools. These tools were selected to effectively interpret the responses gathered through the survey questionnaires, which aimed to evaluate the usability, functionality, and overall satisfaction with the BFP SiteProfiler system.</w:t>
+        <w:t xml:space="preserve">In order to analyze the data collected from the respondents, the study employed descriptive statistical tools. These tools were selected to effectively interpret the responses gathered through the survey questionnaires, which aimed to evaluate the usability, functionality, and overall satisfaction with the BFP </w:t>
+      </w:r>
+      <w:proofErr w:type="spellStart"/>
+      <w:r>
+        <w:rPr>
+          <w:color w:val="auto"/>
+        </w:rPr>
+        <w:t>SiteProfiler</w:t>
+      </w:r>
+      <w:proofErr w:type="spellEnd"/>
+      <w:r>
+        <w:rPr>
+          <w:color w:val="auto"/>
+        </w:rPr>
+        <w:t xml:space="preserve"> system.</w:t>
       </w:r>
     </w:p>
     <w:p>
@@ -17977,7 +20028,14 @@
         <w:rPr>
           <w:color w:val="auto"/>
         </w:rPr>
-        <w:t>Among the statistical methods used were frequency count and percentage, which helped determine how often a specific response was selected and what proportion it represented out of the total number of responses. These techniques provided a clear overview of respondent distribution and preferences across various items in the questionnaire.</w:t>
+        <w:t xml:space="preserve">Among the statistical methods used were frequency count and percentage, which helped determine how often a specific response was selected and what proportion it represented out of the total number of responses. These techniques provided a clear </w:t>
+      </w:r>
+      <w:r>
+        <w:rPr>
+          <w:color w:val="auto"/>
+        </w:rPr>
+        <w:lastRenderedPageBreak/>
+        <w:t>overview of respondent distribution and preferences across various items in the questionnaire.</w:t>
       </w:r>
     </w:p>
     <w:p>
@@ -18235,7 +20293,7 @@
           <w:szCs w:val="24"/>
         </w:rPr>
       </w:pPr>
-      <w:bookmarkStart w:id="52" w:name="_Toc204927801"/>
+      <w:bookmarkStart w:id="51" w:name="_Toc204927801"/>
       <w:r>
         <w:rPr>
           <w:i w:val="0"/>
@@ -18244,6 +20302,7 @@
           <w:sz w:val="24"/>
           <w:szCs w:val="24"/>
         </w:rPr>
+        <w:lastRenderedPageBreak/>
         <w:t xml:space="preserve">Table </w:t>
       </w:r>
       <w:r>
@@ -18307,7 +20366,7 @@
         </w:rPr>
         <w:t xml:space="preserve"> Likert Scale</w:t>
       </w:r>
-      <w:bookmarkEnd w:id="52"/>
+      <w:bookmarkEnd w:id="51"/>
     </w:p>
     <w:tbl>
       <w:tblPr>
@@ -18721,7 +20780,21 @@
         <w:rPr>
           <w:color w:val="auto"/>
         </w:rPr>
-        <w:t>The use of these statistical tools, particularly the Likert scale and weighted mean, was instrumental in identifying system strengths and areas that may require enhancement. This data-driven approach ensures a more accurate and reliable evaluation of the BFP SiteProfiler.</w:t>
+        <w:t xml:space="preserve">The use of these statistical tools, particularly the Likert scale and weighted mean, was instrumental in identifying system strengths and areas that may require enhancement. This data-driven approach ensures a more accurate and reliable evaluation of the BFP </w:t>
+      </w:r>
+      <w:proofErr w:type="spellStart"/>
+      <w:r>
+        <w:rPr>
+          <w:color w:val="auto"/>
+        </w:rPr>
+        <w:t>SiteProfiler</w:t>
+      </w:r>
+      <w:proofErr w:type="spellEnd"/>
+      <w:r>
+        <w:rPr>
+          <w:color w:val="auto"/>
+        </w:rPr>
+        <w:t>.</w:t>
       </w:r>
     </w:p>
     <w:p>
@@ -18750,6 +20823,7 @@
           <w:bCs/>
           <w:color w:val="000000" w:themeColor="text1"/>
         </w:rPr>
+        <w:lastRenderedPageBreak/>
         <w:t>REFERENCES</w:t>
       </w:r>
     </w:p>
@@ -18762,11 +20836,11 @@
         </w:numPr>
         <w:ind w:right="0"/>
       </w:pPr>
-      <w:bookmarkStart w:id="53" w:name="_Toc201068480"/>
+      <w:bookmarkStart w:id="52" w:name="_Toc201068480"/>
       <w:r>
         <w:t>Books</w:t>
       </w:r>
-      <w:bookmarkEnd w:id="53"/>
+      <w:bookmarkEnd w:id="52"/>
       <w:r>
         <w:t xml:space="preserve"> </w:t>
       </w:r>
@@ -18792,11 +20866,11 @@
         </w:numPr>
         <w:ind w:right="0"/>
       </w:pPr>
-      <w:bookmarkStart w:id="54" w:name="_Toc201068481"/>
+      <w:bookmarkStart w:id="53" w:name="_Toc201068481"/>
       <w:r>
         <w:t>Journals/Conferences</w:t>
       </w:r>
-      <w:bookmarkEnd w:id="54"/>
+      <w:bookmarkEnd w:id="53"/>
       <w:r>
         <w:t xml:space="preserve"> </w:t>
       </w:r>
@@ -18806,15 +20880,25 @@
         <w:pStyle w:val="Heading2"/>
         <w:ind w:left="720" w:right="0" w:hanging="720"/>
       </w:pPr>
-      <w:bookmarkStart w:id="55" w:name="_Toc201068482"/>
-      <w:bookmarkStart w:id="56" w:name="_Hlk200594812"/>
+      <w:bookmarkStart w:id="54" w:name="_Toc201068482"/>
+      <w:bookmarkStart w:id="55" w:name="_Hlk200594812"/>
+      <w:proofErr w:type="spellStart"/>
       <w:r>
         <w:rPr>
           <w:b w:val="0"/>
           <w:bCs/>
           <w:color w:val="auto"/>
         </w:rPr>
-        <w:t xml:space="preserve">Alahira, A., et al. (2024). The impact of artificial intelligence on tax compliance and financial regulation. </w:t>
+        <w:t>Alahira</w:t>
+      </w:r>
+      <w:proofErr w:type="spellEnd"/>
+      <w:r>
+        <w:rPr>
+          <w:b w:val="0"/>
+          <w:bCs/>
+          <w:color w:val="auto"/>
+        </w:rPr>
+        <w:t xml:space="preserve">, A., et al. (2024). The impact of artificial intelligence on tax compliance and financial regulation. </w:t>
       </w:r>
       <w:r>
         <w:rPr>
@@ -18849,7 +20933,7 @@
           </w:rPr>
           <w:t>https://doi.org/10.1016/j.jfr.2024.03.004</w:t>
         </w:r>
-        <w:bookmarkEnd w:id="55"/>
+        <w:bookmarkEnd w:id="54"/>
       </w:hyperlink>
     </w:p>
     <w:p>
@@ -18863,7 +20947,35 @@
         <w:rPr>
           <w:color w:val="auto"/>
         </w:rPr>
-        <w:t xml:space="preserve"> Astrero, M. M., &amp; Bitonio, J. P. (2022). Challenges in records management at the Bureau of Fire Protection in Rizal. </w:t>
+        <w:t xml:space="preserve"> </w:t>
+      </w:r>
+      <w:proofErr w:type="spellStart"/>
+      <w:r>
+        <w:rPr>
+          <w:color w:val="auto"/>
+        </w:rPr>
+        <w:t>Astrero</w:t>
+      </w:r>
+      <w:proofErr w:type="spellEnd"/>
+      <w:r>
+        <w:rPr>
+          <w:color w:val="auto"/>
+        </w:rPr>
+        <w:t xml:space="preserve">, M. M., &amp; </w:t>
+      </w:r>
+      <w:proofErr w:type="spellStart"/>
+      <w:r>
+        <w:rPr>
+          <w:color w:val="auto"/>
+        </w:rPr>
+        <w:t>Bitonio</w:t>
+      </w:r>
+      <w:proofErr w:type="spellEnd"/>
+      <w:r>
+        <w:rPr>
+          <w:color w:val="auto"/>
+        </w:rPr>
+        <w:t xml:space="preserve">, J. P. (2022). Challenges in records management at the Bureau of Fire Protection in Rizal. </w:t>
       </w:r>
       <w:r>
         <w:rPr>
@@ -18899,7 +21011,21 @@
         <w:rPr>
           <w:color w:val="auto"/>
         </w:rPr>
-        <w:t xml:space="preserve">Budi, S., Gata, W., Noor, M., Pangabean, S., &amp; Rahayu, C. S. (2022). News portal website measurement analysis using ISO/IEC 25010 and McCall methods. </w:t>
+        <w:t xml:space="preserve">Budi, S., Gata, W., Noor, M., </w:t>
+      </w:r>
+      <w:proofErr w:type="spellStart"/>
+      <w:r>
+        <w:rPr>
+          <w:color w:val="auto"/>
+        </w:rPr>
+        <w:t>Pangabean</w:t>
+      </w:r>
+      <w:proofErr w:type="spellEnd"/>
+      <w:r>
+        <w:rPr>
+          <w:color w:val="auto"/>
+        </w:rPr>
+        <w:t xml:space="preserve">, S., &amp; Rahayu, C. S. (2022). News portal website measurement analysis using ISO/IEC 25010 and McCall methods. </w:t>
       </w:r>
       <w:r>
         <w:rPr>
@@ -18935,7 +21061,21 @@
         <w:rPr>
           <w:color w:val="auto"/>
         </w:rPr>
-        <w:t xml:space="preserve"> Canlas, R. M., Piad, R. S., &amp; Lagman, M. D. (2021). Development and evaluation of a faculty research productivity monitoring and prediction system using ISO/IEC 25010 standards. </w:t>
+        <w:t xml:space="preserve"> Canlas, R. M., </w:t>
+      </w:r>
+      <w:proofErr w:type="spellStart"/>
+      <w:r>
+        <w:rPr>
+          <w:color w:val="auto"/>
+        </w:rPr>
+        <w:t>Piad</w:t>
+      </w:r>
+      <w:proofErr w:type="spellEnd"/>
+      <w:r>
+        <w:rPr>
+          <w:color w:val="auto"/>
+        </w:rPr>
+        <w:t xml:space="preserve">, R. S., &amp; Lagman, M. D. (2021). Development and evaluation of a faculty research productivity monitoring and prediction system using ISO/IEC 25010 standards. </w:t>
       </w:r>
       <w:r>
         <w:rPr>
@@ -18967,11 +21107,19 @@
           <w:color w:val="auto"/>
         </w:rPr>
       </w:pPr>
-      <w:r>
-        <w:rPr>
-          <w:color w:val="auto"/>
-        </w:rPr>
-        <w:t xml:space="preserve">Darmayasa, I. M., &amp; Hardika, I. G. (2024). Analysis of core tax administration systems using the slippery slope framework of tax compliance. </w:t>
+      <w:proofErr w:type="spellStart"/>
+      <w:r>
+        <w:rPr>
+          <w:color w:val="auto"/>
+        </w:rPr>
+        <w:t>Darmayasa</w:t>
+      </w:r>
+      <w:proofErr w:type="spellEnd"/>
+      <w:r>
+        <w:rPr>
+          <w:color w:val="auto"/>
+        </w:rPr>
+        <w:t xml:space="preserve">, I. M., &amp; Hardika, I. G. (2024). Analysis of core tax administration systems using the slippery slope framework of tax compliance. </w:t>
       </w:r>
       <w:r>
         <w:rPr>
@@ -19003,11 +21151,20 @@
           <w:color w:val="auto"/>
         </w:rPr>
       </w:pPr>
-      <w:r>
-        <w:rPr>
-          <w:color w:val="auto"/>
-        </w:rPr>
-        <w:t xml:space="preserve">Haryasena, A., Saputra, R., Azzahra, N., &amp; Aniko, D. (2021). Evaluation of a smart ERP accounting system for SMEs using ISO/IEC 25010 standards. </w:t>
+      <w:proofErr w:type="spellStart"/>
+      <w:r>
+        <w:rPr>
+          <w:color w:val="auto"/>
+        </w:rPr>
+        <w:lastRenderedPageBreak/>
+        <w:t>Haryasena</w:t>
+      </w:r>
+      <w:proofErr w:type="spellEnd"/>
+      <w:r>
+        <w:rPr>
+          <w:color w:val="auto"/>
+        </w:rPr>
+        <w:t xml:space="preserve">, A., Saputra, R., Azzahra, N., &amp; Aniko, D. (2021). Evaluation of a smart ERP accounting system for SMEs using ISO/IEC 25010 standards. </w:t>
       </w:r>
       <w:r>
         <w:rPr>
@@ -19075,11 +21232,33 @@
           <w:color w:val="auto"/>
         </w:rPr>
       </w:pPr>
-      <w:r>
-        <w:rPr>
-          <w:color w:val="auto"/>
-        </w:rPr>
-        <w:t xml:space="preserve">Manun-og, M. D., et al. (2022). Development of a GIS-integrated records management system for the Bureau of Fire Protection in Hinunangan, Southern Leyte. </w:t>
+      <w:proofErr w:type="spellStart"/>
+      <w:r>
+        <w:rPr>
+          <w:color w:val="auto"/>
+        </w:rPr>
+        <w:t>Manun-og</w:t>
+      </w:r>
+      <w:proofErr w:type="spellEnd"/>
+      <w:r>
+        <w:rPr>
+          <w:color w:val="auto"/>
+        </w:rPr>
+        <w:t xml:space="preserve">, M. D., et al. (2022). Development of a GIS-integrated records management system for the Bureau of Fire Protection in </w:t>
+      </w:r>
+      <w:proofErr w:type="spellStart"/>
+      <w:r>
+        <w:rPr>
+          <w:color w:val="auto"/>
+        </w:rPr>
+        <w:t>Hinunangan</w:t>
+      </w:r>
+      <w:proofErr w:type="spellEnd"/>
+      <w:r>
+        <w:rPr>
+          <w:color w:val="auto"/>
+        </w:rPr>
+        <w:t xml:space="preserve">, Southern Leyte. </w:t>
       </w:r>
       <w:r>
         <w:rPr>
@@ -19111,11 +21290,33 @@
           <w:color w:val="auto"/>
         </w:rPr>
       </w:pPr>
-      <w:r>
-        <w:rPr>
-          <w:color w:val="auto"/>
-        </w:rPr>
-        <w:t xml:space="preserve">Morichetta, A., Nastic, S., Casamayor Pujol, V., &amp; Dustdar, S. (2025). Formal and empirical study of metadata-based profiling for resource management in the computing continuum. </w:t>
+      <w:proofErr w:type="spellStart"/>
+      <w:r>
+        <w:rPr>
+          <w:color w:val="auto"/>
+        </w:rPr>
+        <w:t>Morichetta</w:t>
+      </w:r>
+      <w:proofErr w:type="spellEnd"/>
+      <w:r>
+        <w:rPr>
+          <w:color w:val="auto"/>
+        </w:rPr>
+        <w:t xml:space="preserve">, A., Nastic, S., Casamayor Pujol, V., &amp; </w:t>
+      </w:r>
+      <w:proofErr w:type="spellStart"/>
+      <w:r>
+        <w:rPr>
+          <w:color w:val="auto"/>
+        </w:rPr>
+        <w:t>Dustdar</w:t>
+      </w:r>
+      <w:proofErr w:type="spellEnd"/>
+      <w:r>
+        <w:rPr>
+          <w:color w:val="auto"/>
+        </w:rPr>
+        <w:t xml:space="preserve">, S. (2025). Formal and empirical study of metadata-based profiling for resource management in the computing continuum. </w:t>
       </w:r>
       <w:r>
         <w:rPr>
@@ -19147,11 +21348,19 @@
           <w:color w:val="auto"/>
         </w:rPr>
       </w:pPr>
-      <w:r>
-        <w:rPr>
-          <w:color w:val="auto"/>
-        </w:rPr>
-        <w:t xml:space="preserve">Musagaliev, M. (2024). Strengthening tax control mechanisms to improve tax risk management and audits in public and private sectors. </w:t>
+      <w:proofErr w:type="spellStart"/>
+      <w:r>
+        <w:rPr>
+          <w:color w:val="auto"/>
+        </w:rPr>
+        <w:t>Musagaliev</w:t>
+      </w:r>
+      <w:proofErr w:type="spellEnd"/>
+      <w:r>
+        <w:rPr>
+          <w:color w:val="auto"/>
+        </w:rPr>
+        <w:t xml:space="preserve">, M. (2024). Strengthening tax control mechanisms to improve tax risk management and audits in public and private sectors. </w:t>
       </w:r>
       <w:r>
         <w:rPr>
@@ -19187,7 +21396,49 @@
         <w:rPr>
           <w:color w:val="auto"/>
         </w:rPr>
-        <w:t xml:space="preserve"> Pongsin, P., Ruenwicha, P., &amp; Nontasawatsri, S. (2024). Fire risk assessment model for hospital buildings using GIS, NFPA 551, and OHSAS 18001 standards. </w:t>
+        <w:t xml:space="preserve"> </w:t>
+      </w:r>
+      <w:proofErr w:type="spellStart"/>
+      <w:r>
+        <w:rPr>
+          <w:color w:val="auto"/>
+        </w:rPr>
+        <w:t>Pongsin</w:t>
+      </w:r>
+      <w:proofErr w:type="spellEnd"/>
+      <w:r>
+        <w:rPr>
+          <w:color w:val="auto"/>
+        </w:rPr>
+        <w:t xml:space="preserve">, P., </w:t>
+      </w:r>
+      <w:proofErr w:type="spellStart"/>
+      <w:r>
+        <w:rPr>
+          <w:color w:val="auto"/>
+        </w:rPr>
+        <w:t>Ruenwicha</w:t>
+      </w:r>
+      <w:proofErr w:type="spellEnd"/>
+      <w:r>
+        <w:rPr>
+          <w:color w:val="auto"/>
+        </w:rPr>
+        <w:t xml:space="preserve">, P., &amp; </w:t>
+      </w:r>
+      <w:proofErr w:type="spellStart"/>
+      <w:r>
+        <w:rPr>
+          <w:color w:val="auto"/>
+        </w:rPr>
+        <w:t>Nontasawatsri</w:t>
+      </w:r>
+      <w:proofErr w:type="spellEnd"/>
+      <w:r>
+        <w:rPr>
+          <w:color w:val="auto"/>
+        </w:rPr>
+        <w:t xml:space="preserve">, S. (2024). Fire risk assessment model for hospital buildings using GIS, NFPA 551, and OHSAS 18001 standards. </w:t>
       </w:r>
       <w:r>
         <w:rPr>
@@ -19195,7 +21446,16 @@
           <w:iCs/>
           <w:color w:val="auto"/>
         </w:rPr>
-        <w:t>Journal of Fire Protection Engineering</w:t>
+        <w:t xml:space="preserve">Journal of </w:t>
+      </w:r>
+      <w:r>
+        <w:rPr>
+          <w:i/>
+          <w:iCs/>
+          <w:color w:val="auto"/>
+        </w:rPr>
+        <w:lastRenderedPageBreak/>
+        <w:t>Fire Protection Engineering</w:t>
       </w:r>
       <w:r>
         <w:rPr>
@@ -19259,7 +21519,21 @@
         <w:rPr>
           <w:color w:val="auto"/>
         </w:rPr>
-        <w:t xml:space="preserve"> Salman, H., Karouni, A., Hamadeh, A., &amp; Rachid, M. (2023). Comprehensive approach to forest fire risk mapping by combining AHP, GIS, and remote sensing. </w:t>
+        <w:t xml:space="preserve"> Salman, H., </w:t>
+      </w:r>
+      <w:proofErr w:type="spellStart"/>
+      <w:r>
+        <w:rPr>
+          <w:color w:val="auto"/>
+        </w:rPr>
+        <w:t>Karouni</w:t>
+      </w:r>
+      <w:proofErr w:type="spellEnd"/>
+      <w:r>
+        <w:rPr>
+          <w:color w:val="auto"/>
+        </w:rPr>
+        <w:t xml:space="preserve">, A., Hamadeh, A., &amp; Rachid, M. (2023). Comprehensive approach to forest fire risk mapping by combining AHP, GIS, and remote sensing. </w:t>
       </w:r>
       <w:r>
         <w:rPr>
@@ -19291,11 +21565,33 @@
           <w:color w:val="auto"/>
         </w:rPr>
       </w:pPr>
-      <w:r>
-        <w:rPr>
-          <w:color w:val="auto"/>
-        </w:rPr>
-        <w:t xml:space="preserve">Sivrikaya, F., &amp; Küçük, Ö. (2022). Modeling forest fire risk based on GIS-based analytical hierarchy process and statistical analysis in the Mediterranean region. </w:t>
+      <w:proofErr w:type="spellStart"/>
+      <w:r>
+        <w:rPr>
+          <w:color w:val="auto"/>
+        </w:rPr>
+        <w:t>Sivrikaya</w:t>
+      </w:r>
+      <w:proofErr w:type="spellEnd"/>
+      <w:r>
+        <w:rPr>
+          <w:color w:val="auto"/>
+        </w:rPr>
+        <w:t xml:space="preserve">, F., &amp; </w:t>
+      </w:r>
+      <w:proofErr w:type="spellStart"/>
+      <w:r>
+        <w:rPr>
+          <w:color w:val="auto"/>
+        </w:rPr>
+        <w:t>Küçük</w:t>
+      </w:r>
+      <w:proofErr w:type="spellEnd"/>
+      <w:r>
+        <w:rPr>
+          <w:color w:val="auto"/>
+        </w:rPr>
+        <w:t xml:space="preserve">, Ö. (2022). Modeling forest fire risk based on GIS-based analytical hierarchy process and statistical analysis in the Mediterranean region. </w:t>
       </w:r>
       <w:r>
         <w:rPr>
@@ -19367,7 +21663,35 @@
         <w:rPr>
           <w:color w:val="auto"/>
         </w:rPr>
-        <w:t xml:space="preserve"> Wallace, A., Beer, D., Burrows, R., Ciocănel, A., &amp; Cussens, J. (2024). Digital tenant risk profiling in England’s private rented sector. </w:t>
+        <w:t xml:space="preserve"> Wallace, A., Beer, D., Burrows, R., </w:t>
+      </w:r>
+      <w:proofErr w:type="spellStart"/>
+      <w:r>
+        <w:rPr>
+          <w:color w:val="auto"/>
+        </w:rPr>
+        <w:t>Ciocănel</w:t>
+      </w:r>
+      <w:proofErr w:type="spellEnd"/>
+      <w:r>
+        <w:rPr>
+          <w:color w:val="auto"/>
+        </w:rPr>
+        <w:t xml:space="preserve">, A., &amp; </w:t>
+      </w:r>
+      <w:proofErr w:type="spellStart"/>
+      <w:r>
+        <w:rPr>
+          <w:color w:val="auto"/>
+        </w:rPr>
+        <w:t>Cussens</w:t>
+      </w:r>
+      <w:proofErr w:type="spellEnd"/>
+      <w:r>
+        <w:rPr>
+          <w:color w:val="auto"/>
+        </w:rPr>
+        <w:t xml:space="preserve">, J. (2024). Digital tenant risk profiling in England’s private rented sector. </w:t>
       </w:r>
       <w:r>
         <w:rPr>
@@ -19400,11 +21724,12 @@
         <w:pStyle w:val="Heading2"/>
         <w:ind w:left="370" w:right="0"/>
       </w:pPr>
-      <w:bookmarkStart w:id="57" w:name="_Toc201068483"/>
-      <w:r>
+      <w:bookmarkStart w:id="56" w:name="_Toc201068483"/>
+      <w:r>
+        <w:lastRenderedPageBreak/>
         <w:t>C. Websites</w:t>
       </w:r>
-      <w:bookmarkEnd w:id="57"/>
+      <w:bookmarkEnd w:id="56"/>
       <w:r>
         <w:t xml:space="preserve"> </w:t>
       </w:r>
@@ -19428,7 +21753,25 @@
           <w:iCs/>
           <w:color w:val="auto"/>
         </w:rPr>
-        <w:t>Integration of the Bureau of Fire Protection’s e-Fire Safety Inspection System into the eLGU portal in Pateros.</w:t>
+        <w:t xml:space="preserve">Integration of the Bureau of Fire Protection’s e-Fire Safety Inspection System into the </w:t>
+      </w:r>
+      <w:proofErr w:type="spellStart"/>
+      <w:r>
+        <w:rPr>
+          <w:i/>
+          <w:iCs/>
+          <w:color w:val="auto"/>
+        </w:rPr>
+        <w:t>eLGU</w:t>
+      </w:r>
+      <w:proofErr w:type="spellEnd"/>
+      <w:r>
+        <w:rPr>
+          <w:i/>
+          <w:iCs/>
+          <w:color w:val="auto"/>
+        </w:rPr>
+        <w:t xml:space="preserve"> portal in Pateros.</w:t>
       </w:r>
       <w:r>
         <w:rPr>
@@ -19450,12 +21793,12 @@
         <w:pStyle w:val="Heading2"/>
         <w:ind w:left="370" w:right="0"/>
       </w:pPr>
-      <w:bookmarkStart w:id="58" w:name="_Toc201068484"/>
-      <w:bookmarkEnd w:id="56"/>
+      <w:bookmarkStart w:id="57" w:name="_Toc201068484"/>
+      <w:bookmarkEnd w:id="55"/>
       <w:r>
         <w:t>D. Other Sources</w:t>
       </w:r>
-      <w:bookmarkEnd w:id="58"/>
+      <w:bookmarkEnd w:id="57"/>
     </w:p>
     <w:p>
       <w:pPr>
@@ -19492,7 +21835,7 @@
 </file>
 
 <file path=word/endnotes.xml><?xml version="1.0" encoding="utf-8"?>
-<w:endnotes xmlns:wpc="http://schemas.microsoft.com/office/word/2010/wordprocessingCanvas" xmlns:cx="http://schemas.microsoft.com/office/drawing/2014/chartex" xmlns:mc="http://schemas.openxmlformats.org/markup-compatibility/2006" xmlns:o="urn:schemas-microsoft-com:office:office" xmlns:r="http://schemas.openxmlformats.org/officeDocument/2006/relationships" xmlns:m="http://schemas.openxmlformats.org/officeDocument/2006/math" xmlns:v="urn:schemas-microsoft-com:vml" xmlns:wp14="http://schemas.microsoft.com/office/word/2010/wordprocessingDrawing" xmlns:wp="http://schemas.openxmlformats.org/drawingml/2006/wordprocessingDrawing" xmlns:w10="urn:schemas-microsoft-com:office:word" xmlns:w="http://schemas.openxmlformats.org/wordprocessingml/2006/main" xmlns:w14="http://schemas.microsoft.com/office/word/2010/wordml" xmlns:w15="http://schemas.microsoft.com/office/word/2012/wordml" xmlns:w16se="http://schemas.microsoft.com/office/word/2015/wordml/symex" xmlns:wpg="http://schemas.microsoft.com/office/word/2010/wordprocessingGroup" xmlns:wpi="http://schemas.microsoft.com/office/word/2010/wordprocessingInk" xmlns:wne="http://schemas.microsoft.com/office/word/2006/wordml" xmlns:wps="http://schemas.microsoft.com/office/word/2010/wordprocessingShape" mc:Ignorable="w14 w15 w16se wp14">
+<w:endnotes xmlns:wpc="http://schemas.microsoft.com/office/word/2010/wordprocessingCanvas" xmlns:cx="http://schemas.microsoft.com/office/drawing/2014/chartex" xmlns:cx1="http://schemas.microsoft.com/office/drawing/2015/9/8/chartex" xmlns:cx2="http://schemas.microsoft.com/office/drawing/2015/10/21/chartex" xmlns:cx3="http://schemas.microsoft.com/office/drawing/2016/5/9/chartex" xmlns:cx4="http://schemas.microsoft.com/office/drawing/2016/5/10/chartex" xmlns:cx5="http://schemas.microsoft.com/office/drawing/2016/5/11/chartex" xmlns:cx6="http://schemas.microsoft.com/office/drawing/2016/5/12/chartex" xmlns:cx7="http://schemas.microsoft.com/office/drawing/2016/5/13/chartex" xmlns:cx8="http://schemas.microsoft.com/office/drawing/2016/5/14/chartex" xmlns:mc="http://schemas.openxmlformats.org/markup-compatibility/2006" xmlns:aink="http://schemas.microsoft.com/office/drawing/2016/ink" xmlns:am3d="http://schemas.microsoft.com/office/drawing/2017/model3d" xmlns:o="urn:schemas-microsoft-com:office:office" xmlns:oel="http://schemas.microsoft.com/office/2019/extlst" xmlns:r="http://schemas.openxmlformats.org/officeDocument/2006/relationships" xmlns:m="http://schemas.openxmlformats.org/officeDocument/2006/math" xmlns:v="urn:schemas-microsoft-com:vml" xmlns:wp14="http://schemas.microsoft.com/office/word/2010/wordprocessingDrawing" xmlns:wp="http://schemas.openxmlformats.org/drawingml/2006/wordprocessingDrawing" xmlns:w10="urn:schemas-microsoft-com:office:word" xmlns:w="http://schemas.openxmlformats.org/wordprocessingml/2006/main" xmlns:w14="http://schemas.microsoft.com/office/word/2010/wordml" xmlns:w15="http://schemas.microsoft.com/office/word/2012/wordml" xmlns:w16cex="http://schemas.microsoft.com/office/word/2018/wordml/cex" xmlns:w16cid="http://schemas.microsoft.com/office/word/2016/wordml/cid" xmlns:w16="http://schemas.microsoft.com/office/word/2018/wordml" xmlns:w16du="http://schemas.microsoft.com/office/word/2023/wordml/word16du" xmlns:w16sdtdh="http://schemas.microsoft.com/office/word/2020/wordml/sdtdatahash" xmlns:w16sdtfl="http://schemas.microsoft.com/office/word/2024/wordml/sdtformatlock" xmlns:w16se="http://schemas.microsoft.com/office/word/2015/wordml/symex" xmlns:wpg="http://schemas.microsoft.com/office/word/2010/wordprocessingGroup" xmlns:wpi="http://schemas.microsoft.com/office/word/2010/wordprocessingInk" xmlns:wne="http://schemas.microsoft.com/office/word/2006/wordml" xmlns:wps="http://schemas.microsoft.com/office/word/2010/wordprocessingShape" mc:Ignorable="w14 w15 w16se w16cid w16 w16cex w16sdtdh w16sdtfl w16du wp14">
   <w:endnote w:type="separator" w:id="-1">
     <w:p>
       <w:pPr>
@@ -19517,7 +21860,7 @@
 </file>
 
 <file path=word/footnotes.xml><?xml version="1.0" encoding="utf-8"?>
-<w:footnotes xmlns:wpc="http://schemas.microsoft.com/office/word/2010/wordprocessingCanvas" xmlns:cx="http://schemas.microsoft.com/office/drawing/2014/chartex" xmlns:mc="http://schemas.openxmlformats.org/markup-compatibility/2006" xmlns:o="urn:schemas-microsoft-com:office:office" xmlns:r="http://schemas.openxmlformats.org/officeDocument/2006/relationships" xmlns:m="http://schemas.openxmlformats.org/officeDocument/2006/math" xmlns:v="urn:schemas-microsoft-com:vml" xmlns:wp14="http://schemas.microsoft.com/office/word/2010/wordprocessingDrawing" xmlns:wp="http://schemas.openxmlformats.org/drawingml/2006/wordprocessingDrawing" xmlns:w10="urn:schemas-microsoft-com:office:word" xmlns:w="http://schemas.openxmlformats.org/wordprocessingml/2006/main" xmlns:w14="http://schemas.microsoft.com/office/word/2010/wordml" xmlns:w15="http://schemas.microsoft.com/office/word/2012/wordml" xmlns:w16se="http://schemas.microsoft.com/office/word/2015/wordml/symex" xmlns:wpg="http://schemas.microsoft.com/office/word/2010/wordprocessingGroup" xmlns:wpi="http://schemas.microsoft.com/office/word/2010/wordprocessingInk" xmlns:wne="http://schemas.microsoft.com/office/word/2006/wordml" xmlns:wps="http://schemas.microsoft.com/office/word/2010/wordprocessingShape" mc:Ignorable="w14 w15 w16se wp14">
+<w:footnotes xmlns:wpc="http://schemas.microsoft.com/office/word/2010/wordprocessingCanvas" xmlns:cx="http://schemas.microsoft.com/office/drawing/2014/chartex" xmlns:cx1="http://schemas.microsoft.com/office/drawing/2015/9/8/chartex" xmlns:cx2="http://schemas.microsoft.com/office/drawing/2015/10/21/chartex" xmlns:cx3="http://schemas.microsoft.com/office/drawing/2016/5/9/chartex" xmlns:cx4="http://schemas.microsoft.com/office/drawing/2016/5/10/chartex" xmlns:cx5="http://schemas.microsoft.com/office/drawing/2016/5/11/chartex" xmlns:cx6="http://schemas.microsoft.com/office/drawing/2016/5/12/chartex" xmlns:cx7="http://schemas.microsoft.com/office/drawing/2016/5/13/chartex" xmlns:cx8="http://schemas.microsoft.com/office/drawing/2016/5/14/chartex" xmlns:mc="http://schemas.openxmlformats.org/markup-compatibility/2006" xmlns:aink="http://schemas.microsoft.com/office/drawing/2016/ink" xmlns:am3d="http://schemas.microsoft.com/office/drawing/2017/model3d" xmlns:o="urn:schemas-microsoft-com:office:office" xmlns:oel="http://schemas.microsoft.com/office/2019/extlst" xmlns:r="http://schemas.openxmlformats.org/officeDocument/2006/relationships" xmlns:m="http://schemas.openxmlformats.org/officeDocument/2006/math" xmlns:v="urn:schemas-microsoft-com:vml" xmlns:wp14="http://schemas.microsoft.com/office/word/2010/wordprocessingDrawing" xmlns:wp="http://schemas.openxmlformats.org/drawingml/2006/wordprocessingDrawing" xmlns:w10="urn:schemas-microsoft-com:office:word" xmlns:w="http://schemas.openxmlformats.org/wordprocessingml/2006/main" xmlns:w14="http://schemas.microsoft.com/office/word/2010/wordml" xmlns:w15="http://schemas.microsoft.com/office/word/2012/wordml" xmlns:w16cex="http://schemas.microsoft.com/office/word/2018/wordml/cex" xmlns:w16cid="http://schemas.microsoft.com/office/word/2016/wordml/cid" xmlns:w16="http://schemas.microsoft.com/office/word/2018/wordml" xmlns:w16du="http://schemas.microsoft.com/office/word/2023/wordml/word16du" xmlns:w16sdtdh="http://schemas.microsoft.com/office/word/2020/wordml/sdtdatahash" xmlns:w16sdtfl="http://schemas.microsoft.com/office/word/2024/wordml/sdtformatlock" xmlns:w16se="http://schemas.microsoft.com/office/word/2015/wordml/symex" xmlns:wpg="http://schemas.microsoft.com/office/word/2010/wordprocessingGroup" xmlns:wpi="http://schemas.microsoft.com/office/word/2010/wordprocessingInk" xmlns:wne="http://schemas.microsoft.com/office/word/2006/wordml" xmlns:wps="http://schemas.microsoft.com/office/word/2010/wordprocessingShape" mc:Ignorable="w14 w15 w16se w16cid w16 w16cex w16sdtdh w16sdtfl w16du wp14">
   <w:footnote w:type="separator" w:id="-1">
     <w:p>
       <w:pPr>
@@ -19542,7 +21885,7 @@
 </file>
 
 <file path=word/header1.xml><?xml version="1.0" encoding="utf-8"?>
-<w:hdr xmlns:wpc="http://schemas.microsoft.com/office/word/2010/wordprocessingCanvas" xmlns:cx="http://schemas.microsoft.com/office/drawing/2014/chartex" xmlns:mc="http://schemas.openxmlformats.org/markup-compatibility/2006" xmlns:o="urn:schemas-microsoft-com:office:office" xmlns:r="http://schemas.openxmlformats.org/officeDocument/2006/relationships" xmlns:m="http://schemas.openxmlformats.org/officeDocument/2006/math" xmlns:v="urn:schemas-microsoft-com:vml" xmlns:wp14="http://schemas.microsoft.com/office/word/2010/wordprocessingDrawing" xmlns:wp="http://schemas.openxmlformats.org/drawingml/2006/wordprocessingDrawing" xmlns:w10="urn:schemas-microsoft-com:office:word" xmlns:w="http://schemas.openxmlformats.org/wordprocessingml/2006/main" xmlns:w14="http://schemas.microsoft.com/office/word/2010/wordml" xmlns:w15="http://schemas.microsoft.com/office/word/2012/wordml" xmlns:w16se="http://schemas.microsoft.com/office/word/2015/wordml/symex" xmlns:wpg="http://schemas.microsoft.com/office/word/2010/wordprocessingGroup" xmlns:wpi="http://schemas.microsoft.com/office/word/2010/wordprocessingInk" xmlns:wne="http://schemas.microsoft.com/office/word/2006/wordml" xmlns:wps="http://schemas.microsoft.com/office/word/2010/wordprocessingShape" mc:Ignorable="w14 w15 w16se wp14">
+<w:hdr xmlns:wpc="http://schemas.microsoft.com/office/word/2010/wordprocessingCanvas" xmlns:cx="http://schemas.microsoft.com/office/drawing/2014/chartex" xmlns:cx1="http://schemas.microsoft.com/office/drawing/2015/9/8/chartex" xmlns:cx2="http://schemas.microsoft.com/office/drawing/2015/10/21/chartex" xmlns:cx3="http://schemas.microsoft.com/office/drawing/2016/5/9/chartex" xmlns:cx4="http://schemas.microsoft.com/office/drawing/2016/5/10/chartex" xmlns:cx5="http://schemas.microsoft.com/office/drawing/2016/5/11/chartex" xmlns:cx6="http://schemas.microsoft.com/office/drawing/2016/5/12/chartex" xmlns:cx7="http://schemas.microsoft.com/office/drawing/2016/5/13/chartex" xmlns:cx8="http://schemas.microsoft.com/office/drawing/2016/5/14/chartex" xmlns:mc="http://schemas.openxmlformats.org/markup-compatibility/2006" xmlns:aink="http://schemas.microsoft.com/office/drawing/2016/ink" xmlns:am3d="http://schemas.microsoft.com/office/drawing/2017/model3d" xmlns:o="urn:schemas-microsoft-com:office:office" xmlns:oel="http://schemas.microsoft.com/office/2019/extlst" xmlns:r="http://schemas.openxmlformats.org/officeDocument/2006/relationships" xmlns:m="http://schemas.openxmlformats.org/officeDocument/2006/math" xmlns:v="urn:schemas-microsoft-com:vml" xmlns:wp14="http://schemas.microsoft.com/office/word/2010/wordprocessingDrawing" xmlns:wp="http://schemas.openxmlformats.org/drawingml/2006/wordprocessingDrawing" xmlns:w10="urn:schemas-microsoft-com:office:word" xmlns:w="http://schemas.openxmlformats.org/wordprocessingml/2006/main" xmlns:w14="http://schemas.microsoft.com/office/word/2010/wordml" xmlns:w15="http://schemas.microsoft.com/office/word/2012/wordml" xmlns:w16cex="http://schemas.microsoft.com/office/word/2018/wordml/cex" xmlns:w16cid="http://schemas.microsoft.com/office/word/2016/wordml/cid" xmlns:w16="http://schemas.microsoft.com/office/word/2018/wordml" xmlns:w16du="http://schemas.microsoft.com/office/word/2023/wordml/word16du" xmlns:w16sdtdh="http://schemas.microsoft.com/office/word/2020/wordml/sdtdatahash" xmlns:w16sdtfl="http://schemas.microsoft.com/office/word/2024/wordml/sdtformatlock" xmlns:w16se="http://schemas.microsoft.com/office/word/2015/wordml/symex" xmlns:wpg="http://schemas.microsoft.com/office/word/2010/wordprocessingGroup" xmlns:wpi="http://schemas.microsoft.com/office/word/2010/wordprocessingInk" xmlns:wne="http://schemas.microsoft.com/office/word/2006/wordml" xmlns:wps="http://schemas.microsoft.com/office/word/2010/wordprocessingShape" mc:Ignorable="w14 w15 w16se w16cid w16 w16cex w16sdtdh w16sdtfl w16du wp14">
   <w:p>
     <w:pPr>
       <w:spacing w:after="0" w:line="259" w:lineRule="auto"/>
@@ -19595,7 +21938,7 @@
 </file>
 
 <file path=word/header10.xml><?xml version="1.0" encoding="utf-8"?>
-<w:hdr xmlns:wpc="http://schemas.microsoft.com/office/word/2010/wordprocessingCanvas" xmlns:cx="http://schemas.microsoft.com/office/drawing/2014/chartex" xmlns:mc="http://schemas.openxmlformats.org/markup-compatibility/2006" xmlns:o="urn:schemas-microsoft-com:office:office" xmlns:r="http://schemas.openxmlformats.org/officeDocument/2006/relationships" xmlns:m="http://schemas.openxmlformats.org/officeDocument/2006/math" xmlns:v="urn:schemas-microsoft-com:vml" xmlns:wp14="http://schemas.microsoft.com/office/word/2010/wordprocessingDrawing" xmlns:wp="http://schemas.openxmlformats.org/drawingml/2006/wordprocessingDrawing" xmlns:w10="urn:schemas-microsoft-com:office:word" xmlns:w="http://schemas.openxmlformats.org/wordprocessingml/2006/main" xmlns:w14="http://schemas.microsoft.com/office/word/2010/wordml" xmlns:w15="http://schemas.microsoft.com/office/word/2012/wordml" xmlns:w16se="http://schemas.microsoft.com/office/word/2015/wordml/symex" xmlns:wpg="http://schemas.microsoft.com/office/word/2010/wordprocessingGroup" xmlns:wpi="http://schemas.microsoft.com/office/word/2010/wordprocessingInk" xmlns:wne="http://schemas.microsoft.com/office/word/2006/wordml" xmlns:wps="http://schemas.microsoft.com/office/word/2010/wordprocessingShape" mc:Ignorable="w14 w15 w16se wp14">
+<w:hdr xmlns:wpc="http://schemas.microsoft.com/office/word/2010/wordprocessingCanvas" xmlns:cx="http://schemas.microsoft.com/office/drawing/2014/chartex" xmlns:cx1="http://schemas.microsoft.com/office/drawing/2015/9/8/chartex" xmlns:cx2="http://schemas.microsoft.com/office/drawing/2015/10/21/chartex" xmlns:cx3="http://schemas.microsoft.com/office/drawing/2016/5/9/chartex" xmlns:cx4="http://schemas.microsoft.com/office/drawing/2016/5/10/chartex" xmlns:cx5="http://schemas.microsoft.com/office/drawing/2016/5/11/chartex" xmlns:cx6="http://schemas.microsoft.com/office/drawing/2016/5/12/chartex" xmlns:cx7="http://schemas.microsoft.com/office/drawing/2016/5/13/chartex" xmlns:cx8="http://schemas.microsoft.com/office/drawing/2016/5/14/chartex" xmlns:mc="http://schemas.openxmlformats.org/markup-compatibility/2006" xmlns:aink="http://schemas.microsoft.com/office/drawing/2016/ink" xmlns:am3d="http://schemas.microsoft.com/office/drawing/2017/model3d" xmlns:o="urn:schemas-microsoft-com:office:office" xmlns:oel="http://schemas.microsoft.com/office/2019/extlst" xmlns:r="http://schemas.openxmlformats.org/officeDocument/2006/relationships" xmlns:m="http://schemas.openxmlformats.org/officeDocument/2006/math" xmlns:v="urn:schemas-microsoft-com:vml" xmlns:wp14="http://schemas.microsoft.com/office/word/2010/wordprocessingDrawing" xmlns:wp="http://schemas.openxmlformats.org/drawingml/2006/wordprocessingDrawing" xmlns:w10="urn:schemas-microsoft-com:office:word" xmlns:w="http://schemas.openxmlformats.org/wordprocessingml/2006/main" xmlns:w14="http://schemas.microsoft.com/office/word/2010/wordml" xmlns:w15="http://schemas.microsoft.com/office/word/2012/wordml" xmlns:w16cex="http://schemas.microsoft.com/office/word/2018/wordml/cex" xmlns:w16cid="http://schemas.microsoft.com/office/word/2016/wordml/cid" xmlns:w16="http://schemas.microsoft.com/office/word/2018/wordml" xmlns:w16du="http://schemas.microsoft.com/office/word/2023/wordml/word16du" xmlns:w16sdtdh="http://schemas.microsoft.com/office/word/2020/wordml/sdtdatahash" xmlns:w16sdtfl="http://schemas.microsoft.com/office/word/2024/wordml/sdtformatlock" xmlns:w16se="http://schemas.microsoft.com/office/word/2015/wordml/symex" xmlns:wpg="http://schemas.microsoft.com/office/word/2010/wordprocessingGroup" xmlns:wpi="http://schemas.microsoft.com/office/word/2010/wordprocessingInk" xmlns:wne="http://schemas.microsoft.com/office/word/2006/wordml" xmlns:wps="http://schemas.microsoft.com/office/word/2010/wordprocessingShape" mc:Ignorable="w14 w15 w16se w16cid w16 w16cex w16sdtdh w16sdtfl w16du wp14">
   <w:p>
     <w:pPr>
       <w:spacing w:after="0" w:line="259" w:lineRule="auto"/>
@@ -19616,7 +21959,7 @@
         <w:noProof/>
         <w:color w:val="000000"/>
       </w:rPr>
-      <w:t>84</w:t>
+      <w:t>40</w:t>
     </w:r>
     <w:r>
       <w:rPr>
@@ -19648,7 +21991,7 @@
 </file>
 
 <file path=word/header11.xml><?xml version="1.0" encoding="utf-8"?>
-<w:hdr xmlns:wpc="http://schemas.microsoft.com/office/word/2010/wordprocessingCanvas" xmlns:cx="http://schemas.microsoft.com/office/drawing/2014/chartex" xmlns:mc="http://schemas.openxmlformats.org/markup-compatibility/2006" xmlns:o="urn:schemas-microsoft-com:office:office" xmlns:r="http://schemas.openxmlformats.org/officeDocument/2006/relationships" xmlns:m="http://schemas.openxmlformats.org/officeDocument/2006/math" xmlns:v="urn:schemas-microsoft-com:vml" xmlns:wp14="http://schemas.microsoft.com/office/word/2010/wordprocessingDrawing" xmlns:wp="http://schemas.openxmlformats.org/drawingml/2006/wordprocessingDrawing" xmlns:w10="urn:schemas-microsoft-com:office:word" xmlns:w="http://schemas.openxmlformats.org/wordprocessingml/2006/main" xmlns:w14="http://schemas.microsoft.com/office/word/2010/wordml" xmlns:w15="http://schemas.microsoft.com/office/word/2012/wordml" xmlns:w16se="http://schemas.microsoft.com/office/word/2015/wordml/symex" xmlns:wpg="http://schemas.microsoft.com/office/word/2010/wordprocessingGroup" xmlns:wpi="http://schemas.microsoft.com/office/word/2010/wordprocessingInk" xmlns:wne="http://schemas.microsoft.com/office/word/2006/wordml" xmlns:wps="http://schemas.microsoft.com/office/word/2010/wordprocessingShape" mc:Ignorable="w14 w15 w16se wp14">
+<w:hdr xmlns:wpc="http://schemas.microsoft.com/office/word/2010/wordprocessingCanvas" xmlns:cx="http://schemas.microsoft.com/office/drawing/2014/chartex" xmlns:cx1="http://schemas.microsoft.com/office/drawing/2015/9/8/chartex" xmlns:cx2="http://schemas.microsoft.com/office/drawing/2015/10/21/chartex" xmlns:cx3="http://schemas.microsoft.com/office/drawing/2016/5/9/chartex" xmlns:cx4="http://schemas.microsoft.com/office/drawing/2016/5/10/chartex" xmlns:cx5="http://schemas.microsoft.com/office/drawing/2016/5/11/chartex" xmlns:cx6="http://schemas.microsoft.com/office/drawing/2016/5/12/chartex" xmlns:cx7="http://schemas.microsoft.com/office/drawing/2016/5/13/chartex" xmlns:cx8="http://schemas.microsoft.com/office/drawing/2016/5/14/chartex" xmlns:mc="http://schemas.openxmlformats.org/markup-compatibility/2006" xmlns:aink="http://schemas.microsoft.com/office/drawing/2016/ink" xmlns:am3d="http://schemas.microsoft.com/office/drawing/2017/model3d" xmlns:o="urn:schemas-microsoft-com:office:office" xmlns:oel="http://schemas.microsoft.com/office/2019/extlst" xmlns:r="http://schemas.openxmlformats.org/officeDocument/2006/relationships" xmlns:m="http://schemas.openxmlformats.org/officeDocument/2006/math" xmlns:v="urn:schemas-microsoft-com:vml" xmlns:wp14="http://schemas.microsoft.com/office/word/2010/wordprocessingDrawing" xmlns:wp="http://schemas.openxmlformats.org/drawingml/2006/wordprocessingDrawing" xmlns:w10="urn:schemas-microsoft-com:office:word" xmlns:w="http://schemas.openxmlformats.org/wordprocessingml/2006/main" xmlns:w14="http://schemas.microsoft.com/office/word/2010/wordml" xmlns:w15="http://schemas.microsoft.com/office/word/2012/wordml" xmlns:w16cex="http://schemas.microsoft.com/office/word/2018/wordml/cex" xmlns:w16cid="http://schemas.microsoft.com/office/word/2016/wordml/cid" xmlns:w16="http://schemas.microsoft.com/office/word/2018/wordml" xmlns:w16du="http://schemas.microsoft.com/office/word/2023/wordml/word16du" xmlns:w16sdtdh="http://schemas.microsoft.com/office/word/2020/wordml/sdtdatahash" xmlns:w16sdtfl="http://schemas.microsoft.com/office/word/2024/wordml/sdtformatlock" xmlns:w16se="http://schemas.microsoft.com/office/word/2015/wordml/symex" xmlns:wpg="http://schemas.microsoft.com/office/word/2010/wordprocessingGroup" xmlns:wpi="http://schemas.microsoft.com/office/word/2010/wordprocessingInk" xmlns:wne="http://schemas.microsoft.com/office/word/2006/wordml" xmlns:wps="http://schemas.microsoft.com/office/word/2010/wordprocessingShape" mc:Ignorable="w14 w15 w16se w16cid w16 w16cex w16sdtdh w16sdtfl w16du wp14">
   <w:p>
     <w:pPr>
       <w:spacing w:after="0" w:line="259" w:lineRule="auto"/>
@@ -19669,7 +22012,7 @@
         <w:noProof/>
         <w:color w:val="000000"/>
       </w:rPr>
-      <w:t>83</w:t>
+      <w:t>41</w:t>
     </w:r>
     <w:r>
       <w:rPr>
@@ -19701,7 +22044,7 @@
 </file>
 
 <file path=word/header12.xml><?xml version="1.0" encoding="utf-8"?>
-<w:hdr xmlns:wpc="http://schemas.microsoft.com/office/word/2010/wordprocessingCanvas" xmlns:cx="http://schemas.microsoft.com/office/drawing/2014/chartex" xmlns:mc="http://schemas.openxmlformats.org/markup-compatibility/2006" xmlns:o="urn:schemas-microsoft-com:office:office" xmlns:r="http://schemas.openxmlformats.org/officeDocument/2006/relationships" xmlns:m="http://schemas.openxmlformats.org/officeDocument/2006/math" xmlns:v="urn:schemas-microsoft-com:vml" xmlns:wp14="http://schemas.microsoft.com/office/word/2010/wordprocessingDrawing" xmlns:wp="http://schemas.openxmlformats.org/drawingml/2006/wordprocessingDrawing" xmlns:w10="urn:schemas-microsoft-com:office:word" xmlns:w="http://schemas.openxmlformats.org/wordprocessingml/2006/main" xmlns:w14="http://schemas.microsoft.com/office/word/2010/wordml" xmlns:w15="http://schemas.microsoft.com/office/word/2012/wordml" xmlns:w16se="http://schemas.microsoft.com/office/word/2015/wordml/symex" xmlns:wpg="http://schemas.microsoft.com/office/word/2010/wordprocessingGroup" xmlns:wpi="http://schemas.microsoft.com/office/word/2010/wordprocessingInk" xmlns:wne="http://schemas.microsoft.com/office/word/2006/wordml" xmlns:wps="http://schemas.microsoft.com/office/word/2010/wordprocessingShape" mc:Ignorable="w14 w15 w16se wp14">
+<w:hdr xmlns:wpc="http://schemas.microsoft.com/office/word/2010/wordprocessingCanvas" xmlns:cx="http://schemas.microsoft.com/office/drawing/2014/chartex" xmlns:cx1="http://schemas.microsoft.com/office/drawing/2015/9/8/chartex" xmlns:cx2="http://schemas.microsoft.com/office/drawing/2015/10/21/chartex" xmlns:cx3="http://schemas.microsoft.com/office/drawing/2016/5/9/chartex" xmlns:cx4="http://schemas.microsoft.com/office/drawing/2016/5/10/chartex" xmlns:cx5="http://schemas.microsoft.com/office/drawing/2016/5/11/chartex" xmlns:cx6="http://schemas.microsoft.com/office/drawing/2016/5/12/chartex" xmlns:cx7="http://schemas.microsoft.com/office/drawing/2016/5/13/chartex" xmlns:cx8="http://schemas.microsoft.com/office/drawing/2016/5/14/chartex" xmlns:mc="http://schemas.openxmlformats.org/markup-compatibility/2006" xmlns:aink="http://schemas.microsoft.com/office/drawing/2016/ink" xmlns:am3d="http://schemas.microsoft.com/office/drawing/2017/model3d" xmlns:o="urn:schemas-microsoft-com:office:office" xmlns:oel="http://schemas.microsoft.com/office/2019/extlst" xmlns:r="http://schemas.openxmlformats.org/officeDocument/2006/relationships" xmlns:m="http://schemas.openxmlformats.org/officeDocument/2006/math" xmlns:v="urn:schemas-microsoft-com:vml" xmlns:wp14="http://schemas.microsoft.com/office/word/2010/wordprocessingDrawing" xmlns:wp="http://schemas.openxmlformats.org/drawingml/2006/wordprocessingDrawing" xmlns:w10="urn:schemas-microsoft-com:office:word" xmlns:w="http://schemas.openxmlformats.org/wordprocessingml/2006/main" xmlns:w14="http://schemas.microsoft.com/office/word/2010/wordml" xmlns:w15="http://schemas.microsoft.com/office/word/2012/wordml" xmlns:w16cex="http://schemas.microsoft.com/office/word/2018/wordml/cex" xmlns:w16cid="http://schemas.microsoft.com/office/word/2016/wordml/cid" xmlns:w16="http://schemas.microsoft.com/office/word/2018/wordml" xmlns:w16du="http://schemas.microsoft.com/office/word/2023/wordml/word16du" xmlns:w16sdtdh="http://schemas.microsoft.com/office/word/2020/wordml/sdtdatahash" xmlns:w16sdtfl="http://schemas.microsoft.com/office/word/2024/wordml/sdtformatlock" xmlns:w16se="http://schemas.microsoft.com/office/word/2015/wordml/symex" xmlns:wpg="http://schemas.microsoft.com/office/word/2010/wordprocessingGroup" xmlns:wpi="http://schemas.microsoft.com/office/word/2010/wordprocessingInk" xmlns:wne="http://schemas.microsoft.com/office/word/2006/wordml" xmlns:wps="http://schemas.microsoft.com/office/word/2010/wordprocessingShape" mc:Ignorable="w14 w15 w16se w16cid w16 w16cex w16sdtdh w16sdtfl w16du wp14">
   <w:p>
     <w:pPr>
       <w:spacing w:after="0" w:line="259" w:lineRule="auto"/>
@@ -19753,7 +22096,7 @@
 </file>
 
 <file path=word/header2.xml><?xml version="1.0" encoding="utf-8"?>
-<w:hdr xmlns:wpc="http://schemas.microsoft.com/office/word/2010/wordprocessingCanvas" xmlns:cx="http://schemas.microsoft.com/office/drawing/2014/chartex" xmlns:mc="http://schemas.openxmlformats.org/markup-compatibility/2006" xmlns:o="urn:schemas-microsoft-com:office:office" xmlns:r="http://schemas.openxmlformats.org/officeDocument/2006/relationships" xmlns:m="http://schemas.openxmlformats.org/officeDocument/2006/math" xmlns:v="urn:schemas-microsoft-com:vml" xmlns:wp14="http://schemas.microsoft.com/office/word/2010/wordprocessingDrawing" xmlns:wp="http://schemas.openxmlformats.org/drawingml/2006/wordprocessingDrawing" xmlns:w10="urn:schemas-microsoft-com:office:word" xmlns:w="http://schemas.openxmlformats.org/wordprocessingml/2006/main" xmlns:w14="http://schemas.microsoft.com/office/word/2010/wordml" xmlns:w15="http://schemas.microsoft.com/office/word/2012/wordml" xmlns:w16se="http://schemas.microsoft.com/office/word/2015/wordml/symex" xmlns:wpg="http://schemas.microsoft.com/office/word/2010/wordprocessingGroup" xmlns:wpi="http://schemas.microsoft.com/office/word/2010/wordprocessingInk" xmlns:wne="http://schemas.microsoft.com/office/word/2006/wordml" xmlns:wps="http://schemas.microsoft.com/office/word/2010/wordprocessingShape" mc:Ignorable="w14 w15 w16se wp14">
+<w:hdr xmlns:wpc="http://schemas.microsoft.com/office/word/2010/wordprocessingCanvas" xmlns:cx="http://schemas.microsoft.com/office/drawing/2014/chartex" xmlns:cx1="http://schemas.microsoft.com/office/drawing/2015/9/8/chartex" xmlns:cx2="http://schemas.microsoft.com/office/drawing/2015/10/21/chartex" xmlns:cx3="http://schemas.microsoft.com/office/drawing/2016/5/9/chartex" xmlns:cx4="http://schemas.microsoft.com/office/drawing/2016/5/10/chartex" xmlns:cx5="http://schemas.microsoft.com/office/drawing/2016/5/11/chartex" xmlns:cx6="http://schemas.microsoft.com/office/drawing/2016/5/12/chartex" xmlns:cx7="http://schemas.microsoft.com/office/drawing/2016/5/13/chartex" xmlns:cx8="http://schemas.microsoft.com/office/drawing/2016/5/14/chartex" xmlns:mc="http://schemas.openxmlformats.org/markup-compatibility/2006" xmlns:aink="http://schemas.microsoft.com/office/drawing/2016/ink" xmlns:am3d="http://schemas.microsoft.com/office/drawing/2017/model3d" xmlns:o="urn:schemas-microsoft-com:office:office" xmlns:oel="http://schemas.microsoft.com/office/2019/extlst" xmlns:r="http://schemas.openxmlformats.org/officeDocument/2006/relationships" xmlns:m="http://schemas.openxmlformats.org/officeDocument/2006/math" xmlns:v="urn:schemas-microsoft-com:vml" xmlns:wp14="http://schemas.microsoft.com/office/word/2010/wordprocessingDrawing" xmlns:wp="http://schemas.openxmlformats.org/drawingml/2006/wordprocessingDrawing" xmlns:w10="urn:schemas-microsoft-com:office:word" xmlns:w="http://schemas.openxmlformats.org/wordprocessingml/2006/main" xmlns:w14="http://schemas.microsoft.com/office/word/2010/wordml" xmlns:w15="http://schemas.microsoft.com/office/word/2012/wordml" xmlns:w16cex="http://schemas.microsoft.com/office/word/2018/wordml/cex" xmlns:w16cid="http://schemas.microsoft.com/office/word/2016/wordml/cid" xmlns:w16="http://schemas.microsoft.com/office/word/2018/wordml" xmlns:w16du="http://schemas.microsoft.com/office/word/2023/wordml/word16du" xmlns:w16sdtdh="http://schemas.microsoft.com/office/word/2020/wordml/sdtdatahash" xmlns:w16sdtfl="http://schemas.microsoft.com/office/word/2024/wordml/sdtformatlock" xmlns:w16se="http://schemas.microsoft.com/office/word/2015/wordml/symex" xmlns:wpg="http://schemas.microsoft.com/office/word/2010/wordprocessingGroup" xmlns:wpi="http://schemas.microsoft.com/office/word/2010/wordprocessingInk" xmlns:wne="http://schemas.microsoft.com/office/word/2006/wordml" xmlns:wps="http://schemas.microsoft.com/office/word/2010/wordprocessingShape" mc:Ignorable="w14 w15 w16se w16cid w16 w16cex w16sdtdh w16sdtfl w16du wp14">
   <w:p>
     <w:pPr>
       <w:spacing w:after="0" w:line="259" w:lineRule="auto"/>
@@ -19774,7 +22117,7 @@
         <w:noProof/>
         <w:color w:val="000000"/>
       </w:rPr>
-      <w:t>5</w:t>
+      <w:t>3</w:t>
     </w:r>
     <w:r>
       <w:rPr>
@@ -19806,7 +22149,7 @@
 </file>
 
 <file path=word/header3.xml><?xml version="1.0" encoding="utf-8"?>
-<w:hdr xmlns:wpc="http://schemas.microsoft.com/office/word/2010/wordprocessingCanvas" xmlns:cx="http://schemas.microsoft.com/office/drawing/2014/chartex" xmlns:mc="http://schemas.openxmlformats.org/markup-compatibility/2006" xmlns:o="urn:schemas-microsoft-com:office:office" xmlns:r="http://schemas.openxmlformats.org/officeDocument/2006/relationships" xmlns:m="http://schemas.openxmlformats.org/officeDocument/2006/math" xmlns:v="urn:schemas-microsoft-com:vml" xmlns:wp14="http://schemas.microsoft.com/office/word/2010/wordprocessingDrawing" xmlns:wp="http://schemas.openxmlformats.org/drawingml/2006/wordprocessingDrawing" xmlns:w10="urn:schemas-microsoft-com:office:word" xmlns:w="http://schemas.openxmlformats.org/wordprocessingml/2006/main" xmlns:w14="http://schemas.microsoft.com/office/word/2010/wordml" xmlns:w15="http://schemas.microsoft.com/office/word/2012/wordml" xmlns:w16se="http://schemas.microsoft.com/office/word/2015/wordml/symex" xmlns:wpg="http://schemas.microsoft.com/office/word/2010/wordprocessingGroup" xmlns:wpi="http://schemas.microsoft.com/office/word/2010/wordprocessingInk" xmlns:wne="http://schemas.microsoft.com/office/word/2006/wordml" xmlns:wps="http://schemas.microsoft.com/office/word/2010/wordprocessingShape" mc:Ignorable="w14 w15 w16se wp14">
+<w:hdr xmlns:wpc="http://schemas.microsoft.com/office/word/2010/wordprocessingCanvas" xmlns:cx="http://schemas.microsoft.com/office/drawing/2014/chartex" xmlns:cx1="http://schemas.microsoft.com/office/drawing/2015/9/8/chartex" xmlns:cx2="http://schemas.microsoft.com/office/drawing/2015/10/21/chartex" xmlns:cx3="http://schemas.microsoft.com/office/drawing/2016/5/9/chartex" xmlns:cx4="http://schemas.microsoft.com/office/drawing/2016/5/10/chartex" xmlns:cx5="http://schemas.microsoft.com/office/drawing/2016/5/11/chartex" xmlns:cx6="http://schemas.microsoft.com/office/drawing/2016/5/12/chartex" xmlns:cx7="http://schemas.microsoft.com/office/drawing/2016/5/13/chartex" xmlns:cx8="http://schemas.microsoft.com/office/drawing/2016/5/14/chartex" xmlns:mc="http://schemas.openxmlformats.org/markup-compatibility/2006" xmlns:aink="http://schemas.microsoft.com/office/drawing/2016/ink" xmlns:am3d="http://schemas.microsoft.com/office/drawing/2017/model3d" xmlns:o="urn:schemas-microsoft-com:office:office" xmlns:oel="http://schemas.microsoft.com/office/2019/extlst" xmlns:r="http://schemas.openxmlformats.org/officeDocument/2006/relationships" xmlns:m="http://schemas.openxmlformats.org/officeDocument/2006/math" xmlns:v="urn:schemas-microsoft-com:vml" xmlns:wp14="http://schemas.microsoft.com/office/word/2010/wordprocessingDrawing" xmlns:wp="http://schemas.openxmlformats.org/drawingml/2006/wordprocessingDrawing" xmlns:w10="urn:schemas-microsoft-com:office:word" xmlns:w="http://schemas.openxmlformats.org/wordprocessingml/2006/main" xmlns:w14="http://schemas.microsoft.com/office/word/2010/wordml" xmlns:w15="http://schemas.microsoft.com/office/word/2012/wordml" xmlns:w16cex="http://schemas.microsoft.com/office/word/2018/wordml/cex" xmlns:w16cid="http://schemas.microsoft.com/office/word/2016/wordml/cid" xmlns:w16="http://schemas.microsoft.com/office/word/2018/wordml" xmlns:w16du="http://schemas.microsoft.com/office/word/2023/wordml/word16du" xmlns:w16sdtdh="http://schemas.microsoft.com/office/word/2020/wordml/sdtdatahash" xmlns:w16sdtfl="http://schemas.microsoft.com/office/word/2024/wordml/sdtformatlock" xmlns:w16se="http://schemas.microsoft.com/office/word/2015/wordml/symex" xmlns:wpg="http://schemas.microsoft.com/office/word/2010/wordprocessingGroup" xmlns:wpi="http://schemas.microsoft.com/office/word/2010/wordprocessingInk" xmlns:wne="http://schemas.microsoft.com/office/word/2006/wordml" xmlns:wps="http://schemas.microsoft.com/office/word/2010/wordprocessingShape" mc:Ignorable="w14 w15 w16se w16cid w16 w16cex w16sdtdh w16sdtfl w16du wp14">
   <w:p>
     <w:pPr>
       <w:spacing w:after="160" w:line="259" w:lineRule="auto"/>
@@ -19818,7 +22161,7 @@
 </file>
 
 <file path=word/header4.xml><?xml version="1.0" encoding="utf-8"?>
-<w:hdr xmlns:wpc="http://schemas.microsoft.com/office/word/2010/wordprocessingCanvas" xmlns:cx="http://schemas.microsoft.com/office/drawing/2014/chartex" xmlns:mc="http://schemas.openxmlformats.org/markup-compatibility/2006" xmlns:o="urn:schemas-microsoft-com:office:office" xmlns:r="http://schemas.openxmlformats.org/officeDocument/2006/relationships" xmlns:m="http://schemas.openxmlformats.org/officeDocument/2006/math" xmlns:v="urn:schemas-microsoft-com:vml" xmlns:wp14="http://schemas.microsoft.com/office/word/2010/wordprocessingDrawing" xmlns:wp="http://schemas.openxmlformats.org/drawingml/2006/wordprocessingDrawing" xmlns:w10="urn:schemas-microsoft-com:office:word" xmlns:w="http://schemas.openxmlformats.org/wordprocessingml/2006/main" xmlns:w14="http://schemas.microsoft.com/office/word/2010/wordml" xmlns:w15="http://schemas.microsoft.com/office/word/2012/wordml" xmlns:w16se="http://schemas.microsoft.com/office/word/2015/wordml/symex" xmlns:wpg="http://schemas.microsoft.com/office/word/2010/wordprocessingGroup" xmlns:wpi="http://schemas.microsoft.com/office/word/2010/wordprocessingInk" xmlns:wne="http://schemas.microsoft.com/office/word/2006/wordml" xmlns:wps="http://schemas.microsoft.com/office/word/2010/wordprocessingShape" mc:Ignorable="w14 w15 w16se wp14">
+<w:hdr xmlns:wpc="http://schemas.microsoft.com/office/word/2010/wordprocessingCanvas" xmlns:cx="http://schemas.microsoft.com/office/drawing/2014/chartex" xmlns:cx1="http://schemas.microsoft.com/office/drawing/2015/9/8/chartex" xmlns:cx2="http://schemas.microsoft.com/office/drawing/2015/10/21/chartex" xmlns:cx3="http://schemas.microsoft.com/office/drawing/2016/5/9/chartex" xmlns:cx4="http://schemas.microsoft.com/office/drawing/2016/5/10/chartex" xmlns:cx5="http://schemas.microsoft.com/office/drawing/2016/5/11/chartex" xmlns:cx6="http://schemas.microsoft.com/office/drawing/2016/5/12/chartex" xmlns:cx7="http://schemas.microsoft.com/office/drawing/2016/5/13/chartex" xmlns:cx8="http://schemas.microsoft.com/office/drawing/2016/5/14/chartex" xmlns:mc="http://schemas.openxmlformats.org/markup-compatibility/2006" xmlns:aink="http://schemas.microsoft.com/office/drawing/2016/ink" xmlns:am3d="http://schemas.microsoft.com/office/drawing/2017/model3d" xmlns:o="urn:schemas-microsoft-com:office:office" xmlns:oel="http://schemas.microsoft.com/office/2019/extlst" xmlns:r="http://schemas.openxmlformats.org/officeDocument/2006/relationships" xmlns:m="http://schemas.openxmlformats.org/officeDocument/2006/math" xmlns:v="urn:schemas-microsoft-com:vml" xmlns:wp14="http://schemas.microsoft.com/office/word/2010/wordprocessingDrawing" xmlns:wp="http://schemas.openxmlformats.org/drawingml/2006/wordprocessingDrawing" xmlns:w10="urn:schemas-microsoft-com:office:word" xmlns:w="http://schemas.openxmlformats.org/wordprocessingml/2006/main" xmlns:w14="http://schemas.microsoft.com/office/word/2010/wordml" xmlns:w15="http://schemas.microsoft.com/office/word/2012/wordml" xmlns:w16cex="http://schemas.microsoft.com/office/word/2018/wordml/cex" xmlns:w16cid="http://schemas.microsoft.com/office/word/2016/wordml/cid" xmlns:w16="http://schemas.microsoft.com/office/word/2018/wordml" xmlns:w16du="http://schemas.microsoft.com/office/word/2023/wordml/word16du" xmlns:w16sdtdh="http://schemas.microsoft.com/office/word/2020/wordml/sdtdatahash" xmlns:w16sdtfl="http://schemas.microsoft.com/office/word/2024/wordml/sdtformatlock" xmlns:w16se="http://schemas.microsoft.com/office/word/2015/wordml/symex" xmlns:wpg="http://schemas.microsoft.com/office/word/2010/wordprocessingGroup" xmlns:wpi="http://schemas.microsoft.com/office/word/2010/wordprocessingInk" xmlns:wne="http://schemas.microsoft.com/office/word/2006/wordml" xmlns:wps="http://schemas.microsoft.com/office/word/2010/wordprocessingShape" mc:Ignorable="w14 w15 w16se w16cid w16 w16cex w16sdtdh w16sdtfl w16du wp14">
   <w:p>
     <w:pPr>
       <w:spacing w:after="0" w:line="259" w:lineRule="auto"/>
@@ -19839,7 +22182,7 @@
         <w:noProof/>
         <w:color w:val="000000"/>
       </w:rPr>
-      <w:t>14</w:t>
+      <w:t>8</w:t>
     </w:r>
     <w:r>
       <w:rPr>
@@ -19871,7 +22214,7 @@
 </file>
 
 <file path=word/header5.xml><?xml version="1.0" encoding="utf-8"?>
-<w:hdr xmlns:wpc="http://schemas.microsoft.com/office/word/2010/wordprocessingCanvas" xmlns:cx="http://schemas.microsoft.com/office/drawing/2014/chartex" xmlns:mc="http://schemas.openxmlformats.org/markup-compatibility/2006" xmlns:o="urn:schemas-microsoft-com:office:office" xmlns:r="http://schemas.openxmlformats.org/officeDocument/2006/relationships" xmlns:m="http://schemas.openxmlformats.org/officeDocument/2006/math" xmlns:v="urn:schemas-microsoft-com:vml" xmlns:wp14="http://schemas.microsoft.com/office/word/2010/wordprocessingDrawing" xmlns:wp="http://schemas.openxmlformats.org/drawingml/2006/wordprocessingDrawing" xmlns:w10="urn:schemas-microsoft-com:office:word" xmlns:w="http://schemas.openxmlformats.org/wordprocessingml/2006/main" xmlns:w14="http://schemas.microsoft.com/office/word/2010/wordml" xmlns:w15="http://schemas.microsoft.com/office/word/2012/wordml" xmlns:w16se="http://schemas.microsoft.com/office/word/2015/wordml/symex" xmlns:wpg="http://schemas.microsoft.com/office/word/2010/wordprocessingGroup" xmlns:wpi="http://schemas.microsoft.com/office/word/2010/wordprocessingInk" xmlns:wne="http://schemas.microsoft.com/office/word/2006/wordml" xmlns:wps="http://schemas.microsoft.com/office/word/2010/wordprocessingShape" mc:Ignorable="w14 w15 w16se wp14">
+<w:hdr xmlns:wpc="http://schemas.microsoft.com/office/word/2010/wordprocessingCanvas" xmlns:cx="http://schemas.microsoft.com/office/drawing/2014/chartex" xmlns:cx1="http://schemas.microsoft.com/office/drawing/2015/9/8/chartex" xmlns:cx2="http://schemas.microsoft.com/office/drawing/2015/10/21/chartex" xmlns:cx3="http://schemas.microsoft.com/office/drawing/2016/5/9/chartex" xmlns:cx4="http://schemas.microsoft.com/office/drawing/2016/5/10/chartex" xmlns:cx5="http://schemas.microsoft.com/office/drawing/2016/5/11/chartex" xmlns:cx6="http://schemas.microsoft.com/office/drawing/2016/5/12/chartex" xmlns:cx7="http://schemas.microsoft.com/office/drawing/2016/5/13/chartex" xmlns:cx8="http://schemas.microsoft.com/office/drawing/2016/5/14/chartex" xmlns:mc="http://schemas.openxmlformats.org/markup-compatibility/2006" xmlns:aink="http://schemas.microsoft.com/office/drawing/2016/ink" xmlns:am3d="http://schemas.microsoft.com/office/drawing/2017/model3d" xmlns:o="urn:schemas-microsoft-com:office:office" xmlns:oel="http://schemas.microsoft.com/office/2019/extlst" xmlns:r="http://schemas.openxmlformats.org/officeDocument/2006/relationships" xmlns:m="http://schemas.openxmlformats.org/officeDocument/2006/math" xmlns:v="urn:schemas-microsoft-com:vml" xmlns:wp14="http://schemas.microsoft.com/office/word/2010/wordprocessingDrawing" xmlns:wp="http://schemas.openxmlformats.org/drawingml/2006/wordprocessingDrawing" xmlns:w10="urn:schemas-microsoft-com:office:word" xmlns:w="http://schemas.openxmlformats.org/wordprocessingml/2006/main" xmlns:w14="http://schemas.microsoft.com/office/word/2010/wordml" xmlns:w15="http://schemas.microsoft.com/office/word/2012/wordml" xmlns:w16cex="http://schemas.microsoft.com/office/word/2018/wordml/cex" xmlns:w16cid="http://schemas.microsoft.com/office/word/2016/wordml/cid" xmlns:w16="http://schemas.microsoft.com/office/word/2018/wordml" xmlns:w16du="http://schemas.microsoft.com/office/word/2023/wordml/word16du" xmlns:w16sdtdh="http://schemas.microsoft.com/office/word/2020/wordml/sdtdatahash" xmlns:w16sdtfl="http://schemas.microsoft.com/office/word/2024/wordml/sdtformatlock" xmlns:w16se="http://schemas.microsoft.com/office/word/2015/wordml/symex" xmlns:wpg="http://schemas.microsoft.com/office/word/2010/wordprocessingGroup" xmlns:wpi="http://schemas.microsoft.com/office/word/2010/wordprocessingInk" xmlns:wne="http://schemas.microsoft.com/office/word/2006/wordml" xmlns:wps="http://schemas.microsoft.com/office/word/2010/wordprocessingShape" mc:Ignorable="w14 w15 w16se w16cid w16 w16cex w16sdtdh w16sdtfl w16du wp14">
   <w:p>
     <w:pPr>
       <w:spacing w:after="0" w:line="259" w:lineRule="auto"/>
@@ -19892,7 +22235,7 @@
         <w:noProof/>
         <w:color w:val="000000"/>
       </w:rPr>
-      <w:t>15</w:t>
+      <w:t>9</w:t>
     </w:r>
     <w:r>
       <w:rPr>
@@ -19924,7 +22267,7 @@
 </file>
 
 <file path=word/header6.xml><?xml version="1.0" encoding="utf-8"?>
-<w:hdr xmlns:wpc="http://schemas.microsoft.com/office/word/2010/wordprocessingCanvas" xmlns:cx="http://schemas.microsoft.com/office/drawing/2014/chartex" xmlns:mc="http://schemas.openxmlformats.org/markup-compatibility/2006" xmlns:o="urn:schemas-microsoft-com:office:office" xmlns:r="http://schemas.openxmlformats.org/officeDocument/2006/relationships" xmlns:m="http://schemas.openxmlformats.org/officeDocument/2006/math" xmlns:v="urn:schemas-microsoft-com:vml" xmlns:wp14="http://schemas.microsoft.com/office/word/2010/wordprocessingDrawing" xmlns:wp="http://schemas.openxmlformats.org/drawingml/2006/wordprocessingDrawing" xmlns:w10="urn:schemas-microsoft-com:office:word" xmlns:w="http://schemas.openxmlformats.org/wordprocessingml/2006/main" xmlns:w14="http://schemas.microsoft.com/office/word/2010/wordml" xmlns:w15="http://schemas.microsoft.com/office/word/2012/wordml" xmlns:w16se="http://schemas.microsoft.com/office/word/2015/wordml/symex" xmlns:wpg="http://schemas.microsoft.com/office/word/2010/wordprocessingGroup" xmlns:wpi="http://schemas.microsoft.com/office/word/2010/wordprocessingInk" xmlns:wne="http://schemas.microsoft.com/office/word/2006/wordml" xmlns:wps="http://schemas.microsoft.com/office/word/2010/wordprocessingShape" mc:Ignorable="w14 w15 w16se wp14">
+<w:hdr xmlns:wpc="http://schemas.microsoft.com/office/word/2010/wordprocessingCanvas" xmlns:cx="http://schemas.microsoft.com/office/drawing/2014/chartex" xmlns:cx1="http://schemas.microsoft.com/office/drawing/2015/9/8/chartex" xmlns:cx2="http://schemas.microsoft.com/office/drawing/2015/10/21/chartex" xmlns:cx3="http://schemas.microsoft.com/office/drawing/2016/5/9/chartex" xmlns:cx4="http://schemas.microsoft.com/office/drawing/2016/5/10/chartex" xmlns:cx5="http://schemas.microsoft.com/office/drawing/2016/5/11/chartex" xmlns:cx6="http://schemas.microsoft.com/office/drawing/2016/5/12/chartex" xmlns:cx7="http://schemas.microsoft.com/office/drawing/2016/5/13/chartex" xmlns:cx8="http://schemas.microsoft.com/office/drawing/2016/5/14/chartex" xmlns:mc="http://schemas.openxmlformats.org/markup-compatibility/2006" xmlns:aink="http://schemas.microsoft.com/office/drawing/2016/ink" xmlns:am3d="http://schemas.microsoft.com/office/drawing/2017/model3d" xmlns:o="urn:schemas-microsoft-com:office:office" xmlns:oel="http://schemas.microsoft.com/office/2019/extlst" xmlns:r="http://schemas.openxmlformats.org/officeDocument/2006/relationships" xmlns:m="http://schemas.openxmlformats.org/officeDocument/2006/math" xmlns:v="urn:schemas-microsoft-com:vml" xmlns:wp14="http://schemas.microsoft.com/office/word/2010/wordprocessingDrawing" xmlns:wp="http://schemas.openxmlformats.org/drawingml/2006/wordprocessingDrawing" xmlns:w10="urn:schemas-microsoft-com:office:word" xmlns:w="http://schemas.openxmlformats.org/wordprocessingml/2006/main" xmlns:w14="http://schemas.microsoft.com/office/word/2010/wordml" xmlns:w15="http://schemas.microsoft.com/office/word/2012/wordml" xmlns:w16cex="http://schemas.microsoft.com/office/word/2018/wordml/cex" xmlns:w16cid="http://schemas.microsoft.com/office/word/2016/wordml/cid" xmlns:w16="http://schemas.microsoft.com/office/word/2018/wordml" xmlns:w16du="http://schemas.microsoft.com/office/word/2023/wordml/word16du" xmlns:w16sdtdh="http://schemas.microsoft.com/office/word/2020/wordml/sdtdatahash" xmlns:w16sdtfl="http://schemas.microsoft.com/office/word/2024/wordml/sdtformatlock" xmlns:w16se="http://schemas.microsoft.com/office/word/2015/wordml/symex" xmlns:wpg="http://schemas.microsoft.com/office/word/2010/wordprocessingGroup" xmlns:wpi="http://schemas.microsoft.com/office/word/2010/wordprocessingInk" xmlns:wne="http://schemas.microsoft.com/office/word/2006/wordml" xmlns:wps="http://schemas.microsoft.com/office/word/2010/wordprocessingShape" mc:Ignorable="w14 w15 w16se w16cid w16 w16cex w16sdtdh w16sdtfl w16du wp14">
   <w:p>
     <w:pPr>
       <w:spacing w:after="160" w:line="259" w:lineRule="auto"/>
@@ -19936,7 +22279,7 @@
 </file>
 
 <file path=word/header7.xml><?xml version="1.0" encoding="utf-8"?>
-<w:hdr xmlns:wpc="http://schemas.microsoft.com/office/word/2010/wordprocessingCanvas" xmlns:cx="http://schemas.microsoft.com/office/drawing/2014/chartex" xmlns:mc="http://schemas.openxmlformats.org/markup-compatibility/2006" xmlns:o="urn:schemas-microsoft-com:office:office" xmlns:r="http://schemas.openxmlformats.org/officeDocument/2006/relationships" xmlns:m="http://schemas.openxmlformats.org/officeDocument/2006/math" xmlns:v="urn:schemas-microsoft-com:vml" xmlns:wp14="http://schemas.microsoft.com/office/word/2010/wordprocessingDrawing" xmlns:wp="http://schemas.openxmlformats.org/drawingml/2006/wordprocessingDrawing" xmlns:w10="urn:schemas-microsoft-com:office:word" xmlns:w="http://schemas.openxmlformats.org/wordprocessingml/2006/main" xmlns:w14="http://schemas.microsoft.com/office/word/2010/wordml" xmlns:w15="http://schemas.microsoft.com/office/word/2012/wordml" xmlns:w16se="http://schemas.microsoft.com/office/word/2015/wordml/symex" xmlns:wpg="http://schemas.microsoft.com/office/word/2010/wordprocessingGroup" xmlns:wpi="http://schemas.microsoft.com/office/word/2010/wordprocessingInk" xmlns:wne="http://schemas.microsoft.com/office/word/2006/wordml" xmlns:wps="http://schemas.microsoft.com/office/word/2010/wordprocessingShape" mc:Ignorable="w14 w15 w16se wp14">
+<w:hdr xmlns:wpc="http://schemas.microsoft.com/office/word/2010/wordprocessingCanvas" xmlns:cx="http://schemas.microsoft.com/office/drawing/2014/chartex" xmlns:cx1="http://schemas.microsoft.com/office/drawing/2015/9/8/chartex" xmlns:cx2="http://schemas.microsoft.com/office/drawing/2015/10/21/chartex" xmlns:cx3="http://schemas.microsoft.com/office/drawing/2016/5/9/chartex" xmlns:cx4="http://schemas.microsoft.com/office/drawing/2016/5/10/chartex" xmlns:cx5="http://schemas.microsoft.com/office/drawing/2016/5/11/chartex" xmlns:cx6="http://schemas.microsoft.com/office/drawing/2016/5/12/chartex" xmlns:cx7="http://schemas.microsoft.com/office/drawing/2016/5/13/chartex" xmlns:cx8="http://schemas.microsoft.com/office/drawing/2016/5/14/chartex" xmlns:mc="http://schemas.openxmlformats.org/markup-compatibility/2006" xmlns:aink="http://schemas.microsoft.com/office/drawing/2016/ink" xmlns:am3d="http://schemas.microsoft.com/office/drawing/2017/model3d" xmlns:o="urn:schemas-microsoft-com:office:office" xmlns:oel="http://schemas.microsoft.com/office/2019/extlst" xmlns:r="http://schemas.openxmlformats.org/officeDocument/2006/relationships" xmlns:m="http://schemas.openxmlformats.org/officeDocument/2006/math" xmlns:v="urn:schemas-microsoft-com:vml" xmlns:wp14="http://schemas.microsoft.com/office/word/2010/wordprocessingDrawing" xmlns:wp="http://schemas.openxmlformats.org/drawingml/2006/wordprocessingDrawing" xmlns:w10="urn:schemas-microsoft-com:office:word" xmlns:w="http://schemas.openxmlformats.org/wordprocessingml/2006/main" xmlns:w14="http://schemas.microsoft.com/office/word/2010/wordml" xmlns:w15="http://schemas.microsoft.com/office/word/2012/wordml" xmlns:w16cex="http://schemas.microsoft.com/office/word/2018/wordml/cex" xmlns:w16cid="http://schemas.microsoft.com/office/word/2016/wordml/cid" xmlns:w16="http://schemas.microsoft.com/office/word/2018/wordml" xmlns:w16du="http://schemas.microsoft.com/office/word/2023/wordml/word16du" xmlns:w16sdtdh="http://schemas.microsoft.com/office/word/2020/wordml/sdtdatahash" xmlns:w16sdtfl="http://schemas.microsoft.com/office/word/2024/wordml/sdtformatlock" xmlns:w16se="http://schemas.microsoft.com/office/word/2015/wordml/symex" xmlns:wpg="http://schemas.microsoft.com/office/word/2010/wordprocessingGroup" xmlns:wpi="http://schemas.microsoft.com/office/word/2010/wordprocessingInk" xmlns:wne="http://schemas.microsoft.com/office/word/2006/wordml" xmlns:wps="http://schemas.microsoft.com/office/word/2010/wordprocessingShape" mc:Ignorable="w14 w15 w16se w16cid w16 w16cex w16sdtdh w16sdtfl w16du wp14">
   <w:p>
     <w:pPr>
       <w:spacing w:after="160" w:line="259" w:lineRule="auto"/>
@@ -19948,7 +22291,7 @@
 </file>
 
 <file path=word/header8.xml><?xml version="1.0" encoding="utf-8"?>
-<w:hdr xmlns:wpc="http://schemas.microsoft.com/office/word/2010/wordprocessingCanvas" xmlns:cx="http://schemas.microsoft.com/office/drawing/2014/chartex" xmlns:mc="http://schemas.openxmlformats.org/markup-compatibility/2006" xmlns:o="urn:schemas-microsoft-com:office:office" xmlns:r="http://schemas.openxmlformats.org/officeDocument/2006/relationships" xmlns:m="http://schemas.openxmlformats.org/officeDocument/2006/math" xmlns:v="urn:schemas-microsoft-com:vml" xmlns:wp14="http://schemas.microsoft.com/office/word/2010/wordprocessingDrawing" xmlns:wp="http://schemas.openxmlformats.org/drawingml/2006/wordprocessingDrawing" xmlns:w10="urn:schemas-microsoft-com:office:word" xmlns:w="http://schemas.openxmlformats.org/wordprocessingml/2006/main" xmlns:w14="http://schemas.microsoft.com/office/word/2010/wordml" xmlns:w15="http://schemas.microsoft.com/office/word/2012/wordml" xmlns:w16se="http://schemas.microsoft.com/office/word/2015/wordml/symex" xmlns:wpg="http://schemas.microsoft.com/office/word/2010/wordprocessingGroup" xmlns:wpi="http://schemas.microsoft.com/office/word/2010/wordprocessingInk" xmlns:wne="http://schemas.microsoft.com/office/word/2006/wordml" xmlns:wps="http://schemas.microsoft.com/office/word/2010/wordprocessingShape" mc:Ignorable="w14 w15 w16se wp14">
+<w:hdr xmlns:wpc="http://schemas.microsoft.com/office/word/2010/wordprocessingCanvas" xmlns:cx="http://schemas.microsoft.com/office/drawing/2014/chartex" xmlns:cx1="http://schemas.microsoft.com/office/drawing/2015/9/8/chartex" xmlns:cx2="http://schemas.microsoft.com/office/drawing/2015/10/21/chartex" xmlns:cx3="http://schemas.microsoft.com/office/drawing/2016/5/9/chartex" xmlns:cx4="http://schemas.microsoft.com/office/drawing/2016/5/10/chartex" xmlns:cx5="http://schemas.microsoft.com/office/drawing/2016/5/11/chartex" xmlns:cx6="http://schemas.microsoft.com/office/drawing/2016/5/12/chartex" xmlns:cx7="http://schemas.microsoft.com/office/drawing/2016/5/13/chartex" xmlns:cx8="http://schemas.microsoft.com/office/drawing/2016/5/14/chartex" xmlns:mc="http://schemas.openxmlformats.org/markup-compatibility/2006" xmlns:aink="http://schemas.microsoft.com/office/drawing/2016/ink" xmlns:am3d="http://schemas.microsoft.com/office/drawing/2017/model3d" xmlns:o="urn:schemas-microsoft-com:office:office" xmlns:oel="http://schemas.microsoft.com/office/2019/extlst" xmlns:r="http://schemas.openxmlformats.org/officeDocument/2006/relationships" xmlns:m="http://schemas.openxmlformats.org/officeDocument/2006/math" xmlns:v="urn:schemas-microsoft-com:vml" xmlns:wp14="http://schemas.microsoft.com/office/word/2010/wordprocessingDrawing" xmlns:wp="http://schemas.openxmlformats.org/drawingml/2006/wordprocessingDrawing" xmlns:w10="urn:schemas-microsoft-com:office:word" xmlns:w="http://schemas.openxmlformats.org/wordprocessingml/2006/main" xmlns:w14="http://schemas.microsoft.com/office/word/2010/wordml" xmlns:w15="http://schemas.microsoft.com/office/word/2012/wordml" xmlns:w16cex="http://schemas.microsoft.com/office/word/2018/wordml/cex" xmlns:w16cid="http://schemas.microsoft.com/office/word/2016/wordml/cid" xmlns:w16="http://schemas.microsoft.com/office/word/2018/wordml" xmlns:w16du="http://schemas.microsoft.com/office/word/2023/wordml/word16du" xmlns:w16sdtdh="http://schemas.microsoft.com/office/word/2020/wordml/sdtdatahash" xmlns:w16sdtfl="http://schemas.microsoft.com/office/word/2024/wordml/sdtformatlock" xmlns:w16se="http://schemas.microsoft.com/office/word/2015/wordml/symex" xmlns:wpg="http://schemas.microsoft.com/office/word/2010/wordprocessingGroup" xmlns:wpi="http://schemas.microsoft.com/office/word/2010/wordprocessingInk" xmlns:wne="http://schemas.microsoft.com/office/word/2006/wordml" xmlns:wps="http://schemas.microsoft.com/office/word/2010/wordprocessingShape" mc:Ignorable="w14 w15 w16se w16cid w16 w16cex w16sdtdh w16sdtfl w16du wp14">
   <w:p>
     <w:pPr>
       <w:spacing w:after="0" w:line="259" w:lineRule="auto"/>
@@ -19969,7 +22312,7 @@
         <w:noProof/>
         <w:color w:val="000000"/>
       </w:rPr>
-      <w:t>43</w:t>
+      <w:t>13</w:t>
     </w:r>
     <w:r>
       <w:rPr>
@@ -20001,7 +22344,7 @@
 </file>
 
 <file path=word/header9.xml><?xml version="1.0" encoding="utf-8"?>
-<w:hdr xmlns:wpc="http://schemas.microsoft.com/office/word/2010/wordprocessingCanvas" xmlns:cx="http://schemas.microsoft.com/office/drawing/2014/chartex" xmlns:mc="http://schemas.openxmlformats.org/markup-compatibility/2006" xmlns:o="urn:schemas-microsoft-com:office:office" xmlns:r="http://schemas.openxmlformats.org/officeDocument/2006/relationships" xmlns:m="http://schemas.openxmlformats.org/officeDocument/2006/math" xmlns:v="urn:schemas-microsoft-com:vml" xmlns:wp14="http://schemas.microsoft.com/office/word/2010/wordprocessingDrawing" xmlns:wp="http://schemas.openxmlformats.org/drawingml/2006/wordprocessingDrawing" xmlns:w10="urn:schemas-microsoft-com:office:word" xmlns:w="http://schemas.openxmlformats.org/wordprocessingml/2006/main" xmlns:w14="http://schemas.microsoft.com/office/word/2010/wordml" xmlns:w15="http://schemas.microsoft.com/office/word/2012/wordml" xmlns:w16se="http://schemas.microsoft.com/office/word/2015/wordml/symex" xmlns:wpg="http://schemas.microsoft.com/office/word/2010/wordprocessingGroup" xmlns:wpi="http://schemas.microsoft.com/office/word/2010/wordprocessingInk" xmlns:wne="http://schemas.microsoft.com/office/word/2006/wordml" xmlns:wps="http://schemas.microsoft.com/office/word/2010/wordprocessingShape" mc:Ignorable="w14 w15 w16se wp14">
+<w:hdr xmlns:wpc="http://schemas.microsoft.com/office/word/2010/wordprocessingCanvas" xmlns:cx="http://schemas.microsoft.com/office/drawing/2014/chartex" xmlns:cx1="http://schemas.microsoft.com/office/drawing/2015/9/8/chartex" xmlns:cx2="http://schemas.microsoft.com/office/drawing/2015/10/21/chartex" xmlns:cx3="http://schemas.microsoft.com/office/drawing/2016/5/9/chartex" xmlns:cx4="http://schemas.microsoft.com/office/drawing/2016/5/10/chartex" xmlns:cx5="http://schemas.microsoft.com/office/drawing/2016/5/11/chartex" xmlns:cx6="http://schemas.microsoft.com/office/drawing/2016/5/12/chartex" xmlns:cx7="http://schemas.microsoft.com/office/drawing/2016/5/13/chartex" xmlns:cx8="http://schemas.microsoft.com/office/drawing/2016/5/14/chartex" xmlns:mc="http://schemas.openxmlformats.org/markup-compatibility/2006" xmlns:aink="http://schemas.microsoft.com/office/drawing/2016/ink" xmlns:am3d="http://schemas.microsoft.com/office/drawing/2017/model3d" xmlns:o="urn:schemas-microsoft-com:office:office" xmlns:oel="http://schemas.microsoft.com/office/2019/extlst" xmlns:r="http://schemas.openxmlformats.org/officeDocument/2006/relationships" xmlns:m="http://schemas.openxmlformats.org/officeDocument/2006/math" xmlns:v="urn:schemas-microsoft-com:vml" xmlns:wp14="http://schemas.microsoft.com/office/word/2010/wordprocessingDrawing" xmlns:wp="http://schemas.openxmlformats.org/drawingml/2006/wordprocessingDrawing" xmlns:w10="urn:schemas-microsoft-com:office:word" xmlns:w="http://schemas.openxmlformats.org/wordprocessingml/2006/main" xmlns:w14="http://schemas.microsoft.com/office/word/2010/wordml" xmlns:w15="http://schemas.microsoft.com/office/word/2012/wordml" xmlns:w16cex="http://schemas.microsoft.com/office/word/2018/wordml/cex" xmlns:w16cid="http://schemas.microsoft.com/office/word/2016/wordml/cid" xmlns:w16="http://schemas.microsoft.com/office/word/2018/wordml" xmlns:w16du="http://schemas.microsoft.com/office/word/2023/wordml/word16du" xmlns:w16sdtdh="http://schemas.microsoft.com/office/word/2020/wordml/sdtdatahash" xmlns:w16sdtfl="http://schemas.microsoft.com/office/word/2024/wordml/sdtformatlock" xmlns:w16se="http://schemas.microsoft.com/office/word/2015/wordml/symex" xmlns:wpg="http://schemas.microsoft.com/office/word/2010/wordprocessingGroup" xmlns:wpi="http://schemas.microsoft.com/office/word/2010/wordprocessingInk" xmlns:wne="http://schemas.microsoft.com/office/word/2006/wordml" xmlns:wps="http://schemas.microsoft.com/office/word/2010/wordprocessingShape" mc:Ignorable="w14 w15 w16se w16cid w16 w16cex w16sdtdh w16sdtfl w16du wp14">
   <w:p>
     <w:pPr>
       <w:spacing w:after="0" w:line="259" w:lineRule="auto"/>
@@ -20053,7 +22396,7 @@
 </file>
 
 <file path=word/numbering.xml><?xml version="1.0" encoding="utf-8"?>
-<w:numbering xmlns:wpc="http://schemas.microsoft.com/office/word/2010/wordprocessingCanvas" xmlns:cx="http://schemas.microsoft.com/office/drawing/2014/chartex" xmlns:mc="http://schemas.openxmlformats.org/markup-compatibility/2006" xmlns:o="urn:schemas-microsoft-com:office:office" xmlns:r="http://schemas.openxmlformats.org/officeDocument/2006/relationships" xmlns:m="http://schemas.openxmlformats.org/officeDocument/2006/math" xmlns:v="urn:schemas-microsoft-com:vml" xmlns:wp14="http://schemas.microsoft.com/office/word/2010/wordprocessingDrawing" xmlns:wp="http://schemas.openxmlformats.org/drawingml/2006/wordprocessingDrawing" xmlns:w10="urn:schemas-microsoft-com:office:word" xmlns:w="http://schemas.openxmlformats.org/wordprocessingml/2006/main" xmlns:w14="http://schemas.microsoft.com/office/word/2010/wordml" xmlns:w15="http://schemas.microsoft.com/office/word/2012/wordml" xmlns:w16se="http://schemas.microsoft.com/office/word/2015/wordml/symex" xmlns:wpg="http://schemas.microsoft.com/office/word/2010/wordprocessingGroup" xmlns:wpi="http://schemas.microsoft.com/office/word/2010/wordprocessingInk" xmlns:wne="http://schemas.microsoft.com/office/word/2006/wordml" xmlns:wps="http://schemas.microsoft.com/office/word/2010/wordprocessingShape" mc:Ignorable="w14 w15 w16se wp14">
+<w:numbering xmlns:wpc="http://schemas.microsoft.com/office/word/2010/wordprocessingCanvas" xmlns:cx="http://schemas.microsoft.com/office/drawing/2014/chartex" xmlns:cx1="http://schemas.microsoft.com/office/drawing/2015/9/8/chartex" xmlns:cx2="http://schemas.microsoft.com/office/drawing/2015/10/21/chartex" xmlns:cx3="http://schemas.microsoft.com/office/drawing/2016/5/9/chartex" xmlns:cx4="http://schemas.microsoft.com/office/drawing/2016/5/10/chartex" xmlns:cx5="http://schemas.microsoft.com/office/drawing/2016/5/11/chartex" xmlns:cx6="http://schemas.microsoft.com/office/drawing/2016/5/12/chartex" xmlns:cx7="http://schemas.microsoft.com/office/drawing/2016/5/13/chartex" xmlns:cx8="http://schemas.microsoft.com/office/drawing/2016/5/14/chartex" xmlns:mc="http://schemas.openxmlformats.org/markup-compatibility/2006" xmlns:aink="http://schemas.microsoft.com/office/drawing/2016/ink" xmlns:am3d="http://schemas.microsoft.com/office/drawing/2017/model3d" xmlns:o="urn:schemas-microsoft-com:office:office" xmlns:oel="http://schemas.microsoft.com/office/2019/extlst" xmlns:r="http://schemas.openxmlformats.org/officeDocument/2006/relationships" xmlns:m="http://schemas.openxmlformats.org/officeDocument/2006/math" xmlns:v="urn:schemas-microsoft-com:vml" xmlns:wp14="http://schemas.microsoft.com/office/word/2010/wordprocessingDrawing" xmlns:wp="http://schemas.openxmlformats.org/drawingml/2006/wordprocessingDrawing" xmlns:w10="urn:schemas-microsoft-com:office:word" xmlns:w="http://schemas.openxmlformats.org/wordprocessingml/2006/main" xmlns:w14="http://schemas.microsoft.com/office/word/2010/wordml" xmlns:w15="http://schemas.microsoft.com/office/word/2012/wordml" xmlns:w16cex="http://schemas.microsoft.com/office/word/2018/wordml/cex" xmlns:w16cid="http://schemas.microsoft.com/office/word/2016/wordml/cid" xmlns:w16="http://schemas.microsoft.com/office/word/2018/wordml" xmlns:w16du="http://schemas.microsoft.com/office/word/2023/wordml/word16du" xmlns:w16sdtdh="http://schemas.microsoft.com/office/word/2020/wordml/sdtdatahash" xmlns:w16sdtfl="http://schemas.microsoft.com/office/word/2024/wordml/sdtformatlock" xmlns:w16se="http://schemas.microsoft.com/office/word/2015/wordml/symex" xmlns:wpg="http://schemas.microsoft.com/office/word/2010/wordprocessingGroup" xmlns:wpi="http://schemas.microsoft.com/office/word/2010/wordprocessingInk" xmlns:wne="http://schemas.microsoft.com/office/word/2006/wordml" xmlns:wps="http://schemas.microsoft.com/office/word/2010/wordprocessingShape" mc:Ignorable="w14 w15 w16se w16cid w16 w16cex w16sdtdh w16sdtfl w16du wp14">
   <w:abstractNum w:abstractNumId="0" w15:restartNumberingAfterBreak="0">
     <w:nsid w:val="00317A8C"/>
     <w:multiLevelType w:val="hybridMultilevel"/>
@@ -23438,74 +25781,74 @@
       </w:rPr>
     </w:lvl>
   </w:abstractNum>
-  <w:num w:numId="1">
+  <w:num w:numId="1" w16cid:durableId="522591183">
     <w:abstractNumId w:val="10"/>
   </w:num>
-  <w:num w:numId="2">
+  <w:num w:numId="2" w16cid:durableId="1811247878">
     <w:abstractNumId w:val="17"/>
   </w:num>
-  <w:num w:numId="3">
+  <w:num w:numId="3" w16cid:durableId="491679543">
     <w:abstractNumId w:val="6"/>
   </w:num>
-  <w:num w:numId="4">
+  <w:num w:numId="4" w16cid:durableId="2102218497">
     <w:abstractNumId w:val="0"/>
   </w:num>
-  <w:num w:numId="5">
+  <w:num w:numId="5" w16cid:durableId="1746225071">
     <w:abstractNumId w:val="3"/>
   </w:num>
-  <w:num w:numId="6">
+  <w:num w:numId="6" w16cid:durableId="570701582">
     <w:abstractNumId w:val="4"/>
   </w:num>
-  <w:num w:numId="7">
+  <w:num w:numId="7" w16cid:durableId="2061589493">
     <w:abstractNumId w:val="16"/>
   </w:num>
-  <w:num w:numId="8">
+  <w:num w:numId="8" w16cid:durableId="200561651">
     <w:abstractNumId w:val="5"/>
   </w:num>
-  <w:num w:numId="9">
+  <w:num w:numId="9" w16cid:durableId="331108616">
     <w:abstractNumId w:val="19"/>
   </w:num>
-  <w:num w:numId="10">
+  <w:num w:numId="10" w16cid:durableId="439954584">
     <w:abstractNumId w:val="9"/>
   </w:num>
-  <w:num w:numId="11">
+  <w:num w:numId="11" w16cid:durableId="2082289563">
     <w:abstractNumId w:val="2"/>
   </w:num>
-  <w:num w:numId="12">
+  <w:num w:numId="12" w16cid:durableId="1277366113">
     <w:abstractNumId w:val="11"/>
   </w:num>
-  <w:num w:numId="13">
+  <w:num w:numId="13" w16cid:durableId="2085030229">
     <w:abstractNumId w:val="1"/>
   </w:num>
-  <w:num w:numId="14">
+  <w:num w:numId="14" w16cid:durableId="1969974860">
     <w:abstractNumId w:val="7"/>
   </w:num>
-  <w:num w:numId="15">
+  <w:num w:numId="15" w16cid:durableId="23363441">
     <w:abstractNumId w:val="13"/>
   </w:num>
-  <w:num w:numId="16">
+  <w:num w:numId="16" w16cid:durableId="190345561">
     <w:abstractNumId w:val="18"/>
   </w:num>
-  <w:num w:numId="17">
+  <w:num w:numId="17" w16cid:durableId="1907839096">
     <w:abstractNumId w:val="8"/>
   </w:num>
-  <w:num w:numId="18">
+  <w:num w:numId="18" w16cid:durableId="884176195">
     <w:abstractNumId w:val="14"/>
   </w:num>
-  <w:num w:numId="19">
+  <w:num w:numId="19" w16cid:durableId="1173030379">
     <w:abstractNumId w:val="20"/>
   </w:num>
-  <w:num w:numId="20">
+  <w:num w:numId="20" w16cid:durableId="522984301">
     <w:abstractNumId w:val="15"/>
   </w:num>
-  <w:num w:numId="21">
+  <w:num w:numId="21" w16cid:durableId="53353578">
     <w:abstractNumId w:val="12"/>
   </w:num>
 </w:numbering>
 </file>
 
 <file path=word/styles.xml><?xml version="1.0" encoding="utf-8"?>
-<w:styles xmlns:mc="http://schemas.openxmlformats.org/markup-compatibility/2006" xmlns:r="http://schemas.openxmlformats.org/officeDocument/2006/relationships" xmlns:w="http://schemas.openxmlformats.org/wordprocessingml/2006/main" xmlns:w14="http://schemas.microsoft.com/office/word/2010/wordml" xmlns:w15="http://schemas.microsoft.com/office/word/2012/wordml" xmlns:w16se="http://schemas.microsoft.com/office/word/2015/wordml/symex" mc:Ignorable="w14 w15 w16se">
+<w:styles xmlns:mc="http://schemas.openxmlformats.org/markup-compatibility/2006" xmlns:r="http://schemas.openxmlformats.org/officeDocument/2006/relationships" xmlns:w="http://schemas.openxmlformats.org/wordprocessingml/2006/main" xmlns:w14="http://schemas.microsoft.com/office/word/2010/wordml" xmlns:w15="http://schemas.microsoft.com/office/word/2012/wordml" xmlns:w16cex="http://schemas.microsoft.com/office/word/2018/wordml/cex" xmlns:w16cid="http://schemas.microsoft.com/office/word/2016/wordml/cid" xmlns:w16="http://schemas.microsoft.com/office/word/2018/wordml" xmlns:w16du="http://schemas.microsoft.com/office/word/2023/wordml/word16du" xmlns:w16sdtdh="http://schemas.microsoft.com/office/word/2020/wordml/sdtdatahash" xmlns:w16sdtfl="http://schemas.microsoft.com/office/word/2024/wordml/sdtformatlock" xmlns:w16se="http://schemas.microsoft.com/office/word/2015/wordml/symex" mc:Ignorable="w14 w15 w16se w16cid w16 w16cex w16sdtdh w16sdtfl w16du">
   <w:docDefaults>
     <w:rPrDefault>
       <w:rPr>
@@ -23523,7 +25866,7 @@
       </w:pPr>
     </w:pPrDefault>
   </w:docDefaults>
-  <w:latentStyles w:defLockedState="0" w:defUIPriority="99" w:defSemiHidden="0" w:defUnhideWhenUsed="0" w:defQFormat="0" w:count="371">
+  <w:latentStyles w:defLockedState="0" w:defUIPriority="99" w:defSemiHidden="0" w:defUnhideWhenUsed="0" w:defQFormat="0" w:count="376">
     <w:lsdException w:name="Normal" w:uiPriority="0" w:qFormat="1"/>
     <w:lsdException w:name="heading 1" w:uiPriority="9" w:qFormat="1"/>
     <w:lsdException w:name="heading 2" w:semiHidden="1" w:uiPriority="9" w:unhideWhenUsed="1" w:qFormat="1"/>
@@ -23895,6 +26238,11 @@
     <w:lsdException w:name="List Table 5 Dark Accent 6" w:uiPriority="50"/>
     <w:lsdException w:name="List Table 6 Colorful Accent 6" w:uiPriority="51"/>
     <w:lsdException w:name="List Table 7 Colorful Accent 6" w:uiPriority="52"/>
+    <w:lsdException w:name="Mention" w:semiHidden="1" w:unhideWhenUsed="1"/>
+    <w:lsdException w:name="Smart Hyperlink" w:semiHidden="1" w:unhideWhenUsed="1"/>
+    <w:lsdException w:name="Hashtag" w:semiHidden="1" w:unhideWhenUsed="1"/>
+    <w:lsdException w:name="Unresolved Mention" w:semiHidden="1" w:unhideWhenUsed="1"/>
+    <w:lsdException w:name="Smart Link" w:semiHidden="1" w:unhideWhenUsed="1"/>
   </w:latentStyles>
   <w:style w:type="paragraph" w:default="1" w:styleId="Normal">
     <w:name w:val="Normal"/>
@@ -24305,7 +26653,7 @@
       <w14:ligatures w14:val="none"/>
     </w:rPr>
   </w:style>
-  <w:style w:type="character" w:customStyle="1" w:styleId="UnresolvedMention">
+  <w:style w:type="character" w:styleId="UnresolvedMention">
     <w:name w:val="Unresolved Mention"/>
     <w:basedOn w:val="DefaultParagraphFont"/>
     <w:uiPriority w:val="99"/>
@@ -24698,7 +27046,7 @@
 </file>
 
 <file path=customXml/itemProps1.xml><?xml version="1.0" encoding="utf-8"?>
-<ds:datastoreItem xmlns:ds="http://schemas.openxmlformats.org/officeDocument/2006/customXml" ds:itemID="{FF9B0DD9-B2CF-4CB9-8448-7B7321B002BD}">
+<ds:datastoreItem xmlns:ds="http://schemas.openxmlformats.org/officeDocument/2006/customXml" ds:itemID="{AF1F71B2-9264-4CCC-8BBB-553AB9543207}">
   <ds:schemaRefs>
     <ds:schemaRef ds:uri="http://schemas.openxmlformats.org/officeDocument/2006/bibliography"/>
   </ds:schemaRefs>
